--- a/deliverables/复兴岛_全球创客岛_科创出海与具身智能国际大会_策划方案.docx
+++ b/deliverables/复兴岛_全球创客岛_科创出海与具身智能国际大会_策划方案.docx
@@ -83,7 +83,7 @@
           <w:color w:val="666666"/>
           <w:sz w:val="24"/>
         </w:rPr>
-        <w:t>杨浦·复兴岛「全球创客岛」阶段性成果发布暨国际合作揭牌活动</w:t>
+        <w:t>文脉续写 · 量子赋能 · 创客黑客松 · 国际合作揭牌</w:t>
       </w:r>
     </w:p>
     <w:p>
@@ -128,7 +128,7 @@
           <w:color w:val="1B2A44"/>
           <w:sz w:val="21"/>
         </w:rPr>
-        <w:t>以「全球创客岛」阶段性收官为政治节点，以「量子城市」政策为上位牵引，在复兴岛举办一场 200–300 人规模的国际化科创出海与具身智能大会，同步完成若干国家/片区国际会议厅（会客厅）揭牌落位，形成可汇报、可传播、可复用的政绩答卷。</w:t>
+        <w:t>以百年「复兴」文脉为底色，以市委启动「全球创客岛」与「量子城市」寄托为上位牵引，在岛上举办一场 200–300 人国际化科创出海与具身智能大会，同步完成国际会议厅揭牌，并以「船台·智能体」黑客松把创客生态做实，形成可汇报、可传播、可复用的阶段性政绩答卷。</w:t>
       </w:r>
     </w:p>
     <w:p>
@@ -220,7 +220,7 @@
           <w:color w:val="666666"/>
           <w:sz w:val="20"/>
         </w:rPr>
-        <w:t>版本：V1.0 · 建议稿　　编制：活动策划组</w:t>
+        <w:t>版本：V2.0 · 建议稿　　编制：活动策划组</w:t>
       </w:r>
     </w:p>
     <w:p>
@@ -267,7 +267,7 @@
           <w:color w:val="1B2A44"/>
           <w:sz w:val="22"/>
         </w:rPr>
-        <w:t>二、择日专章：为何选定 2026 年 9 月 12 日</w:t>
+        <w:t>二、历史文脉回顾与议题衍生</w:t>
       </w:r>
     </w:p>
     <w:p>
@@ -281,7 +281,7 @@
           <w:color w:val="1B2A44"/>
           <w:sz w:val="22"/>
         </w:rPr>
-        <w:t>三、活动定位、目标与主题板块</w:t>
+        <w:t>三、市、区领导寄托与活动回应</w:t>
       </w:r>
     </w:p>
     <w:p>
@@ -295,7 +295,7 @@
           <w:color w:val="1B2A44"/>
           <w:sz w:val="22"/>
         </w:rPr>
-        <w:t>四、活动概览与规模结构</w:t>
+        <w:t>四、大上海 / 杨浦规划对齐与六大课题</w:t>
       </w:r>
     </w:p>
     <w:p>
@@ -309,7 +309,7 @@
           <w:color w:val="1B2A44"/>
           <w:sz w:val="22"/>
         </w:rPr>
-        <w:t>五、场地建议（复兴岛）</w:t>
+        <w:t>五、「船台·智能体」黑客松专章</w:t>
       </w:r>
     </w:p>
     <w:p>
@@ -323,7 +323,7 @@
           <w:color w:val="1B2A44"/>
           <w:sz w:val="22"/>
         </w:rPr>
-        <w:t>六、嘉宾阵容与邀约策略</w:t>
+        <w:t>六、择日专章：为何选定 2026 年 9 月 12 日</w:t>
       </w:r>
     </w:p>
     <w:p>
@@ -337,7 +337,7 @@
           <w:color w:val="1B2A44"/>
           <w:sz w:val="22"/>
         </w:rPr>
-        <w:t>七、国际会议厅 / 会客厅揭牌落位计划</w:t>
+        <w:t>七、活动定位、目标与主题板块</w:t>
       </w:r>
     </w:p>
     <w:p>
@@ -351,7 +351,7 @@
           <w:color w:val="1B2A44"/>
           <w:sz w:val="22"/>
         </w:rPr>
-        <w:t>八、详细议程安排</w:t>
+        <w:t>八、活动概览与规模结构</w:t>
       </w:r>
     </w:p>
     <w:p>
@@ -365,7 +365,7 @@
           <w:color w:val="1B2A44"/>
           <w:sz w:val="22"/>
         </w:rPr>
-        <w:t>九、组织架构与执行倒排期</w:t>
+        <w:t>九、场地建议（复兴岛）</w:t>
       </w:r>
     </w:p>
     <w:p>
@@ -379,7 +379,7 @@
           <w:color w:val="1B2A44"/>
           <w:sz w:val="22"/>
         </w:rPr>
-        <w:t>十、预算测算（示意）</w:t>
+        <w:t>十、嘉宾阵容与邀约策略</w:t>
       </w:r>
     </w:p>
     <w:p>
@@ -393,7 +393,7 @@
           <w:color w:val="1B2A44"/>
           <w:sz w:val="22"/>
         </w:rPr>
-        <w:t>十一、预期成效与 KPI</w:t>
+        <w:t>十一、国际会议厅 / 会客厅揭牌落位计划</w:t>
       </w:r>
     </w:p>
     <w:p>
@@ -407,7 +407,63 @@
           <w:color w:val="1B2A44"/>
           <w:sz w:val="22"/>
         </w:rPr>
-        <w:t>十二、风险预案与下一步行动</w:t>
+        <w:t>十二、详细议程安排</w:t>
+      </w:r>
+    </w:p>
+    <w:p>
+      <w:pPr>
+        <w:spacing w:after="80" w:line="360" w:lineRule="auto"/>
+      </w:pPr>
+      <w:r>
+        <w:rPr>
+          <w:rFonts w:ascii="微软雅黑" w:hAnsi="微软雅黑" w:eastAsia="微软雅黑"/>
+          <w:b w:val="0"/>
+          <w:color w:val="1B2A44"/>
+          <w:sz w:val="22"/>
+        </w:rPr>
+        <w:t>十三、组织架构与执行倒排期</w:t>
+      </w:r>
+    </w:p>
+    <w:p>
+      <w:pPr>
+        <w:spacing w:after="80" w:line="360" w:lineRule="auto"/>
+      </w:pPr>
+      <w:r>
+        <w:rPr>
+          <w:rFonts w:ascii="微软雅黑" w:hAnsi="微软雅黑" w:eastAsia="微软雅黑"/>
+          <w:b w:val="0"/>
+          <w:color w:val="1B2A44"/>
+          <w:sz w:val="22"/>
+        </w:rPr>
+        <w:t>十四、预算测算（示意）</w:t>
+      </w:r>
+    </w:p>
+    <w:p>
+      <w:pPr>
+        <w:spacing w:after="80" w:line="360" w:lineRule="auto"/>
+      </w:pPr>
+      <w:r>
+        <w:rPr>
+          <w:rFonts w:ascii="微软雅黑" w:hAnsi="微软雅黑" w:eastAsia="微软雅黑"/>
+          <w:b w:val="0"/>
+          <w:color w:val="1B2A44"/>
+          <w:sz w:val="22"/>
+        </w:rPr>
+        <w:t>十五、预期成效与 KPI</w:t>
+      </w:r>
+    </w:p>
+    <w:p>
+      <w:pPr>
+        <w:spacing w:after="80" w:line="360" w:lineRule="auto"/>
+      </w:pPr>
+      <w:r>
+        <w:rPr>
+          <w:rFonts w:ascii="微软雅黑" w:hAnsi="微软雅黑" w:eastAsia="微软雅黑"/>
+          <w:b w:val="0"/>
+          <w:color w:val="1B2A44"/>
+          <w:sz w:val="22"/>
+        </w:rPr>
+        <w:t>十六、风险预案与下一步行动</w:t>
       </w:r>
     </w:p>
     <w:p>
@@ -468,7 +524,7 @@
           <w:color w:val="0B3D91"/>
           <w:sz w:val="26"/>
         </w:rPr>
-        <w:t>全球创客岛启动</w:t>
+        <w:t>百年文脉与岛名象征</w:t>
       </w:r>
     </w:p>
     <w:p>
@@ -482,7 +538,35 @@
           <w:color w:val="1B2A44"/>
           <w:sz w:val="21"/>
         </w:rPr>
-        <w:t>2025 年 12 月，市委主要领导实地调研复兴岛规划建设进展，正式启动「上海复兴岛—全球创客岛」，并发布相关实施行动与量子城市年度成果。复兴岛被明确为未来城市创新实验区，承担全球创客集聚使命。</w:t>
+        <w:t>由周家嘴浅滩吹填成岛，历经周家嘴岛、定海岛，抗战胜利后定名「复兴岛」。造船、仓储、渔业等工业文脉深厚；船台、塔吊、定海桥成为今日活化载体。本场活动以「百年复兴，智造再启航」作主题衍生主线。</w:t>
+      </w:r>
+    </w:p>
+    <w:p>
+      <w:pPr>
+        <w:pStyle w:val="Heading2"/>
+      </w:pPr>
+      <w:r>
+        <w:rPr>
+          <w:rFonts w:ascii="微软雅黑" w:hAnsi="微软雅黑" w:eastAsia="微软雅黑"/>
+          <w:b/>
+          <w:color w:val="0B3D91"/>
+          <w:sz w:val="26"/>
+        </w:rPr>
+        <w:t>全球创客岛启动</w:t>
+      </w:r>
+    </w:p>
+    <w:p>
+      <w:pPr>
+        <w:spacing w:after="120" w:line="360" w:lineRule="auto"/>
+      </w:pPr>
+      <w:r>
+        <w:rPr>
+          <w:rFonts w:ascii="微软雅黑" w:hAnsi="微软雅黑" w:eastAsia="微软雅黑"/>
+          <w:b w:val="0"/>
+          <w:color w:val="1B2A44"/>
+          <w:sz w:val="21"/>
+        </w:rPr>
+        <w:t>2025 年 12 月 18 日，市委书记陈吉宁实地调研并启动「上海复兴岛—全球创客岛」，强调盘活工业建筑、保护肌理、开展活动集聚人才，以及 AI 赋能城市空间治理场景测试。</w:t>
       </w:r>
     </w:p>
     <w:p>
@@ -510,7 +594,7 @@
           <w:color w:val="1B2A44"/>
           <w:sz w:val="21"/>
         </w:rPr>
-        <w:t>2026 年 2 月，杨浦区印发《关于建设复兴岛国际创新创业集聚区的实施方案》，锚定「数字智能岛、设计艺术岛、人民城市岛」新使命，先期盘活存量工业厂房，打造低成本、高效率、便利性的科创孵化集群。</w:t>
+        <w:t>2026 年 2 月杨府发〔2026〕1 号印发，锚定三岛定位与四大产业方向，明确低成本创业、孵化品牌、创客生态、金融赋能与青年人才政策包。</w:t>
       </w:r>
     </w:p>
     <w:p>
@@ -524,7 +608,7 @@
           <w:color w:val="0B3D91"/>
           <w:sz w:val="26"/>
         </w:rPr>
-        <w:t>量子城市实验基地</w:t>
+        <w:t>量子城市与具身智能实践</w:t>
       </w:r>
     </w:p>
     <w:p>
@@ -538,35 +622,7 @@
           <w:color w:val="1B2A44"/>
           <w:sz w:val="21"/>
         </w:rPr>
-        <w:t>市委主要领导提出并推动「量子城市」空间智能建设；复兴岛作为上海量子城市实验基地与时空智能创新先行区，已形成全息空间智能体、感知终端接入与多场景应用基础。杨浦区领导以岛上实践迎合市级政策，亟需一场高规格活动完成阶段性收官叙事。</w:t>
-      </w:r>
-    </w:p>
-    <w:p>
-      <w:pPr>
-        <w:pStyle w:val="Heading2"/>
-      </w:pPr>
-      <w:r>
-        <w:rPr>
-          <w:rFonts w:ascii="微软雅黑" w:hAnsi="微软雅黑" w:eastAsia="微软雅黑"/>
-          <w:b/>
-          <w:color w:val="0B3D91"/>
-          <w:sz w:val="26"/>
-        </w:rPr>
-        <w:t>具身智能与产业方向</w:t>
-      </w:r>
-    </w:p>
-    <w:p>
-      <w:pPr>
-        <w:spacing w:after="120" w:line="360" w:lineRule="auto"/>
-      </w:pPr>
-      <w:r>
-        <w:rPr>
-          <w:rFonts w:ascii="微软雅黑" w:hAnsi="微软雅黑" w:eastAsia="微软雅黑"/>
-          <w:b w:val="0"/>
-          <w:color w:val="1B2A44"/>
-          <w:sz w:val="21"/>
-        </w:rPr>
-        <w:t>岛上已启动具身智能实景空间实验实训实测系列行动；四大产业方向明确覆盖人工智能与空间智能、生命科学、绿色低碳、低空经济与未来出行。本场活动以出海与科创为主轴，聚焦 AI、具身智能、低空经济的板块协同。</w:t>
+        <w:t>岛上量子城市实验基地、具身智能实景实训实测平台持续推进；本场以出海与科创为主轴，叠加黑客松，把「实验」做成「可见的答卷」。</w:t>
       </w:r>
     </w:p>
     <w:p>
@@ -595,7 +651,7 @@
           <w:color w:val="1B2A44"/>
           <w:sz w:val="21"/>
         </w:rPr>
-        <w:t>市级：「量子城市」时空智能建设 / 科创中心建设 / 人民城市理念</w:t>
+        <w:t>市级：量子城市时空智能 / 科创中心 / 黄浦江中北段 / 人民城市</w:t>
       </w:r>
     </w:p>
     <w:p>
@@ -610,7 +666,7 @@
           <w:color w:val="1B2A44"/>
           <w:sz w:val="21"/>
         </w:rPr>
-        <w:t>区级：复兴岛国际创新创业集聚区 / 全球创客岛 / 「3310」海外引才</w:t>
+        <w:t>规划资源：国际创新创业集聚区规划资源指导意见 · 过渡型综合利用</w:t>
       </w:r>
     </w:p>
     <w:p>
@@ -625,7 +681,7 @@
           <w:color w:val="1B2A44"/>
           <w:sz w:val="21"/>
         </w:rPr>
-        <w:t>岛级：数字智能岛 · 设计艺术岛 · 人民城市岛；碳硅双基共生实验</w:t>
+        <w:t>区级：杨府发〔2026〕1 号 · 三岛定位 · 「3310」海外引才 · 创客学院</w:t>
       </w:r>
     </w:p>
     <w:p>
@@ -640,7 +696,22 @@
           <w:color w:val="1B2A44"/>
           <w:sz w:val="21"/>
         </w:rPr>
-        <w:t>国际：「一带一路」倡议下的科技出海与双向投资合作</w:t>
+        <w:t>岛级：数字智能岛 · 设计艺术岛 · 人民城市岛 · 碳硅双基共生</w:t>
+      </w:r>
+    </w:p>
+    <w:p>
+      <w:pPr>
+        <w:pStyle w:val="ListBullet"/>
+        <w:spacing w:after="60"/>
+      </w:pPr>
+      <w:r>
+        <w:rPr>
+          <w:rFonts w:ascii="微软雅黑" w:hAnsi="微软雅黑" w:eastAsia="微软雅黑"/>
+          <w:b w:val="0"/>
+          <w:color w:val="1B2A44"/>
+          <w:sz w:val="21"/>
+        </w:rPr>
+        <w:t>国际：「一带一路」科技出海与双向投资 · 国家/片区会客厅</w:t>
       </w:r>
     </w:p>
     <w:p>
@@ -654,7 +725,22 @@
           <w:color w:val="0B3D91"/>
           <w:sz w:val="26"/>
         </w:rPr>
-        <w:t>本场活动要回答的三个问题</w:t>
+        <w:t>本场活动要回答的四个问题</w:t>
+      </w:r>
+    </w:p>
+    <w:p>
+      <w:pPr>
+        <w:pStyle w:val="ListBullet"/>
+        <w:spacing w:after="60"/>
+      </w:pPr>
+      <w:r>
+        <w:rPr>
+          <w:rFonts w:ascii="微软雅黑" w:hAnsi="微软雅黑" w:eastAsia="微软雅黑"/>
+          <w:b w:val="0"/>
+          <w:color w:val="1B2A44"/>
+          <w:sz w:val="21"/>
+        </w:rPr>
+        <w:t>百年「复兴」文脉如何转译为今日创客岛的主题与空间体验？</w:t>
       </w:r>
     </w:p>
     <w:p>
@@ -684,7 +770,7 @@
           <w:color w:val="1B2A44"/>
           <w:sz w:val="21"/>
         </w:rPr>
-        <w:t>杨浦如何把「量子城市」从概念变成岛上可看、可感、可汇报的实践？</w:t>
+        <w:t>杨浦如何把「量子城市」与市、区领导寄托做成可汇报实践？</w:t>
       </w:r>
     </w:p>
     <w:p>
@@ -699,7 +785,7 @@
           <w:color w:val="1B2A44"/>
           <w:sz w:val="21"/>
         </w:rPr>
-        <w:t>国际化不是口号：领事来了、会客厅落了、企业对接了吗？</w:t>
+        <w:t>国际化与创客生态是否同时可见：领事、会客厅、黑客松都到位了吗？</w:t>
       </w:r>
     </w:p>
     <w:p>
@@ -713,7 +799,2943 @@
           <w:color w:val="0B3D91"/>
           <w:sz w:val="32"/>
         </w:rPr>
-        <w:t>二、择日专章：为何选定 2026 年 9 月 12 日</w:t>
+        <w:t>二、历史文脉回顾与议题衍生</w:t>
+      </w:r>
+    </w:p>
+    <w:p>
+      <w:pPr>
+        <w:spacing w:after="120" w:line="360" w:lineRule="auto"/>
+      </w:pPr>
+      <w:r>
+        <w:rPr>
+          <w:rFonts w:ascii="微软雅黑" w:hAnsi="微软雅黑" w:eastAsia="微软雅黑"/>
+          <w:b w:val="0"/>
+          <w:color w:val="1B2A44"/>
+          <w:sz w:val="21"/>
+        </w:rPr>
+        <w:t>复兴岛是黄浦江内唯一封闭式内陆岛。由周家嘴浅滩经浚浦局吹填成岛，历经周家嘴岛、定海岛（一度昭和岛），抗战胜利后定名「复兴岛」，寓国家复兴。造船、仓储、渔业等工业文脉深厚；船台、塔吊、定海桥成为今日活化载体。</w:t>
+      </w:r>
+    </w:p>
+    <w:p>
+      <w:pPr>
+        <w:pStyle w:val="Heading2"/>
+      </w:pPr>
+      <w:r>
+        <w:rPr>
+          <w:rFonts w:ascii="微软雅黑" w:hAnsi="微软雅黑" w:eastAsia="微软雅黑"/>
+          <w:b/>
+          <w:color w:val="0B3D91"/>
+          <w:sz w:val="26"/>
+        </w:rPr>
+        <w:t>时间轴</w:t>
+      </w:r>
+    </w:p>
+    <w:tbl>
+      <w:tblPr>
+        <w:tblStyle w:val="TableGrid"/>
+        <w:tblW w:type="auto" w:w="0"/>
+        <w:tblLook w:firstColumn="1" w:firstRow="1" w:lastColumn="0" w:lastRow="0" w:noHBand="0" w:noVBand="1" w:val="04A0"/>
+      </w:tblPr>
+      <w:tblGrid>
+        <w:gridCol w:w="3211"/>
+        <w:gridCol w:w="3211"/>
+        <w:gridCol w:w="3211"/>
+      </w:tblGrid>
+      <w:tr>
+        <w:tc>
+          <w:tcPr>
+            <w:tcW w:type="dxa" w:w="3211"/>
+            <w:shd w:val="clear" w:color="auto" w:fill="0B3D91"/>
+          </w:tcPr>
+          <w:p>
+            <w:r/>
+            <w:r>
+              <w:rPr>
+                <w:rFonts w:ascii="微软雅黑" w:hAnsi="微软雅黑" w:eastAsia="微软雅黑"/>
+                <w:b/>
+                <w:color w:val="FFFFFF"/>
+                <w:sz w:val="20"/>
+              </w:rPr>
+              <w:t>时期</w:t>
+            </w:r>
+          </w:p>
+        </w:tc>
+        <w:tc>
+          <w:tcPr>
+            <w:tcW w:type="dxa" w:w="3211"/>
+            <w:shd w:val="clear" w:color="auto" w:fill="0B3D91"/>
+          </w:tcPr>
+          <w:p>
+            <w:r/>
+            <w:r>
+              <w:rPr>
+                <w:rFonts w:ascii="微软雅黑" w:hAnsi="微软雅黑" w:eastAsia="微软雅黑"/>
+                <w:b/>
+                <w:color w:val="FFFFFF"/>
+                <w:sz w:val="20"/>
+              </w:rPr>
+              <w:t>节点</w:t>
+            </w:r>
+          </w:p>
+        </w:tc>
+        <w:tc>
+          <w:tcPr>
+            <w:tcW w:type="dxa" w:w="3211"/>
+            <w:shd w:val="clear" w:color="auto" w:fill="0B3D91"/>
+          </w:tcPr>
+          <w:p>
+            <w:r/>
+            <w:r>
+              <w:rPr>
+                <w:rFonts w:ascii="微软雅黑" w:hAnsi="微软雅黑" w:eastAsia="微软雅黑"/>
+                <w:b/>
+                <w:color w:val="FFFFFF"/>
+                <w:sz w:val="20"/>
+              </w:rPr>
+              <w:t>要点</w:t>
+            </w:r>
+          </w:p>
+        </w:tc>
+      </w:tr>
+      <w:tr>
+        <w:tc>
+          <w:tcPr>
+            <w:tcW w:type="dxa" w:w="3211"/>
+          </w:tcPr>
+          <w:p>
+            <w:r/>
+            <w:r>
+              <w:rPr>
+                <w:rFonts w:ascii="微软雅黑" w:hAnsi="微软雅黑" w:eastAsia="微软雅黑"/>
+                <w:b w:val="0"/>
+                <w:color w:val="1B2A44"/>
+                <w:sz w:val="19"/>
+              </w:rPr>
+              <w:t>清末—民初</w:t>
+            </w:r>
+          </w:p>
+        </w:tc>
+        <w:tc>
+          <w:tcPr>
+            <w:tcW w:type="dxa" w:w="3211"/>
+          </w:tcPr>
+          <w:p>
+            <w:r/>
+            <w:r>
+              <w:rPr>
+                <w:rFonts w:ascii="微软雅黑" w:hAnsi="微软雅黑" w:eastAsia="微软雅黑"/>
+                <w:b w:val="0"/>
+                <w:color w:val="1B2A44"/>
+                <w:sz w:val="19"/>
+              </w:rPr>
+              <w:t>周家嘴浅滩</w:t>
+            </w:r>
+          </w:p>
+        </w:tc>
+        <w:tc>
+          <w:tcPr>
+            <w:tcW w:type="dxa" w:w="3211"/>
+          </w:tcPr>
+          <w:p>
+            <w:r/>
+            <w:r>
+              <w:rPr>
+                <w:rFonts w:ascii="微软雅黑" w:hAnsi="微软雅黑" w:eastAsia="微软雅黑"/>
+                <w:b w:val="0"/>
+                <w:color w:val="1B2A44"/>
+                <w:sz w:val="19"/>
+              </w:rPr>
+              <w:t>黄浦江左岸鱼嘴状浅滩，因周家嘴村得名；浚浦局启动航道整治。</w:t>
+            </w:r>
+          </w:p>
+        </w:tc>
+      </w:tr>
+      <w:tr>
+        <w:tc>
+          <w:tcPr>
+            <w:tcW w:type="dxa" w:w="3211"/>
+            <w:shd w:val="clear" w:color="auto" w:fill="F2F6FA"/>
+          </w:tcPr>
+          <w:p>
+            <w:r/>
+            <w:r>
+              <w:rPr>
+                <w:rFonts w:ascii="微软雅黑" w:hAnsi="微软雅黑" w:eastAsia="微软雅黑"/>
+                <w:b w:val="0"/>
+                <w:color w:val="1B2A44"/>
+                <w:sz w:val="19"/>
+              </w:rPr>
+              <w:t>1913—1934</w:t>
+            </w:r>
+          </w:p>
+        </w:tc>
+        <w:tc>
+          <w:tcPr>
+            <w:tcW w:type="dxa" w:w="3211"/>
+            <w:shd w:val="clear" w:color="auto" w:fill="F2F6FA"/>
+          </w:tcPr>
+          <w:p>
+            <w:r/>
+            <w:r>
+              <w:rPr>
+                <w:rFonts w:ascii="微软雅黑" w:hAnsi="微软雅黑" w:eastAsia="微软雅黑"/>
+                <w:b w:val="0"/>
+                <w:color w:val="1B2A44"/>
+                <w:sz w:val="19"/>
+              </w:rPr>
+              <w:t>吹填成岛</w:t>
+            </w:r>
+          </w:p>
+        </w:tc>
+        <w:tc>
+          <w:tcPr>
+            <w:tcW w:type="dxa" w:w="3211"/>
+            <w:shd w:val="clear" w:color="auto" w:fill="F2F6FA"/>
+          </w:tcPr>
+          <w:p>
+            <w:r/>
+            <w:r>
+              <w:rPr>
+                <w:rFonts w:ascii="微软雅黑" w:hAnsi="微软雅黑" w:eastAsia="微软雅黑"/>
+                <w:b w:val="0"/>
+                <w:color w:val="1B2A44"/>
+                <w:sz w:val="19"/>
+              </w:rPr>
+              <w:t>抛柴排筑堤、吹泥填土，周家嘴岛基本形成；南北约 3.4 公里，面积约 1.13 平方公里。</w:t>
+            </w:r>
+          </w:p>
+        </w:tc>
+      </w:tr>
+      <w:tr>
+        <w:tc>
+          <w:tcPr>
+            <w:tcW w:type="dxa" w:w="3211"/>
+          </w:tcPr>
+          <w:p>
+            <w:r/>
+            <w:r>
+              <w:rPr>
+                <w:rFonts w:ascii="微软雅黑" w:hAnsi="微软雅黑" w:eastAsia="微软雅黑"/>
+                <w:b w:val="0"/>
+                <w:color w:val="1B2A44"/>
+                <w:sz w:val="19"/>
+              </w:rPr>
+              <w:t>1927 前后</w:t>
+            </w:r>
+          </w:p>
+        </w:tc>
+        <w:tc>
+          <w:tcPr>
+            <w:tcW w:type="dxa" w:w="3211"/>
+          </w:tcPr>
+          <w:p>
+            <w:r/>
+            <w:r>
+              <w:rPr>
+                <w:rFonts w:ascii="微软雅黑" w:hAnsi="微软雅黑" w:eastAsia="微软雅黑"/>
+                <w:b w:val="0"/>
+                <w:color w:val="1B2A44"/>
+                <w:sz w:val="19"/>
+              </w:rPr>
+              <w:t>定海桥贯通</w:t>
+            </w:r>
+          </w:p>
+        </w:tc>
+        <w:tc>
+          <w:tcPr>
+            <w:tcW w:type="dxa" w:w="3211"/>
+          </w:tcPr>
+          <w:p>
+            <w:r/>
+            <w:r>
+              <w:rPr>
+                <w:rFonts w:ascii="微软雅黑" w:hAnsi="微软雅黑" w:eastAsia="微软雅黑"/>
+                <w:b w:val="0"/>
+                <w:color w:val="1B2A44"/>
+                <w:sz w:val="19"/>
+              </w:rPr>
+              <w:t>定海路桥建成，岛与市区陆路连通；浚浦局工场、仓储起步。</w:t>
+            </w:r>
+          </w:p>
+        </w:tc>
+      </w:tr>
+      <w:tr>
+        <w:tc>
+          <w:tcPr>
+            <w:tcW w:type="dxa" w:w="3211"/>
+            <w:shd w:val="clear" w:color="auto" w:fill="F2F6FA"/>
+          </w:tcPr>
+          <w:p>
+            <w:r/>
+            <w:r>
+              <w:rPr>
+                <w:rFonts w:ascii="微软雅黑" w:hAnsi="微软雅黑" w:eastAsia="微软雅黑"/>
+                <w:b w:val="0"/>
+                <w:color w:val="1B2A44"/>
+                <w:sz w:val="19"/>
+              </w:rPr>
+              <w:t>1930 年代</w:t>
+            </w:r>
+          </w:p>
+        </w:tc>
+        <w:tc>
+          <w:tcPr>
+            <w:tcW w:type="dxa" w:w="3211"/>
+            <w:shd w:val="clear" w:color="auto" w:fill="F2F6FA"/>
+          </w:tcPr>
+          <w:p>
+            <w:r/>
+            <w:r>
+              <w:rPr>
+                <w:rFonts w:ascii="微软雅黑" w:hAnsi="微软雅黑" w:eastAsia="微软雅黑"/>
+                <w:b w:val="0"/>
+                <w:color w:val="1B2A44"/>
+                <w:sz w:val="19"/>
+              </w:rPr>
+              <w:t>工业岛成型</w:t>
+            </w:r>
+          </w:p>
+        </w:tc>
+        <w:tc>
+          <w:tcPr>
+            <w:tcW w:type="dxa" w:w="3211"/>
+            <w:shd w:val="clear" w:color="auto" w:fill="F2F6FA"/>
+          </w:tcPr>
+          <w:p>
+            <w:r/>
+            <w:r>
+              <w:rPr>
+                <w:rFonts w:ascii="微软雅黑" w:hAnsi="微软雅黑" w:eastAsia="微软雅黑"/>
+                <w:b w:val="0"/>
+                <w:color w:val="1B2A44"/>
+                <w:sz w:val="19"/>
+              </w:rPr>
+              <w:t>大中华造船机器厂、上海鱼市场等入驻；造船、仓储、能源产业集聚。</w:t>
+            </w:r>
+          </w:p>
+        </w:tc>
+      </w:tr>
+      <w:tr>
+        <w:tc>
+          <w:tcPr>
+            <w:tcW w:type="dxa" w:w="3211"/>
+          </w:tcPr>
+          <w:p>
+            <w:r/>
+            <w:r>
+              <w:rPr>
+                <w:rFonts w:ascii="微软雅黑" w:hAnsi="微软雅黑" w:eastAsia="微软雅黑"/>
+                <w:b w:val="0"/>
+                <w:color w:val="1B2A44"/>
+                <w:sz w:val="19"/>
+              </w:rPr>
+              <w:t>1937—1945</w:t>
+            </w:r>
+          </w:p>
+        </w:tc>
+        <w:tc>
+          <w:tcPr>
+            <w:tcW w:type="dxa" w:w="3211"/>
+          </w:tcPr>
+          <w:p>
+            <w:r/>
+            <w:r>
+              <w:rPr>
+                <w:rFonts w:ascii="微软雅黑" w:hAnsi="微软雅黑" w:eastAsia="微软雅黑"/>
+                <w:b w:val="0"/>
+                <w:color w:val="1B2A44"/>
+                <w:sz w:val="19"/>
+              </w:rPr>
+              <w:t>定海岛岁月</w:t>
+            </w:r>
+          </w:p>
+        </w:tc>
+        <w:tc>
+          <w:tcPr>
+            <w:tcW w:type="dxa" w:w="3211"/>
+          </w:tcPr>
+          <w:p>
+            <w:r/>
+            <w:r>
+              <w:rPr>
+                <w:rFonts w:ascii="微软雅黑" w:hAnsi="微软雅黑" w:eastAsia="微软雅黑"/>
+                <w:b w:val="0"/>
+                <w:color w:val="1B2A44"/>
+                <w:sz w:val="19"/>
+              </w:rPr>
+              <w:t>日军占领后改称定海岛（一度昭和岛）；抗战胜利后更名「复兴岛」，寓国家复兴。</w:t>
+            </w:r>
+          </w:p>
+        </w:tc>
+      </w:tr>
+      <w:tr>
+        <w:tc>
+          <w:tcPr>
+            <w:tcW w:type="dxa" w:w="3211"/>
+            <w:shd w:val="clear" w:color="auto" w:fill="F2F6FA"/>
+          </w:tcPr>
+          <w:p>
+            <w:r/>
+            <w:r>
+              <w:rPr>
+                <w:rFonts w:ascii="微软雅黑" w:hAnsi="微软雅黑" w:eastAsia="微软雅黑"/>
+                <w:b w:val="0"/>
+                <w:color w:val="1B2A44"/>
+                <w:sz w:val="19"/>
+              </w:rPr>
+              <w:t>解放后—本世纪</w:t>
+            </w:r>
+          </w:p>
+        </w:tc>
+        <w:tc>
+          <w:tcPr>
+            <w:tcW w:type="dxa" w:w="3211"/>
+            <w:shd w:val="clear" w:color="auto" w:fill="F2F6FA"/>
+          </w:tcPr>
+          <w:p>
+            <w:r/>
+            <w:r>
+              <w:rPr>
+                <w:rFonts w:ascii="微软雅黑" w:hAnsi="微软雅黑" w:eastAsia="微软雅黑"/>
+                <w:b w:val="0"/>
+                <w:color w:val="1B2A44"/>
+                <w:sz w:val="19"/>
+              </w:rPr>
+              <w:t>产业基地</w:t>
+            </w:r>
+          </w:p>
+        </w:tc>
+        <w:tc>
+          <w:tcPr>
+            <w:tcW w:type="dxa" w:w="3211"/>
+            <w:shd w:val="clear" w:color="auto" w:fill="F2F6FA"/>
+          </w:tcPr>
+          <w:p>
+            <w:r/>
+            <w:r>
+              <w:rPr>
+                <w:rFonts w:ascii="微软雅黑" w:hAnsi="微软雅黑" w:eastAsia="微软雅黑"/>
+                <w:b w:val="0"/>
+                <w:color w:val="1B2A44"/>
+                <w:sz w:val="19"/>
+              </w:rPr>
+              <w:t>燃料、木材、石油、仓储、造船、渔业等国央企扎根，见证民族工业荣光。</w:t>
+            </w:r>
+          </w:p>
+        </w:tc>
+      </w:tr>
+      <w:tr>
+        <w:tc>
+          <w:tcPr>
+            <w:tcW w:type="dxa" w:w="3211"/>
+          </w:tcPr>
+          <w:p>
+            <w:r/>
+            <w:r>
+              <w:rPr>
+                <w:rFonts w:ascii="微软雅黑" w:hAnsi="微软雅黑" w:eastAsia="微软雅黑"/>
+                <w:b w:val="0"/>
+                <w:color w:val="1B2A44"/>
+                <w:sz w:val="19"/>
+              </w:rPr>
+              <w:t>战略留白期</w:t>
+            </w:r>
+          </w:p>
+        </w:tc>
+        <w:tc>
+          <w:tcPr>
+            <w:tcW w:type="dxa" w:w="3211"/>
+          </w:tcPr>
+          <w:p>
+            <w:r/>
+            <w:r>
+              <w:rPr>
+                <w:rFonts w:ascii="微软雅黑" w:hAnsi="微软雅黑" w:eastAsia="微软雅黑"/>
+                <w:b w:val="0"/>
+                <w:color w:val="1B2A44"/>
+                <w:sz w:val="19"/>
+              </w:rPr>
+              <w:t>留白岛</w:t>
+            </w:r>
+          </w:p>
+        </w:tc>
+        <w:tc>
+          <w:tcPr>
+            <w:tcW w:type="dxa" w:w="3211"/>
+          </w:tcPr>
+          <w:p>
+            <w:r/>
+            <w:r>
+              <w:rPr>
+                <w:rFonts w:ascii="微软雅黑" w:hAnsi="微软雅黑" w:eastAsia="微软雅黑"/>
+                <w:b w:val="0"/>
+                <w:color w:val="1B2A44"/>
+                <w:sz w:val="19"/>
+              </w:rPr>
+              <w:t>中心城区稀缺滨水战略空间，为未来城市实验预留；工业肌理与遗存得以保全。</w:t>
+            </w:r>
+          </w:p>
+        </w:tc>
+      </w:tr>
+      <w:tr>
+        <w:tc>
+          <w:tcPr>
+            <w:tcW w:type="dxa" w:w="3211"/>
+            <w:shd w:val="clear" w:color="auto" w:fill="F2F6FA"/>
+          </w:tcPr>
+          <w:p>
+            <w:r/>
+            <w:r>
+              <w:rPr>
+                <w:rFonts w:ascii="微软雅黑" w:hAnsi="微软雅黑" w:eastAsia="微软雅黑"/>
+                <w:b w:val="0"/>
+                <w:color w:val="1B2A44"/>
+                <w:sz w:val="19"/>
+              </w:rPr>
+              <w:t>2024.12 起</w:t>
+            </w:r>
+          </w:p>
+        </w:tc>
+        <w:tc>
+          <w:tcPr>
+            <w:tcW w:type="dxa" w:w="3211"/>
+            <w:shd w:val="clear" w:color="auto" w:fill="F2F6FA"/>
+          </w:tcPr>
+          <w:p>
+            <w:r/>
+            <w:r>
+              <w:rPr>
+                <w:rFonts w:ascii="微软雅黑" w:hAnsi="微软雅黑" w:eastAsia="微软雅黑"/>
+                <w:b w:val="0"/>
+                <w:color w:val="1B2A44"/>
+                <w:sz w:val="19"/>
+              </w:rPr>
+              <w:t>量子城市场</w:t>
+            </w:r>
+          </w:p>
+        </w:tc>
+        <w:tc>
+          <w:tcPr>
+            <w:tcW w:type="dxa" w:w="3211"/>
+            <w:shd w:val="clear" w:color="auto" w:fill="F2F6FA"/>
+          </w:tcPr>
+          <w:p>
+            <w:r/>
+            <w:r>
+              <w:rPr>
+                <w:rFonts w:ascii="微软雅黑" w:hAnsi="微软雅黑" w:eastAsia="微软雅黑"/>
+                <w:b w:val="0"/>
+                <w:color w:val="1B2A44"/>
+                <w:sz w:val="19"/>
+              </w:rPr>
+              <w:t>上海量子城市时空智能创新基地启动，岛上感知、语料与场景底座起步。</w:t>
+            </w:r>
+          </w:p>
+        </w:tc>
+      </w:tr>
+      <w:tr>
+        <w:tc>
+          <w:tcPr>
+            <w:tcW w:type="dxa" w:w="3211"/>
+          </w:tcPr>
+          <w:p>
+            <w:r/>
+            <w:r>
+              <w:rPr>
+                <w:rFonts w:ascii="微软雅黑" w:hAnsi="微软雅黑" w:eastAsia="微软雅黑"/>
+                <w:b w:val="0"/>
+                <w:color w:val="1B2A44"/>
+                <w:sz w:val="19"/>
+              </w:rPr>
+              <w:t>2025.12.18</w:t>
+            </w:r>
+          </w:p>
+        </w:tc>
+        <w:tc>
+          <w:tcPr>
+            <w:tcW w:type="dxa" w:w="3211"/>
+          </w:tcPr>
+          <w:p>
+            <w:r/>
+            <w:r>
+              <w:rPr>
+                <w:rFonts w:ascii="微软雅黑" w:hAnsi="微软雅黑" w:eastAsia="微软雅黑"/>
+                <w:b w:val="0"/>
+                <w:color w:val="1B2A44"/>
+                <w:sz w:val="19"/>
+              </w:rPr>
+              <w:t>全球创客岛</w:t>
+            </w:r>
+          </w:p>
+        </w:tc>
+        <w:tc>
+          <w:tcPr>
+            <w:tcW w:type="dxa" w:w="3211"/>
+          </w:tcPr>
+          <w:p>
+            <w:r/>
+            <w:r>
+              <w:rPr>
+                <w:rFonts w:ascii="微软雅黑" w:hAnsi="微软雅黑" w:eastAsia="微软雅黑"/>
+                <w:b w:val="0"/>
+                <w:color w:val="1B2A44"/>
+                <w:sz w:val="19"/>
+              </w:rPr>
+              <w:t>市委书记陈吉宁调研并启动「上海复兴岛—全球创客岛」，岛正式进入开局年。</w:t>
+            </w:r>
+          </w:p>
+        </w:tc>
+      </w:tr>
+      <w:tr>
+        <w:tc>
+          <w:tcPr>
+            <w:tcW w:type="dxa" w:w="3211"/>
+            <w:shd w:val="clear" w:color="auto" w:fill="F2F6FA"/>
+          </w:tcPr>
+          <w:p>
+            <w:r/>
+            <w:r>
+              <w:rPr>
+                <w:rFonts w:ascii="微软雅黑" w:hAnsi="微软雅黑" w:eastAsia="微软雅黑"/>
+                <w:b w:val="0"/>
+                <w:color w:val="1B2A44"/>
+                <w:sz w:val="19"/>
+              </w:rPr>
+              <w:t>2026.02</w:t>
+            </w:r>
+          </w:p>
+        </w:tc>
+        <w:tc>
+          <w:tcPr>
+            <w:tcW w:type="dxa" w:w="3211"/>
+            <w:shd w:val="clear" w:color="auto" w:fill="F2F6FA"/>
+          </w:tcPr>
+          <w:p>
+            <w:r/>
+            <w:r>
+              <w:rPr>
+                <w:rFonts w:ascii="微软雅黑" w:hAnsi="微软雅黑" w:eastAsia="微软雅黑"/>
+                <w:b w:val="0"/>
+                <w:color w:val="1B2A44"/>
+                <w:sz w:val="19"/>
+              </w:rPr>
+              <w:t>集聚区方案</w:t>
+            </w:r>
+          </w:p>
+        </w:tc>
+        <w:tc>
+          <w:tcPr>
+            <w:tcW w:type="dxa" w:w="3211"/>
+            <w:shd w:val="clear" w:color="auto" w:fill="F2F6FA"/>
+          </w:tcPr>
+          <w:p>
+            <w:r/>
+            <w:r>
+              <w:rPr>
+                <w:rFonts w:ascii="微软雅黑" w:hAnsi="微软雅黑" w:eastAsia="微软雅黑"/>
+                <w:b w:val="0"/>
+                <w:color w:val="1B2A44"/>
+                <w:sz w:val="19"/>
+              </w:rPr>
+              <w:t>杨府发〔2026〕1 号印发，锚定三岛定位与四大产业方向，政策体系成型。</w:t>
+            </w:r>
+          </w:p>
+        </w:tc>
+      </w:tr>
+    </w:tbl>
+    <w:p/>
+    <w:p>
+      <w:pPr>
+        <w:pStyle w:val="Heading2"/>
+      </w:pPr>
+      <w:r>
+        <w:rPr>
+          <w:rFonts w:ascii="微软雅黑" w:hAnsi="微软雅黑" w:eastAsia="微软雅黑"/>
+          <w:b/>
+          <w:color w:val="0B3D91"/>
+          <w:sz w:val="26"/>
+        </w:rPr>
+        <w:t>关键文脉载体</w:t>
+      </w:r>
+    </w:p>
+    <w:tbl>
+      <w:tblPr>
+        <w:tblStyle w:val="TableGrid"/>
+        <w:tblW w:type="auto" w:w="0"/>
+        <w:tblLook w:firstColumn="1" w:firstRow="1" w:lastColumn="0" w:lastRow="0" w:noHBand="0" w:noVBand="1" w:val="04A0"/>
+      </w:tblPr>
+      <w:tblGrid>
+        <w:gridCol w:w="4816"/>
+        <w:gridCol w:w="4816"/>
+      </w:tblGrid>
+      <w:tr>
+        <w:tc>
+          <w:tcPr>
+            <w:tcW w:type="dxa" w:w="4816"/>
+            <w:shd w:val="clear" w:color="auto" w:fill="0B3D91"/>
+          </w:tcPr>
+          <w:p>
+            <w:r/>
+            <w:r>
+              <w:rPr>
+                <w:rFonts w:ascii="微软雅黑" w:hAnsi="微软雅黑" w:eastAsia="微软雅黑"/>
+                <w:b/>
+                <w:color w:val="FFFFFF"/>
+                <w:sz w:val="20"/>
+              </w:rPr>
+              <w:t>载体</w:t>
+            </w:r>
+          </w:p>
+        </w:tc>
+        <w:tc>
+          <w:tcPr>
+            <w:tcW w:type="dxa" w:w="4816"/>
+            <w:shd w:val="clear" w:color="auto" w:fill="0B3D91"/>
+          </w:tcPr>
+          <w:p>
+            <w:r/>
+            <w:r>
+              <w:rPr>
+                <w:rFonts w:ascii="微软雅黑" w:hAnsi="微软雅黑" w:eastAsia="微软雅黑"/>
+                <w:b/>
+                <w:color w:val="FFFFFF"/>
+                <w:sz w:val="20"/>
+              </w:rPr>
+              <w:t>说明</w:t>
+            </w:r>
+          </w:p>
+        </w:tc>
+      </w:tr>
+      <w:tr>
+        <w:tc>
+          <w:tcPr>
+            <w:tcW w:type="dxa" w:w="4816"/>
+          </w:tcPr>
+          <w:p>
+            <w:r/>
+            <w:r>
+              <w:rPr>
+                <w:rFonts w:ascii="微软雅黑" w:hAnsi="微软雅黑" w:eastAsia="微软雅黑"/>
+                <w:b w:val="0"/>
+                <w:color w:val="1B2A44"/>
+                <w:sz w:val="19"/>
+              </w:rPr>
+              <w:t>船台公园（共青路 130 号）</w:t>
+            </w:r>
+          </w:p>
+        </w:tc>
+        <w:tc>
+          <w:tcPr>
+            <w:tcW w:type="dxa" w:w="4816"/>
+          </w:tcPr>
+          <w:p>
+            <w:r/>
+            <w:r>
+              <w:rPr>
+                <w:rFonts w:ascii="微软雅黑" w:hAnsi="微软雅黑" w:eastAsia="微软雅黑"/>
+                <w:b w:val="0"/>
+                <w:color w:val="1B2A44"/>
+                <w:sz w:val="19"/>
+              </w:rPr>
+              <w:t>沪东中华造船厂旧址；保留船台斜率、1973 年 120 吨塔吊与厂区道路肌理；量子城市时空创新基地重要载体。</w:t>
+            </w:r>
+          </w:p>
+        </w:tc>
+      </w:tr>
+      <w:tr>
+        <w:tc>
+          <w:tcPr>
+            <w:tcW w:type="dxa" w:w="4816"/>
+            <w:shd w:val="clear" w:color="auto" w:fill="F2F6FA"/>
+          </w:tcPr>
+          <w:p>
+            <w:r/>
+            <w:r>
+              <w:rPr>
+                <w:rFonts w:ascii="微软雅黑" w:hAnsi="微软雅黑" w:eastAsia="微软雅黑"/>
+                <w:b w:val="0"/>
+                <w:color w:val="1B2A44"/>
+                <w:sz w:val="19"/>
+              </w:rPr>
+              <w:t>定海路桥（定海桥）</w:t>
+            </w:r>
+          </w:p>
+        </w:tc>
+        <w:tc>
+          <w:tcPr>
+            <w:tcW w:type="dxa" w:w="4816"/>
+            <w:shd w:val="clear" w:color="auto" w:fill="F2F6FA"/>
+          </w:tcPr>
+          <w:p>
+            <w:r/>
+            <w:r>
+              <w:rPr>
+                <w:rFonts w:ascii="微软雅黑" w:hAnsi="微软雅黑" w:eastAsia="微软雅黑"/>
+                <w:b w:val="0"/>
+                <w:color w:val="1B2A44"/>
+                <w:sz w:val="19"/>
+              </w:rPr>
+              <w:t>1927 年钢筋混凝土桥，曾是连通市区的唯一陆路通道；岛城关系的历史符号。</w:t>
+            </w:r>
+          </w:p>
+        </w:tc>
+      </w:tr>
+      <w:tr>
+        <w:tc>
+          <w:tcPr>
+            <w:tcW w:type="dxa" w:w="4816"/>
+          </w:tcPr>
+          <w:p>
+            <w:r/>
+            <w:r>
+              <w:rPr>
+                <w:rFonts w:ascii="微软雅黑" w:hAnsi="微软雅黑" w:eastAsia="微软雅黑"/>
+                <w:b w:val="0"/>
+                <w:color w:val="1B2A44"/>
+                <w:sz w:val="19"/>
+              </w:rPr>
+              <w:t>白庐 / 复兴岛公园</w:t>
+            </w:r>
+          </w:p>
+        </w:tc>
+        <w:tc>
+          <w:tcPr>
+            <w:tcW w:type="dxa" w:w="4816"/>
+          </w:tcPr>
+          <w:p>
+            <w:r/>
+            <w:r>
+              <w:rPr>
+                <w:rFonts w:ascii="微软雅黑" w:hAnsi="微软雅黑" w:eastAsia="微软雅黑"/>
+                <w:b w:val="0"/>
+                <w:color w:val="1B2A44"/>
+                <w:sz w:val="19"/>
+              </w:rPr>
+              <w:t>浚浦局职员俱乐部旧址与公园绿地；近代工程管理与生活记忆的空间标本。</w:t>
+            </w:r>
+          </w:p>
+        </w:tc>
+      </w:tr>
+      <w:tr>
+        <w:tc>
+          <w:tcPr>
+            <w:tcW w:type="dxa" w:w="4816"/>
+            <w:shd w:val="clear" w:color="auto" w:fill="F2F6FA"/>
+          </w:tcPr>
+          <w:p>
+            <w:r/>
+            <w:r>
+              <w:rPr>
+                <w:rFonts w:ascii="微软雅黑" w:hAnsi="微软雅黑" w:eastAsia="微软雅黑"/>
+                <w:b w:val="0"/>
+                <w:color w:val="1B2A44"/>
+                <w:sz w:val="19"/>
+              </w:rPr>
+              <w:t>存量工业厂房（约 30 万㎡）</w:t>
+            </w:r>
+          </w:p>
+        </w:tc>
+        <w:tc>
+          <w:tcPr>
+            <w:tcW w:type="dxa" w:w="4816"/>
+            <w:shd w:val="clear" w:color="auto" w:fill="F2F6FA"/>
+          </w:tcPr>
+          <w:p>
+            <w:r/>
+            <w:r>
+              <w:rPr>
+                <w:rFonts w:ascii="微软雅黑" w:hAnsi="微软雅黑" w:eastAsia="微软雅黑"/>
+                <w:b w:val="0"/>
+                <w:color w:val="1B2A44"/>
+                <w:sz w:val="19"/>
+              </w:rPr>
+              <w:t>先期盘活约 5 万㎡老厂房为共享实验室、概念验证中心、中试基地与创客空间。</w:t>
+            </w:r>
+          </w:p>
+        </w:tc>
+      </w:tr>
+      <w:tr>
+        <w:tc>
+          <w:tcPr>
+            <w:tcW w:type="dxa" w:w="4816"/>
+          </w:tcPr>
+          <w:p>
+            <w:r/>
+            <w:r>
+              <w:rPr>
+                <w:rFonts w:ascii="微软雅黑" w:hAnsi="微软雅黑" w:eastAsia="微软雅黑"/>
+                <w:b w:val="0"/>
+                <w:color w:val="1B2A44"/>
+                <w:sz w:val="19"/>
+              </w:rPr>
+              <w:t>复兴岛运河</w:t>
+            </w:r>
+          </w:p>
+        </w:tc>
+        <w:tc>
+          <w:tcPr>
+            <w:tcW w:type="dxa" w:w="4816"/>
+          </w:tcPr>
+          <w:p>
+            <w:r/>
+            <w:r>
+              <w:rPr>
+                <w:rFonts w:ascii="微软雅黑" w:hAnsi="微软雅黑" w:eastAsia="微软雅黑"/>
+                <w:b w:val="0"/>
+                <w:color w:val="1B2A44"/>
+                <w:sz w:val="19"/>
+              </w:rPr>
+              <w:t>筑岛同期疏浚形成的人工水道；环水地理环境支撑低空/无人艇等测试叙事。</w:t>
+            </w:r>
+          </w:p>
+        </w:tc>
+      </w:tr>
+    </w:tbl>
+    <w:p/>
+    <w:p>
+      <w:pPr>
+        <w:pStyle w:val="Heading2"/>
+      </w:pPr>
+      <w:r>
+        <w:rPr>
+          <w:rFonts w:ascii="微软雅黑" w:hAnsi="微软雅黑" w:eastAsia="微软雅黑"/>
+          <w:b/>
+          <w:color w:val="0B3D91"/>
+          <w:sz w:val="26"/>
+        </w:rPr>
+        <w:t>衍生议题（回顾→当代转译）</w:t>
+      </w:r>
+    </w:p>
+    <w:p>
+      <w:pPr>
+        <w:pStyle w:val="Heading3"/>
+      </w:pPr>
+      <w:r>
+        <w:rPr>
+          <w:rFonts w:ascii="微软雅黑" w:hAnsi="微软雅黑" w:eastAsia="微软雅黑"/>
+          <w:b/>
+          <w:color w:val="0B3D91"/>
+          <w:sz w:val="22"/>
+        </w:rPr>
+        <w:t>议题衍生：从「浚浦治江」到「量子治城」</w:t>
+      </w:r>
+    </w:p>
+    <w:p>
+      <w:pPr>
+        <w:pStyle w:val="ListBullet"/>
+        <w:spacing w:after="60"/>
+      </w:pPr>
+      <w:r>
+        <w:rPr>
+          <w:rFonts w:ascii="微软雅黑" w:hAnsi="微软雅黑" w:eastAsia="微软雅黑"/>
+          <w:b w:val="0"/>
+          <w:color w:val="1B2A44"/>
+          <w:sz w:val="21"/>
+        </w:rPr>
+        <w:t>百年前以工程力量疏浚黄浦、吹填成岛；今天以时空智能治理超大城市。</w:t>
+      </w:r>
+    </w:p>
+    <w:p>
+      <w:pPr>
+        <w:pStyle w:val="ListBullet"/>
+        <w:spacing w:after="60"/>
+      </w:pPr>
+      <w:r>
+        <w:rPr>
+          <w:rFonts w:ascii="微软雅黑" w:hAnsi="微软雅黑" w:eastAsia="微软雅黑"/>
+          <w:b w:val="0"/>
+          <w:color w:val="1B2A44"/>
+          <w:sz w:val="21"/>
+        </w:rPr>
+        <w:t>主论坛设置「治江—治城」对照叙事，突出上海治理传统的时代升级。</w:t>
+      </w:r>
+    </w:p>
+    <w:p>
+      <w:pPr>
+        <w:pStyle w:val="Heading3"/>
+      </w:pPr>
+      <w:r>
+        <w:rPr>
+          <w:rFonts w:ascii="微软雅黑" w:hAnsi="微软雅黑" w:eastAsia="微软雅黑"/>
+          <w:b/>
+          <w:color w:val="0B3D91"/>
+          <w:sz w:val="22"/>
+        </w:rPr>
+        <w:t>议题衍生：从「造船下海」到「科创出海」</w:t>
+      </w:r>
+    </w:p>
+    <w:p>
+      <w:pPr>
+        <w:pStyle w:val="ListBullet"/>
+        <w:spacing w:after="60"/>
+      </w:pPr>
+      <w:r>
+        <w:rPr>
+          <w:rFonts w:ascii="微软雅黑" w:hAnsi="微软雅黑" w:eastAsia="微软雅黑"/>
+          <w:b w:val="0"/>
+          <w:color w:val="1B2A44"/>
+          <w:sz w:val="21"/>
+        </w:rPr>
+        <w:t>大中华/中华造船的下海基因，映射今日 AI、具身智能、低空装备的全球化。</w:t>
+      </w:r>
+    </w:p>
+    <w:p>
+      <w:pPr>
+        <w:pStyle w:val="ListBullet"/>
+        <w:spacing w:after="60"/>
+      </w:pPr>
+      <w:r>
+        <w:rPr>
+          <w:rFonts w:ascii="微软雅黑" w:hAnsi="微软雅黑" w:eastAsia="微软雅黑"/>
+          <w:b w:val="0"/>
+          <w:color w:val="1B2A44"/>
+          <w:sz w:val="21"/>
+        </w:rPr>
+        <w:t>国别推介与会客厅揭牌，延续「面江向海」的开放传统。</w:t>
+      </w:r>
+    </w:p>
+    <w:p>
+      <w:pPr>
+        <w:pStyle w:val="Heading3"/>
+      </w:pPr>
+      <w:r>
+        <w:rPr>
+          <w:rFonts w:ascii="微软雅黑" w:hAnsi="微软雅黑" w:eastAsia="微软雅黑"/>
+          <w:b/>
+          <w:color w:val="0B3D91"/>
+          <w:sz w:val="22"/>
+        </w:rPr>
+        <w:t>议题衍生：从「工业遗存」到「创新资产」</w:t>
+      </w:r>
+    </w:p>
+    <w:p>
+      <w:pPr>
+        <w:pStyle w:val="ListBullet"/>
+        <w:spacing w:after="60"/>
+      </w:pPr>
+      <w:r>
+        <w:rPr>
+          <w:rFonts w:ascii="微软雅黑" w:hAnsi="微软雅黑" w:eastAsia="微软雅黑"/>
+          <w:b w:val="0"/>
+          <w:color w:val="1B2A44"/>
+          <w:sz w:val="21"/>
+        </w:rPr>
+        <w:t>轻度改造、保护肌理——呼应市委「盘活用好工业建筑、注重保护原有肌理」。</w:t>
+      </w:r>
+    </w:p>
+    <w:p>
+      <w:pPr>
+        <w:pStyle w:val="ListBullet"/>
+        <w:spacing w:after="60"/>
+      </w:pPr>
+      <w:r>
+        <w:rPr>
+          <w:rFonts w:ascii="微软雅黑" w:hAnsi="微软雅黑" w:eastAsia="微软雅黑"/>
+          <w:b w:val="0"/>
+          <w:color w:val="1B2A44"/>
+          <w:sz w:val="21"/>
+        </w:rPr>
+        <w:t>成果展廊设「船台—塔吊—智能体」三幕叙事，供领导视察与媒体拍摄。</w:t>
+      </w:r>
+    </w:p>
+    <w:p>
+      <w:pPr>
+        <w:pStyle w:val="Heading3"/>
+      </w:pPr>
+      <w:r>
+        <w:rPr>
+          <w:rFonts w:ascii="微软雅黑" w:hAnsi="微软雅黑" w:eastAsia="微软雅黑"/>
+          <w:b/>
+          <w:color w:val="0B3D91"/>
+          <w:sz w:val="22"/>
+        </w:rPr>
+        <w:t>议题衍生：从「定海/复兴」到「再复兴」</w:t>
+      </w:r>
+    </w:p>
+    <w:p>
+      <w:pPr>
+        <w:pStyle w:val="ListBullet"/>
+        <w:spacing w:after="60"/>
+      </w:pPr>
+      <w:r>
+        <w:rPr>
+          <w:rFonts w:ascii="微软雅黑" w:hAnsi="微软雅黑" w:eastAsia="微软雅黑"/>
+          <w:b w:val="0"/>
+          <w:color w:val="1B2A44"/>
+          <w:sz w:val="21"/>
+        </w:rPr>
+        <w:t>岛名本身即政治象征：抗战胜利后定名「复兴」，今日再以创客与智能复兴。</w:t>
+      </w:r>
+    </w:p>
+    <w:p>
+      <w:pPr>
+        <w:pStyle w:val="ListBullet"/>
+        <w:spacing w:after="60"/>
+      </w:pPr>
+      <w:r>
+        <w:rPr>
+          <w:rFonts w:ascii="微软雅黑" w:hAnsi="微软雅黑" w:eastAsia="微软雅黑"/>
+          <w:b w:val="0"/>
+          <w:color w:val="1B2A44"/>
+          <w:sz w:val="21"/>
+        </w:rPr>
+        <w:t>活动主视觉可用「船台曲线 × 数字网格」，口号建议：「百年复兴，智造再启航」。</w:t>
+      </w:r>
+    </w:p>
+    <w:p>
+      <w:pPr>
+        <w:pStyle w:val="Heading1"/>
+      </w:pPr>
+      <w:r>
+        <w:rPr>
+          <w:rFonts w:ascii="微软雅黑" w:hAnsi="微软雅黑" w:eastAsia="微软雅黑"/>
+          <w:b/>
+          <w:color w:val="0B3D91"/>
+          <w:sz w:val="32"/>
+        </w:rPr>
+        <w:t>三、市、区领导寄托与活动回应</w:t>
+      </w:r>
+    </w:p>
+    <w:p>
+      <w:pPr>
+        <w:pStyle w:val="Heading2"/>
+      </w:pPr>
+      <w:r>
+        <w:rPr>
+          <w:rFonts w:ascii="微软雅黑" w:hAnsi="微软雅黑" w:eastAsia="微软雅黑"/>
+          <w:b/>
+          <w:color w:val="0B3D91"/>
+          <w:sz w:val="26"/>
+        </w:rPr>
+        <w:t>市委书记陈吉宁（2025-12-18 调研及启动大会）</w:t>
+      </w:r>
+    </w:p>
+    <w:p>
+      <w:pPr>
+        <w:pStyle w:val="ListBullet"/>
+        <w:spacing w:after="60"/>
+      </w:pPr>
+      <w:r>
+        <w:rPr>
+          <w:rFonts w:ascii="微软雅黑" w:hAnsi="微软雅黑" w:eastAsia="微软雅黑"/>
+          <w:b w:val="0"/>
+          <w:color w:val="1B2A44"/>
+          <w:sz w:val="21"/>
+        </w:rPr>
+        <w:t>坚持以规划为引领，把复兴岛打造为科技创新策源的活力新空间。</w:t>
+      </w:r>
+    </w:p>
+    <w:p>
+      <w:pPr>
+        <w:pStyle w:val="ListBullet"/>
+        <w:spacing w:after="60"/>
+      </w:pPr>
+      <w:r>
+        <w:rPr>
+          <w:rFonts w:ascii="微软雅黑" w:hAnsi="微软雅黑" w:eastAsia="微软雅黑"/>
+          <w:b w:val="0"/>
+          <w:color w:val="1B2A44"/>
+          <w:sz w:val="21"/>
+        </w:rPr>
+        <w:t>盘活用好见证城市发展历史的工业建筑，注重保护原有肌理，注入创新创业功能。</w:t>
+      </w:r>
+    </w:p>
+    <w:p>
+      <w:pPr>
+        <w:pStyle w:val="ListBullet"/>
+        <w:spacing w:after="60"/>
+      </w:pPr>
+      <w:r>
+        <w:rPr>
+          <w:rFonts w:ascii="微软雅黑" w:hAnsi="微软雅黑" w:eastAsia="微软雅黑"/>
+          <w:b w:val="0"/>
+          <w:color w:val="1B2A44"/>
+          <w:sz w:val="21"/>
+        </w:rPr>
+        <w:t>搭建好平台、组织好培训、开展好活动，更好吸引集聚创新创业人才。</w:t>
+      </w:r>
+    </w:p>
+    <w:p>
+      <w:pPr>
+        <w:pStyle w:val="ListBullet"/>
+        <w:spacing w:after="60"/>
+      </w:pPr>
+      <w:r>
+        <w:rPr>
+          <w:rFonts w:ascii="微软雅黑" w:hAnsi="微软雅黑" w:eastAsia="微软雅黑"/>
+          <w:b w:val="0"/>
+          <w:color w:val="1B2A44"/>
+          <w:sz w:val="21"/>
+        </w:rPr>
+        <w:t>着眼低成本、高效率、便利性，优化配置创新创业资源要素，与全球创客同频共振。</w:t>
+      </w:r>
+    </w:p>
+    <w:p>
+      <w:pPr>
+        <w:pStyle w:val="ListBullet"/>
+        <w:spacing w:after="60"/>
+      </w:pPr>
+      <w:r>
+        <w:rPr>
+          <w:rFonts w:ascii="微软雅黑" w:hAnsi="微软雅黑" w:eastAsia="微软雅黑"/>
+          <w:b w:val="0"/>
+          <w:color w:val="1B2A44"/>
+          <w:sz w:val="21"/>
+        </w:rPr>
+        <w:t>围绕人工智能赋能城市空间治理，在具体场景测试应用中试出经验、试出路径。</w:t>
+      </w:r>
+    </w:p>
+    <w:p>
+      <w:pPr>
+        <w:pStyle w:val="ListBullet"/>
+        <w:spacing w:after="60"/>
+      </w:pPr>
+      <w:r>
+        <w:rPr>
+          <w:rFonts w:ascii="微软雅黑" w:hAnsi="微软雅黑" w:eastAsia="微软雅黑"/>
+          <w:b w:val="0"/>
+          <w:color w:val="1B2A44"/>
+          <w:sz w:val="21"/>
+        </w:rPr>
+        <w:t>深化科技赋能、增强科创动能、培育创业生态，探索超大城市空间治理新路子。</w:t>
+      </w:r>
+    </w:p>
+    <w:p>
+      <w:pPr>
+        <w:pStyle w:val="Heading2"/>
+      </w:pPr>
+      <w:r>
+        <w:rPr>
+          <w:rFonts w:ascii="微软雅黑" w:hAnsi="微软雅黑" w:eastAsia="微软雅黑"/>
+          <w:b/>
+          <w:color w:val="0B3D91"/>
+          <w:sz w:val="26"/>
+        </w:rPr>
+        <w:t>市委、市政府工作部署（量子城市与实验基地）</w:t>
+      </w:r>
+    </w:p>
+    <w:p>
+      <w:pPr>
+        <w:pStyle w:val="ListBullet"/>
+        <w:spacing w:after="60"/>
+      </w:pPr>
+      <w:r>
+        <w:rPr>
+          <w:rFonts w:ascii="微软雅黑" w:hAnsi="微软雅黑" w:eastAsia="微软雅黑"/>
+          <w:b w:val="0"/>
+          <w:color w:val="1B2A44"/>
+          <w:sz w:val="21"/>
+        </w:rPr>
+        <w:t>复兴岛作为上海量子城市实验基地、时空智能创新先行区。</w:t>
+      </w:r>
+    </w:p>
+    <w:p>
+      <w:pPr>
+        <w:pStyle w:val="ListBullet"/>
+        <w:spacing w:after="60"/>
+      </w:pPr>
+      <w:r>
+        <w:rPr>
+          <w:rFonts w:ascii="微软雅黑" w:hAnsi="微软雅黑" w:eastAsia="微软雅黑"/>
+          <w:b w:val="0"/>
+          <w:color w:val="1B2A44"/>
+          <w:sz w:val="21"/>
+        </w:rPr>
+        <w:t>目标愿景：未来城市实验区、创新创业和人才集聚区、时空智能创新先行区。</w:t>
+      </w:r>
+    </w:p>
+    <w:p>
+      <w:pPr>
+        <w:pStyle w:val="ListBullet"/>
+        <w:spacing w:after="60"/>
+      </w:pPr>
+      <w:r>
+        <w:rPr>
+          <w:rFonts w:ascii="微软雅黑" w:hAnsi="微软雅黑" w:eastAsia="微软雅黑"/>
+          <w:b w:val="0"/>
+          <w:color w:val="1B2A44"/>
+          <w:sz w:val="21"/>
+        </w:rPr>
+        <w:t>黄浦江中北段打造具有世界影响力的科创高地、创新创业集聚区与高品质水岸。</w:t>
+      </w:r>
+    </w:p>
+    <w:p>
+      <w:pPr>
+        <w:pStyle w:val="Heading2"/>
+      </w:pPr>
+      <w:r>
+        <w:rPr>
+          <w:rFonts w:ascii="微软雅黑" w:hAnsi="微软雅黑" w:eastAsia="微软雅黑"/>
+          <w:b/>
+          <w:color w:val="0B3D91"/>
+          <w:sz w:val="26"/>
+        </w:rPr>
+        <w:t>杨浦区委区政府（三岛定位与集聚区方案）</w:t>
+      </w:r>
+    </w:p>
+    <w:p>
+      <w:pPr>
+        <w:pStyle w:val="ListBullet"/>
+        <w:spacing w:after="60"/>
+      </w:pPr>
+      <w:r>
+        <w:rPr>
+          <w:rFonts w:ascii="微软雅黑" w:hAnsi="微软雅黑" w:eastAsia="微软雅黑"/>
+          <w:b w:val="0"/>
+          <w:color w:val="1B2A44"/>
+          <w:sz w:val="21"/>
+        </w:rPr>
+        <w:t>锚定「数字智能岛、设计艺术岛、人民城市岛」新使命。</w:t>
+      </w:r>
+    </w:p>
+    <w:p>
+      <w:pPr>
+        <w:pStyle w:val="ListBullet"/>
+        <w:spacing w:after="60"/>
+      </w:pPr>
+      <w:r>
+        <w:rPr>
+          <w:rFonts w:ascii="微软雅黑" w:hAnsi="微软雅黑" w:eastAsia="微软雅黑"/>
+          <w:b w:val="0"/>
+          <w:color w:val="1B2A44"/>
+          <w:sz w:val="21"/>
+        </w:rPr>
+        <w:t>以约 30 万㎡存量工业建筑、约 2500 间人才公寓为禀赋，打造国际创新创业集聚区。</w:t>
+      </w:r>
+    </w:p>
+    <w:p>
+      <w:pPr>
+        <w:pStyle w:val="ListBullet"/>
+        <w:spacing w:after="60"/>
+      </w:pPr>
+      <w:r>
+        <w:rPr>
+          <w:rFonts w:ascii="微软雅黑" w:hAnsi="微软雅黑" w:eastAsia="微软雅黑"/>
+          <w:b w:val="0"/>
+          <w:color w:val="1B2A44"/>
+          <w:sz w:val="21"/>
+        </w:rPr>
+        <w:t>功能导向：低成本、高效率、便利性；先期盘活约 5 万㎡老厂房。</w:t>
+      </w:r>
+    </w:p>
+    <w:p>
+      <w:pPr>
+        <w:pStyle w:val="ListBullet"/>
+        <w:spacing w:after="60"/>
+      </w:pPr>
+      <w:r>
+        <w:rPr>
+          <w:rFonts w:ascii="微软雅黑" w:hAnsi="微软雅黑" w:eastAsia="微软雅黑"/>
+          <w:b w:val="0"/>
+          <w:color w:val="1B2A44"/>
+          <w:sz w:val="21"/>
+        </w:rPr>
+        <w:t>政策工具：创新券、算力券、模型券、语料券；创客学院、高校创新联盟、OPC 社群。</w:t>
+      </w:r>
+    </w:p>
+    <w:p>
+      <w:pPr>
+        <w:pStyle w:val="ListBullet"/>
+        <w:spacing w:after="60"/>
+      </w:pPr>
+      <w:r>
+        <w:rPr>
+          <w:rFonts w:ascii="微软雅黑" w:hAnsi="微软雅黑" w:eastAsia="微软雅黑"/>
+          <w:b w:val="0"/>
+          <w:color w:val="1B2A44"/>
+          <w:sz w:val="21"/>
+        </w:rPr>
+        <w:t>举办国际顶尖峰会、大赛展会与社群活动，培育多元化、超活力、自生长创客集群。</w:t>
+      </w:r>
+    </w:p>
+    <w:p>
+      <w:pPr>
+        <w:pStyle w:val="Heading2"/>
+      </w:pPr>
+      <w:r>
+        <w:rPr>
+          <w:rFonts w:ascii="微软雅黑" w:hAnsi="微软雅黑" w:eastAsia="微软雅黑"/>
+          <w:b/>
+          <w:color w:val="0B3D91"/>
+          <w:sz w:val="26"/>
+        </w:rPr>
+        <w:t>本场活动如何接住寄托</w:t>
+      </w:r>
+    </w:p>
+    <w:p>
+      <w:pPr>
+        <w:pStyle w:val="ListBullet"/>
+        <w:spacing w:after="60"/>
+      </w:pPr>
+      <w:r>
+        <w:rPr>
+          <w:rFonts w:ascii="微软雅黑" w:hAnsi="微软雅黑" w:eastAsia="微软雅黑"/>
+          <w:b w:val="0"/>
+          <w:color w:val="1B2A44"/>
+          <w:sz w:val="21"/>
+        </w:rPr>
+        <w:t>用大会回应「开展好活动」——高规格主论坛 + 国际揭牌 + 黑客松，三者齐备。</w:t>
+      </w:r>
+    </w:p>
+    <w:p>
+      <w:pPr>
+        <w:pStyle w:val="ListBullet"/>
+        <w:spacing w:after="60"/>
+      </w:pPr>
+      <w:r>
+        <w:rPr>
+          <w:rFonts w:ascii="微软雅黑" w:hAnsi="微软雅黑" w:eastAsia="微软雅黑"/>
+          <w:b w:val="0"/>
+          <w:color w:val="1B2A44"/>
+          <w:sz w:val="21"/>
+        </w:rPr>
+        <w:t>用展陈回应「保护肌理、注入功能」——船台/塔吊视察动线 + 智能体演示同场。</w:t>
+      </w:r>
+    </w:p>
+    <w:p>
+      <w:pPr>
+        <w:pStyle w:val="ListBullet"/>
+        <w:spacing w:after="60"/>
+      </w:pPr>
+      <w:r>
+        <w:rPr>
+          <w:rFonts w:ascii="微软雅黑" w:hAnsi="微软雅黑" w:eastAsia="微软雅黑"/>
+          <w:b w:val="0"/>
+          <w:color w:val="1B2A44"/>
+          <w:sz w:val="21"/>
+        </w:rPr>
+        <w:t>用政策发布回应「低成本、高效率、便利性」——券包、公寓、入岛通道现场兑现案例。</w:t>
+      </w:r>
+    </w:p>
+    <w:p>
+      <w:pPr>
+        <w:pStyle w:val="ListBullet"/>
+        <w:spacing w:after="60"/>
+      </w:pPr>
+      <w:r>
+        <w:rPr>
+          <w:rFonts w:ascii="微软雅黑" w:hAnsi="微软雅黑" w:eastAsia="微软雅黑"/>
+          <w:b w:val="0"/>
+          <w:color w:val="1B2A44"/>
+          <w:sz w:val="21"/>
+        </w:rPr>
+        <w:t>用场景测试回应「试出经验、试出路径」——具身智能/低空/空间智能课题路演与签约。</w:t>
+      </w:r>
+    </w:p>
+    <w:p>
+      <w:pPr>
+        <w:pStyle w:val="ListBullet"/>
+        <w:spacing w:after="60"/>
+      </w:pPr>
+      <w:r>
+        <w:rPr>
+          <w:rFonts w:ascii="微软雅黑" w:hAnsi="微软雅黑" w:eastAsia="微软雅黑"/>
+          <w:b w:val="0"/>
+          <w:color w:val="1B2A44"/>
+          <w:sz w:val="21"/>
+        </w:rPr>
+        <w:t>用创客黑客松回应「吸引集聚人才」——青年团队 24 小时登岛出作品、出项目苗子。</w:t>
+      </w:r>
+    </w:p>
+    <w:p>
+      <w:pPr>
+        <w:pStyle w:val="Heading1"/>
+      </w:pPr>
+      <w:r>
+        <w:rPr>
+          <w:rFonts w:ascii="微软雅黑" w:hAnsi="微软雅黑" w:eastAsia="微软雅黑"/>
+          <w:b/>
+          <w:color w:val="0B3D91"/>
+          <w:sz w:val="32"/>
+        </w:rPr>
+        <w:t>四、大上海 / 杨浦规划对齐与六大课题</w:t>
+      </w:r>
+    </w:p>
+    <w:tbl>
+      <w:tblPr>
+        <w:tblStyle w:val="TableGrid"/>
+        <w:tblW w:type="auto" w:w="0"/>
+        <w:tblLook w:firstColumn="1" w:firstRow="1" w:lastColumn="0" w:lastRow="0" w:noHBand="0" w:noVBand="1" w:val="04A0"/>
+      </w:tblPr>
+      <w:tblGrid>
+        <w:gridCol w:w="4816"/>
+        <w:gridCol w:w="4816"/>
+      </w:tblGrid>
+      <w:tr>
+        <w:tc>
+          <w:tcPr>
+            <w:tcW w:type="dxa" w:w="4816"/>
+            <w:shd w:val="clear" w:color="auto" w:fill="0B3D91"/>
+          </w:tcPr>
+          <w:p>
+            <w:r/>
+            <w:r>
+              <w:rPr>
+                <w:rFonts w:ascii="微软雅黑" w:hAnsi="微软雅黑" w:eastAsia="微软雅黑"/>
+                <w:b/>
+                <w:color w:val="FFFFFF"/>
+                <w:sz w:val="20"/>
+              </w:rPr>
+              <w:t>规划维度</w:t>
+            </w:r>
+          </w:p>
+        </w:tc>
+        <w:tc>
+          <w:tcPr>
+            <w:tcW w:type="dxa" w:w="4816"/>
+            <w:shd w:val="clear" w:color="auto" w:fill="0B3D91"/>
+          </w:tcPr>
+          <w:p>
+            <w:r/>
+            <w:r>
+              <w:rPr>
+                <w:rFonts w:ascii="微软雅黑" w:hAnsi="微软雅黑" w:eastAsia="微软雅黑"/>
+                <w:b/>
+                <w:color w:val="FFFFFF"/>
+                <w:sz w:val="20"/>
+              </w:rPr>
+              <w:t>对齐要点</w:t>
+            </w:r>
+          </w:p>
+        </w:tc>
+      </w:tr>
+      <w:tr>
+        <w:tc>
+          <w:tcPr>
+            <w:tcW w:type="dxa" w:w="4816"/>
+          </w:tcPr>
+          <w:p>
+            <w:r/>
+            <w:r>
+              <w:rPr>
+                <w:rFonts w:ascii="微软雅黑" w:hAnsi="微软雅黑" w:eastAsia="微软雅黑"/>
+                <w:b w:val="0"/>
+                <w:color w:val="1B2A44"/>
+                <w:sz w:val="19"/>
+              </w:rPr>
+              <w:t>市级战略空间</w:t>
+            </w:r>
+          </w:p>
+        </w:tc>
+        <w:tc>
+          <w:tcPr>
+            <w:tcW w:type="dxa" w:w="4816"/>
+          </w:tcPr>
+          <w:p>
+            <w:r/>
+            <w:r>
+              <w:rPr>
+                <w:rFonts w:ascii="微软雅黑" w:hAnsi="微软雅黑" w:eastAsia="微软雅黑"/>
+                <w:b w:val="0"/>
+                <w:color w:val="1B2A44"/>
+                <w:sz w:val="19"/>
+              </w:rPr>
+              <w:t>黄浦江中北段科创高地与高品质水岸；复兴岛为中心城区稀缺滨水战略空间与「留白」转化样板。</w:t>
+            </w:r>
+          </w:p>
+        </w:tc>
+      </w:tr>
+      <w:tr>
+        <w:tc>
+          <w:tcPr>
+            <w:tcW w:type="dxa" w:w="4816"/>
+            <w:shd w:val="clear" w:color="auto" w:fill="F2F6FA"/>
+          </w:tcPr>
+          <w:p>
+            <w:r/>
+            <w:r>
+              <w:rPr>
+                <w:rFonts w:ascii="微软雅黑" w:hAnsi="微软雅黑" w:eastAsia="微软雅黑"/>
+                <w:b w:val="0"/>
+                <w:color w:val="1B2A44"/>
+                <w:sz w:val="19"/>
+              </w:rPr>
+              <w:t>量子城市行动</w:t>
+            </w:r>
+          </w:p>
+        </w:tc>
+        <w:tc>
+          <w:tcPr>
+            <w:tcW w:type="dxa" w:w="4816"/>
+            <w:shd w:val="clear" w:color="auto" w:fill="F2F6FA"/>
+          </w:tcPr>
+          <w:p>
+            <w:r/>
+            <w:r>
+              <w:rPr>
+                <w:rFonts w:ascii="微软雅黑" w:hAnsi="微软雅黑" w:eastAsia="微软雅黑"/>
+                <w:b w:val="0"/>
+                <w:color w:val="1B2A44"/>
+                <w:sz w:val="19"/>
+              </w:rPr>
+              <w:t>时空智能创新基地 → 实验基地愿景行动 → 岛上全息空间智能体与感知终端；大会设置成果发布专章。</w:t>
+            </w:r>
+          </w:p>
+        </w:tc>
+      </w:tr>
+      <w:tr>
+        <w:tc>
+          <w:tcPr>
+            <w:tcW w:type="dxa" w:w="4816"/>
+          </w:tcPr>
+          <w:p>
+            <w:r/>
+            <w:r>
+              <w:rPr>
+                <w:rFonts w:ascii="微软雅黑" w:hAnsi="微软雅黑" w:eastAsia="微软雅黑"/>
+                <w:b w:val="0"/>
+                <w:color w:val="1B2A44"/>
+                <w:sz w:val="19"/>
+              </w:rPr>
+              <w:t>规划资源新政</w:t>
+            </w:r>
+          </w:p>
+        </w:tc>
+        <w:tc>
+          <w:tcPr>
+            <w:tcW w:type="dxa" w:w="4816"/>
+          </w:tcPr>
+          <w:p>
+            <w:r/>
+            <w:r>
+              <w:rPr>
+                <w:rFonts w:ascii="微软雅黑" w:hAnsi="微软雅黑" w:eastAsia="微软雅黑"/>
+                <w:b w:val="0"/>
+                <w:color w:val="1B2A44"/>
+                <w:sz w:val="19"/>
+              </w:rPr>
+              <w:t>2025-12-17《支持复兴岛打造国际创新创业集聚区的规划资源指导意见》：综合发展区、过渡型综合利用、短期用地机制。</w:t>
+            </w:r>
+          </w:p>
+        </w:tc>
+      </w:tr>
+      <w:tr>
+        <w:tc>
+          <w:tcPr>
+            <w:tcW w:type="dxa" w:w="4816"/>
+            <w:shd w:val="clear" w:color="auto" w:fill="F2F6FA"/>
+          </w:tcPr>
+          <w:p>
+            <w:r/>
+            <w:r>
+              <w:rPr>
+                <w:rFonts w:ascii="微软雅黑" w:hAnsi="微软雅黑" w:eastAsia="微软雅黑"/>
+                <w:b w:val="0"/>
+                <w:color w:val="1B2A44"/>
+                <w:sz w:val="19"/>
+              </w:rPr>
+              <w:t>杨浦实施方案</w:t>
+            </w:r>
+          </w:p>
+        </w:tc>
+        <w:tc>
+          <w:tcPr>
+            <w:tcW w:type="dxa" w:w="4816"/>
+            <w:shd w:val="clear" w:color="auto" w:fill="F2F6FA"/>
+          </w:tcPr>
+          <w:p>
+            <w:r/>
+            <w:r>
+              <w:rPr>
+                <w:rFonts w:ascii="微软雅黑" w:hAnsi="微软雅黑" w:eastAsia="微软雅黑"/>
+                <w:b w:val="0"/>
+                <w:color w:val="1B2A44"/>
+                <w:sz w:val="19"/>
+              </w:rPr>
+              <w:t>杨府发〔2026〕1 号：四大产业方向 + 六大支持政策 + 市区分层协调、创客学院、高校创新联盟。</w:t>
+            </w:r>
+          </w:p>
+        </w:tc>
+      </w:tr>
+      <w:tr>
+        <w:tc>
+          <w:tcPr>
+            <w:tcW w:type="dxa" w:w="4816"/>
+          </w:tcPr>
+          <w:p>
+            <w:r/>
+            <w:r>
+              <w:rPr>
+                <w:rFonts w:ascii="微软雅黑" w:hAnsi="微软雅黑" w:eastAsia="微软雅黑"/>
+                <w:b w:val="0"/>
+                <w:color w:val="1B2A44"/>
+                <w:sz w:val="19"/>
+              </w:rPr>
+              <w:t>存量盘活机制</w:t>
+            </w:r>
+          </w:p>
+        </w:tc>
+        <w:tc>
+          <w:tcPr>
+            <w:tcW w:type="dxa" w:w="4816"/>
+          </w:tcPr>
+          <w:p>
+            <w:r/>
+            <w:r>
+              <w:rPr>
+                <w:rFonts w:ascii="微软雅黑" w:hAnsi="微软雅黑" w:eastAsia="微软雅黑"/>
+                <w:b w:val="0"/>
+                <w:color w:val="1B2A44"/>
+                <w:sz w:val="19"/>
+              </w:rPr>
+              <w:t>产业用地综合绩效评估、国企「四个一批」、轻度改造保护工业文脉；船台公园已验证「遗存→资产」。</w:t>
+            </w:r>
+          </w:p>
+        </w:tc>
+      </w:tr>
+      <w:tr>
+        <w:tc>
+          <w:tcPr>
+            <w:tcW w:type="dxa" w:w="4816"/>
+            <w:shd w:val="clear" w:color="auto" w:fill="F2F6FA"/>
+          </w:tcPr>
+          <w:p>
+            <w:r/>
+            <w:r>
+              <w:rPr>
+                <w:rFonts w:ascii="微软雅黑" w:hAnsi="微软雅黑" w:eastAsia="微软雅黑"/>
+                <w:b w:val="0"/>
+                <w:color w:val="1B2A44"/>
+                <w:sz w:val="19"/>
+              </w:rPr>
+              <w:t>人民城市理念</w:t>
+            </w:r>
+          </w:p>
+        </w:tc>
+        <w:tc>
+          <w:tcPr>
+            <w:tcW w:type="dxa" w:w="4816"/>
+            <w:shd w:val="clear" w:color="auto" w:fill="F2F6FA"/>
+          </w:tcPr>
+          <w:p>
+            <w:r/>
+            <w:r>
+              <w:rPr>
+                <w:rFonts w:ascii="微软雅黑" w:hAnsi="微软雅黑" w:eastAsia="微软雅黑"/>
+                <w:b w:val="0"/>
+                <w:color w:val="1B2A44"/>
+                <w:sz w:val="19"/>
+              </w:rPr>
+              <w:t>数字智能 × 设计艺术 × 人民城市三岛一体；滨江公共空间、文体活动与创客生活同步呈现。</w:t>
+            </w:r>
+          </w:p>
+        </w:tc>
+      </w:tr>
+    </w:tbl>
+    <w:p/>
+    <w:p>
+      <w:pPr>
+        <w:pStyle w:val="Heading2"/>
+      </w:pPr>
+      <w:r>
+        <w:rPr>
+          <w:rFonts w:ascii="微软雅黑" w:hAnsi="微软雅黑" w:eastAsia="微软雅黑"/>
+          <w:b/>
+          <w:color w:val="0B3D91"/>
+          <w:sz w:val="26"/>
+        </w:rPr>
+        <w:t>六大课题设计</w:t>
+      </w:r>
+    </w:p>
+    <w:tbl>
+      <w:tblPr>
+        <w:tblStyle w:val="TableGrid"/>
+        <w:tblW w:type="auto" w:w="0"/>
+        <w:tblLook w:firstColumn="1" w:firstRow="1" w:lastColumn="0" w:lastRow="0" w:noHBand="0" w:noVBand="1" w:val="04A0"/>
+      </w:tblPr>
+      <w:tblGrid>
+        <w:gridCol w:w="3211"/>
+        <w:gridCol w:w="3211"/>
+        <w:gridCol w:w="3211"/>
+      </w:tblGrid>
+      <w:tr>
+        <w:tc>
+          <w:tcPr>
+            <w:tcW w:type="dxa" w:w="3211"/>
+            <w:shd w:val="clear" w:color="auto" w:fill="0B3D91"/>
+          </w:tcPr>
+          <w:p>
+            <w:r/>
+            <w:r>
+              <w:rPr>
+                <w:rFonts w:ascii="微软雅黑" w:hAnsi="微软雅黑" w:eastAsia="微软雅黑"/>
+                <w:b/>
+                <w:color w:val="FFFFFF"/>
+                <w:sz w:val="20"/>
+              </w:rPr>
+              <w:t>课题</w:t>
+            </w:r>
+          </w:p>
+        </w:tc>
+        <w:tc>
+          <w:tcPr>
+            <w:tcW w:type="dxa" w:w="3211"/>
+            <w:shd w:val="clear" w:color="auto" w:fill="0B3D91"/>
+          </w:tcPr>
+          <w:p>
+            <w:r/>
+            <w:r>
+              <w:rPr>
+                <w:rFonts w:ascii="微软雅黑" w:hAnsi="微软雅黑" w:eastAsia="微软雅黑"/>
+                <w:b/>
+                <w:color w:val="FFFFFF"/>
+                <w:sz w:val="20"/>
+              </w:rPr>
+              <w:t>题目</w:t>
+            </w:r>
+          </w:p>
+        </w:tc>
+        <w:tc>
+          <w:tcPr>
+            <w:tcW w:type="dxa" w:w="3211"/>
+            <w:shd w:val="clear" w:color="auto" w:fill="0B3D91"/>
+          </w:tcPr>
+          <w:p>
+            <w:r/>
+            <w:r>
+              <w:rPr>
+                <w:rFonts w:ascii="微软雅黑" w:hAnsi="微软雅黑" w:eastAsia="微软雅黑"/>
+                <w:b/>
+                <w:color w:val="FFFFFF"/>
+                <w:sz w:val="20"/>
+              </w:rPr>
+              <w:t>聚焦</w:t>
+            </w:r>
+          </w:p>
+        </w:tc>
+      </w:tr>
+      <w:tr>
+        <w:tc>
+          <w:tcPr>
+            <w:tcW w:type="dxa" w:w="3211"/>
+          </w:tcPr>
+          <w:p>
+            <w:r/>
+            <w:r>
+              <w:rPr>
+                <w:rFonts w:ascii="微软雅黑" w:hAnsi="微软雅黑" w:eastAsia="微软雅黑"/>
+                <w:b w:val="0"/>
+                <w:color w:val="1B2A44"/>
+                <w:sz w:val="19"/>
+              </w:rPr>
+              <w:t>课题 A</w:t>
+            </w:r>
+          </w:p>
+        </w:tc>
+        <w:tc>
+          <w:tcPr>
+            <w:tcW w:type="dxa" w:w="3211"/>
+          </w:tcPr>
+          <w:p>
+            <w:r/>
+            <w:r>
+              <w:rPr>
+                <w:rFonts w:ascii="微软雅黑" w:hAnsi="微软雅黑" w:eastAsia="微软雅黑"/>
+                <w:b w:val="0"/>
+                <w:color w:val="1B2A44"/>
+                <w:sz w:val="19"/>
+              </w:rPr>
+              <w:t>百年复兴的空间哲学</w:t>
+            </w:r>
+          </w:p>
+        </w:tc>
+        <w:tc>
+          <w:tcPr>
+            <w:tcW w:type="dxa" w:w="3211"/>
+          </w:tcPr>
+          <w:p>
+            <w:r/>
+            <w:r>
+              <w:rPr>
+                <w:rFonts w:ascii="微软雅黑" w:hAnsi="微软雅黑" w:eastAsia="微软雅黑"/>
+                <w:b w:val="0"/>
+                <w:color w:val="1B2A44"/>
+                <w:sz w:val="19"/>
+              </w:rPr>
+              <w:t>文脉保护、轻度改造、过渡型综合利用如何服务创客岛</w:t>
+            </w:r>
+          </w:p>
+        </w:tc>
+      </w:tr>
+      <w:tr>
+        <w:tc>
+          <w:tcPr>
+            <w:tcW w:type="dxa" w:w="3211"/>
+            <w:shd w:val="clear" w:color="auto" w:fill="F2F6FA"/>
+          </w:tcPr>
+          <w:p>
+            <w:r/>
+            <w:r>
+              <w:rPr>
+                <w:rFonts w:ascii="微软雅黑" w:hAnsi="微软雅黑" w:eastAsia="微软雅黑"/>
+                <w:b w:val="0"/>
+                <w:color w:val="1B2A44"/>
+                <w:sz w:val="19"/>
+              </w:rPr>
+              <w:t>课题 B</w:t>
+            </w:r>
+          </w:p>
+        </w:tc>
+        <w:tc>
+          <w:tcPr>
+            <w:tcW w:type="dxa" w:w="3211"/>
+            <w:shd w:val="clear" w:color="auto" w:fill="F2F6FA"/>
+          </w:tcPr>
+          <w:p>
+            <w:r/>
+            <w:r>
+              <w:rPr>
+                <w:rFonts w:ascii="微软雅黑" w:hAnsi="微软雅黑" w:eastAsia="微软雅黑"/>
+                <w:b w:val="0"/>
+                <w:color w:val="1B2A44"/>
+                <w:sz w:val="19"/>
+              </w:rPr>
+              <w:t>量子城市岛上答卷</w:t>
+            </w:r>
+          </w:p>
+        </w:tc>
+        <w:tc>
+          <w:tcPr>
+            <w:tcW w:type="dxa" w:w="3211"/>
+            <w:shd w:val="clear" w:color="auto" w:fill="F2F6FA"/>
+          </w:tcPr>
+          <w:p>
+            <w:r/>
+            <w:r>
+              <w:rPr>
+                <w:rFonts w:ascii="微软雅黑" w:hAnsi="微软雅黑" w:eastAsia="微软雅黑"/>
+                <w:b w:val="0"/>
+                <w:color w:val="1B2A44"/>
+                <w:sz w:val="19"/>
+              </w:rPr>
+              <w:t>空间智能成果、场景清单、可复制治理经验</w:t>
+            </w:r>
+          </w:p>
+        </w:tc>
+      </w:tr>
+      <w:tr>
+        <w:tc>
+          <w:tcPr>
+            <w:tcW w:type="dxa" w:w="3211"/>
+          </w:tcPr>
+          <w:p>
+            <w:r/>
+            <w:r>
+              <w:rPr>
+                <w:rFonts w:ascii="微软雅黑" w:hAnsi="微软雅黑" w:eastAsia="微软雅黑"/>
+                <w:b w:val="0"/>
+                <w:color w:val="1B2A44"/>
+                <w:sz w:val="19"/>
+              </w:rPr>
+              <w:t>课题 C</w:t>
+            </w:r>
+          </w:p>
+        </w:tc>
+        <w:tc>
+          <w:tcPr>
+            <w:tcW w:type="dxa" w:w="3211"/>
+          </w:tcPr>
+          <w:p>
+            <w:r/>
+            <w:r>
+              <w:rPr>
+                <w:rFonts w:ascii="微软雅黑" w:hAnsi="微软雅黑" w:eastAsia="微软雅黑"/>
+                <w:b w:val="0"/>
+                <w:color w:val="1B2A44"/>
+                <w:sz w:val="19"/>
+              </w:rPr>
+              <w:t>具身智能实景落地</w:t>
+            </w:r>
+          </w:p>
+        </w:tc>
+        <w:tc>
+          <w:tcPr>
+            <w:tcW w:type="dxa" w:w="3211"/>
+          </w:tcPr>
+          <w:p>
+            <w:r/>
+            <w:r>
+              <w:rPr>
+                <w:rFonts w:ascii="微软雅黑" w:hAnsi="微软雅黑" w:eastAsia="微软雅黑"/>
+                <w:b w:val="0"/>
+                <w:color w:val="1B2A44"/>
+                <w:sz w:val="19"/>
+              </w:rPr>
+              <w:t>实训平台成果、规则公约、企业场景合作</w:t>
+            </w:r>
+          </w:p>
+        </w:tc>
+      </w:tr>
+      <w:tr>
+        <w:tc>
+          <w:tcPr>
+            <w:tcW w:type="dxa" w:w="3211"/>
+            <w:shd w:val="clear" w:color="auto" w:fill="F2F6FA"/>
+          </w:tcPr>
+          <w:p>
+            <w:r/>
+            <w:r>
+              <w:rPr>
+                <w:rFonts w:ascii="微软雅黑" w:hAnsi="微软雅黑" w:eastAsia="微软雅黑"/>
+                <w:b w:val="0"/>
+                <w:color w:val="1B2A44"/>
+                <w:sz w:val="19"/>
+              </w:rPr>
+              <w:t>课题 D</w:t>
+            </w:r>
+          </w:p>
+        </w:tc>
+        <w:tc>
+          <w:tcPr>
+            <w:tcW w:type="dxa" w:w="3211"/>
+            <w:shd w:val="clear" w:color="auto" w:fill="F2F6FA"/>
+          </w:tcPr>
+          <w:p>
+            <w:r/>
+            <w:r>
+              <w:rPr>
+                <w:rFonts w:ascii="微软雅黑" w:hAnsi="微软雅黑" w:eastAsia="微软雅黑"/>
+                <w:b w:val="0"/>
+                <w:color w:val="1B2A44"/>
+                <w:sz w:val="19"/>
+              </w:rPr>
+              <w:t>低空与未来出行试验</w:t>
+            </w:r>
+          </w:p>
+        </w:tc>
+        <w:tc>
+          <w:tcPr>
+            <w:tcW w:type="dxa" w:w="3211"/>
+            <w:shd w:val="clear" w:color="auto" w:fill="F2F6FA"/>
+          </w:tcPr>
+          <w:p>
+            <w:r/>
+            <w:r>
+              <w:rPr>
+                <w:rFonts w:ascii="微软雅黑" w:hAnsi="微软雅黑" w:eastAsia="微软雅黑"/>
+                <w:b w:val="0"/>
+                <w:color w:val="1B2A44"/>
+                <w:sz w:val="19"/>
+              </w:rPr>
+              <w:t>空域/水道测试、应用示范、安全与标准</w:t>
+            </w:r>
+          </w:p>
+        </w:tc>
+      </w:tr>
+      <w:tr>
+        <w:tc>
+          <w:tcPr>
+            <w:tcW w:type="dxa" w:w="3211"/>
+          </w:tcPr>
+          <w:p>
+            <w:r/>
+            <w:r>
+              <w:rPr>
+                <w:rFonts w:ascii="微软雅黑" w:hAnsi="微软雅黑" w:eastAsia="微软雅黑"/>
+                <w:b w:val="0"/>
+                <w:color w:val="1B2A44"/>
+                <w:sz w:val="19"/>
+              </w:rPr>
+              <w:t>课题 E</w:t>
+            </w:r>
+          </w:p>
+        </w:tc>
+        <w:tc>
+          <w:tcPr>
+            <w:tcW w:type="dxa" w:w="3211"/>
+          </w:tcPr>
+          <w:p>
+            <w:r/>
+            <w:r>
+              <w:rPr>
+                <w:rFonts w:ascii="微软雅黑" w:hAnsi="微软雅黑" w:eastAsia="微软雅黑"/>
+                <w:b w:val="0"/>
+                <w:color w:val="1B2A44"/>
+                <w:sz w:val="19"/>
+              </w:rPr>
+              <w:t>科创出海与会客厅</w:t>
+            </w:r>
+          </w:p>
+        </w:tc>
+        <w:tc>
+          <w:tcPr>
+            <w:tcW w:type="dxa" w:w="3211"/>
+          </w:tcPr>
+          <w:p>
+            <w:r/>
+            <w:r>
+              <w:rPr>
+                <w:rFonts w:ascii="微软雅黑" w:hAnsi="微软雅黑" w:eastAsia="微软雅黑"/>
+                <w:b w:val="0"/>
+                <w:color w:val="1B2A44"/>
+                <w:sz w:val="19"/>
+              </w:rPr>
+              <w:t>国别机会、揭牌运营、企业对接闭环</w:t>
+            </w:r>
+          </w:p>
+        </w:tc>
+      </w:tr>
+      <w:tr>
+        <w:tc>
+          <w:tcPr>
+            <w:tcW w:type="dxa" w:w="3211"/>
+            <w:shd w:val="clear" w:color="auto" w:fill="F2F6FA"/>
+          </w:tcPr>
+          <w:p>
+            <w:r/>
+            <w:r>
+              <w:rPr>
+                <w:rFonts w:ascii="微软雅黑" w:hAnsi="微软雅黑" w:eastAsia="微软雅黑"/>
+                <w:b w:val="0"/>
+                <w:color w:val="1B2A44"/>
+                <w:sz w:val="19"/>
+              </w:rPr>
+              <w:t>课题 F</w:t>
+            </w:r>
+          </w:p>
+        </w:tc>
+        <w:tc>
+          <w:tcPr>
+            <w:tcW w:type="dxa" w:w="3211"/>
+            <w:shd w:val="clear" w:color="auto" w:fill="F2F6FA"/>
+          </w:tcPr>
+          <w:p>
+            <w:r/>
+            <w:r>
+              <w:rPr>
+                <w:rFonts w:ascii="微软雅黑" w:hAnsi="微软雅黑" w:eastAsia="微软雅黑"/>
+                <w:b w:val="0"/>
+                <w:color w:val="1B2A44"/>
+                <w:sz w:val="19"/>
+              </w:rPr>
+              <w:t>创客生态与黑客松</w:t>
+            </w:r>
+          </w:p>
+        </w:tc>
+        <w:tc>
+          <w:tcPr>
+            <w:tcW w:type="dxa" w:w="3211"/>
+            <w:shd w:val="clear" w:color="auto" w:fill="F2F6FA"/>
+          </w:tcPr>
+          <w:p>
+            <w:r/>
+            <w:r>
+              <w:rPr>
+                <w:rFonts w:ascii="微软雅黑" w:hAnsi="微软雅黑" w:eastAsia="微软雅黑"/>
+                <w:b w:val="0"/>
+                <w:color w:val="1B2A44"/>
+                <w:sz w:val="19"/>
+              </w:rPr>
+              <w:t>青年人才、OPC 社群、项目苗子孵化转化</w:t>
+            </w:r>
+          </w:p>
+        </w:tc>
+      </w:tr>
+    </w:tbl>
+    <w:p/>
+    <w:p>
+      <w:pPr>
+        <w:pStyle w:val="Heading1"/>
+      </w:pPr>
+      <w:r>
+        <w:rPr>
+          <w:rFonts w:ascii="微软雅黑" w:hAnsi="微软雅黑" w:eastAsia="微软雅黑"/>
+          <w:b/>
+          <w:color w:val="0B3D91"/>
+          <w:sz w:val="32"/>
+        </w:rPr>
+        <w:t>五、「船台·智能体」黑客松专章</w:t>
+      </w:r>
+    </w:p>
+    <w:p>
+      <w:pPr>
+        <w:spacing w:after="120" w:line="360" w:lineRule="auto"/>
+      </w:pPr>
+      <w:r>
+        <w:rPr>
+          <w:rFonts w:ascii="微软雅黑" w:hAnsi="微软雅黑" w:eastAsia="微软雅黑"/>
+          <w:b/>
+          <w:color w:val="0A6E6A"/>
+          <w:sz w:val="21"/>
+        </w:rPr>
+        <w:t>「船台·智能体」复兴创客黑客松　｜　在百年船台，写出下一代智能体</w:t>
+      </w:r>
+    </w:p>
+    <w:p>
+      <w:pPr>
+        <w:spacing w:after="120" w:line="360" w:lineRule="auto"/>
+      </w:pPr>
+      <w:r>
+        <w:rPr>
+          <w:rFonts w:ascii="微软雅黑" w:hAnsi="微软雅黑" w:eastAsia="微软雅黑"/>
+          <w:b w:val="0"/>
+          <w:color w:val="1B2A44"/>
+          <w:sz w:val="21"/>
+        </w:rPr>
+        <w:t>窗口：2026 年 9 月 11 日（五）晚 — 9 月 12 日（六）下午（约 24 小时）　｜　规模：20–40 支团队（高校/创客/初创，每队 3–5 人）</w:t>
+      </w:r>
+    </w:p>
+    <w:p>
+      <w:pPr>
+        <w:spacing w:after="120" w:line="360" w:lineRule="auto"/>
+      </w:pPr>
+      <w:r>
+        <w:rPr>
+          <w:rFonts w:ascii="微软雅黑" w:hAnsi="微软雅黑" w:eastAsia="微软雅黑"/>
+          <w:b w:val="0"/>
+          <w:color w:val="1B2A44"/>
+          <w:sz w:val="21"/>
+        </w:rPr>
+        <w:t>场地：岛上老厂房创客空间 / 实训平台周边（与主会场分流）</w:t>
+      </w:r>
+    </w:p>
+    <w:p>
+      <w:pPr>
+        <w:pStyle w:val="Heading2"/>
+      </w:pPr>
+      <w:r>
+        <w:rPr>
+          <w:rFonts w:ascii="微软雅黑" w:hAnsi="微软雅黑" w:eastAsia="微软雅黑"/>
+          <w:b/>
+          <w:color w:val="0B3D91"/>
+          <w:sz w:val="26"/>
+        </w:rPr>
+        <w:t>为何必须做</w:t>
+      </w:r>
+    </w:p>
+    <w:p>
+      <w:pPr>
+        <w:pStyle w:val="ListBullet"/>
+        <w:spacing w:after="60"/>
+      </w:pPr>
+      <w:r>
+        <w:rPr>
+          <w:rFonts w:ascii="微软雅黑" w:hAnsi="微软雅黑" w:eastAsia="微软雅黑"/>
+          <w:b w:val="0"/>
+          <w:color w:val="1B2A44"/>
+          <w:sz w:val="21"/>
+        </w:rPr>
+        <w:t>直接回应市委「开展好活动、集聚创新创业人才」要求。</w:t>
+      </w:r>
+    </w:p>
+    <w:p>
+      <w:pPr>
+        <w:pStyle w:val="ListBullet"/>
+        <w:spacing w:after="60"/>
+      </w:pPr>
+      <w:r>
+        <w:rPr>
+          <w:rFonts w:ascii="微软雅黑" w:hAnsi="微软雅黑" w:eastAsia="微软雅黑"/>
+          <w:b w:val="0"/>
+          <w:color w:val="1B2A44"/>
+          <w:sz w:val="21"/>
+        </w:rPr>
+        <w:t>呼应区方案鼓励大赛展会、OPC 社群与创客学院生态。</w:t>
+      </w:r>
+    </w:p>
+    <w:p>
+      <w:pPr>
+        <w:pStyle w:val="ListBullet"/>
+        <w:spacing w:after="60"/>
+      </w:pPr>
+      <w:r>
+        <w:rPr>
+          <w:rFonts w:ascii="微软雅黑" w:hAnsi="微软雅黑" w:eastAsia="微软雅黑"/>
+          <w:b w:val="0"/>
+          <w:color w:val="1B2A44"/>
+          <w:sz w:val="21"/>
+        </w:rPr>
+        <w:t>把「全球创客岛」从发布会做成可感知的创客现场。</w:t>
+      </w:r>
+    </w:p>
+    <w:p>
+      <w:pPr>
+        <w:pStyle w:val="ListBullet"/>
+        <w:spacing w:after="60"/>
+      </w:pPr>
+      <w:r>
+        <w:rPr>
+          <w:rFonts w:ascii="微软雅黑" w:hAnsi="微软雅黑" w:eastAsia="微软雅黑"/>
+          <w:b w:val="0"/>
+          <w:color w:val="1B2A44"/>
+          <w:sz w:val="21"/>
+        </w:rPr>
+        <w:t>文脉衍生：船台曾承载造船下海，今日承载智能体「下水」。</w:t>
+      </w:r>
+    </w:p>
+    <w:p>
+      <w:pPr>
+        <w:pStyle w:val="Heading2"/>
+      </w:pPr>
+      <w:r>
+        <w:rPr>
+          <w:rFonts w:ascii="微软雅黑" w:hAnsi="微软雅黑" w:eastAsia="微软雅黑"/>
+          <w:b/>
+          <w:color w:val="0B3D91"/>
+          <w:sz w:val="26"/>
+        </w:rPr>
+        <w:t>四大赛道</w:t>
+      </w:r>
+    </w:p>
+    <w:tbl>
+      <w:tblPr>
+        <w:tblStyle w:val="TableGrid"/>
+        <w:tblW w:type="auto" w:w="0"/>
+        <w:tblLook w:firstColumn="1" w:firstRow="1" w:lastColumn="0" w:lastRow="0" w:noHBand="0" w:noVBand="1" w:val="04A0"/>
+      </w:tblPr>
+      <w:tblGrid>
+        <w:gridCol w:w="4816"/>
+        <w:gridCol w:w="4816"/>
+      </w:tblGrid>
+      <w:tr>
+        <w:tc>
+          <w:tcPr>
+            <w:tcW w:type="dxa" w:w="4816"/>
+            <w:shd w:val="clear" w:color="auto" w:fill="0B3D91"/>
+          </w:tcPr>
+          <w:p>
+            <w:r/>
+            <w:r>
+              <w:rPr>
+                <w:rFonts w:ascii="微软雅黑" w:hAnsi="微软雅黑" w:eastAsia="微软雅黑"/>
+                <w:b/>
+                <w:color w:val="FFFFFF"/>
+                <w:sz w:val="20"/>
+              </w:rPr>
+              <w:t>赛道</w:t>
+            </w:r>
+          </w:p>
+        </w:tc>
+        <w:tc>
+          <w:tcPr>
+            <w:tcW w:type="dxa" w:w="4816"/>
+            <w:shd w:val="clear" w:color="auto" w:fill="0B3D91"/>
+          </w:tcPr>
+          <w:p>
+            <w:r/>
+            <w:r>
+              <w:rPr>
+                <w:rFonts w:ascii="微软雅黑" w:hAnsi="微软雅黑" w:eastAsia="微软雅黑"/>
+                <w:b/>
+                <w:color w:val="FFFFFF"/>
+                <w:sz w:val="20"/>
+              </w:rPr>
+              <w:t>课题方向</w:t>
+            </w:r>
+          </w:p>
+        </w:tc>
+      </w:tr>
+      <w:tr>
+        <w:tc>
+          <w:tcPr>
+            <w:tcW w:type="dxa" w:w="4816"/>
+          </w:tcPr>
+          <w:p>
+            <w:r/>
+            <w:r>
+              <w:rPr>
+                <w:rFonts w:ascii="微软雅黑" w:hAnsi="微软雅黑" w:eastAsia="微软雅黑"/>
+                <w:b w:val="0"/>
+                <w:color w:val="1B2A44"/>
+                <w:sz w:val="19"/>
+              </w:rPr>
+              <w:t>赛道 1 · 空间智能</w:t>
+            </w:r>
+          </w:p>
+        </w:tc>
+        <w:tc>
+          <w:tcPr>
+            <w:tcW w:type="dxa" w:w="4816"/>
+          </w:tcPr>
+          <w:p>
+            <w:r/>
+            <w:r>
+              <w:rPr>
+                <w:rFonts w:ascii="微软雅黑" w:hAnsi="微软雅黑" w:eastAsia="微软雅黑"/>
+                <w:b w:val="0"/>
+                <w:color w:val="1B2A44"/>
+                <w:sz w:val="19"/>
+              </w:rPr>
+              <w:t>城市治理大模型、时空数据应用、岛上场景助手</w:t>
+            </w:r>
+          </w:p>
+        </w:tc>
+      </w:tr>
+      <w:tr>
+        <w:tc>
+          <w:tcPr>
+            <w:tcW w:type="dxa" w:w="4816"/>
+            <w:shd w:val="clear" w:color="auto" w:fill="F2F6FA"/>
+          </w:tcPr>
+          <w:p>
+            <w:r/>
+            <w:r>
+              <w:rPr>
+                <w:rFonts w:ascii="微软雅黑" w:hAnsi="微软雅黑" w:eastAsia="微软雅黑"/>
+                <w:b w:val="0"/>
+                <w:color w:val="1B2A44"/>
+                <w:sz w:val="19"/>
+              </w:rPr>
+              <w:t>赛道 2 · 具身智能</w:t>
+            </w:r>
+          </w:p>
+        </w:tc>
+        <w:tc>
+          <w:tcPr>
+            <w:tcW w:type="dxa" w:w="4816"/>
+            <w:shd w:val="clear" w:color="auto" w:fill="F2F6FA"/>
+          </w:tcPr>
+          <w:p>
+            <w:r/>
+            <w:r>
+              <w:rPr>
+                <w:rFonts w:ascii="微软雅黑" w:hAnsi="微软雅黑" w:eastAsia="微软雅黑"/>
+                <w:b w:val="0"/>
+                <w:color w:val="1B2A44"/>
+                <w:sz w:val="19"/>
+              </w:rPr>
+              <w:t>机器人实景任务、人机协同、实训场课题</w:t>
+            </w:r>
+          </w:p>
+        </w:tc>
+      </w:tr>
+      <w:tr>
+        <w:tc>
+          <w:tcPr>
+            <w:tcW w:type="dxa" w:w="4816"/>
+          </w:tcPr>
+          <w:p>
+            <w:r/>
+            <w:r>
+              <w:rPr>
+                <w:rFonts w:ascii="微软雅黑" w:hAnsi="微软雅黑" w:eastAsia="微软雅黑"/>
+                <w:b w:val="0"/>
+                <w:color w:val="1B2A44"/>
+                <w:sz w:val="19"/>
+              </w:rPr>
+              <w:t>赛道 3 · 低空/无人系统</w:t>
+            </w:r>
+          </w:p>
+        </w:tc>
+        <w:tc>
+          <w:tcPr>
+            <w:tcW w:type="dxa" w:w="4816"/>
+          </w:tcPr>
+          <w:p>
+            <w:r/>
+            <w:r>
+              <w:rPr>
+                <w:rFonts w:ascii="微软雅黑" w:hAnsi="微软雅黑" w:eastAsia="微软雅黑"/>
+                <w:b w:val="0"/>
+                <w:color w:val="1B2A44"/>
+                <w:sz w:val="19"/>
+              </w:rPr>
+              <w:t>巡检、物流、应急或文旅低空应用原型</w:t>
+            </w:r>
+          </w:p>
+        </w:tc>
+      </w:tr>
+      <w:tr>
+        <w:tc>
+          <w:tcPr>
+            <w:tcW w:type="dxa" w:w="4816"/>
+            <w:shd w:val="clear" w:color="auto" w:fill="F2F6FA"/>
+          </w:tcPr>
+          <w:p>
+            <w:r/>
+            <w:r>
+              <w:rPr>
+                <w:rFonts w:ascii="微软雅黑" w:hAnsi="微软雅黑" w:eastAsia="微软雅黑"/>
+                <w:b w:val="0"/>
+                <w:color w:val="1B2A44"/>
+                <w:sz w:val="19"/>
+              </w:rPr>
+              <w:t>赛道 4 · 科创出海工具</w:t>
+            </w:r>
+          </w:p>
+        </w:tc>
+        <w:tc>
+          <w:tcPr>
+            <w:tcW w:type="dxa" w:w="4816"/>
+            <w:shd w:val="clear" w:color="auto" w:fill="F2F6FA"/>
+          </w:tcPr>
+          <w:p>
+            <w:r/>
+            <w:r>
+              <w:rPr>
+                <w:rFonts w:ascii="微软雅黑" w:hAnsi="微软雅黑" w:eastAsia="微软雅黑"/>
+                <w:b w:val="0"/>
+                <w:color w:val="1B2A44"/>
+                <w:sz w:val="19"/>
+              </w:rPr>
+              <w:t>跨境合规、多语言服务、海外获客与本地化工具</w:t>
+            </w:r>
+          </w:p>
+        </w:tc>
+      </w:tr>
+    </w:tbl>
+    <w:p/>
+    <w:p>
+      <w:pPr>
+        <w:pStyle w:val="Heading2"/>
+      </w:pPr>
+      <w:r>
+        <w:rPr>
+          <w:rFonts w:ascii="微软雅黑" w:hAnsi="微软雅黑" w:eastAsia="微软雅黑"/>
+          <w:b/>
+          <w:color w:val="0B3D91"/>
+          <w:sz w:val="26"/>
+        </w:rPr>
+        <w:t>规则要点</w:t>
+      </w:r>
+    </w:p>
+    <w:p>
+      <w:pPr>
+        <w:pStyle w:val="ListBullet"/>
+        <w:spacing w:after="60"/>
+      </w:pPr>
+      <w:r>
+        <w:rPr>
+          <w:rFonts w:ascii="微软雅黑" w:hAnsi="微软雅黑" w:eastAsia="微软雅黑"/>
+          <w:b w:val="0"/>
+          <w:color w:val="1B2A44"/>
+          <w:sz w:val="21"/>
+        </w:rPr>
+        <w:t>赛前 2 周发布课题包与岛上开放数据/API（脱敏）；现场也可自带题目但须贴合赛道。</w:t>
+      </w:r>
+    </w:p>
+    <w:p>
+      <w:pPr>
+        <w:pStyle w:val="ListBullet"/>
+        <w:spacing w:after="60"/>
+      </w:pPr>
+      <w:r>
+        <w:rPr>
+          <w:rFonts w:ascii="微软雅黑" w:hAnsi="微软雅黑" w:eastAsia="微软雅黑"/>
+          <w:b w:val="0"/>
+          <w:color w:val="1B2A44"/>
+          <w:sz w:val="21"/>
+        </w:rPr>
+        <w:t>提供算力代金/云资源、导师工位、工业遗存场地氛围与演示道具。</w:t>
+      </w:r>
+    </w:p>
+    <w:p>
+      <w:pPr>
+        <w:pStyle w:val="ListBullet"/>
+        <w:spacing w:after="60"/>
+      </w:pPr>
+      <w:r>
+        <w:rPr>
+          <w:rFonts w:ascii="微软雅黑" w:hAnsi="微软雅黑" w:eastAsia="微软雅黑"/>
+          <w:b w:val="0"/>
+          <w:color w:val="1B2A44"/>
+          <w:sz w:val="21"/>
+        </w:rPr>
+        <w:t>导师团：产业专家 + 入岛企业 + 高校导师；国际领事可参与点评（可选）。</w:t>
+      </w:r>
+    </w:p>
+    <w:p>
+      <w:pPr>
+        <w:pStyle w:val="ListBullet"/>
+        <w:spacing w:after="60"/>
+      </w:pPr>
+      <w:r>
+        <w:rPr>
+          <w:rFonts w:ascii="微软雅黑" w:hAnsi="微软雅黑" w:eastAsia="微软雅黑"/>
+          <w:b w:val="0"/>
+          <w:color w:val="1B2A44"/>
+          <w:sz w:val="21"/>
+        </w:rPr>
+        <w:t>产出：可演示原型 + 3 分钟路演 + 一页应用场景说明。</w:t>
+      </w:r>
+    </w:p>
+    <w:p>
+      <w:pPr>
+        <w:pStyle w:val="ListBullet"/>
+        <w:spacing w:after="60"/>
+      </w:pPr>
+      <w:r>
+        <w:rPr>
+          <w:rFonts w:ascii="微软雅黑" w:hAnsi="微软雅黑" w:eastAsia="微软雅黑"/>
+          <w:b w:val="0"/>
+          <w:color w:val="1B2A44"/>
+          <w:sz w:val="21"/>
+        </w:rPr>
+        <w:t>激励：奖金/算力券/模型券/入孵绿色通道/会客厅对接名额；优胜项目周六 Demo Day 登主舞台。</w:t>
+      </w:r>
+    </w:p>
+    <w:p>
+      <w:pPr>
+        <w:pStyle w:val="Heading2"/>
+      </w:pPr>
+      <w:r>
+        <w:rPr>
+          <w:rFonts w:ascii="微软雅黑" w:hAnsi="微软雅黑" w:eastAsia="微软雅黑"/>
+          <w:b/>
+          <w:color w:val="0B3D91"/>
+          <w:sz w:val="26"/>
+        </w:rPr>
+        <w:t>赛程</w:t>
+      </w:r>
+    </w:p>
+    <w:tbl>
+      <w:tblPr>
+        <w:tblStyle w:val="TableGrid"/>
+        <w:tblW w:type="auto" w:w="0"/>
+        <w:tblLook w:firstColumn="1" w:firstRow="1" w:lastColumn="0" w:lastRow="0" w:noHBand="0" w:noVBand="1" w:val="04A0"/>
+      </w:tblPr>
+      <w:tblGrid>
+        <w:gridCol w:w="4816"/>
+        <w:gridCol w:w="4816"/>
+      </w:tblGrid>
+      <w:tr>
+        <w:tc>
+          <w:tcPr>
+            <w:tcW w:type="dxa" w:w="4816"/>
+            <w:shd w:val="clear" w:color="auto" w:fill="0B3D91"/>
+          </w:tcPr>
+          <w:p>
+            <w:r/>
+            <w:r>
+              <w:rPr>
+                <w:rFonts w:ascii="微软雅黑" w:hAnsi="微软雅黑" w:eastAsia="微软雅黑"/>
+                <w:b/>
+                <w:color w:val="FFFFFF"/>
+                <w:sz w:val="20"/>
+              </w:rPr>
+              <w:t>时间</w:t>
+            </w:r>
+          </w:p>
+        </w:tc>
+        <w:tc>
+          <w:tcPr>
+            <w:tcW w:type="dxa" w:w="4816"/>
+            <w:shd w:val="clear" w:color="auto" w:fill="0B3D91"/>
+          </w:tcPr>
+          <w:p>
+            <w:r/>
+            <w:r>
+              <w:rPr>
+                <w:rFonts w:ascii="微软雅黑" w:hAnsi="微软雅黑" w:eastAsia="微软雅黑"/>
+                <w:b/>
+                <w:color w:val="FFFFFF"/>
+                <w:sz w:val="20"/>
+              </w:rPr>
+              <w:t>环节</w:t>
+            </w:r>
+          </w:p>
+        </w:tc>
+      </w:tr>
+      <w:tr>
+        <w:tc>
+          <w:tcPr>
+            <w:tcW w:type="dxa" w:w="4816"/>
+          </w:tcPr>
+          <w:p>
+            <w:r/>
+            <w:r>
+              <w:rPr>
+                <w:rFonts w:ascii="微软雅黑" w:hAnsi="微软雅黑" w:eastAsia="微软雅黑"/>
+                <w:b w:val="0"/>
+                <w:color w:val="1B2A44"/>
+                <w:sz w:val="19"/>
+              </w:rPr>
+              <w:t>9/11 18:30–19:30</w:t>
+            </w:r>
+          </w:p>
+        </w:tc>
+        <w:tc>
+          <w:tcPr>
+            <w:tcW w:type="dxa" w:w="4816"/>
+          </w:tcPr>
+          <w:p>
+            <w:r/>
+            <w:r>
+              <w:rPr>
+                <w:rFonts w:ascii="微软雅黑" w:hAnsi="微软雅黑" w:eastAsia="微软雅黑"/>
+                <w:b w:val="0"/>
+                <w:color w:val="1B2A44"/>
+                <w:sz w:val="19"/>
+              </w:rPr>
+              <w:t>报到开营 · 文脉短片 · 课题发布</w:t>
+            </w:r>
+          </w:p>
+        </w:tc>
+      </w:tr>
+      <w:tr>
+        <w:tc>
+          <w:tcPr>
+            <w:tcW w:type="dxa" w:w="4816"/>
+            <w:shd w:val="clear" w:color="auto" w:fill="F2F6FA"/>
+          </w:tcPr>
+          <w:p>
+            <w:r/>
+            <w:r>
+              <w:rPr>
+                <w:rFonts w:ascii="微软雅黑" w:hAnsi="微软雅黑" w:eastAsia="微软雅黑"/>
+                <w:b w:val="0"/>
+                <w:color w:val="1B2A44"/>
+                <w:sz w:val="19"/>
+              </w:rPr>
+              <w:t>9/11 19:30–22:30</w:t>
+            </w:r>
+          </w:p>
+        </w:tc>
+        <w:tc>
+          <w:tcPr>
+            <w:tcW w:type="dxa" w:w="4816"/>
+            <w:shd w:val="clear" w:color="auto" w:fill="F2F6FA"/>
+          </w:tcPr>
+          <w:p>
+            <w:r/>
+            <w:r>
+              <w:rPr>
+                <w:rFonts w:ascii="微软雅黑" w:hAnsi="微软雅黑" w:eastAsia="微软雅黑"/>
+                <w:b w:val="0"/>
+                <w:color w:val="1B2A44"/>
+                <w:sz w:val="19"/>
+              </w:rPr>
+              <w:t>组队确认 · 导师匹配 · 开工</w:t>
+            </w:r>
+          </w:p>
+        </w:tc>
+      </w:tr>
+      <w:tr>
+        <w:tc>
+          <w:tcPr>
+            <w:tcW w:type="dxa" w:w="4816"/>
+          </w:tcPr>
+          <w:p>
+            <w:r/>
+            <w:r>
+              <w:rPr>
+                <w:rFonts w:ascii="微软雅黑" w:hAnsi="微软雅黑" w:eastAsia="微软雅黑"/>
+                <w:b w:val="0"/>
+                <w:color w:val="1B2A44"/>
+                <w:sz w:val="19"/>
+              </w:rPr>
+              <w:t>9/11 22:30–次日 12:00</w:t>
+            </w:r>
+          </w:p>
+        </w:tc>
+        <w:tc>
+          <w:tcPr>
+            <w:tcW w:type="dxa" w:w="4816"/>
+          </w:tcPr>
+          <w:p>
+            <w:r/>
+            <w:r>
+              <w:rPr>
+                <w:rFonts w:ascii="微软雅黑" w:hAnsi="微软雅黑" w:eastAsia="微软雅黑"/>
+                <w:b w:val="0"/>
+                <w:color w:val="1B2A44"/>
+                <w:sz w:val="19"/>
+              </w:rPr>
+              <w:t>连续开发（夜间值守与安全预案）</w:t>
+            </w:r>
+          </w:p>
+        </w:tc>
+      </w:tr>
+      <w:tr>
+        <w:tc>
+          <w:tcPr>
+            <w:tcW w:type="dxa" w:w="4816"/>
+            <w:shd w:val="clear" w:color="auto" w:fill="F2F6FA"/>
+          </w:tcPr>
+          <w:p>
+            <w:r/>
+            <w:r>
+              <w:rPr>
+                <w:rFonts w:ascii="微软雅黑" w:hAnsi="微软雅黑" w:eastAsia="微软雅黑"/>
+                <w:b w:val="0"/>
+                <w:color w:val="1B2A44"/>
+                <w:sz w:val="19"/>
+              </w:rPr>
+              <w:t>9/12 12:00–13:30</w:t>
+            </w:r>
+          </w:p>
+        </w:tc>
+        <w:tc>
+          <w:tcPr>
+            <w:tcW w:type="dxa" w:w="4816"/>
+            <w:shd w:val="clear" w:color="auto" w:fill="F2F6FA"/>
+          </w:tcPr>
+          <w:p>
+            <w:r/>
+            <w:r>
+              <w:rPr>
+                <w:rFonts w:ascii="微软雅黑" w:hAnsi="微软雅黑" w:eastAsia="微软雅黑"/>
+                <w:b w:val="0"/>
+                <w:color w:val="1B2A44"/>
+                <w:sz w:val="19"/>
+              </w:rPr>
+              <w:t>提交截止 · 初审 · 午餐休整</w:t>
+            </w:r>
+          </w:p>
+        </w:tc>
+      </w:tr>
+      <w:tr>
+        <w:tc>
+          <w:tcPr>
+            <w:tcW w:type="dxa" w:w="4816"/>
+          </w:tcPr>
+          <w:p>
+            <w:r/>
+            <w:r>
+              <w:rPr>
+                <w:rFonts w:ascii="微软雅黑" w:hAnsi="微软雅黑" w:eastAsia="微软雅黑"/>
+                <w:b w:val="0"/>
+                <w:color w:val="1B2A44"/>
+                <w:sz w:val="19"/>
+              </w:rPr>
+              <w:t>9/12 15:20–16:20</w:t>
+            </w:r>
+          </w:p>
+        </w:tc>
+        <w:tc>
+          <w:tcPr>
+            <w:tcW w:type="dxa" w:w="4816"/>
+          </w:tcPr>
+          <w:p>
+            <w:r/>
+            <w:r>
+              <w:rPr>
+                <w:rFonts w:ascii="微软雅黑" w:hAnsi="微软雅黑" w:eastAsia="微软雅黑"/>
+                <w:b w:val="0"/>
+                <w:color w:val="1B2A44"/>
+                <w:sz w:val="19"/>
+              </w:rPr>
+              <w:t>Demo Day（主论坛复会环节，决赛队伍路演）</w:t>
+            </w:r>
+          </w:p>
+        </w:tc>
+      </w:tr>
+      <w:tr>
+        <w:tc>
+          <w:tcPr>
+            <w:tcW w:type="dxa" w:w="4816"/>
+            <w:shd w:val="clear" w:color="auto" w:fill="F2F6FA"/>
+          </w:tcPr>
+          <w:p>
+            <w:r/>
+            <w:r>
+              <w:rPr>
+                <w:rFonts w:ascii="微软雅黑" w:hAnsi="微软雅黑" w:eastAsia="微软雅黑"/>
+                <w:b w:val="0"/>
+                <w:color w:val="1B2A44"/>
+                <w:sz w:val="19"/>
+              </w:rPr>
+              <w:t>9/12 16:20–16:40</w:t>
+            </w:r>
+          </w:p>
+        </w:tc>
+        <w:tc>
+          <w:tcPr>
+            <w:tcW w:type="dxa" w:w="4816"/>
+            <w:shd w:val="clear" w:color="auto" w:fill="F2F6FA"/>
+          </w:tcPr>
+          <w:p>
+            <w:r/>
+            <w:r>
+              <w:rPr>
+                <w:rFonts w:ascii="微软雅黑" w:hAnsi="微软雅黑" w:eastAsia="微软雅黑"/>
+                <w:b w:val="0"/>
+                <w:color w:val="1B2A44"/>
+                <w:sz w:val="19"/>
+              </w:rPr>
+              <w:t>颁奖 · 入孵/券包意向授意</w:t>
+            </w:r>
+          </w:p>
+        </w:tc>
+      </w:tr>
+    </w:tbl>
+    <w:p/>
+    <w:p>
+      <w:pPr>
+        <w:pStyle w:val="Heading2"/>
+      </w:pPr>
+      <w:r>
+        <w:rPr>
+          <w:rFonts w:ascii="微软雅黑" w:hAnsi="微软雅黑" w:eastAsia="微软雅黑"/>
+          <w:b/>
+          <w:color w:val="0B3D91"/>
+          <w:sz w:val="26"/>
+        </w:rPr>
+        <w:t>黑客松 KPI</w:t>
+      </w:r>
+    </w:p>
+    <w:p>
+      <w:pPr>
+        <w:pStyle w:val="ListBullet"/>
+        <w:spacing w:after="60"/>
+      </w:pPr>
+      <w:r>
+        <w:rPr>
+          <w:rFonts w:ascii="微软雅黑" w:hAnsi="微软雅黑" w:eastAsia="微软雅黑"/>
+          <w:b w:val="0"/>
+          <w:color w:val="1B2A44"/>
+          <w:sz w:val="21"/>
+        </w:rPr>
+        <w:t>报名队伍 ≥30，完赛 ≥20</w:t>
+      </w:r>
+    </w:p>
+    <w:p>
+      <w:pPr>
+        <w:pStyle w:val="ListBullet"/>
+        <w:spacing w:after="60"/>
+      </w:pPr>
+      <w:r>
+        <w:rPr>
+          <w:rFonts w:ascii="微软雅黑" w:hAnsi="微软雅黑" w:eastAsia="微软雅黑"/>
+          <w:b w:val="0"/>
+          <w:color w:val="1B2A44"/>
+          <w:sz w:val="21"/>
+        </w:rPr>
+        <w:t>产生可演示原型 ≥15 个</w:t>
+      </w:r>
+    </w:p>
+    <w:p>
+      <w:pPr>
+        <w:pStyle w:val="ListBullet"/>
+        <w:spacing w:after="60"/>
+      </w:pPr>
+      <w:r>
+        <w:rPr>
+          <w:rFonts w:ascii="微软雅黑" w:hAnsi="微软雅黑" w:eastAsia="微软雅黑"/>
+          <w:b w:val="0"/>
+          <w:color w:val="1B2A44"/>
+          <w:sz w:val="21"/>
+        </w:rPr>
+        <w:t>意向入孵/场景合作 ≥5 项</w:t>
+      </w:r>
+    </w:p>
+    <w:p>
+      <w:pPr>
+        <w:pStyle w:val="ListBullet"/>
+        <w:spacing w:after="60"/>
+      </w:pPr>
+      <w:r>
+        <w:rPr>
+          <w:rFonts w:ascii="微软雅黑" w:hAnsi="微软雅黑" w:eastAsia="微软雅黑"/>
+          <w:b w:val="0"/>
+          <w:color w:val="1B2A44"/>
+          <w:sz w:val="21"/>
+        </w:rPr>
+        <w:t>青年人才线索入库 ≥80 人</w:t>
+      </w:r>
+    </w:p>
+    <w:p>
+      <w:pPr>
+        <w:pStyle w:val="Heading1"/>
+      </w:pPr>
+      <w:r>
+        <w:rPr>
+          <w:rFonts w:ascii="微软雅黑" w:hAnsi="微软雅黑" w:eastAsia="微软雅黑"/>
+          <w:b/>
+          <w:color w:val="0B3D91"/>
+          <w:sz w:val="32"/>
+        </w:rPr>
+        <w:t>六、择日专章：为何选定 2026 年 9 月 12 日</w:t>
       </w:r>
     </w:p>
     <w:p>
@@ -1009,7 +4031,7 @@
                 <w:color w:val="1B2A44"/>
                 <w:sz w:val="19"/>
               </w:rPr>
-              <w:t>为 9 月 15 日前最靠近收官节点的开市/挂匾吉日；同日宜出行、立券、交易，契合国际嘉宾到访、合作签约与会客厅揭牌。</w:t>
+              <w:t>为 9 月 15 日前最靠近收官节点的开市/挂匾吉日；同日宜出行、立券、交易，契合国际嘉宾到访、合作签约与会客厅揭牌；周五晚启动黑客松、周六主会场收官，节奏完整。</w:t>
             </w:r>
           </w:p>
         </w:tc>
@@ -1041,7 +4063,7 @@
           <w:color w:val="1B2A44"/>
           <w:sz w:val="21"/>
         </w:rPr>
-        <w:t>· 2026 年 9 月 9 日（星期三 · 农历七月廿八）：最靠近 9/15 的工作日开市吉日；宜开市/交易/立券/出行/移徙；若区级主要领导周六不便出席，建议改此日。</w:t>
+        <w:t>· 2026 年 9 月 9 日（星期三 · 农历七月廿八）：最靠近 9/15 的工作日开市吉日；宜开市/交易/立券/出行/移徙；若区级主要领导周六不便出席，建议改此日（黑客松可前置周末）。</w:t>
       </w:r>
     </w:p>
     <w:p>
@@ -1055,7 +4077,7 @@
           <w:color w:val="1B2A44"/>
           <w:sz w:val="21"/>
         </w:rPr>
-        <w:t>· 2026 年 9 月 3 日（星期四 · 农历七月廿二）：金匮黄道日；宜开市/交易/立券/入宅；距 9/15 稍远，可作为前期内部动员或分论坛预热日。</w:t>
+        <w:t>· 2026 年 9 月 3 日（星期四 · 农历七月廿二）：金匮黄道日；宜开市/交易/立券/入宅；距 9/15 稍远，可作为前期内部动员、文脉展预热或黑客松路演日。</w:t>
       </w:r>
     </w:p>
     <w:p>
@@ -1111,7 +4133,7 @@
           <w:color w:val="0B3D91"/>
           <w:sz w:val="32"/>
         </w:rPr>
-        <w:t>三、活动定位、目标与主题板块</w:t>
+        <w:t>七、活动定位、目标与主题板块</w:t>
       </w:r>
     </w:p>
     <w:p>
@@ -1139,7 +4161,7 @@
           <w:color w:val="1B2A44"/>
           <w:sz w:val="21"/>
         </w:rPr>
-        <w:t>以「全球创客岛」阶段性收官为政治节点，以「量子城市」政策为上位牵引，在复兴岛举办一场 200–300 人规模的国际化科创出海与具身智能大会，同步完成若干国家/片区国际会议厅（会客厅）揭牌落位，形成可汇报、可传播、可复用的政绩答卷。</w:t>
+        <w:t>以百年「复兴」文脉为底色，以市委启动「全球创客岛」与「量子城市」寄托为上位牵引，在岛上举办一场 200–300 人国际化科创出海与具身智能大会，同步完成国际会议厅揭牌，并以「船台·智能体」黑客松把创客生态做实，形成可汇报、可传播、可复用的阶段性政绩答卷。</w:t>
       </w:r>
     </w:p>
     <w:p>
@@ -1168,7 +4190,7 @@
           <w:color w:val="1B2A44"/>
           <w:sz w:val="21"/>
         </w:rPr>
-        <w:t>政治答卷：向市委、市政府与区委区政府呈现「全球创客岛」自 2025 年 12 月启动以来的阶段性成果。</w:t>
+        <w:t>政治答卷：呈现全球创客岛自 2025 年 12 月启动以来的阶段性成果，回应市、区领导寄托。</w:t>
       </w:r>
     </w:p>
     <w:p>
@@ -1183,7 +4205,7 @@
           <w:color w:val="1B2A44"/>
           <w:sz w:val="21"/>
         </w:rPr>
-        <w:t>政策迎合：把「量子城市」时空智能建设与复兴岛实验基地叙事做深做实，服务杨浦区战略站位。</w:t>
+        <w:t>文脉续写：把周家嘴—定海—复兴的百年叙事与工业遗存活化，转化为活动主题与空间体验。</w:t>
       </w:r>
     </w:p>
     <w:p>
@@ -1198,7 +4220,7 @@
           <w:color w:val="1B2A44"/>
           <w:sz w:val="21"/>
         </w:rPr>
-        <w:t>国际规格：邀请「一带一路」沿线国家驻沪总领事亲自出席，体现全球化定位。</w:t>
+        <w:t>政策迎合：把量子城市、国际创新创业集聚区、黄浦江中北段科创高地做成可感成果。</w:t>
       </w:r>
     </w:p>
     <w:p>
@@ -1213,7 +4235,7 @@
           <w:color w:val="1B2A44"/>
           <w:sz w:val="21"/>
         </w:rPr>
-        <w:t>产业落地：聚焦人工智能、具身智能、低空经济板块协同，推动场景、项目与企业签约入岛。</w:t>
+        <w:t>国际规格：邀请「一带一路」多国总领事亲自出席，完成国家/片区会客厅揭牌落位。</w:t>
       </w:r>
     </w:p>
     <w:p>
@@ -1228,7 +4250,22 @@
           <w:color w:val="1B2A44"/>
           <w:sz w:val="21"/>
         </w:rPr>
-        <w:t>空间落位：完成「某某国家 / 某某片区」国际会议厅（会客厅）揭牌，形成可持续国际合作窗口。</w:t>
+        <w:t>创客做实：举办岛上黑客松，形成青年人才、项目苗子与场景合作的即时产出。</w:t>
+      </w:r>
+    </w:p>
+    <w:p>
+      <w:pPr>
+        <w:pStyle w:val="ListBullet"/>
+        <w:spacing w:after="60"/>
+      </w:pPr>
+      <w:r>
+        <w:rPr>
+          <w:rFonts w:ascii="微软雅黑" w:hAnsi="微软雅黑" w:eastAsia="微软雅黑"/>
+          <w:b w:val="0"/>
+          <w:color w:val="1B2A44"/>
+          <w:sz w:val="21"/>
+        </w:rPr>
+        <w:t>产业落地：聚焦 AI、具身智能、低空经济与科创出海，推动签约入岛与场景应用。</w:t>
       </w:r>
     </w:p>
     <w:p>
@@ -1256,7 +4293,7 @@
           <w:color w:val="0B3D91"/>
           <w:sz w:val="22"/>
         </w:rPr>
-        <w:t>科创出海（Go Global）</w:t>
+        <w:t>文脉续写与空间更新（Heritage × Renewal）</w:t>
       </w:r>
     </w:p>
     <w:p>
@@ -1271,7 +4308,7 @@
           <w:color w:val="1B2A44"/>
           <w:sz w:val="21"/>
         </w:rPr>
-        <w:t>「一带一路」国家市场机会与营商环境推介</w:t>
+        <w:t>治江→治城：浚浦工程传统与量子城市治理对照</w:t>
       </w:r>
     </w:p>
     <w:p>
@@ -1286,7 +4323,7 @@
           <w:color w:val="1B2A44"/>
           <w:sz w:val="21"/>
         </w:rPr>
-        <w:t>杨浦 / 复兴岛企业出海服务包与跨境对接机制</w:t>
+        <w:t>工业遗存轻度改造样本：船台公园与老厂房焕新</w:t>
       </w:r>
     </w:p>
     <w:p>
@@ -1301,7 +4338,66 @@
           <w:color w:val="1B2A44"/>
           <w:sz w:val="21"/>
         </w:rPr>
-        <w:t>海外园区、本地空间与双边投资双向通道</w:t>
+        <w:t>人民城市理念下的滨江公共空间与创客生活</w:t>
+      </w:r>
+    </w:p>
+    <w:p>
+      <w:pPr>
+        <w:pStyle w:val="Heading3"/>
+      </w:pPr>
+      <w:r>
+        <w:rPr>
+          <w:rFonts w:ascii="微软雅黑" w:hAnsi="微软雅黑" w:eastAsia="微软雅黑"/>
+          <w:b/>
+          <w:color w:val="0B3D91"/>
+          <w:sz w:val="22"/>
+        </w:rPr>
+        <w:t>科创出海（Go Global）</w:t>
+      </w:r>
+    </w:p>
+    <w:p>
+      <w:pPr>
+        <w:pStyle w:val="ListBullet"/>
+        <w:spacing w:after="60"/>
+      </w:pPr>
+      <w:r>
+        <w:rPr>
+          <w:rFonts w:ascii="微软雅黑" w:hAnsi="微软雅黑" w:eastAsia="微软雅黑"/>
+          <w:b w:val="0"/>
+          <w:color w:val="1B2A44"/>
+          <w:sz w:val="21"/>
+        </w:rPr>
+        <w:t>「一带一路」营商环境与科技合作机会</w:t>
+      </w:r>
+    </w:p>
+    <w:p>
+      <w:pPr>
+        <w:pStyle w:val="ListBullet"/>
+        <w:spacing w:after="60"/>
+      </w:pPr>
+      <w:r>
+        <w:rPr>
+          <w:rFonts w:ascii="微软雅黑" w:hAnsi="微软雅黑" w:eastAsia="微软雅黑"/>
+          <w:b w:val="0"/>
+          <w:color w:val="1B2A44"/>
+          <w:sz w:val="21"/>
+        </w:rPr>
+        <w:t>从「造船下海」到「智能装备/算法出海」</w:t>
+      </w:r>
+    </w:p>
+    <w:p>
+      <w:pPr>
+        <w:pStyle w:val="ListBullet"/>
+        <w:spacing w:after="60"/>
+      </w:pPr>
+      <w:r>
+        <w:rPr>
+          <w:rFonts w:ascii="微软雅黑" w:hAnsi="微软雅黑" w:eastAsia="微软雅黑"/>
+          <w:b w:val="0"/>
+          <w:color w:val="1B2A44"/>
+          <w:sz w:val="21"/>
+        </w:rPr>
+        <w:t>国家会客厅与双向投资、离岸孵化机制</w:t>
       </w:r>
     </w:p>
     <w:p>
@@ -1330,7 +4426,7 @@
           <w:color w:val="1B2A44"/>
           <w:sz w:val="21"/>
         </w:rPr>
-        <w:t>量子城市时空智能底座与城市治理大模型成果展示</w:t>
+        <w:t>量子城市时空智能底座与城市治理大模型</w:t>
       </w:r>
     </w:p>
     <w:p>
@@ -1360,7 +4456,7 @@
           <w:color w:val="1B2A44"/>
           <w:sz w:val="21"/>
         </w:rPr>
-        <w:t>AI 企业入岛、算力/模型/语料券政策兑现案例</w:t>
+        <w:t>算力券/模型券/语料券政策兑现案例</w:t>
       </w:r>
     </w:p>
     <w:p>
@@ -1374,7 +4470,7 @@
           <w:color w:val="0B3D91"/>
           <w:sz w:val="22"/>
         </w:rPr>
-        <w:t>具身智能（Embodied AI）</w:t>
+        <w:t>具身智能与低空经济（Embodied × Low-alt）</w:t>
       </w:r>
     </w:p>
     <w:p>
@@ -1389,7 +4485,7 @@
           <w:color w:val="1B2A44"/>
           <w:sz w:val="21"/>
         </w:rPr>
-        <w:t>实景空间实验实训实测平台阶段性成果</w:t>
+        <w:t>实景空间实验实训实测与「硅基岛民」示范</w:t>
       </w:r>
     </w:p>
     <w:p>
@@ -1404,7 +4500,7 @@
           <w:color w:val="1B2A44"/>
           <w:sz w:val="21"/>
         </w:rPr>
-        <w:t>碳硅双基友好场景与「硅基岛民」示范</w:t>
+        <w:t>环水地理条件下的无人机/eVTOL/无人艇测试叙事</w:t>
       </w:r>
     </w:p>
     <w:p>
@@ -1419,66 +4515,7 @@
           <w:color w:val="1B2A44"/>
           <w:sz w:val="21"/>
         </w:rPr>
-        <w:t>机器人 / 具身智能企业路演与场景合作签约</w:t>
-      </w:r>
-    </w:p>
-    <w:p>
-      <w:pPr>
-        <w:pStyle w:val="Heading3"/>
-      </w:pPr>
-      <w:r>
-        <w:rPr>
-          <w:rFonts w:ascii="微软雅黑" w:hAnsi="微软雅黑" w:eastAsia="微软雅黑"/>
-          <w:b/>
-          <w:color w:val="0B3D91"/>
-          <w:sz w:val="22"/>
-        </w:rPr>
-        <w:t>低空经济（Low-altitude）</w:t>
-      </w:r>
-    </w:p>
-    <w:p>
-      <w:pPr>
-        <w:pStyle w:val="ListBullet"/>
-        <w:spacing w:after="60"/>
-      </w:pPr>
-      <w:r>
-        <w:rPr>
-          <w:rFonts w:ascii="微软雅黑" w:hAnsi="微软雅黑" w:eastAsia="微软雅黑"/>
-          <w:b w:val="0"/>
-          <w:color w:val="1B2A44"/>
-          <w:sz w:val="21"/>
-        </w:rPr>
-        <w:t>低空经济与未来出行在岛上的试验空间</w:t>
-      </w:r>
-    </w:p>
-    <w:p>
-      <w:pPr>
-        <w:pStyle w:val="ListBullet"/>
-        <w:spacing w:after="60"/>
-      </w:pPr>
-      <w:r>
-        <w:rPr>
-          <w:rFonts w:ascii="微软雅黑" w:hAnsi="微软雅黑" w:eastAsia="微软雅黑"/>
-          <w:b w:val="0"/>
-          <w:color w:val="1B2A44"/>
-          <w:sz w:val="21"/>
-        </w:rPr>
-        <w:t>适航、空域、应用场景与产业链协同</w:t>
-      </w:r>
-    </w:p>
-    <w:p>
-      <w:pPr>
-        <w:pStyle w:val="ListBullet"/>
-        <w:spacing w:after="60"/>
-      </w:pPr>
-      <w:r>
-        <w:rPr>
-          <w:rFonts w:ascii="微软雅黑" w:hAnsi="微软雅黑" w:eastAsia="微软雅黑"/>
-          <w:b w:val="0"/>
-          <w:color w:val="1B2A44"/>
-          <w:sz w:val="21"/>
-        </w:rPr>
-        <w:t>与 AI / 具身智能交叉的感知—决策—执行闭环</w:t>
+        <w:t>感知—决策—执行闭环与产业链协同</w:t>
       </w:r>
     </w:p>
     <w:p>
@@ -1492,7 +4529,7 @@
           <w:color w:val="0B3D91"/>
           <w:sz w:val="32"/>
         </w:rPr>
-        <w:t>四、活动概览与规模结构</w:t>
+        <w:t>八、活动概览与规模结构</w:t>
       </w:r>
     </w:p>
     <w:tbl>
@@ -1631,7 +4668,7 @@
                 <w:color w:val="1B2A44"/>
                 <w:sz w:val="19"/>
               </w:rPr>
-              <w:t>建议时间</w:t>
+              <w:t>主题Slogan</w:t>
             </w:r>
           </w:p>
         </w:tc>
@@ -1648,7 +4685,7 @@
                 <w:color w:val="1B2A44"/>
                 <w:sz w:val="19"/>
               </w:rPr>
-              <w:t>2026 年 9 月 12 日（星期六 · 农历八月初二）（全天，约 09:00–17:30）</w:t>
+              <w:t>百年复兴，智造再启航</w:t>
             </w:r>
           </w:p>
         </w:tc>
@@ -1668,7 +4705,7 @@
                 <w:color w:val="1B2A44"/>
                 <w:sz w:val="19"/>
               </w:rPr>
-              <w:t>黄历择吉</w:t>
+              <w:t>建议时间</w:t>
             </w:r>
           </w:p>
         </w:tc>
@@ -1686,7 +4723,7 @@
                 <w:color w:val="1B2A44"/>
                 <w:sz w:val="19"/>
               </w:rPr>
-              <w:t>宜开市 · 挂匾 · 立券 · 出行 · 交易（详见择日专章）</w:t>
+              <w:t>2026 年 9 月 12 日（星期六 · 农历八月初二）（主会日）；黑客松 2026 年 9 月 11 日（五）晚 — 9 月 12 日（六）下午（约 24 小时）</w:t>
             </w:r>
           </w:p>
         </w:tc>
@@ -1705,7 +4742,7 @@
                 <w:color w:val="1B2A44"/>
                 <w:sz w:val="19"/>
               </w:rPr>
-              <w:t>建议地点</w:t>
+              <w:t>黄历择吉</w:t>
             </w:r>
           </w:p>
         </w:tc>
@@ -1722,7 +4759,7 @@
                 <w:color w:val="1B2A44"/>
                 <w:sz w:val="19"/>
               </w:rPr>
-              <w:t>复兴岛核心启动区大型会场（建议容量 300–400 人，详见场地专章）</w:t>
+              <w:t>宜开市 · 挂匾 · 立券 · 出行 · 交易（详见择日专章）</w:t>
             </w:r>
           </w:p>
         </w:tc>
@@ -1742,7 +4779,7 @@
                 <w:color w:val="1B2A44"/>
                 <w:sz w:val="19"/>
               </w:rPr>
-              <w:t>活动规模</w:t>
+              <w:t>建议地点</w:t>
             </w:r>
           </w:p>
         </w:tc>
@@ -1760,7 +4797,7 @@
                 <w:color w:val="1B2A44"/>
                 <w:sz w:val="19"/>
               </w:rPr>
-              <w:t>现场 200–300 人（核心席约 80–100；产业与生态席约 120–200）</w:t>
+              <w:t>复兴岛核心启动区 / 船台公园及周边工业厂房会场</w:t>
             </w:r>
           </w:p>
         </w:tc>
@@ -1779,7 +4816,7 @@
                 <w:color w:val="1B2A44"/>
                 <w:sz w:val="19"/>
               </w:rPr>
-              <w:t>核心主题</w:t>
+              <w:t>活动规模</w:t>
             </w:r>
           </w:p>
         </w:tc>
@@ -1796,7 +4833,7 @@
                 <w:color w:val="1B2A44"/>
                 <w:sz w:val="19"/>
               </w:rPr>
-              <w:t>科创出海 · 人工智能 · 具身智能 · 低空经济</w:t>
+              <w:t>主会场 200–300 人；黑客松 20–40 支团队（约 80–160 人，可分流）</w:t>
             </w:r>
           </w:p>
         </w:tc>
@@ -1816,7 +4853,7 @@
                 <w:color w:val="1B2A44"/>
                 <w:sz w:val="19"/>
               </w:rPr>
-              <w:t>活动形式</w:t>
+              <w:t>核心主题</w:t>
             </w:r>
           </w:p>
         </w:tc>
@@ -1834,7 +4871,7 @@
                 <w:color w:val="1B2A44"/>
                 <w:sz w:val="19"/>
               </w:rPr>
-              <w:t>主论坛 + 板块分论坛 + 揭牌仪式 + 项目签约 + 国际对接酒会</w:t>
+              <w:t>文脉续写 · 科创出海 · AI/具身智能/低空 · 创客黑客松</w:t>
             </w:r>
           </w:p>
         </w:tc>
@@ -1853,7 +4890,7 @@
                 <w:color w:val="1B2A44"/>
                 <w:sz w:val="19"/>
               </w:rPr>
-              <w:t>规格目标</w:t>
+              <w:t>活动形式</w:t>
             </w:r>
           </w:p>
         </w:tc>
@@ -1870,7 +4907,7 @@
                 <w:color w:val="1B2A44"/>
                 <w:sz w:val="19"/>
               </w:rPr>
-              <w:t>区委书记 / 区长出席；「一带一路」多国总领事出席；市级相关部门领导视情邀请</w:t>
+              <w:t>文脉展 + 主论坛 + 分论坛 + 揭牌签约 + 黑客松 Demo Day + 国际对接酒会</w:t>
             </w:r>
           </w:p>
         </w:tc>
@@ -1890,7 +4927,7 @@
                 <w:color w:val="1B2A44"/>
                 <w:sz w:val="19"/>
               </w:rPr>
-              <w:t>关键成果</w:t>
+              <w:t>规格目标</w:t>
             </w:r>
           </w:p>
         </w:tc>
@@ -1908,7 +4945,43 @@
                 <w:color w:val="1B2A44"/>
                 <w:sz w:val="19"/>
               </w:rPr>
-              <w:t>成果发布 + 国际会议厅揭牌 + 项目签约 + 媒体传播矩阵</w:t>
+              <w:t>区委书记/区长出席；「一带一路」多国总领事出席；市级部门视情邀请</w:t>
+            </w:r>
+          </w:p>
+        </w:tc>
+      </w:tr>
+      <w:tr>
+        <w:tc>
+          <w:tcPr>
+            <w:tcW w:type="dxa" w:w="4816"/>
+          </w:tcPr>
+          <w:p>
+            <w:r/>
+            <w:r>
+              <w:rPr>
+                <w:rFonts w:ascii="微软雅黑" w:hAnsi="微软雅黑" w:eastAsia="微软雅黑"/>
+                <w:b w:val="0"/>
+                <w:color w:val="1B2A44"/>
+                <w:sz w:val="19"/>
+              </w:rPr>
+              <w:t>关键成果</w:t>
+            </w:r>
+          </w:p>
+        </w:tc>
+        <w:tc>
+          <w:tcPr>
+            <w:tcW w:type="dxa" w:w="4816"/>
+          </w:tcPr>
+          <w:p>
+            <w:r/>
+            <w:r>
+              <w:rPr>
+                <w:rFonts w:ascii="微软雅黑" w:hAnsi="微软雅黑" w:eastAsia="微软雅黑"/>
+                <w:b w:val="0"/>
+                <w:color w:val="1B2A44"/>
+                <w:sz w:val="19"/>
+              </w:rPr>
+              <w:t>成果发布 + 会客厅揭牌 + 项目签约 + 黑客松优胜落地 + 媒体传播</w:t>
             </w:r>
           </w:p>
         </w:tc>
@@ -2136,7 +5209,7 @@
                 <w:color w:val="1B2A44"/>
                 <w:sz w:val="19"/>
               </w:rPr>
-              <w:t>80–100</w:t>
+              <w:t>70–90</w:t>
             </w:r>
           </w:p>
         </w:tc>
@@ -2173,7 +5246,7 @@
                 <w:color w:val="1B2A44"/>
                 <w:sz w:val="19"/>
               </w:rPr>
-              <w:t>生态与观察席</w:t>
+              <w:t>创客与黑客松观察席</w:t>
             </w:r>
           </w:p>
         </w:tc>
@@ -2191,7 +5264,7 @@
                 <w:color w:val="1B2A44"/>
                 <w:sz w:val="19"/>
               </w:rPr>
-              <w:t>60–80</w:t>
+              <w:t>30–40</w:t>
             </w:r>
           </w:p>
         </w:tc>
@@ -2209,7 +5282,7 @@
                 <w:color w:val="1B2A44"/>
                 <w:sz w:val="19"/>
               </w:rPr>
-              <w:t>孵化器、高校、协会、媒体、服务机构</w:t>
+              <w:t>导师、优胜候选队代表、高校创新联盟</w:t>
             </w:r>
           </w:p>
         </w:tc>
@@ -2228,7 +5301,7 @@
                 <w:color w:val="1B2A44"/>
                 <w:sz w:val="19"/>
               </w:rPr>
-              <w:t>工作保障席</w:t>
+              <w:t>生态与媒体席</w:t>
             </w:r>
           </w:p>
         </w:tc>
@@ -2245,7 +5318,7 @@
                 <w:color w:val="1B2A44"/>
                 <w:sz w:val="19"/>
               </w:rPr>
-              <w:t>20–30</w:t>
+              <w:t>40–50</w:t>
             </w:r>
           </w:p>
         </w:tc>
@@ -2262,7 +5335,7 @@
                 <w:color w:val="1B2A44"/>
                 <w:sz w:val="19"/>
               </w:rPr>
-              <w:t>安保、外事、会务、宣传、医疗</w:t>
+              <w:t>孵化器、协会、媒体</w:t>
             </w:r>
           </w:p>
         </w:tc>
@@ -2282,7 +5355,7 @@
                 <w:color w:val="1B2A44"/>
                 <w:sz w:val="19"/>
               </w:rPr>
-              <w:t>合计</w:t>
+              <w:t>工作保障席</w:t>
             </w:r>
           </w:p>
         </w:tc>
@@ -2300,7 +5373,7 @@
                 <w:color w:val="1B2A44"/>
                 <w:sz w:val="19"/>
               </w:rPr>
-              <w:t>200–300</w:t>
+              <w:t>20–30</w:t>
             </w:r>
           </w:p>
         </w:tc>
@@ -2318,7 +5391,60 @@
                 <w:color w:val="1B2A44"/>
                 <w:sz w:val="19"/>
               </w:rPr>
-              <w:t>弹性控制在 300 人以内，保证规格与体验</w:t>
+              <w:t>安保、外事、会务、宣传、医疗、黑客松值守</w:t>
+            </w:r>
+          </w:p>
+        </w:tc>
+      </w:tr>
+      <w:tr>
+        <w:tc>
+          <w:tcPr>
+            <w:tcW w:type="dxa" w:w="3211"/>
+          </w:tcPr>
+          <w:p>
+            <w:r/>
+            <w:r>
+              <w:rPr>
+                <w:rFonts w:ascii="微软雅黑" w:hAnsi="微软雅黑" w:eastAsia="微软雅黑"/>
+                <w:b w:val="0"/>
+                <w:color w:val="1B2A44"/>
+                <w:sz w:val="19"/>
+              </w:rPr>
+              <w:t>合计（主会场）</w:t>
+            </w:r>
+          </w:p>
+        </w:tc>
+        <w:tc>
+          <w:tcPr>
+            <w:tcW w:type="dxa" w:w="3211"/>
+          </w:tcPr>
+          <w:p>
+            <w:r/>
+            <w:r>
+              <w:rPr>
+                <w:rFonts w:ascii="微软雅黑" w:hAnsi="微软雅黑" w:eastAsia="微软雅黑"/>
+                <w:b w:val="0"/>
+                <w:color w:val="1B2A44"/>
+                <w:sz w:val="19"/>
+              </w:rPr>
+              <w:t>200–300</w:t>
+            </w:r>
+          </w:p>
+        </w:tc>
+        <w:tc>
+          <w:tcPr>
+            <w:tcW w:type="dxa" w:w="3211"/>
+          </w:tcPr>
+          <w:p>
+            <w:r/>
+            <w:r>
+              <w:rPr>
+                <w:rFonts w:ascii="微软雅黑" w:hAnsi="微软雅黑" w:eastAsia="微软雅黑"/>
+                <w:b w:val="0"/>
+                <w:color w:val="1B2A44"/>
+                <w:sz w:val="19"/>
+              </w:rPr>
+              <w:t>黑客松选手主要在工位区，决赛代表进入主会场</w:t>
             </w:r>
           </w:p>
         </w:tc>
@@ -2336,7 +5462,7 @@
           <w:color w:val="0B3D91"/>
           <w:sz w:val="32"/>
         </w:rPr>
-        <w:t>五、场地建议（复兴岛）</w:t>
+        <w:t>九、场地建议（复兴岛）</w:t>
       </w:r>
     </w:p>
     <w:p>
@@ -2380,7 +5506,7 @@
           <w:color w:val="1B2A44"/>
           <w:sz w:val="21"/>
         </w:rPr>
-        <w:t>国际接待：具备独立贵宾室、领事休息区、同声传译与安保动线。</w:t>
+        <w:t>文脉可视：尽量可见船台、塔吊或老厂房肌理，保证「历史—未来」同框画面。</w:t>
       </w:r>
     </w:p>
     <w:p>
@@ -2395,7 +5521,7 @@
           <w:color w:val="1B2A44"/>
           <w:sz w:val="21"/>
         </w:rPr>
-        <w:t>规模匹配：主会场座席 250–350，可扩展分会场或户外仪式区。</w:t>
+        <w:t>国际接待：独立贵宾室、领事休息区、同声传译与安保动线。</w:t>
       </w:r>
     </w:p>
     <w:p>
@@ -2410,7 +5536,7 @@
           <w:color w:val="1B2A44"/>
           <w:sz w:val="21"/>
         </w:rPr>
-        <w:t>展示条件：可布置成果展廊、具身智能演示区、低空/无人机静态展示。</w:t>
+        <w:t>规模匹配：主会场 250–350 座席；黑客松另设 1–2 个连片厂房工位区。</w:t>
       </w:r>
     </w:p>
     <w:p>
@@ -2425,7 +5551,7 @@
           <w:color w:val="1B2A44"/>
           <w:sz w:val="21"/>
         </w:rPr>
-        <w:t>交通保障：临近越江通道与公交接驳点；可设专车接送领事与区级领导。</w:t>
+        <w:t>展示条件：文脉展廊 + 具身智能演示 + 低空静态展 + 黑客松开放工位观摩。</w:t>
       </w:r>
     </w:p>
     <w:p>
@@ -2439,7 +5565,7 @@
           <w:color w:val="0B3D91"/>
           <w:sz w:val="26"/>
         </w:rPr>
-        <w:t>方案 A（首选）：全球创客岛核心启动区主会场</w:t>
+        <w:t>方案 A（首选）：核心启动区主会场 + 船台公园礼仪区</w:t>
       </w:r>
     </w:p>
     <w:p>
@@ -2453,7 +5579,7 @@
           <w:color w:val="1B2A44"/>
           <w:sz w:val="21"/>
         </w:rPr>
-        <w:t>依托岛上已改造的大型工业厂房 / 发布会场馆，紧邻量子城市与具身智能实训展示区；适合「室内主论坛 + 户外/门厅揭牌」组合，政治象征最强。</w:t>
+        <w:t>主论坛/揭牌在启动区厂房会场；领导与领事短途步入船台公园完成文脉打卡与室外合影；黑客松置于相邻老厂房，动线最短、叙事最完整。</w:t>
       </w:r>
     </w:p>
     <w:p>
@@ -2467,7 +5593,7 @@
           <w:color w:val="666666"/>
           <w:sz w:val="21"/>
         </w:rPr>
-        <w:t>容量：300–400 人　　优势：叙事完整、动线短、便于成果展与揭牌同场</w:t>
+        <w:t>容量：主会 300–400；黑客松 100+　　优势：文脉+科创+创客三合一，政绩画面最强</w:t>
       </w:r>
     </w:p>
     <w:p>
@@ -2481,7 +5607,7 @@
           <w:color w:val="0B3D91"/>
           <w:sz w:val="26"/>
         </w:rPr>
-        <w:t>方案 B：复兴岛滨江会客厅型场地</w:t>
+        <w:t>方案 B：滨江会客厅型主会场</w:t>
       </w:r>
     </w:p>
     <w:p>
@@ -2495,7 +5621,7 @@
           <w:color w:val="1B2A44"/>
           <w:sz w:val="21"/>
         </w:rPr>
-        <w:t>选择滨江可视面良好的多功能厅，强化「江海交汇、全球开放」视觉；适合国际会议厅揭牌与酒会，但产业演示空间相对受限。</w:t>
+        <w:t>强化国际礼仪与江景画面；文脉展以多媒体+实物组件室内呈现；适合领事密集行程，但工业肌理感知弱于方案 A。</w:t>
       </w:r>
     </w:p>
     <w:p>
@@ -2523,7 +5649,7 @@
           <w:color w:val="0B3D91"/>
           <w:sz w:val="26"/>
         </w:rPr>
-        <w:t>方案 C：主会场在岛 + 分论坛在周边科创载体</w:t>
+        <w:t>方案 C：主会场 + 多点分论坛/黑客松</w:t>
       </w:r>
     </w:p>
     <w:p>
@@ -2537,7 +5663,7 @@
           <w:color w:val="1B2A44"/>
           <w:sz w:val="21"/>
         </w:rPr>
-        <w:t>开幕式与揭牌在岛上主会场，下午分论坛分流至岛上孵化器 / 实训平台；适合规模冲到 300 人上限时的分流组织。</w:t>
+        <w:t>开幕式与揭牌在主会场，下午分论坛与黑客松 Demo 分流至实训平台与孵化器；适合冲到规模上限时的组织方式。</w:t>
       </w:r>
     </w:p>
     <w:p>
@@ -2551,7 +5677,7 @@
           <w:color w:val="666666"/>
           <w:sz w:val="21"/>
         </w:rPr>
-        <w:t>容量：主会场 200 + 分会场合计 100+　　优势：可同时展示多个载体落位</w:t>
+        <w:t>容量：主会 200 + 分流 100+　　优势：可同时展示多个载体落位</w:t>
       </w:r>
     </w:p>
     <w:p>
@@ -2565,7 +5691,7 @@
           <w:color w:val="0B3D91"/>
           <w:sz w:val="32"/>
         </w:rPr>
-        <w:t>六、嘉宾阵容与邀约策略</w:t>
+        <w:t>十、嘉宾阵容与邀约策略</w:t>
       </w:r>
     </w:p>
     <w:p>
@@ -2623,7 +5749,7 @@
           <w:color w:val="1B2A44"/>
           <w:sz w:val="21"/>
         </w:rPr>
-        <w:t>分管副区长（科创 / 商务 / 建设）</w:t>
+        <w:t>分管副区长（科创 / 商务 / 建设 / 规划资源）</w:t>
       </w:r>
     </w:p>
     <w:p>
@@ -2681,7 +5807,7 @@
           <w:color w:val="1B2A44"/>
           <w:sz w:val="21"/>
         </w:rPr>
-        <w:t>「一带一路」重点国家驻沪总领事 6–10 位亲自出席（东南亚、中亚、中东、中东欧等轮动）</w:t>
+        <w:t>「一带一路」重点国家驻沪总领事 6–10 位亲自出席</w:t>
       </w:r>
     </w:p>
     <w:p>
@@ -2739,7 +5865,7 @@
           <w:color w:val="0B3D91"/>
           <w:sz w:val="26"/>
         </w:rPr>
-        <w:t>C 产业与学术层</w:t>
+        <w:t>C 产业·学术·创客层</w:t>
       </w:r>
     </w:p>
     <w:p>
@@ -2754,7 +5880,7 @@
           <w:color w:val="1B2A44"/>
           <w:sz w:val="21"/>
         </w:rPr>
-        <w:t>具身智能 / 机器人 / AI 大模型领军企业负责人</w:t>
+        <w:t>具身智能 / 机器人 / AI 大模型 / 低空经济领军企业</w:t>
       </w:r>
     </w:p>
     <w:p>
@@ -2769,7 +5895,7 @@
           <w:color w:val="1B2A44"/>
           <w:sz w:val="21"/>
         </w:rPr>
-        <w:t>低空经济整机、运营与关键零部件企业</w:t>
+        <w:t>量子城市 / 空间智能实验室与高校创新联盟代表</w:t>
       </w:r>
     </w:p>
     <w:p>
@@ -2784,22 +5910,7 @@
           <w:color w:val="1B2A44"/>
           <w:sz w:val="21"/>
         </w:rPr>
-        <w:t>量子城市 / 空间智能相关实验室与高校代表</w:t>
-      </w:r>
-    </w:p>
-    <w:p>
-      <w:pPr>
-        <w:pStyle w:val="ListBullet"/>
-        <w:spacing w:after="60"/>
-      </w:pPr>
-      <w:r>
-        <w:rPr>
-          <w:rFonts w:ascii="微软雅黑" w:hAnsi="微软雅黑" w:eastAsia="微软雅黑"/>
-          <w:b w:val="0"/>
-          <w:color w:val="1B2A44"/>
-          <w:sz w:val="21"/>
-        </w:rPr>
-        <w:t>已入岛或意向入岛的孵化器、基金与出海服务机构</w:t>
+        <w:t>入岛孵化器、基金；黑客松导师与优胜团队代表</w:t>
       </w:r>
     </w:p>
     <w:p>
@@ -2813,7 +5924,7 @@
           <w:color w:val="666666"/>
           <w:sz w:val="21"/>
         </w:rPr>
-        <w:t>目标：内容专业度与项目签约质量</w:t>
+        <w:t>目标：内容专业度、项目签约与创客生态可见度</w:t>
       </w:r>
     </w:p>
     <w:p>
@@ -2857,7 +5968,7 @@
           <w:color w:val="1B2A44"/>
           <w:sz w:val="21"/>
         </w:rPr>
-        <w:t>科技垂类媒体与国际传播渠道</w:t>
+        <w:t>科技垂类与国际传播渠道</w:t>
       </w:r>
     </w:p>
     <w:p>
@@ -2872,7 +5983,7 @@
           <w:color w:val="1B2A44"/>
           <w:sz w:val="21"/>
         </w:rPr>
-        <w:t>活动官方摄影摄像与直播团队</w:t>
+        <w:t>文脉短片、直播与短视频团队</w:t>
       </w:r>
     </w:p>
     <w:p>
@@ -2886,7 +5997,7 @@
           <w:color w:val="666666"/>
           <w:sz w:val="21"/>
         </w:rPr>
-        <w:t>目标：形成「领导可见、社会可感、国际可传」的传播闭环</w:t>
+        <w:t>目标：领导可见、社会可感、国际可传</w:t>
       </w:r>
     </w:p>
     <w:p>
@@ -2974,7 +6085,7 @@
           <w:color w:val="0B3D91"/>
           <w:sz w:val="32"/>
         </w:rPr>
-        <w:t>七、国际会议厅 / 会客厅揭牌落位计划</w:t>
+        <w:t>十一、国际会议厅 / 会客厅揭牌落位计划</w:t>
       </w:r>
     </w:p>
     <w:p>
@@ -3235,7 +6346,7 @@
                 <w:color w:val="1B2A44"/>
                 <w:sz w:val="19"/>
               </w:rPr>
-              <w:t>产业平台类揭牌（可选增强）</w:t>
+              <w:t>产业与创客平台揭牌（增强项）</w:t>
             </w:r>
           </w:p>
         </w:tc>
@@ -3269,7 +6380,7 @@
                 <w:color w:val="1B2A44"/>
                 <w:sz w:val="19"/>
               </w:rPr>
-              <w:t>具身智能实训联合实验室 / 低空经济应用验证中心 / 出海服务站</w:t>
+              <w:t>具身智能联合实验室 / 低空应用验证中心 / 创客学院·黑客松常设营地</w:t>
             </w:r>
           </w:p>
         </w:tc>
@@ -3364,7 +6475,22 @@
           <w:color w:val="1B2A44"/>
           <w:sz w:val="21"/>
         </w:rPr>
-        <w:t>媒体可感知：揭牌背板、铭牌、导视与宣传片同步备妥。</w:t>
+        <w:t>文脉同框：揭牌背景尽量融入船台/塔吊/老厂房元素，形成独特视觉记忆。</w:t>
+      </w:r>
+    </w:p>
+    <w:p>
+      <w:pPr>
+        <w:pStyle w:val="ListBullet"/>
+        <w:spacing w:after="60"/>
+      </w:pPr>
+      <w:r>
+        <w:rPr>
+          <w:rFonts w:ascii="微软雅黑" w:hAnsi="微软雅黑" w:eastAsia="微软雅黑"/>
+          <w:b w:val="0"/>
+          <w:color w:val="1B2A44"/>
+          <w:sz w:val="21"/>
+        </w:rPr>
+        <w:t>媒体可感知：揭牌背板、铭牌、导视与文脉短片同步备妥。</w:t>
       </w:r>
     </w:p>
     <w:p>
@@ -3378,7 +6504,7 @@
           <w:color w:val="0B3D91"/>
           <w:sz w:val="32"/>
         </w:rPr>
-        <w:t>八、详细议程安排</w:t>
+        <w:t>十二、详细议程安排</w:t>
       </w:r>
     </w:p>
     <w:p>
@@ -3495,7 +6621,7 @@
                 <w:color w:val="1B2A44"/>
                 <w:sz w:val="19"/>
               </w:rPr>
-              <w:t>08:30–09:20</w:t>
+              <w:t>08:30–09:15</w:t>
             </w:r>
           </w:p>
         </w:tc>
@@ -3512,7 +6638,7 @@
                 <w:color w:val="1B2A44"/>
                 <w:sz w:val="19"/>
               </w:rPr>
-              <w:t>签到 · 成果展廊开放</w:t>
+              <w:t>签到 · 文脉展廊开放</w:t>
             </w:r>
           </w:p>
         </w:tc>
@@ -3529,7 +6655,7 @@
                 <w:color w:val="1B2A44"/>
                 <w:sz w:val="19"/>
               </w:rPr>
-              <w:t>贵宾通道 / 领事接待 / 媒体采访位</w:t>
+              <w:t>「周家嘴—复兴—创客岛」三幕展；贵宾/领事接待</w:t>
             </w:r>
           </w:p>
         </w:tc>
@@ -3546,7 +6672,7 @@
                 <w:color w:val="1B2A44"/>
                 <w:sz w:val="19"/>
               </w:rPr>
-              <w:t>会务组</w:t>
+              <w:t>会务+宣传</w:t>
             </w:r>
           </w:p>
         </w:tc>
@@ -3566,7 +6692,7 @@
                 <w:color w:val="1B2A44"/>
                 <w:sz w:val="19"/>
               </w:rPr>
-              <w:t>09:20–09:30</w:t>
+              <w:t>09:15–09:25</w:t>
             </w:r>
           </w:p>
         </w:tc>
@@ -3584,7 +6710,7 @@
                 <w:color w:val="1B2A44"/>
                 <w:sz w:val="19"/>
               </w:rPr>
-              <w:t>开幕式 · 主持人开场</w:t>
+              <w:t>开幕影像</w:t>
             </w:r>
           </w:p>
         </w:tc>
@@ -3602,7 +6728,7 @@
                 <w:color w:val="1B2A44"/>
                 <w:sz w:val="19"/>
               </w:rPr>
-              <w:t>介绍出席领导与国际嘉宾</w:t>
+              <w:t>60–90 秒文脉短片《百年复兴，智造再启航》</w:t>
             </w:r>
           </w:p>
         </w:tc>
@@ -3620,7 +6746,7 @@
                 <w:color w:val="1B2A44"/>
                 <w:sz w:val="19"/>
               </w:rPr>
-              <w:t>主持人</w:t>
+              <w:t>宣传组</w:t>
             </w:r>
           </w:p>
         </w:tc>
@@ -3639,7 +6765,7 @@
                 <w:color w:val="1B2A44"/>
                 <w:sz w:val="19"/>
               </w:rPr>
-              <w:t>09:30–09:45</w:t>
+              <w:t>09:25–09:35</w:t>
             </w:r>
           </w:p>
         </w:tc>
@@ -3656,7 +6782,7 @@
                 <w:color w:val="1B2A44"/>
                 <w:sz w:val="19"/>
               </w:rPr>
-              <w:t>区委 / 区政府主要领导致辞</w:t>
+              <w:t>主持人开场</w:t>
             </w:r>
           </w:p>
         </w:tc>
@@ -3673,7 +6799,7 @@
                 <w:color w:val="1B2A44"/>
                 <w:sz w:val="19"/>
               </w:rPr>
-              <w:t>全球创客岛阶段性答卷与下一步部署</w:t>
+              <w:t>介绍出席领导、国际嘉宾与黑客松并行安排</w:t>
             </w:r>
           </w:p>
         </w:tc>
@@ -3690,7 +6816,7 @@
                 <w:color w:val="1B2A44"/>
                 <w:sz w:val="19"/>
               </w:rPr>
-              <w:t>区领导</w:t>
+              <w:t>主持人</w:t>
             </w:r>
           </w:p>
         </w:tc>
@@ -3710,7 +6836,7 @@
                 <w:color w:val="1B2A44"/>
                 <w:sz w:val="19"/>
               </w:rPr>
-              <w:t>09:45–09:55</w:t>
+              <w:t>09:35–09:50</w:t>
             </w:r>
           </w:p>
         </w:tc>
@@ -3728,7 +6854,7 @@
                 <w:color w:val="1B2A44"/>
                 <w:sz w:val="19"/>
               </w:rPr>
-              <w:t>市级部门或特邀嘉宾致辞（视情）</w:t>
+              <w:t>区委/区政府主要领导致辞</w:t>
             </w:r>
           </w:p>
         </w:tc>
@@ -3746,7 +6872,7 @@
                 <w:color w:val="1B2A44"/>
                 <w:sz w:val="19"/>
               </w:rPr>
-              <w:t>量子城市 / 科创政策呼应</w:t>
+              <w:t>回应市领导寄托，发布阶段性答卷与下一步</w:t>
             </w:r>
           </w:p>
         </w:tc>
@@ -3764,7 +6890,7 @@
                 <w:color w:val="1B2A44"/>
                 <w:sz w:val="19"/>
               </w:rPr>
-              <w:t>特邀领导</w:t>
+              <w:t>区领导</w:t>
             </w:r>
           </w:p>
         </w:tc>
@@ -3783,7 +6909,7 @@
                 <w:color w:val="1B2A44"/>
                 <w:sz w:val="19"/>
               </w:rPr>
-              <w:t>09:55–10:10</w:t>
+              <w:t>09:50–10:00</w:t>
             </w:r>
           </w:p>
         </w:tc>
@@ -3800,7 +6926,7 @@
                 <w:color w:val="1B2A44"/>
                 <w:sz w:val="19"/>
               </w:rPr>
-              <w:t>「一带一路」领事代表致辞</w:t>
+              <w:t>市级部门或特邀致辞（视情）</w:t>
             </w:r>
           </w:p>
         </w:tc>
@@ -3817,7 +6943,7 @@
                 <w:color w:val="1B2A44"/>
                 <w:sz w:val="19"/>
               </w:rPr>
-              <w:t>国际合作与科技出海期待</w:t>
+              <w:t>量子城市/规划资源/科创政策呼应</w:t>
             </w:r>
           </w:p>
         </w:tc>
@@ -3834,7 +6960,7 @@
                 <w:color w:val="1B2A44"/>
                 <w:sz w:val="19"/>
               </w:rPr>
-              <w:t>总领事代表</w:t>
+              <w:t>特邀领导</w:t>
             </w:r>
           </w:p>
         </w:tc>
@@ -3854,7 +6980,7 @@
                 <w:color w:val="1B2A44"/>
                 <w:sz w:val="19"/>
               </w:rPr>
-              <w:t>10:10–10:35</w:t>
+              <w:t>10:00–10:10</w:t>
             </w:r>
           </w:p>
         </w:tc>
@@ -3872,7 +6998,7 @@
                 <w:color w:val="1B2A44"/>
                 <w:sz w:val="19"/>
               </w:rPr>
-              <w:t>主旨成果发布</w:t>
+              <w:t>「一带一路」领事代表致辞</w:t>
             </w:r>
           </w:p>
         </w:tc>
@@ -3890,7 +7016,7 @@
                 <w:color w:val="1B2A44"/>
                 <w:sz w:val="19"/>
               </w:rPr>
-              <w:t>全球创客岛进展、量子城市岛上成果、具身智能平台进展</w:t>
+              <w:t>国际合作与科技出海期待</w:t>
             </w:r>
           </w:p>
         </w:tc>
@@ -3908,7 +7034,7 @@
                 <w:color w:val="1B2A44"/>
                 <w:sz w:val="19"/>
               </w:rPr>
-              <w:t>运营/专班</w:t>
+              <w:t>总领事代表</w:t>
             </w:r>
           </w:p>
         </w:tc>
@@ -3927,7 +7053,7 @@
                 <w:color w:val="1B2A44"/>
                 <w:sz w:val="19"/>
               </w:rPr>
-              <w:t>10:35–11:05</w:t>
+              <w:t>10:10–10:35</w:t>
             </w:r>
           </w:p>
         </w:tc>
@@ -3944,7 +7070,7 @@
                 <w:color w:val="1B2A44"/>
                 <w:sz w:val="19"/>
               </w:rPr>
-              <w:t>国际会议厅 / 会客厅揭牌仪式</w:t>
+              <w:t>主旨成果发布</w:t>
             </w:r>
           </w:p>
         </w:tc>
@@ -3961,7 +7087,7 @@
                 <w:color w:val="1B2A44"/>
                 <w:sz w:val="19"/>
               </w:rPr>
-              <w:t>国家厅 + 片区厅揭牌、铭牌落位、合影</w:t>
+              <w:t>创客岛进展、量子城市岛上成果、具身智能平台、文脉活化样本</w:t>
             </w:r>
           </w:p>
         </w:tc>
@@ -3978,7 +7104,7 @@
                 <w:color w:val="1B2A44"/>
                 <w:sz w:val="19"/>
               </w:rPr>
-              <w:t>区领导+领事</w:t>
+              <w:t>运营/专班</w:t>
             </w:r>
           </w:p>
         </w:tc>
@@ -3998,7 +7124,7 @@
                 <w:color w:val="1B2A44"/>
                 <w:sz w:val="19"/>
               </w:rPr>
-              <w:t>11:05–11:35</w:t>
+              <w:t>10:35–11:05</w:t>
             </w:r>
           </w:p>
         </w:tc>
@@ -4016,7 +7142,7 @@
                 <w:color w:val="1B2A44"/>
                 <w:sz w:val="19"/>
               </w:rPr>
-              <w:t>重点项目签约</w:t>
+              <w:t>国际会议厅/会客厅揭牌</w:t>
             </w:r>
           </w:p>
         </w:tc>
@@ -4034,7 +7160,7 @@
                 <w:color w:val="1B2A44"/>
                 <w:sz w:val="19"/>
               </w:rPr>
-              <w:t>入岛企业、出海合作、场景应用、基金/孵化器协议</w:t>
+              <w:t>国家厅+片区厅揭牌、铭牌落位、文脉场景合影</w:t>
             </w:r>
           </w:p>
         </w:tc>
@@ -4052,7 +7178,7 @@
                 <w:color w:val="1B2A44"/>
                 <w:sz w:val="19"/>
               </w:rPr>
-              <w:t>区商务/科委</w:t>
+              <w:t>区领导+领事</w:t>
             </w:r>
           </w:p>
         </w:tc>
@@ -4071,7 +7197,7 @@
                 <w:color w:val="1B2A44"/>
                 <w:sz w:val="19"/>
               </w:rPr>
-              <w:t>11:35–12:00</w:t>
+              <w:t>11:05–11:35</w:t>
             </w:r>
           </w:p>
         </w:tc>
@@ -4088,7 +7214,7 @@
                 <w:color w:val="1B2A44"/>
                 <w:sz w:val="19"/>
               </w:rPr>
-              <w:t>集体合影 · 媒体发布</w:t>
+              <w:t>重点项目签约</w:t>
             </w:r>
           </w:p>
         </w:tc>
@@ -4105,7 +7231,7 @@
                 <w:color w:val="1B2A44"/>
                 <w:sz w:val="19"/>
               </w:rPr>
-              <w:t>领导—领事—企业三方同框</w:t>
+              <w:t>入岛企业、出海合作、场景应用、创客生态协议</w:t>
             </w:r>
           </w:p>
         </w:tc>
@@ -4122,7 +7248,7 @@
                 <w:color w:val="1B2A44"/>
                 <w:sz w:val="19"/>
               </w:rPr>
-              <w:t>宣传组</w:t>
+              <w:t>区商务/科委</w:t>
             </w:r>
           </w:p>
         </w:tc>
@@ -4142,7 +7268,7 @@
                 <w:color w:val="1B2A44"/>
                 <w:sz w:val="19"/>
               </w:rPr>
-              <w:t>12:00–13:30</w:t>
+              <w:t>11:35–12:00</w:t>
             </w:r>
           </w:p>
         </w:tc>
@@ -4160,7 +7286,7 @@
                 <w:color w:val="1B2A44"/>
                 <w:sz w:val="19"/>
               </w:rPr>
-              <w:t>工作午宴 / 领事与区领导闭门交流（可选）</w:t>
+              <w:t>集体合影 · 媒体发布</w:t>
             </w:r>
           </w:p>
         </w:tc>
@@ -4178,7 +7304,7 @@
                 <w:color w:val="1B2A44"/>
                 <w:sz w:val="19"/>
               </w:rPr>
-              <w:t>小范围深度沟通，不做大型晚宴</w:t>
+              <w:t>领导—领事—企业—创客代表同框</w:t>
             </w:r>
           </w:p>
         </w:tc>
@@ -4196,7 +7322,7 @@
                 <w:color w:val="1B2A44"/>
                 <w:sz w:val="19"/>
               </w:rPr>
-              <w:t>外事组</w:t>
+              <w:t>宣传组</w:t>
             </w:r>
           </w:p>
         </w:tc>
@@ -4215,7 +7341,7 @@
                 <w:color w:val="1B2A44"/>
                 <w:sz w:val="19"/>
               </w:rPr>
-              <w:t>13:30–15:00</w:t>
+              <w:t>12:00–13:30</w:t>
             </w:r>
           </w:p>
         </w:tc>
@@ -4232,7 +7358,7 @@
                 <w:color w:val="1B2A44"/>
                 <w:sz w:val="19"/>
               </w:rPr>
-              <w:t>平行分论坛 A：人工智能与空间智能</w:t>
+              <w:t>工作午宴/闭门交流（可选）</w:t>
             </w:r>
           </w:p>
         </w:tc>
@@ -4249,7 +7375,7 @@
                 <w:color w:val="1B2A44"/>
                 <w:sz w:val="19"/>
               </w:rPr>
-              <w:t>量子城市场景、大模型落地、企业路演</w:t>
+              <w:t>小范围深度沟通；黑客松同步初审</w:t>
             </w:r>
           </w:p>
         </w:tc>
@@ -4266,7 +7392,7 @@
                 <w:color w:val="1B2A44"/>
                 <w:sz w:val="19"/>
               </w:rPr>
-              <w:t>科委专班</w:t>
+              <w:t>外事+黑客松组</w:t>
             </w:r>
           </w:p>
         </w:tc>
@@ -4304,7 +7430,7 @@
                 <w:color w:val="1B2A44"/>
                 <w:sz w:val="19"/>
               </w:rPr>
-              <w:t>平行分论坛 B：具身智能与低空经济</w:t>
+              <w:t>分论坛 A：文脉·空间·量子城市</w:t>
             </w:r>
           </w:p>
         </w:tc>
@@ -4322,7 +7448,7 @@
                 <w:color w:val="1B2A44"/>
                 <w:sz w:val="19"/>
               </w:rPr>
-              <w:t>实训平台、场景合作、产业链对接</w:t>
+              <w:t>治江治城、遗存活化、空间智能课题</w:t>
             </w:r>
           </w:p>
         </w:tc>
@@ -4340,7 +7466,7 @@
                 <w:color w:val="1B2A44"/>
                 <w:sz w:val="19"/>
               </w:rPr>
-              <w:t>产业专班</w:t>
+              <w:t>规划/科委</w:t>
             </w:r>
           </w:p>
         </w:tc>
@@ -4376,7 +7502,7 @@
                 <w:color w:val="1B2A44"/>
                 <w:sz w:val="19"/>
               </w:rPr>
-              <w:t>平行分论坛 C：科创出海圆桌</w:t>
+              <w:t>分论坛 B：具身智能与低空经济</w:t>
             </w:r>
           </w:p>
         </w:tc>
@@ -4393,7 +7519,7 @@
                 <w:color w:val="1B2A44"/>
                 <w:sz w:val="19"/>
               </w:rPr>
-              <w:t>分国别对接桌：领事 × 出海企业</w:t>
+              <w:t>实训平台、场景合作、产业链对接</w:t>
             </w:r>
           </w:p>
         </w:tc>
@@ -4410,7 +7536,7 @@
                 <w:color w:val="1B2A44"/>
                 <w:sz w:val="19"/>
               </w:rPr>
-              <w:t>商务/外事</w:t>
+              <w:t>产业专班</w:t>
             </w:r>
           </w:p>
         </w:tc>
@@ -4430,7 +7556,7 @@
                 <w:color w:val="1B2A44"/>
                 <w:sz w:val="19"/>
               </w:rPr>
-              <w:t>15:00–15:20</w:t>
+              <w:t>13:30–15:00</w:t>
             </w:r>
           </w:p>
         </w:tc>
@@ -4448,7 +7574,7 @@
                 <w:color w:val="1B2A44"/>
                 <w:sz w:val="19"/>
               </w:rPr>
-              <w:t>茶歇 · 展示区体验</w:t>
+              <w:t>分论坛 C：科创出海圆桌</w:t>
             </w:r>
           </w:p>
         </w:tc>
@@ -4466,7 +7592,7 @@
                 <w:color w:val="1B2A44"/>
                 <w:sz w:val="19"/>
               </w:rPr>
-              <w:t>具身智能演示、低空静态展、成果互动</w:t>
+              <w:t>分国别对接桌：领事×出海企业</w:t>
             </w:r>
           </w:p>
         </w:tc>
@@ -4484,7 +7610,7 @@
                 <w:color w:val="1B2A44"/>
                 <w:sz w:val="19"/>
               </w:rPr>
-              <w:t>展示组</w:t>
+              <w:t>商务/外事</w:t>
             </w:r>
           </w:p>
         </w:tc>
@@ -4503,7 +7629,7 @@
                 <w:color w:val="1B2A44"/>
                 <w:sz w:val="19"/>
               </w:rPr>
-              <w:t>15:20–16:20</w:t>
+              <w:t>13:30–15:00</w:t>
             </w:r>
           </w:p>
         </w:tc>
@@ -4520,7 +7646,7 @@
                 <w:color w:val="1B2A44"/>
                 <w:sz w:val="19"/>
               </w:rPr>
-              <w:t>主论坛复会 · 高端对话</w:t>
+              <w:t>黑客松工位开放观摩</w:t>
             </w:r>
           </w:p>
         </w:tc>
@@ -4537,7 +7663,7 @@
                 <w:color w:val="1B2A44"/>
                 <w:sz w:val="19"/>
               </w:rPr>
-              <w:t>政产学研国际对话：如何把实验区变成全球节点</w:t>
+              <w:t>媒体与嘉宾参观开发现场（限流）</w:t>
             </w:r>
           </w:p>
         </w:tc>
@@ -4554,7 +7680,7 @@
                 <w:color w:val="1B2A44"/>
                 <w:sz w:val="19"/>
               </w:rPr>
-              <w:t>主持人</w:t>
+              <w:t>黑客松组</w:t>
             </w:r>
           </w:p>
         </w:tc>
@@ -4574,7 +7700,7 @@
                 <w:color w:val="1B2A44"/>
                 <w:sz w:val="19"/>
               </w:rPr>
-              <w:t>16:20–16:50</w:t>
+              <w:t>15:00–15:20</w:t>
             </w:r>
           </w:p>
         </w:tc>
@@ -4592,7 +7718,7 @@
                 <w:color w:val="1B2A44"/>
                 <w:sz w:val="19"/>
               </w:rPr>
-              <w:t>发布「下一阶段行动」</w:t>
+              <w:t>茶歇 · 展示体验</w:t>
             </w:r>
           </w:p>
         </w:tc>
@@ -4610,7 +7736,7 @@
                 <w:color w:val="1B2A44"/>
                 <w:sz w:val="19"/>
               </w:rPr>
-              <w:t>百日行动 / 年度国际活动日历 / 会客厅运营机制</w:t>
+              <w:t>具身演示、低空静态展、文脉打卡点</w:t>
             </w:r>
           </w:p>
         </w:tc>
@@ -4628,7 +7754,7 @@
                 <w:color w:val="1B2A44"/>
                 <w:sz w:val="19"/>
               </w:rPr>
-              <w:t>专班</w:t>
+              <w:t>展示组</w:t>
             </w:r>
           </w:p>
         </w:tc>
@@ -4647,6 +7773,150 @@
                 <w:color w:val="1B2A44"/>
                 <w:sz w:val="19"/>
               </w:rPr>
+              <w:t>15:20–16:20</w:t>
+            </w:r>
+          </w:p>
+        </w:tc>
+        <w:tc>
+          <w:tcPr>
+            <w:tcW w:type="dxa" w:w="2408"/>
+          </w:tcPr>
+          <w:p>
+            <w:r/>
+            <w:r>
+              <w:rPr>
+                <w:rFonts w:ascii="微软雅黑" w:hAnsi="微软雅黑" w:eastAsia="微软雅黑"/>
+                <w:b w:val="0"/>
+                <w:color w:val="1B2A44"/>
+                <w:sz w:val="19"/>
+              </w:rPr>
+              <w:t>Demo Day · 高端对话</w:t>
+            </w:r>
+          </w:p>
+        </w:tc>
+        <w:tc>
+          <w:tcPr>
+            <w:tcW w:type="dxa" w:w="2408"/>
+          </w:tcPr>
+          <w:p>
+            <w:r/>
+            <w:r>
+              <w:rPr>
+                <w:rFonts w:ascii="微软雅黑" w:hAnsi="微软雅黑" w:eastAsia="微软雅黑"/>
+                <w:b w:val="0"/>
+                <w:color w:val="1B2A44"/>
+                <w:sz w:val="19"/>
+              </w:rPr>
+              <w:t>黑客松决赛路演 + 政产学研国际对话</w:t>
+            </w:r>
+          </w:p>
+        </w:tc>
+        <w:tc>
+          <w:tcPr>
+            <w:tcW w:type="dxa" w:w="2408"/>
+          </w:tcPr>
+          <w:p>
+            <w:r/>
+            <w:r>
+              <w:rPr>
+                <w:rFonts w:ascii="微软雅黑" w:hAnsi="微软雅黑" w:eastAsia="微软雅黑"/>
+                <w:b w:val="0"/>
+                <w:color w:val="1B2A44"/>
+                <w:sz w:val="19"/>
+              </w:rPr>
+              <w:t>主持+评委</w:t>
+            </w:r>
+          </w:p>
+        </w:tc>
+      </w:tr>
+      <w:tr>
+        <w:tc>
+          <w:tcPr>
+            <w:tcW w:type="dxa" w:w="2408"/>
+            <w:shd w:val="clear" w:color="auto" w:fill="F2F6FA"/>
+          </w:tcPr>
+          <w:p>
+            <w:r/>
+            <w:r>
+              <w:rPr>
+                <w:rFonts w:ascii="微软雅黑" w:hAnsi="微软雅黑" w:eastAsia="微软雅黑"/>
+                <w:b w:val="0"/>
+                <w:color w:val="1B2A44"/>
+                <w:sz w:val="19"/>
+              </w:rPr>
+              <w:t>16:20–16:50</w:t>
+            </w:r>
+          </w:p>
+        </w:tc>
+        <w:tc>
+          <w:tcPr>
+            <w:tcW w:type="dxa" w:w="2408"/>
+            <w:shd w:val="clear" w:color="auto" w:fill="F2F6FA"/>
+          </w:tcPr>
+          <w:p>
+            <w:r/>
+            <w:r>
+              <w:rPr>
+                <w:rFonts w:ascii="微软雅黑" w:hAnsi="微软雅黑" w:eastAsia="微软雅黑"/>
+                <w:b w:val="0"/>
+                <w:color w:val="1B2A44"/>
+                <w:sz w:val="19"/>
+              </w:rPr>
+              <w:t>颁奖与下一阶段行动</w:t>
+            </w:r>
+          </w:p>
+        </w:tc>
+        <w:tc>
+          <w:tcPr>
+            <w:tcW w:type="dxa" w:w="2408"/>
+            <w:shd w:val="clear" w:color="auto" w:fill="F2F6FA"/>
+          </w:tcPr>
+          <w:p>
+            <w:r/>
+            <w:r>
+              <w:rPr>
+                <w:rFonts w:ascii="微软雅黑" w:hAnsi="微软雅黑" w:eastAsia="微软雅黑"/>
+                <w:b w:val="0"/>
+                <w:color w:val="1B2A44"/>
+                <w:sz w:val="19"/>
+              </w:rPr>
+              <w:t>黑客松颁奖；百日行动/会客厅运营/创客日历发布</w:t>
+            </w:r>
+          </w:p>
+        </w:tc>
+        <w:tc>
+          <w:tcPr>
+            <w:tcW w:type="dxa" w:w="2408"/>
+            <w:shd w:val="clear" w:color="auto" w:fill="F2F6FA"/>
+          </w:tcPr>
+          <w:p>
+            <w:r/>
+            <w:r>
+              <w:rPr>
+                <w:rFonts w:ascii="微软雅黑" w:hAnsi="微软雅黑" w:eastAsia="微软雅黑"/>
+                <w:b w:val="0"/>
+                <w:color w:val="1B2A44"/>
+                <w:sz w:val="19"/>
+              </w:rPr>
+              <w:t>专班</w:t>
+            </w:r>
+          </w:p>
+        </w:tc>
+      </w:tr>
+      <w:tr>
+        <w:tc>
+          <w:tcPr>
+            <w:tcW w:type="dxa" w:w="2408"/>
+          </w:tcPr>
+          <w:p>
+            <w:r/>
+            <w:r>
+              <w:rPr>
+                <w:rFonts w:ascii="微软雅黑" w:hAnsi="微软雅黑" w:eastAsia="微软雅黑"/>
+                <w:b w:val="0"/>
+                <w:color w:val="1B2A44"/>
+                <w:sz w:val="19"/>
+              </w:rPr>
               <w:t>16:50–17:30</w:t>
             </w:r>
           </w:p>
@@ -4664,7 +7934,7 @@
                 <w:color w:val="1B2A44"/>
                 <w:sz w:val="19"/>
               </w:rPr>
-              <w:t>国际对接酒会（轻社交）</w:t>
+              <w:t>国际对接酒会</w:t>
             </w:r>
           </w:p>
         </w:tc>
@@ -4681,7 +7951,7 @@
                 <w:color w:val="1B2A44"/>
                 <w:sz w:val="19"/>
               </w:rPr>
-              <w:t>领事—企业—园区自由对接；不安排大型晚宴</w:t>
+              <w:t>领事—企业—优胜创客自由对接</w:t>
             </w:r>
           </w:p>
         </w:tc>
@@ -4716,7 +7986,7 @@
           <w:color w:val="0B3D91"/>
           <w:sz w:val="32"/>
         </w:rPr>
-        <w:t>九、组织架构与执行倒排期</w:t>
+        <w:t>十三、组织架构与执行倒排期</w:t>
       </w:r>
     </w:p>
     <w:p>
@@ -4869,7 +8139,7 @@
                 <w:color w:val="1B2A44"/>
                 <w:sz w:val="19"/>
               </w:rPr>
-              <w:t>外事礼宾组</w:t>
+              <w:t>文脉展示组</w:t>
             </w:r>
           </w:p>
         </w:tc>
@@ -4886,7 +8156,7 @@
                 <w:color w:val="1B2A44"/>
                 <w:sz w:val="19"/>
               </w:rPr>
-              <w:t>领事邀约、报批、接待、翻译、礼品与位次</w:t>
+              <w:t>短片、展廊、船台动线、主视觉「船台×数字网格」</w:t>
             </w:r>
           </w:p>
         </w:tc>
@@ -4906,7 +8176,7 @@
                 <w:color w:val="1B2A44"/>
                 <w:sz w:val="19"/>
               </w:rPr>
-              <w:t>产业内容组</w:t>
+              <w:t>外事礼宾组</w:t>
             </w:r>
           </w:p>
         </w:tc>
@@ -4924,7 +8194,81 @@
                 <w:color w:val="1B2A44"/>
                 <w:sz w:val="19"/>
               </w:rPr>
+              <w:t>领事邀约、报批、接待、翻译、礼品与位次</w:t>
+            </w:r>
+          </w:p>
+        </w:tc>
+      </w:tr>
+      <w:tr>
+        <w:tc>
+          <w:tcPr>
+            <w:tcW w:type="dxa" w:w="4816"/>
+          </w:tcPr>
+          <w:p>
+            <w:r/>
+            <w:r>
+              <w:rPr>
+                <w:rFonts w:ascii="微软雅黑" w:hAnsi="微软雅黑" w:eastAsia="微软雅黑"/>
+                <w:b w:val="0"/>
+                <w:color w:val="1B2A44"/>
+                <w:sz w:val="19"/>
+              </w:rPr>
+              <w:t>产业内容组</w:t>
+            </w:r>
+          </w:p>
+        </w:tc>
+        <w:tc>
+          <w:tcPr>
+            <w:tcW w:type="dxa" w:w="4816"/>
+          </w:tcPr>
+          <w:p>
+            <w:r/>
+            <w:r>
+              <w:rPr>
+                <w:rFonts w:ascii="微软雅黑" w:hAnsi="微软雅黑" w:eastAsia="微软雅黑"/>
+                <w:b w:val="0"/>
+                <w:color w:val="1B2A44"/>
+                <w:sz w:val="19"/>
+              </w:rPr>
               <w:t>嘉宾演讲、分论坛、路演筛选、签约文本</w:t>
+            </w:r>
+          </w:p>
+        </w:tc>
+      </w:tr>
+      <w:tr>
+        <w:tc>
+          <w:tcPr>
+            <w:tcW w:type="dxa" w:w="4816"/>
+            <w:shd w:val="clear" w:color="auto" w:fill="F2F6FA"/>
+          </w:tcPr>
+          <w:p>
+            <w:r/>
+            <w:r>
+              <w:rPr>
+                <w:rFonts w:ascii="微软雅黑" w:hAnsi="微软雅黑" w:eastAsia="微软雅黑"/>
+                <w:b w:val="0"/>
+                <w:color w:val="1B2A44"/>
+                <w:sz w:val="19"/>
+              </w:rPr>
+              <w:t>黑客松组</w:t>
+            </w:r>
+          </w:p>
+        </w:tc>
+        <w:tc>
+          <w:tcPr>
+            <w:tcW w:type="dxa" w:w="4816"/>
+            <w:shd w:val="clear" w:color="auto" w:fill="F2F6FA"/>
+          </w:tcPr>
+          <w:p>
+            <w:r/>
+            <w:r>
+              <w:rPr>
+                <w:rFonts w:ascii="微软雅黑" w:hAnsi="微软雅黑" w:eastAsia="微软雅黑"/>
+                <w:b w:val="0"/>
+                <w:color w:val="1B2A44"/>
+                <w:sz w:val="19"/>
+              </w:rPr>
+              <w:t>出题、招募、导师、场地值守、评审与转化</w:t>
             </w:r>
           </w:p>
         </w:tc>
@@ -5172,7 +8516,7 @@
                 <w:color w:val="1B2A44"/>
                 <w:sz w:val="19"/>
               </w:rPr>
-              <w:t>锁定主会场；形成揭牌候选国家/片区短名单；起草领导活动方案</w:t>
+              <w:t>锁定主会场与黑客松厂房；形成揭牌候选短名单；启动文脉短片脚本</w:t>
             </w:r>
           </w:p>
         </w:tc>
@@ -5208,7 +8552,7 @@
                 <w:color w:val="1B2A44"/>
                 <w:sz w:val="19"/>
               </w:rPr>
-              <w:t>正式外事报批材料报送；首轮总领事邀约函发出；市级嘉宾意向沟通</w:t>
+              <w:t>正式外事报批；首轮总领事邀约；黑客松赛题与报名通道上线</w:t>
             </w:r>
           </w:p>
         </w:tc>
@@ -5246,7 +8590,7 @@
                 <w:color w:val="1B2A44"/>
                 <w:sz w:val="19"/>
               </w:rPr>
-              <w:t>确认至少 2 个国家厅 + 1 个片区厅意向；签约项目清单初稿；主视觉定稿</w:t>
+              <w:t>确认至少 2 个国家厅+1 个片区厅意向；签约清单初稿；主视觉定稿</w:t>
             </w:r>
           </w:p>
         </w:tc>
@@ -5282,7 +8626,7 @@
                 <w:color w:val="1B2A44"/>
                 <w:sz w:val="19"/>
               </w:rPr>
-              <w:t>总领事出席确认过半；分论坛嘉宾锁定；安保与交通方案报审</w:t>
+              <w:t>总领事出席确认过半；分论坛嘉宾锁定；黑客松报名截止与初筛</w:t>
             </w:r>
           </w:p>
         </w:tc>
@@ -5320,7 +8664,7 @@
                 <w:color w:val="1B2A44"/>
                 <w:sz w:val="19"/>
               </w:rPr>
-              <w:t>全要素彩排脚本；揭牌铭牌与背板进场；媒体邀请名单确认</w:t>
+              <w:t>全要素彩排脚本；揭牌铭牌进场；开放数据/API 包发给入围队伍</w:t>
             </w:r>
           </w:p>
         </w:tc>
@@ -5356,7 +8700,7 @@
                 <w:color w:val="1B2A44"/>
                 <w:sz w:val="19"/>
               </w:rPr>
-              <w:t>最终出席名单与座次；同传设备联调；应急预案桌面推演</w:t>
+              <w:t>最终座次；同传联调；黑客松夜间值守与安全预案桌面推演</w:t>
             </w:r>
           </w:p>
         </w:tc>
@@ -5394,7 +8738,7 @@
                 <w:color w:val="1B2A44"/>
                 <w:sz w:val="19"/>
               </w:rPr>
-              <w:t>会场布置完成；领导与领事行程再确认；物料与演示设备验收</w:t>
+              <w:t>会场与工位布置完成；领导/领事行程再确认；演示设备验收</w:t>
             </w:r>
           </w:p>
         </w:tc>
@@ -5413,7 +8757,7 @@
                 <w:color w:val="1B2A44"/>
                 <w:sz w:val="19"/>
               </w:rPr>
-              <w:t>活动日 9/12</w:t>
+              <w:t>9/11 晚</w:t>
             </w:r>
           </w:p>
         </w:tc>
@@ -5430,7 +8774,7 @@
                 <w:color w:val="1B2A44"/>
                 <w:sz w:val="19"/>
               </w:rPr>
-              <w:t>按议程执行；实时舆情与后勤指挥</w:t>
+              <w:t>黑客松开营</w:t>
             </w:r>
           </w:p>
         </w:tc>
@@ -5450,7 +8794,7 @@
                 <w:color w:val="1B2A44"/>
                 <w:sz w:val="19"/>
               </w:rPr>
-              <w:t>T+3 天</w:t>
+              <w:t>活动日 9/12</w:t>
             </w:r>
           </w:p>
         </w:tc>
@@ -5468,7 +8812,7 @@
                 <w:color w:val="1B2A44"/>
                 <w:sz w:val="19"/>
               </w:rPr>
-              <w:t>新闻通稿与短视频发布；领导汇报材料（一页纸 + 图文册）提交</w:t>
+              <w:t>主会场+Demo Day+揭牌签约按议程执行</w:t>
             </w:r>
           </w:p>
         </w:tc>
@@ -5487,6 +8831,43 @@
                 <w:color w:val="1B2A44"/>
                 <w:sz w:val="19"/>
               </w:rPr>
+              <w:t>T+3 天</w:t>
+            </w:r>
+          </w:p>
+        </w:tc>
+        <w:tc>
+          <w:tcPr>
+            <w:tcW w:type="dxa" w:w="4816"/>
+          </w:tcPr>
+          <w:p>
+            <w:r/>
+            <w:r>
+              <w:rPr>
+                <w:rFonts w:ascii="微软雅黑" w:hAnsi="微软雅黑" w:eastAsia="微软雅黑"/>
+                <w:b w:val="0"/>
+                <w:color w:val="1B2A44"/>
+                <w:sz w:val="19"/>
+              </w:rPr>
+              <w:t>新闻通稿与短视频；领导汇报材料（一页纸+图文册）提交</w:t>
+            </w:r>
+          </w:p>
+        </w:tc>
+      </w:tr>
+      <w:tr>
+        <w:tc>
+          <w:tcPr>
+            <w:tcW w:type="dxa" w:w="4816"/>
+            <w:shd w:val="clear" w:color="auto" w:fill="F2F6FA"/>
+          </w:tcPr>
+          <w:p>
+            <w:r/>
+            <w:r>
+              <w:rPr>
+                <w:rFonts w:ascii="微软雅黑" w:hAnsi="微软雅黑" w:eastAsia="微软雅黑"/>
+                <w:b w:val="0"/>
+                <w:color w:val="1B2A44"/>
+                <w:sz w:val="19"/>
+              </w:rPr>
               <w:t>T+14 天</w:t>
             </w:r>
           </w:p>
@@ -5494,17 +8875,18 @@
         <w:tc>
           <w:tcPr>
             <w:tcW w:type="dxa" w:w="4816"/>
-          </w:tcPr>
-          <w:p>
-            <w:r/>
-            <w:r>
-              <w:rPr>
-                <w:rFonts w:ascii="微软雅黑" w:hAnsi="微软雅黑" w:eastAsia="微软雅黑"/>
-                <w:b w:val="0"/>
-                <w:color w:val="1B2A44"/>
-                <w:sz w:val="19"/>
-              </w:rPr>
-              <w:t>会客厅运营启动会；签约项目跟踪台账；复盘报告</w:t>
+            <w:shd w:val="clear" w:color="auto" w:fill="F2F6FA"/>
+          </w:tcPr>
+          <w:p>
+            <w:r/>
+            <w:r>
+              <w:rPr>
+                <w:rFonts w:ascii="微软雅黑" w:hAnsi="微软雅黑" w:eastAsia="微软雅黑"/>
+                <w:b w:val="0"/>
+                <w:color w:val="1B2A44"/>
+                <w:sz w:val="19"/>
+              </w:rPr>
+              <w:t>会客厅运营启动会；黑客松优胜转化台账；复盘报告</w:t>
             </w:r>
           </w:p>
         </w:tc>
@@ -5522,7 +8904,7 @@
           <w:color w:val="0B3D91"/>
           <w:sz w:val="32"/>
         </w:rPr>
-        <w:t>十、预算测算（示意）</w:t>
+        <w:t>十四、预算测算（示意）</w:t>
       </w:r>
     </w:p>
     <w:tbl>
@@ -5640,7 +9022,7 @@
                 <w:color w:val="1B2A44"/>
                 <w:sz w:val="19"/>
               </w:rPr>
-              <w:t>含主会场、分会场、展廊；国企/区属载体可置换</w:t>
+              <w:t>主会场+展廊+船台礼仪动线；国企/区属载体可置换</w:t>
             </w:r>
           </w:p>
         </w:tc>
@@ -5660,7 +9042,7 @@
                 <w:color w:val="1B2A44"/>
                 <w:sz w:val="19"/>
               </w:rPr>
-              <w:t>舞台视听与同声传译</w:t>
+              <w:t>黑客松场地与通宵保障</w:t>
             </w:r>
           </w:p>
         </w:tc>
@@ -5678,7 +9060,7 @@
                 <w:color w:val="1B2A44"/>
                 <w:sz w:val="19"/>
               </w:rPr>
-              <w:t>6–10</w:t>
+              <w:t>4–8</w:t>
             </w:r>
           </w:p>
         </w:tc>
@@ -5696,7 +9078,7 @@
                 <w:color w:val="1B2A44"/>
                 <w:sz w:val="19"/>
               </w:rPr>
-              <w:t>多语同传、大屏、直播机位</w:t>
+              <w:t>工位、网络、值守、夜宵、安全</w:t>
             </w:r>
           </w:p>
         </w:tc>
@@ -5715,7 +9097,7 @@
                 <w:color w:val="1B2A44"/>
                 <w:sz w:val="19"/>
               </w:rPr>
-              <w:t>外事礼宾与接待</w:t>
+              <w:t>舞台视听与同声传译</w:t>
             </w:r>
           </w:p>
         </w:tc>
@@ -5732,7 +9114,7 @@
                 <w:color w:val="1B2A44"/>
                 <w:sz w:val="19"/>
               </w:rPr>
-              <w:t>5–8</w:t>
+              <w:t>6–10</w:t>
             </w:r>
           </w:p>
         </w:tc>
@@ -5749,7 +9131,7 @@
                 <w:color w:val="1B2A44"/>
                 <w:sz w:val="19"/>
               </w:rPr>
-              <w:t>领事用车、休息室、伴手礼、翻译</w:t>
+              <w:t>多语同传、大屏、直播机位</w:t>
             </w:r>
           </w:p>
         </w:tc>
@@ -5769,7 +9151,7 @@
                 <w:color w:val="1B2A44"/>
                 <w:sz w:val="19"/>
               </w:rPr>
-              <w:t>揭牌空间与铭牌制作</w:t>
+              <w:t>外事礼宾与接待</w:t>
             </w:r>
           </w:p>
         </w:tc>
@@ -5787,7 +9169,7 @@
                 <w:color w:val="1B2A44"/>
                 <w:sz w:val="19"/>
               </w:rPr>
-              <w:t>4–8</w:t>
+              <w:t>5–8</w:t>
             </w:r>
           </w:p>
         </w:tc>
@@ -5805,7 +9187,7 @@
                 <w:color w:val="1B2A44"/>
                 <w:sz w:val="19"/>
               </w:rPr>
-              <w:t>首批会客厅基础形象与铭牌</w:t>
+              <w:t>领事用车、休息室、伴手礼、翻译</w:t>
             </w:r>
           </w:p>
         </w:tc>
@@ -5824,7 +9206,7 @@
                 <w:color w:val="1B2A44"/>
                 <w:sz w:val="19"/>
               </w:rPr>
-              <w:t>物料视觉与印刷</w:t>
+              <w:t>揭牌空间与铭牌制作</w:t>
             </w:r>
           </w:p>
         </w:tc>
@@ -5841,7 +9223,7 @@
                 <w:color w:val="1B2A44"/>
                 <w:sz w:val="19"/>
               </w:rPr>
-              <w:t>3–5</w:t>
+              <w:t>4–8</w:t>
             </w:r>
           </w:p>
         </w:tc>
@@ -5858,7 +9240,7 @@
                 <w:color w:val="1B2A44"/>
                 <w:sz w:val="19"/>
               </w:rPr>
-              <w:t>主视觉、手册、胸卡、导视</w:t>
+              <w:t>首批会客厅基础形象与铭牌</w:t>
             </w:r>
           </w:p>
         </w:tc>
@@ -5878,7 +9260,7 @@
                 <w:color w:val="1B2A44"/>
                 <w:sz w:val="19"/>
               </w:rPr>
-              <w:t>餐饮茶歇与轻酒会</w:t>
+              <w:t>文脉短片与展陈</w:t>
             </w:r>
           </w:p>
         </w:tc>
@@ -5896,7 +9278,7 @@
                 <w:color w:val="1B2A44"/>
                 <w:sz w:val="19"/>
               </w:rPr>
-              <w:t>6–10</w:t>
+              <w:t>3–6</w:t>
             </w:r>
           </w:p>
         </w:tc>
@@ -5914,7 +9296,7 @@
                 <w:color w:val="1B2A44"/>
                 <w:sz w:val="19"/>
               </w:rPr>
-              <w:t>200–300 人；不做大型晚宴以控成本与风控</w:t>
+              <w:t>影像、展板、互动装置</w:t>
             </w:r>
           </w:p>
         </w:tc>
@@ -5933,7 +9315,7 @@
                 <w:color w:val="1B2A44"/>
                 <w:sz w:val="19"/>
               </w:rPr>
-              <w:t>媒体传播与直播剪辑</w:t>
+              <w:t>黑客松奖金与券包激励</w:t>
             </w:r>
           </w:p>
         </w:tc>
@@ -5950,7 +9332,7 @@
                 <w:color w:val="1B2A44"/>
                 <w:sz w:val="19"/>
               </w:rPr>
-              <w:t>3–6</w:t>
+              <w:t>5–10</w:t>
             </w:r>
           </w:p>
         </w:tc>
@@ -5967,7 +9349,7 @@
                 <w:color w:val="1B2A44"/>
                 <w:sz w:val="19"/>
               </w:rPr>
-              <w:t>通稿、短视频、摄影摄像</w:t>
+              <w:t>奖金+算力/模型券对接；可与政策券包联动</w:t>
             </w:r>
           </w:p>
         </w:tc>
@@ -5987,7 +9369,7 @@
                 <w:color w:val="1B2A44"/>
                 <w:sz w:val="19"/>
               </w:rPr>
-              <w:t>安保交通医疗应急</w:t>
+              <w:t>物料视觉与印刷</w:t>
             </w:r>
           </w:p>
         </w:tc>
@@ -6023,7 +9405,7 @@
                 <w:color w:val="1B2A44"/>
                 <w:sz w:val="19"/>
               </w:rPr>
-              <w:t>按大型涉外活动标准</w:t>
+              <w:t>主视觉、手册、胸卡、导视</w:t>
             </w:r>
           </w:p>
         </w:tc>
@@ -6042,7 +9424,7 @@
                 <w:color w:val="1B2A44"/>
                 <w:sz w:val="19"/>
               </w:rPr>
-              <w:t>执行团队与不可预见费</w:t>
+              <w:t>餐饮茶歇与轻酒会</w:t>
             </w:r>
           </w:p>
         </w:tc>
@@ -6059,7 +9441,7 @@
                 <w:color w:val="1B2A44"/>
                 <w:sz w:val="19"/>
               </w:rPr>
-              <w:t>4–6</w:t>
+              <w:t>6–10</w:t>
             </w:r>
           </w:p>
         </w:tc>
@@ -6076,7 +9458,7 @@
                 <w:color w:val="1B2A44"/>
                 <w:sz w:val="19"/>
               </w:rPr>
-              <w:t>含机动 10%</w:t>
+              <w:t>主会 200–300 人；不做大型晚宴</w:t>
             </w:r>
           </w:p>
         </w:tc>
@@ -6096,7 +9478,7 @@
                 <w:color w:val="1B2A44"/>
                 <w:sz w:val="19"/>
               </w:rPr>
-              <w:t>合计（示意）</w:t>
+              <w:t>媒体传播与直播剪辑</w:t>
             </w:r>
           </w:p>
         </w:tc>
@@ -6114,7 +9496,7 @@
                 <w:color w:val="1B2A44"/>
                 <w:sz w:val="19"/>
               </w:rPr>
-              <w:t>42–73</w:t>
+              <w:t>3–6</w:t>
             </w:r>
           </w:p>
         </w:tc>
@@ -6132,7 +9514,169 @@
                 <w:color w:val="1B2A44"/>
                 <w:sz w:val="19"/>
               </w:rPr>
-              <w:t>中值约 55 万；场地/接待置换后可压至 40 万上下</w:t>
+              <w:t>通稿、短视频、摄影摄像</w:t>
+            </w:r>
+          </w:p>
+        </w:tc>
+      </w:tr>
+      <w:tr>
+        <w:tc>
+          <w:tcPr>
+            <w:tcW w:type="dxa" w:w="3211"/>
+          </w:tcPr>
+          <w:p>
+            <w:r/>
+            <w:r>
+              <w:rPr>
+                <w:rFonts w:ascii="微软雅黑" w:hAnsi="微软雅黑" w:eastAsia="微软雅黑"/>
+                <w:b w:val="0"/>
+                <w:color w:val="1B2A44"/>
+                <w:sz w:val="19"/>
+              </w:rPr>
+              <w:t>安保交通医疗应急</w:t>
+            </w:r>
+          </w:p>
+        </w:tc>
+        <w:tc>
+          <w:tcPr>
+            <w:tcW w:type="dxa" w:w="3211"/>
+          </w:tcPr>
+          <w:p>
+            <w:r/>
+            <w:r>
+              <w:rPr>
+                <w:rFonts w:ascii="微软雅黑" w:hAnsi="微软雅黑" w:eastAsia="微软雅黑"/>
+                <w:b w:val="0"/>
+                <w:color w:val="1B2A44"/>
+                <w:sz w:val="19"/>
+              </w:rPr>
+              <w:t>3–6</w:t>
+            </w:r>
+          </w:p>
+        </w:tc>
+        <w:tc>
+          <w:tcPr>
+            <w:tcW w:type="dxa" w:w="3211"/>
+          </w:tcPr>
+          <w:p>
+            <w:r/>
+            <w:r>
+              <w:rPr>
+                <w:rFonts w:ascii="微软雅黑" w:hAnsi="微软雅黑" w:eastAsia="微软雅黑"/>
+                <w:b w:val="0"/>
+                <w:color w:val="1B2A44"/>
+                <w:sz w:val="19"/>
+              </w:rPr>
+              <w:t>大型涉外+通宵活动标准</w:t>
+            </w:r>
+          </w:p>
+        </w:tc>
+      </w:tr>
+      <w:tr>
+        <w:tc>
+          <w:tcPr>
+            <w:tcW w:type="dxa" w:w="3211"/>
+            <w:shd w:val="clear" w:color="auto" w:fill="F2F6FA"/>
+          </w:tcPr>
+          <w:p>
+            <w:r/>
+            <w:r>
+              <w:rPr>
+                <w:rFonts w:ascii="微软雅黑" w:hAnsi="微软雅黑" w:eastAsia="微软雅黑"/>
+                <w:b w:val="0"/>
+                <w:color w:val="1B2A44"/>
+                <w:sz w:val="19"/>
+              </w:rPr>
+              <w:t>执行团队与不可预见费</w:t>
+            </w:r>
+          </w:p>
+        </w:tc>
+        <w:tc>
+          <w:tcPr>
+            <w:tcW w:type="dxa" w:w="3211"/>
+            <w:shd w:val="clear" w:color="auto" w:fill="F2F6FA"/>
+          </w:tcPr>
+          <w:p>
+            <w:r/>
+            <w:r>
+              <w:rPr>
+                <w:rFonts w:ascii="微软雅黑" w:hAnsi="微软雅黑" w:eastAsia="微软雅黑"/>
+                <w:b w:val="0"/>
+                <w:color w:val="1B2A44"/>
+                <w:sz w:val="19"/>
+              </w:rPr>
+              <w:t>4–6</w:t>
+            </w:r>
+          </w:p>
+        </w:tc>
+        <w:tc>
+          <w:tcPr>
+            <w:tcW w:type="dxa" w:w="3211"/>
+            <w:shd w:val="clear" w:color="auto" w:fill="F2F6FA"/>
+          </w:tcPr>
+          <w:p>
+            <w:r/>
+            <w:r>
+              <w:rPr>
+                <w:rFonts w:ascii="微软雅黑" w:hAnsi="微软雅黑" w:eastAsia="微软雅黑"/>
+                <w:b w:val="0"/>
+                <w:color w:val="1B2A44"/>
+                <w:sz w:val="19"/>
+              </w:rPr>
+              <w:t>含机动 10%</w:t>
+            </w:r>
+          </w:p>
+        </w:tc>
+      </w:tr>
+      <w:tr>
+        <w:tc>
+          <w:tcPr>
+            <w:tcW w:type="dxa" w:w="3211"/>
+          </w:tcPr>
+          <w:p>
+            <w:r/>
+            <w:r>
+              <w:rPr>
+                <w:rFonts w:ascii="微软雅黑" w:hAnsi="微软雅黑" w:eastAsia="微软雅黑"/>
+                <w:b w:val="0"/>
+                <w:color w:val="1B2A44"/>
+                <w:sz w:val="19"/>
+              </w:rPr>
+              <w:t>合计（示意）</w:t>
+            </w:r>
+          </w:p>
+        </w:tc>
+        <w:tc>
+          <w:tcPr>
+            <w:tcW w:type="dxa" w:w="3211"/>
+          </w:tcPr>
+          <w:p>
+            <w:r/>
+            <w:r>
+              <w:rPr>
+                <w:rFonts w:ascii="微软雅黑" w:hAnsi="微软雅黑" w:eastAsia="微软雅黑"/>
+                <w:b w:val="0"/>
+                <w:color w:val="1B2A44"/>
+                <w:sz w:val="19"/>
+              </w:rPr>
+              <w:t>54–98</w:t>
+            </w:r>
+          </w:p>
+        </w:tc>
+        <w:tc>
+          <w:tcPr>
+            <w:tcW w:type="dxa" w:w="3211"/>
+          </w:tcPr>
+          <w:p>
+            <w:r/>
+            <w:r>
+              <w:rPr>
+                <w:rFonts w:ascii="微软雅黑" w:hAnsi="微软雅黑" w:eastAsia="微软雅黑"/>
+                <w:b w:val="0"/>
+                <w:color w:val="1B2A44"/>
+                <w:sz w:val="19"/>
+              </w:rPr>
+              <w:t>中值约 70 万；场地/券包置换后现金可压至约 50 万</w:t>
             </w:r>
           </w:p>
         </w:tc>
@@ -6150,7 +9694,7 @@
           <w:color w:val="666666"/>
           <w:sz w:val="21"/>
         </w:rPr>
-        <w:t>金额单位：人民币万元，仅供测算示意。可通过国资载体场地置换、企业赞助（冠名/展位/茶歇）、会客厅共建方分摊等方式降低区级现金支出。</w:t>
+        <w:t>金额单位：人民币万元，仅供测算示意。可通过国资载体场地置换、企业赞助、会客厅共建方分摊、政策券包兑现等方式降低区级现金支出。</w:t>
       </w:r>
     </w:p>
     <w:p>
@@ -6164,7 +9708,7 @@
           <w:color w:val="0B3D91"/>
           <w:sz w:val="32"/>
         </w:rPr>
-        <w:t>十一、预期成效与 KPI</w:t>
+        <w:t>十五、预期成效与 KPI</w:t>
       </w:r>
     </w:p>
     <w:tbl>
@@ -6246,7 +9790,7 @@
                 <w:color w:val="1B2A44"/>
                 <w:sz w:val="19"/>
               </w:rPr>
-              <w:t>区委书记或区长出席；分管副区长全程；形成可呈报市级的成果专报</w:t>
+              <w:t>区委书记或区长出席；形成可呈报市级的成果专报</w:t>
             </w:r>
           </w:p>
         </w:tc>
@@ -6266,7 +9810,7 @@
                 <w:color w:val="1B2A44"/>
                 <w:sz w:val="19"/>
               </w:rPr>
-              <w:t>国际出席</w:t>
+              <w:t>文脉呈现</w:t>
             </w:r>
           </w:p>
         </w:tc>
@@ -6284,7 +9828,7 @@
                 <w:color w:val="1B2A44"/>
                 <w:sz w:val="19"/>
               </w:rPr>
-              <w:t>总领事亲自出席 ≥6 国；国际嘉宾占比可感知（建议 ≥15%）</w:t>
+              <w:t>文脉短片+展廊落地；领导视察动线含船台/工业肌理打卡点</w:t>
             </w:r>
           </w:p>
         </w:tc>
@@ -6303,7 +9847,7 @@
                 <w:color w:val="1B2A44"/>
                 <w:sz w:val="19"/>
               </w:rPr>
-              <w:t>揭牌落位</w:t>
+              <w:t>国际出席</w:t>
             </w:r>
           </w:p>
         </w:tc>
@@ -6320,7 +9864,7 @@
                 <w:color w:val="1B2A44"/>
                 <w:sz w:val="19"/>
               </w:rPr>
-              <w:t>国家/片区国际会议厅揭牌 ≥3 个；配套运营协议签署</w:t>
+              <w:t>总领事亲自出席 ≥6 国；国际嘉宾可感知占比</w:t>
             </w:r>
           </w:p>
         </w:tc>
@@ -6340,7 +9884,7 @@
                 <w:color w:val="1B2A44"/>
                 <w:sz w:val="19"/>
               </w:rPr>
-              <w:t>产业成果</w:t>
+              <w:t>揭牌落位</w:t>
             </w:r>
           </w:p>
         </w:tc>
@@ -6358,7 +9902,7 @@
                 <w:color w:val="1B2A44"/>
                 <w:sz w:val="19"/>
               </w:rPr>
-              <w:t>现场签约 / 发布项目 ≥8 项；覆盖 AI、具身智能、低空、出海至少三类</w:t>
+              <w:t>国家/片区国际会议厅揭牌 ≥3 个；配套运营协议签署</w:t>
             </w:r>
           </w:p>
         </w:tc>
@@ -6377,7 +9921,7 @@
                 <w:color w:val="1B2A44"/>
                 <w:sz w:val="19"/>
               </w:rPr>
-              <w:t>规模体验</w:t>
+              <w:t>黑客松</w:t>
             </w:r>
           </w:p>
         </w:tc>
@@ -6394,7 +9938,7 @@
                 <w:color w:val="1B2A44"/>
                 <w:sz w:val="19"/>
               </w:rPr>
-              <w:t>现场 200–300 人；核心席满座率 ≥90%；无重大后勤与外事事故</w:t>
+              <w:t>完赛 ≥20 队；可演示原型 ≥15；意向转化 ≥5 项</w:t>
             </w:r>
           </w:p>
         </w:tc>
@@ -6414,7 +9958,7 @@
                 <w:color w:val="1B2A44"/>
                 <w:sz w:val="19"/>
               </w:rPr>
-              <w:t>传播声量</w:t>
+              <w:t>产业成果</w:t>
             </w:r>
           </w:p>
         </w:tc>
@@ -6432,7 +9976,7 @@
                 <w:color w:val="1B2A44"/>
                 <w:sz w:val="19"/>
               </w:rPr>
-              <w:t>市级以上媒体报道 ≥5 篇；短视频播放与政务新媒体矩阵同步</w:t>
+              <w:t>现场签约/发布 ≥8 项；覆盖 AI、具身、低空、出海至少三类</w:t>
             </w:r>
           </w:p>
         </w:tc>
@@ -6451,6 +9995,80 @@
                 <w:color w:val="1B2A44"/>
                 <w:sz w:val="19"/>
               </w:rPr>
+              <w:t>规模体验</w:t>
+            </w:r>
+          </w:p>
+        </w:tc>
+        <w:tc>
+          <w:tcPr>
+            <w:tcW w:type="dxa" w:w="4816"/>
+          </w:tcPr>
+          <w:p>
+            <w:r/>
+            <w:r>
+              <w:rPr>
+                <w:rFonts w:ascii="微软雅黑" w:hAnsi="微软雅黑" w:eastAsia="微软雅黑"/>
+                <w:b w:val="0"/>
+                <w:color w:val="1B2A44"/>
+                <w:sz w:val="19"/>
+              </w:rPr>
+              <w:t>主会场 200–300 人；无重大后勤与外事事故</w:t>
+            </w:r>
+          </w:p>
+        </w:tc>
+      </w:tr>
+      <w:tr>
+        <w:tc>
+          <w:tcPr>
+            <w:tcW w:type="dxa" w:w="4816"/>
+            <w:shd w:val="clear" w:color="auto" w:fill="F2F6FA"/>
+          </w:tcPr>
+          <w:p>
+            <w:r/>
+            <w:r>
+              <w:rPr>
+                <w:rFonts w:ascii="微软雅黑" w:hAnsi="微软雅黑" w:eastAsia="微软雅黑"/>
+                <w:b w:val="0"/>
+                <w:color w:val="1B2A44"/>
+                <w:sz w:val="19"/>
+              </w:rPr>
+              <w:t>传播声量</w:t>
+            </w:r>
+          </w:p>
+        </w:tc>
+        <w:tc>
+          <w:tcPr>
+            <w:tcW w:type="dxa" w:w="4816"/>
+            <w:shd w:val="clear" w:color="auto" w:fill="F2F6FA"/>
+          </w:tcPr>
+          <w:p>
+            <w:r/>
+            <w:r>
+              <w:rPr>
+                <w:rFonts w:ascii="微软雅黑" w:hAnsi="微软雅黑" w:eastAsia="微软雅黑"/>
+                <w:b w:val="0"/>
+                <w:color w:val="1B2A44"/>
+                <w:sz w:val="19"/>
+              </w:rPr>
+              <w:t>市级以上媒体报道 ≥5 篇；短视频与政务新媒体矩阵同步</w:t>
+            </w:r>
+          </w:p>
+        </w:tc>
+      </w:tr>
+      <w:tr>
+        <w:tc>
+          <w:tcPr>
+            <w:tcW w:type="dxa" w:w="4816"/>
+          </w:tcPr>
+          <w:p>
+            <w:r/>
+            <w:r>
+              <w:rPr>
+                <w:rFonts w:ascii="微软雅黑" w:hAnsi="微软雅黑" w:eastAsia="微软雅黑"/>
+                <w:b w:val="0"/>
+                <w:color w:val="1B2A44"/>
+                <w:sz w:val="19"/>
+              </w:rPr>
               <w:t>后续转化</w:t>
             </w:r>
           </w:p>
@@ -6468,7 +10086,7 @@
                 <w:color w:val="1B2A44"/>
                 <w:sz w:val="19"/>
               </w:rPr>
-              <w:t>T+30 日内落地至少 1 场国别对接或企业入岛跟进活动</w:t>
+              <w:t>T+30 日内至少 1 场国别对接或优胜项目入孵跟进</w:t>
             </w:r>
           </w:p>
         </w:tc>
@@ -6486,7 +10104,7 @@
           <w:color w:val="0B3D91"/>
           <w:sz w:val="32"/>
         </w:rPr>
-        <w:t>十二、风险预案与下一步行动</w:t>
+        <w:t>十六、风险预案与下一步行动</w:t>
       </w:r>
     </w:p>
     <w:p>
@@ -6693,7 +10311,7 @@
                 <w:color w:val="1B2A44"/>
                 <w:sz w:val="19"/>
               </w:rPr>
-              <w:t>总领事出席人数不达预期</w:t>
+              <w:t>黑客松通宵安全与扰民</w:t>
             </w:r>
           </w:p>
         </w:tc>
@@ -6710,7 +10328,7 @@
                 <w:color w:val="1B2A44"/>
                 <w:sz w:val="19"/>
               </w:rPr>
-              <w:t>扩大邀约池至 12 国；接受公使/副总领事代出席并保证揭牌国本人到场</w:t>
+              <w:t>封闭园区值守、实名手环、医疗点、噪声管控</w:t>
             </w:r>
           </w:p>
         </w:tc>
@@ -6727,7 +10345,7 @@
                 <w:color w:val="1B2A44"/>
                 <w:sz w:val="19"/>
               </w:rPr>
-              <w:t>中</w:t>
+              <w:t>高</w:t>
             </w:r>
           </w:p>
         </w:tc>
@@ -6747,7 +10365,7 @@
                 <w:color w:val="1B2A44"/>
                 <w:sz w:val="19"/>
               </w:rPr>
-              <w:t>揭牌空间未完工</w:t>
+              <w:t>总领事出席人数不达预期</w:t>
             </w:r>
           </w:p>
         </w:tc>
@@ -6765,7 +10383,7 @@
                 <w:color w:val="1B2A44"/>
                 <w:sz w:val="19"/>
               </w:rPr>
-              <w:t>采用「仪式性揭牌 + 过渡空间」；铭牌可先落临时展陈区</w:t>
+              <w:t>扩大邀约池；揭牌国必须本人到场</w:t>
             </w:r>
           </w:p>
         </w:tc>
@@ -6802,7 +10420,7 @@
                 <w:color w:val="1B2A44"/>
                 <w:sz w:val="19"/>
               </w:rPr>
-              <w:t>涉外内容与口径风险</w:t>
+              <w:t>揭牌空间未完工</w:t>
             </w:r>
           </w:p>
         </w:tc>
@@ -6819,7 +10437,7 @@
                 <w:color w:val="1B2A44"/>
                 <w:sz w:val="19"/>
               </w:rPr>
-              <w:t>统一外宣口径；演讲稿预审；敏感议题禁入</w:t>
+              <w:t>仪式性揭牌+过渡空间；铭牌可先落临时展陈区</w:t>
             </w:r>
           </w:p>
         </w:tc>
@@ -6856,7 +10474,7 @@
                 <w:color w:val="1B2A44"/>
                 <w:sz w:val="19"/>
               </w:rPr>
-              <w:t>周六企业与机关动员难</w:t>
+              <w:t>文脉表达表面化</w:t>
             </w:r>
           </w:p>
         </w:tc>
@@ -6874,7 +10492,7 @@
                 <w:color w:val="1B2A44"/>
                 <w:sz w:val="19"/>
               </w:rPr>
-              <w:t>核心机关人员值班制；企业以「高规格国际对接」激励报名</w:t>
+              <w:t>短片与展陈提前评审；避免只贴历史照片、无当代转译</w:t>
             </w:r>
           </w:p>
         </w:tc>
@@ -6911,7 +10529,7 @@
                 <w:color w:val="1B2A44"/>
                 <w:sz w:val="19"/>
               </w:rPr>
-              <w:t>天气与交通（滨江）</w:t>
+              <w:t>涉外内容与口径风险</w:t>
             </w:r>
           </w:p>
         </w:tc>
@@ -6928,7 +10546,7 @@
                 <w:color w:val="1B2A44"/>
                 <w:sz w:val="19"/>
               </w:rPr>
-              <w:t>室内主会场兜底；专车接驳；暴雨应急预案</w:t>
+              <w:t>统一外宣口径；演讲稿预审；敏感议题禁入</w:t>
             </w:r>
           </w:p>
         </w:tc>
@@ -6945,7 +10563,63 @@
                 <w:color w:val="1B2A44"/>
                 <w:sz w:val="19"/>
               </w:rPr>
-              <w:t>低</w:t>
+              <w:t>中</w:t>
+            </w:r>
+          </w:p>
+        </w:tc>
+      </w:tr>
+      <w:tr>
+        <w:tc>
+          <w:tcPr>
+            <w:tcW w:type="dxa" w:w="3211"/>
+            <w:shd w:val="clear" w:color="auto" w:fill="F2F6FA"/>
+          </w:tcPr>
+          <w:p>
+            <w:r/>
+            <w:r>
+              <w:rPr>
+                <w:rFonts w:ascii="微软雅黑" w:hAnsi="微软雅黑" w:eastAsia="微软雅黑"/>
+                <w:b w:val="0"/>
+                <w:color w:val="1B2A44"/>
+                <w:sz w:val="19"/>
+              </w:rPr>
+              <w:t>周六动员难</w:t>
+            </w:r>
+          </w:p>
+        </w:tc>
+        <w:tc>
+          <w:tcPr>
+            <w:tcW w:type="dxa" w:w="3211"/>
+            <w:shd w:val="clear" w:color="auto" w:fill="F2F6FA"/>
+          </w:tcPr>
+          <w:p>
+            <w:r/>
+            <w:r>
+              <w:rPr>
+                <w:rFonts w:ascii="微软雅黑" w:hAnsi="微软雅黑" w:eastAsia="微软雅黑"/>
+                <w:b w:val="0"/>
+                <w:color w:val="1B2A44"/>
+                <w:sz w:val="19"/>
+              </w:rPr>
+              <w:t>机关值班制；以国际对接+黑客松激励企业与青年报名</w:t>
+            </w:r>
+          </w:p>
+        </w:tc>
+        <w:tc>
+          <w:tcPr>
+            <w:tcW w:type="dxa" w:w="3211"/>
+            <w:shd w:val="clear" w:color="auto" w:fill="F2F6FA"/>
+          </w:tcPr>
+          <w:p>
+            <w:r/>
+            <w:r>
+              <w:rPr>
+                <w:rFonts w:ascii="微软雅黑" w:hAnsi="微软雅黑" w:eastAsia="微软雅黑"/>
+                <w:b w:val="0"/>
+                <w:color w:val="1B2A44"/>
+                <w:sz w:val="19"/>
+              </w:rPr>
+              <w:t>中</w:t>
             </w:r>
           </w:p>
         </w:tc>
@@ -6978,7 +10652,7 @@
           <w:color w:val="1B2A44"/>
           <w:sz w:val="21"/>
         </w:rPr>
-        <w:t>本周内：区领导专题会确认「9 月 12 日主日期 + 9 月 9 日备选」与活动正式命名。</w:t>
+        <w:t>本周内：确认「9/12 主日期 + 9/9 备选」与正式命名（含黑客松品牌名）。</w:t>
       </w:r>
     </w:p>
     <w:p>
@@ -6993,7 +10667,7 @@
           <w:color w:val="1B2A44"/>
           <w:sz w:val="21"/>
         </w:rPr>
-        <w:t>3 日内：成立专班，明确综合、外事、产业、空间、宣传、会务六个组长。</w:t>
+        <w:t>3 日内：成立专班（含文脉展示组、黑客松组），明确组长。</w:t>
       </w:r>
     </w:p>
     <w:p>
@@ -7008,7 +10682,7 @@
           <w:color w:val="1B2A44"/>
           <w:sz w:val="21"/>
         </w:rPr>
-        <w:t>1 周内：锁定主会场与首批 3 个揭牌对象（2 国 + 1 片区）谈判文本。</w:t>
+        <w:t>1 周内：锁定主会场、黑客松厂房与首批 3 个揭牌对象谈判文本。</w:t>
       </w:r>
     </w:p>
     <w:p>
@@ -7023,7 +10697,7 @@
           <w:color w:val="1B2A44"/>
           <w:sz w:val="21"/>
         </w:rPr>
-        <w:t>10 日内：发出总领事邀约与市级嘉宾沟通函；启动外事报批。</w:t>
+        <w:t>10 日内：发出总领事邀约；黑客松赛题与报名页上线；启动外事报批。</w:t>
       </w:r>
     </w:p>
     <w:p>
@@ -7038,7 +10712,7 @@
           <w:color w:val="1B2A44"/>
           <w:sz w:val="21"/>
         </w:rPr>
-        <w:t>同步：完成主视觉与「一页纸」请示件，供区主要领导决策。</w:t>
+        <w:t>同步：完成主视觉与「一页纸」请示件（附 PPT+Excel），供区主要领导决策。</w:t>
       </w:r>
     </w:p>
     <w:p>

--- a/deliverables/复兴岛_全球创客岛_科创出海与具身智能国际大会_策划方案.docx
+++ b/deliverables/复兴岛_全球创客岛_科创出海与具身智能国际大会_策划方案.docx
@@ -53,7 +53,7 @@
           <w:color w:val="0B3D91"/>
           <w:sz w:val="44"/>
         </w:rPr>
-        <w:t>2026 复兴岛·全球创客岛收官答卷大会</w:t>
+        <w:t>创客复兴·智汇杨浦</w:t>
       </w:r>
     </w:p>
     <w:p>
@@ -68,12 +68,12 @@
           <w:color w:val="0B3D91"/>
           <w:sz w:val="32"/>
         </w:rPr>
-        <w:t>科创出海 × 人工智能 × 具身智能国际大会</w:t>
+        <w:t>上海复兴岛「全球创客岛」阶段性成果发布暨科创出海与具身智能国际峰会</w:t>
       </w:r>
     </w:p>
     <w:p>
       <w:pPr>
-        <w:spacing w:after="320" w:line="360" w:lineRule="auto"/>
+        <w:spacing w:after="160" w:line="360" w:lineRule="auto"/>
         <w:jc w:val="center"/>
       </w:pPr>
       <w:r>
@@ -83,7 +83,22 @@
           <w:color w:val="666666"/>
           <w:sz w:val="24"/>
         </w:rPr>
-        <w:t>文脉续写 · 量子赋能 · 创客黑客松 · 国际合作揭牌</w:t>
+        <w:t>人工智能赋能 · 具身智能落地 · 国际合作揭牌 · 创客生态启航</w:t>
+      </w:r>
+    </w:p>
+    <w:p>
+      <w:pPr>
+        <w:spacing w:after="320" w:line="360" w:lineRule="auto"/>
+        <w:jc w:val="center"/>
+      </w:pPr>
+      <w:r>
+        <w:rPr>
+          <w:rFonts w:ascii="微软雅黑" w:hAnsi="微软雅黑" w:eastAsia="微软雅黑"/>
+          <w:b/>
+          <w:color w:val="0A6E6A"/>
+          <w:sz w:val="24"/>
+        </w:rPr>
+        <w:t>Slogan：百年复兴，智造再启航</w:t>
       </w:r>
     </w:p>
     <w:p>
@@ -128,7 +143,7 @@
           <w:color w:val="1B2A44"/>
           <w:sz w:val="21"/>
         </w:rPr>
-        <w:t>以百年「复兴」文脉为底色，以市委启动「全球创客岛」与「量子城市」寄托为上位牵引，在岛上举办一场 200–300 人国际化科创出海与具身智能大会，同步完成国际会议厅揭牌，并以「船台·智能体」黑客松把创客生态做实，形成可汇报、可传播、可复用的阶段性政绩答卷。</w:t>
+        <w:t>以百年「复兴」文脉与「敦煌」级文化 IP 为双引擎，以 9 月 15 日前收官节点为政治死线，在岛上以「主论坛 + 分论坛 + 沉浸式体验/游戏层 + 黑客松」组合拳，完成成果发布、国际会客厅揭牌与高价值项目（含敦煌意向）一事一议展示，形成可汇报、可传播、可复用的冷启动答卷。</w:t>
       </w:r>
     </w:p>
     <w:p>
@@ -205,7 +220,7 @@
           <w:color w:val="666666"/>
           <w:sz w:val="21"/>
         </w:rPr>
-        <w:t>建议承办：区科委 / 区商务委 / 复兴岛建设运营主体 / 相关行业协会</w:t>
+        <w:t>建议协同：复兴岛创客学院 / 上海云基地 · 智库顾问机制；杨浦区科技企业联合会（活动生态与招商转化）；相关行业协会</w:t>
       </w:r>
     </w:p>
     <w:p>
@@ -220,7 +235,7 @@
           <w:color w:val="666666"/>
           <w:sz w:val="20"/>
         </w:rPr>
-        <w:t>版本：V2.0 · 建议稿　　编制：活动策划组</w:t>
+        <w:t>版本：V3.2 · 建议稿　　编制：活动策划组</w:t>
       </w:r>
     </w:p>
     <w:p>
@@ -1884,6 +1899,50 @@
     </w:p>
     <w:p>
       <w:pPr>
+        <w:pStyle w:val="Heading3"/>
+      </w:pPr>
+      <w:r>
+        <w:rPr>
+          <w:rFonts w:ascii="微软雅黑" w:hAnsi="微软雅黑" w:eastAsia="微软雅黑"/>
+          <w:b/>
+          <w:color w:val="0B3D91"/>
+          <w:sz w:val="22"/>
+        </w:rPr>
+        <w:t>议题衍生：从「壁画文明」到「岛上沉浸」——敦煌 × 复兴岛</w:t>
+      </w:r>
+    </w:p>
+    <w:p>
+      <w:pPr>
+        <w:pStyle w:val="ListBullet"/>
+        <w:spacing w:after="60"/>
+      </w:pPr>
+      <w:r>
+        <w:rPr>
+          <w:rFonts w:ascii="微软雅黑" w:hAnsi="微软雅黑" w:eastAsia="微软雅黑"/>
+          <w:b w:val="0"/>
+          <w:color w:val="1B2A44"/>
+          <w:sz w:val="21"/>
+        </w:rPr>
+        <w:t>敦煌壁画 IP 与复兴岛「设计艺术岛」高度契合，可做文旅科技永久落地样本。</w:t>
+      </w:r>
+    </w:p>
+    <w:p>
+      <w:pPr>
+        <w:pStyle w:val="ListBullet"/>
+        <w:spacing w:after="60"/>
+      </w:pPr>
+      <w:r>
+        <w:rPr>
+          <w:rFonts w:ascii="微软雅黑" w:hAnsi="微软雅黑" w:eastAsia="微软雅黑"/>
+          <w:b w:val="0"/>
+          <w:color w:val="1B2A44"/>
+          <w:sz w:val="21"/>
+        </w:rPr>
+        <w:t>沉浸式剧目/机器人互动构成「体验层」，与主论坛形成「听故事—进场景」闭环。</w:t>
+      </w:r>
+    </w:p>
+    <w:p>
+      <w:pPr>
         <w:pStyle w:val="Heading1"/>
       </w:pPr>
       <w:r>
@@ -2652,7 +2711,7 @@
                 <w:color w:val="1B2A44"/>
                 <w:sz w:val="19"/>
               </w:rPr>
-              <w:t>文脉保护、轻度改造、过渡型综合利用如何服务创客岛</w:t>
+              <w:t>文脉保护、轻度改造、过渡型综合利用</w:t>
             </w:r>
           </w:p>
         </w:tc>
@@ -2744,7 +2803,7 @@
                 <w:color w:val="1B2A44"/>
                 <w:sz w:val="19"/>
               </w:rPr>
-              <w:t>具身智能实景落地</w:t>
+              <w:t>具身智能与低空试验</w:t>
             </w:r>
           </w:p>
         </w:tc>
@@ -2761,7 +2820,7 @@
                 <w:color w:val="1B2A44"/>
                 <w:sz w:val="19"/>
               </w:rPr>
-              <w:t>实训平台成果、规则公约、企业场景合作</w:t>
+              <w:t>实训平台、空域水道测试、产业链协同</w:t>
             </w:r>
           </w:p>
         </w:tc>
@@ -2799,7 +2858,7 @@
                 <w:color w:val="1B2A44"/>
                 <w:sz w:val="19"/>
               </w:rPr>
-              <w:t>低空与未来出行试验</w:t>
+              <w:t>科创出海与会客厅</w:t>
             </w:r>
           </w:p>
         </w:tc>
@@ -2817,7 +2876,7 @@
                 <w:color w:val="1B2A44"/>
                 <w:sz w:val="19"/>
               </w:rPr>
-              <w:t>空域/水道测试、应用示范、安全与标准</w:t>
+              <w:t>国别机会、揭牌运营、企业对接闭环</w:t>
             </w:r>
           </w:p>
         </w:tc>
@@ -2853,7 +2912,7 @@
                 <w:color w:val="1B2A44"/>
                 <w:sz w:val="19"/>
               </w:rPr>
-              <w:t>科创出海与会客厅</w:t>
+              <w:t>敦煌文旅科技落岛</w:t>
             </w:r>
           </w:p>
         </w:tc>
@@ -2870,7 +2929,7 @@
                 <w:color w:val="1B2A44"/>
                 <w:sz w:val="19"/>
               </w:rPr>
-              <w:t>国别机会、揭牌运营、企业对接闭环</w:t>
+              <w:t>IP 授权、高净高空间、沉浸商业与一事一议</w:t>
             </w:r>
           </w:p>
         </w:tc>
@@ -2926,7 +2985,7 @@
                 <w:color w:val="1B2A44"/>
                 <w:sz w:val="19"/>
               </w:rPr>
-              <w:t>青年人才、OPC 社群、项目苗子孵化转化</w:t>
+              <w:t>青年人才、OPC 社群、体验层导流与转化</w:t>
             </w:r>
           </w:p>
         </w:tc>
@@ -3273,6 +3332,42 @@
           </w:p>
         </w:tc>
       </w:tr>
+      <w:tr>
+        <w:tc>
+          <w:tcPr>
+            <w:tcW w:type="dxa" w:w="4816"/>
+          </w:tcPr>
+          <w:p>
+            <w:r/>
+            <w:r>
+              <w:rPr>
+                <w:rFonts w:ascii="微软雅黑" w:hAnsi="微软雅黑" w:eastAsia="微软雅黑"/>
+                <w:b w:val="0"/>
+                <w:color w:val="1B2A44"/>
+                <w:sz w:val="19"/>
+              </w:rPr>
+              <w:t>赛道 5 · 文旅智能体（可选）</w:t>
+            </w:r>
+          </w:p>
+        </w:tc>
+        <w:tc>
+          <w:tcPr>
+            <w:tcW w:type="dxa" w:w="4816"/>
+          </w:tcPr>
+          <w:p>
+            <w:r/>
+            <w:r>
+              <w:rPr>
+                <w:rFonts w:ascii="微软雅黑" w:hAnsi="微软雅黑" w:eastAsia="微软雅黑"/>
+                <w:b w:val="0"/>
+                <w:color w:val="1B2A44"/>
+                <w:sz w:val="19"/>
+              </w:rPr>
+              <w:t>敦煌/壁画叙事智能体、沉浸导览、机器人互动脚本</w:t>
+            </w:r>
+          </w:p>
+        </w:tc>
+      </w:tr>
     </w:tbl>
     <w:p/>
     <w:p>
@@ -4161,7 +4256,7 @@
           <w:color w:val="1B2A44"/>
           <w:sz w:val="21"/>
         </w:rPr>
-        <w:t>以百年「复兴」文脉为底色，以市委启动「全球创客岛」与「量子城市」寄托为上位牵引，在岛上举办一场 200–300 人国际化科创出海与具身智能大会，同步完成国际会议厅揭牌，并以「船台·智能体」黑客松把创客生态做实，形成可汇报、可传播、可复用的阶段性政绩答卷。</w:t>
+        <w:t>以百年「复兴」文脉与「敦煌」级文化 IP 为双引擎，以 9 月 15 日前收官节点为政治死线，在岛上以「主论坛 + 分论坛 + 沉浸式体验/游戏层 + 黑客松」组合拳，完成成果发布、国际会客厅揭牌与高价值项目（含敦煌意向）一事一议展示，形成可汇报、可传播、可复用的冷启动答卷。</w:t>
       </w:r>
     </w:p>
     <w:p>
@@ -4190,7 +4285,7 @@
           <w:color w:val="1B2A44"/>
           <w:sz w:val="21"/>
         </w:rPr>
-        <w:t>政治答卷：呈现全球创客岛自 2025 年 12 月启动以来的阶段性成果，回应市、区领导寄托。</w:t>
+        <w:t>政治答卷：服务 9 月 15 日建设成果展示节点，回应市、区领导对显性成果的渴求。</w:t>
       </w:r>
     </w:p>
     <w:p>
@@ -4205,7 +4300,7 @@
           <w:color w:val="1B2A44"/>
           <w:sz w:val="21"/>
         </w:rPr>
-        <w:t>文脉续写：把周家嘴—定海—复兴的百年叙事与工业遗存活化，转化为活动主题与空间体验。</w:t>
+        <w:t>文脉续写：工业遗存活化 + 敦煌文化 IP 沉浸体验，形成「设计艺术岛」可感画面。</w:t>
       </w:r>
     </w:p>
     <w:p>
@@ -4220,7 +4315,7 @@
           <w:color w:val="1B2A44"/>
           <w:sz w:val="21"/>
         </w:rPr>
-        <w:t>政策迎合：把量子城市、国际创新创业集聚区、黄浦江中北段科创高地做成可感成果。</w:t>
+        <w:t>结构创新：主论坛定调 + 分论坛深耕 + 体验/游戏层引流 + 黑客松出苗子。</w:t>
       </w:r>
     </w:p>
     <w:p>
@@ -4235,7 +4330,7 @@
           <w:color w:val="1B2A44"/>
           <w:sz w:val="21"/>
         </w:rPr>
-        <w:t>国际规格：邀请「一带一路」多国总领事亲自出席，完成国家/片区会客厅揭牌落位。</w:t>
+        <w:t>国际规格：东亚+东南亚驻沪总领事按全部出席准备，完成国家/片区会客厅揭牌落位。</w:t>
       </w:r>
     </w:p>
     <w:p>
@@ -4250,7 +4345,7 @@
           <w:color w:val="1B2A44"/>
           <w:sz w:val="21"/>
         </w:rPr>
-        <w:t>创客做实：举办岛上黑客松，形成青年人才、项目苗子与场景合作的即时产出。</w:t>
+        <w:t>项目样本：推动敦煌等文旅科技高价值意向走「一事一议」通道，形成可打样案例。</w:t>
       </w:r>
     </w:p>
     <w:p>
@@ -4265,7 +4360,7 @@
           <w:color w:val="1B2A44"/>
           <w:sz w:val="21"/>
         </w:rPr>
-        <w:t>产业落地：聚焦 AI、具身智能、低空经济与科创出海，推动签约入岛与场景应用。</w:t>
+        <w:t>生态协同：科企联活动/招商能力 × 云基地与创客学院智库机制，盘活人脉资产。</w:t>
       </w:r>
     </w:p>
     <w:p>
@@ -4323,7 +4418,7 @@
           <w:color w:val="1B2A44"/>
           <w:sz w:val="21"/>
         </w:rPr>
-        <w:t>工业遗存轻度改造样本：船台公园与老厂房焕新</w:t>
+        <w:t>工业遗存轻度改造：船台公园与高净高厂房焕新</w:t>
       </w:r>
     </w:p>
     <w:p>
@@ -4411,7 +4506,7 @@
           <w:color w:val="0B3D91"/>
           <w:sz w:val="22"/>
         </w:rPr>
-        <w:t>人工智能与空间智能（AI × Quantum City）</w:t>
+        <w:t>人工智能 · 具身 · 低空（AI × Embodied × Low-alt）</w:t>
       </w:r>
     </w:p>
     <w:p>
@@ -4426,7 +4521,7 @@
           <w:color w:val="1B2A44"/>
           <w:sz w:val="21"/>
         </w:rPr>
-        <w:t>量子城市时空智能底座与城市治理大模型</w:t>
+        <w:t>量子城市时空智能与城市治理大模型</w:t>
       </w:r>
     </w:p>
     <w:p>
@@ -4441,7 +4536,7 @@
           <w:color w:val="1B2A44"/>
           <w:sz w:val="21"/>
         </w:rPr>
-        <w:t>模型即服务（MaaS）与真实场景训练迭代</w:t>
+        <w:t>具身智能实景实训与「硅基岛民」示范</w:t>
       </w:r>
     </w:p>
     <w:p>
@@ -4456,7 +4551,7 @@
           <w:color w:val="1B2A44"/>
           <w:sz w:val="21"/>
         </w:rPr>
-        <w:t>算力券/模型券/语料券政策兑现案例</w:t>
+        <w:t>环水条件下低空/无人系统应用试验</w:t>
       </w:r>
     </w:p>
     <w:p>
@@ -4470,7 +4565,7 @@
           <w:color w:val="0B3D91"/>
           <w:sz w:val="22"/>
         </w:rPr>
-        <w:t>具身智能与低空经济（Embodied × Low-alt）</w:t>
+        <w:t>敦煌·文旅科技沉浸（Dunhuang Immersive）</w:t>
       </w:r>
     </w:p>
     <w:p>
@@ -4485,7 +4580,7 @@
           <w:color w:val="1B2A44"/>
           <w:sz w:val="21"/>
         </w:rPr>
-        <w:t>实景空间实验实训实测与「硅基岛民」示范</w:t>
+        <w:t>壁画 IP × 机器人/智能体的沉浸叙事</w:t>
       </w:r>
     </w:p>
     <w:p>
@@ -4500,7 +4595,7 @@
           <w:color w:val="1B2A44"/>
           <w:sz w:val="21"/>
         </w:rPr>
-        <w:t>环水地理条件下的无人机/eVTOL/无人艇测试叙事</w:t>
+        <w:t>约 2000㎡ / 净高 9–11m 产品基地空间议题</w:t>
       </w:r>
     </w:p>
     <w:p>
@@ -4515,7 +4610,7 @@
           <w:color w:val="1B2A44"/>
           <w:sz w:val="21"/>
         </w:rPr>
-        <w:t>感知—决策—执行闭环与产业链协同</w:t>
+        <w:t>论坛讲解 + 体验关卡，服务设计艺术岛定位</w:t>
       </w:r>
     </w:p>
     <w:p>
@@ -4594,7 +4689,7 @@
                 <w:color w:val="1B2A44"/>
                 <w:sz w:val="19"/>
               </w:rPr>
-              <w:t>活动名称</w:t>
+              <w:t>活动主题</w:t>
             </w:r>
           </w:p>
         </w:tc>
@@ -4611,7 +4706,7 @@
                 <w:color w:val="1B2A44"/>
                 <w:sz w:val="19"/>
               </w:rPr>
-              <w:t>2026 复兴岛·全球创客岛收官答卷大会</w:t>
+              <w:t>创客复兴·智汇杨浦</w:t>
             </w:r>
           </w:p>
         </w:tc>
@@ -4631,7 +4726,7 @@
                 <w:color w:val="1B2A44"/>
                 <w:sz w:val="19"/>
               </w:rPr>
-              <w:t>副标题</w:t>
+              <w:t>活动全称</w:t>
             </w:r>
           </w:p>
         </w:tc>
@@ -4649,7 +4744,7 @@
                 <w:color w:val="1B2A44"/>
                 <w:sz w:val="19"/>
               </w:rPr>
-              <w:t>科创出海 × 人工智能 × 具身智能国际大会</w:t>
+              <w:t>上海复兴岛「全球创客岛」阶段性成果发布暨科创出海与具身智能国际峰会</w:t>
             </w:r>
           </w:p>
         </w:tc>
@@ -4668,7 +4763,7 @@
                 <w:color w:val="1B2A44"/>
                 <w:sz w:val="19"/>
               </w:rPr>
-              <w:t>主题Slogan</w:t>
+              <w:t>主题定位</w:t>
             </w:r>
           </w:p>
         </w:tc>
@@ -4685,7 +4780,7 @@
                 <w:color w:val="1B2A44"/>
                 <w:sz w:val="19"/>
               </w:rPr>
-              <w:t>百年复兴，智造再启航</w:t>
+              <w:t>人工智能赋能 · 具身智能落地 · 国际合作揭牌 · 创客生态启航</w:t>
             </w:r>
           </w:p>
         </w:tc>
@@ -4705,7 +4800,7 @@
                 <w:color w:val="1B2A44"/>
                 <w:sz w:val="19"/>
               </w:rPr>
-              <w:t>建议时间</w:t>
+              <w:t>Slogan</w:t>
             </w:r>
           </w:p>
         </w:tc>
@@ -4723,7 +4818,7 @@
                 <w:color w:val="1B2A44"/>
                 <w:sz w:val="19"/>
               </w:rPr>
-              <w:t>2026 年 9 月 12 日（星期六 · 农历八月初二）（主会日）；黑客松 2026 年 9 月 11 日（五）晚 — 9 月 12 日（六）下午（约 24 小时）</w:t>
+              <w:t>锚定全球创客岛，答卷量子城市</w:t>
             </w:r>
           </w:p>
         </w:tc>
@@ -4742,7 +4837,7 @@
                 <w:color w:val="1B2A44"/>
                 <w:sz w:val="19"/>
               </w:rPr>
-              <w:t>黄历择吉</w:t>
+              <w:t>建议时间</w:t>
             </w:r>
           </w:p>
         </w:tc>
@@ -4759,7 +4854,7 @@
                 <w:color w:val="1B2A44"/>
                 <w:sz w:val="19"/>
               </w:rPr>
-              <w:t>宜开市 · 挂匾 · 立券 · 出行 · 交易（详见择日专章）</w:t>
+              <w:t>2026 年 9 月 12 日（星期六 · 农历八月初二）（主会日）；黑客松 2026 年 9 月 11 日（五）晚 — 9 月 12 日（六）下午（约 24 小时）</w:t>
             </w:r>
           </w:p>
         </w:tc>
@@ -4779,7 +4874,7 @@
                 <w:color w:val="1B2A44"/>
                 <w:sz w:val="19"/>
               </w:rPr>
-              <w:t>建议地点</w:t>
+              <w:t>黄历择吉</w:t>
             </w:r>
           </w:p>
         </w:tc>
@@ -4797,7 +4892,7 @@
                 <w:color w:val="1B2A44"/>
                 <w:sz w:val="19"/>
               </w:rPr>
-              <w:t>复兴岛核心启动区 / 船台公园及周边工业厂房会场</w:t>
+              <w:t>宜开市 · 挂匾 · 立券 · 出行 · 交易（详见择日专章）</w:t>
             </w:r>
           </w:p>
         </w:tc>
@@ -4816,7 +4911,7 @@
                 <w:color w:val="1B2A44"/>
                 <w:sz w:val="19"/>
               </w:rPr>
-              <w:t>活动规模</w:t>
+              <w:t>建议地点</w:t>
             </w:r>
           </w:p>
         </w:tc>
@@ -4833,7 +4928,7 @@
                 <w:color w:val="1B2A44"/>
                 <w:sz w:val="19"/>
               </w:rPr>
-              <w:t>主会场 200–300 人；黑客松 20–40 支团队（约 80–160 人，可分流）</w:t>
+              <w:t>复兴岛核心启动区 / 船台公园及周边高净高工业厂房</w:t>
             </w:r>
           </w:p>
         </w:tc>
@@ -4853,7 +4948,7 @@
                 <w:color w:val="1B2A44"/>
                 <w:sz w:val="19"/>
               </w:rPr>
-              <w:t>核心主题</w:t>
+              <w:t>活动规模</w:t>
             </w:r>
           </w:p>
         </w:tc>
@@ -4871,7 +4966,7 @@
                 <w:color w:val="1B2A44"/>
                 <w:sz w:val="19"/>
               </w:rPr>
-              <w:t>文脉续写 · 科创出海 · AI/具身智能/低空 · 创客黑客松</w:t>
+              <w:t>主会场 200–300 人；黑客松 20–40 队；体验层另计流动人次</w:t>
             </w:r>
           </w:p>
         </w:tc>
@@ -4890,7 +4985,7 @@
                 <w:color w:val="1B2A44"/>
                 <w:sz w:val="19"/>
               </w:rPr>
-              <w:t>活动形式</w:t>
+              <w:t>活动结构</w:t>
             </w:r>
           </w:p>
         </w:tc>
@@ -4907,7 +5002,7 @@
                 <w:color w:val="1B2A44"/>
                 <w:sz w:val="19"/>
               </w:rPr>
-              <w:t>文脉展 + 主论坛 + 分论坛 + 揭牌签约 + 黑客松 Demo Day + 国际对接酒会</w:t>
+              <w:t>主论坛 + 四分论坛 + 体验/游戏层 + 黑客松（四层组合）</w:t>
             </w:r>
           </w:p>
         </w:tc>
@@ -4927,7 +5022,7 @@
                 <w:color w:val="1B2A44"/>
                 <w:sz w:val="19"/>
               </w:rPr>
-              <w:t>规格目标</w:t>
+              <w:t>杨浦企业互动</w:t>
             </w:r>
           </w:p>
         </w:tc>
@@ -4945,7 +5040,7 @@
                 <w:color w:val="1B2A44"/>
                 <w:sz w:val="19"/>
               </w:rPr>
-              <w:t>区委书记/区长出席；「一带一路」多国总领事出席；市级部门视情邀请</w:t>
+              <w:t>优刻得、智谱、苏度、卓益得、傲鲨等算力/模型/具身企业同台</w:t>
             </w:r>
           </w:p>
         </w:tc>
@@ -4964,6 +5059,43 @@
                 <w:color w:val="1B2A44"/>
                 <w:sz w:val="19"/>
               </w:rPr>
+              <w:t>规格目标</w:t>
+            </w:r>
+          </w:p>
+        </w:tc>
+        <w:tc>
+          <w:tcPr>
+            <w:tcW w:type="dxa" w:w="4816"/>
+          </w:tcPr>
+          <w:p>
+            <w:r/>
+            <w:r>
+              <w:rPr>
+                <w:rFonts w:ascii="微软雅黑" w:hAnsi="微软雅黑" w:eastAsia="微软雅黑"/>
+                <w:b w:val="0"/>
+                <w:color w:val="1B2A44"/>
+                <w:sz w:val="19"/>
+              </w:rPr>
+              <w:t>区委书记/区长出席；东亚+东南亚总领事全覆盖准备；敦煌等一事一议样本</w:t>
+            </w:r>
+          </w:p>
+        </w:tc>
+      </w:tr>
+      <w:tr>
+        <w:tc>
+          <w:tcPr>
+            <w:tcW w:type="dxa" w:w="4816"/>
+            <w:shd w:val="clear" w:color="auto" w:fill="F2F6FA"/>
+          </w:tcPr>
+          <w:p>
+            <w:r/>
+            <w:r>
+              <w:rPr>
+                <w:rFonts w:ascii="微软雅黑" w:hAnsi="微软雅黑" w:eastAsia="微软雅黑"/>
+                <w:b w:val="0"/>
+                <w:color w:val="1B2A44"/>
+                <w:sz w:val="19"/>
+              </w:rPr>
               <w:t>关键成果</w:t>
             </w:r>
           </w:p>
@@ -4971,17 +5103,18 @@
         <w:tc>
           <w:tcPr>
             <w:tcW w:type="dxa" w:w="4816"/>
-          </w:tcPr>
-          <w:p>
-            <w:r/>
-            <w:r>
-              <w:rPr>
-                <w:rFonts w:ascii="微软雅黑" w:hAnsi="微软雅黑" w:eastAsia="微软雅黑"/>
-                <w:b w:val="0"/>
-                <w:color w:val="1B2A44"/>
-                <w:sz w:val="19"/>
-              </w:rPr>
-              <w:t>成果发布 + 会客厅揭牌 + 项目签约 + 黑客松优胜落地 + 媒体传播</w:t>
+            <w:shd w:val="clear" w:color="auto" w:fill="F2F6FA"/>
+          </w:tcPr>
+          <w:p>
+            <w:r/>
+            <w:r>
+              <w:rPr>
+                <w:rFonts w:ascii="微软雅黑" w:hAnsi="微软雅黑" w:eastAsia="微软雅黑"/>
+                <w:b w:val="0"/>
+                <w:color w:val="1B2A44"/>
+                <w:sz w:val="19"/>
+              </w:rPr>
+              <w:t>成果发布 + 会客厅揭牌 + 企业互动签约 + Demo Day + 沉浸体验打样</w:t>
             </w:r>
           </w:p>
         </w:tc>
@@ -5100,7 +5233,7 @@
                 <w:color w:val="1B2A44"/>
                 <w:sz w:val="19"/>
               </w:rPr>
-              <w:t>30–40</w:t>
+              <w:t>40–55</w:t>
             </w:r>
           </w:p>
         </w:tc>
@@ -5117,7 +5250,7 @@
                 <w:color w:val="1B2A44"/>
                 <w:sz w:val="19"/>
               </w:rPr>
-              <w:t>区领导、市级嘉宾、总领事、揭牌对象代表</w:t>
+              <w:t>区领导、市级嘉宾、东亚+东南亚总领事（按全员预留）、揭牌对象代表</w:t>
             </w:r>
           </w:p>
         </w:tc>
@@ -5705,7 +5838,7 @@
           <w:color w:val="1B2A44"/>
           <w:sz w:val="21"/>
         </w:rPr>
-        <w:t>政治规格与国际规格必须同时在场：区委区政府主要领导 +「一带一路」总领事亲自出席，才能形成「政绩答卷」所需的高位画面。</w:t>
+        <w:t>政治规格与国际规格必须同时在场：区委区政府主要领导 + 东亚/东南亚驻沪总领事（暂按全部出席准备）亲自到场，才能形成「政绩答卷」所需的高位画面。</w:t>
       </w:r>
     </w:p>
     <w:p>
@@ -5792,7 +5925,7 @@
           <w:color w:val="0B3D91"/>
           <w:sz w:val="26"/>
         </w:rPr>
-        <w:t>B 国际领事层</w:t>
+        <w:t>B 国际领事层（东亚+东南亚优先）</w:t>
       </w:r>
     </w:p>
     <w:p>
@@ -5807,7 +5940,7 @@
           <w:color w:val="1B2A44"/>
           <w:sz w:val="21"/>
         </w:rPr>
-        <w:t>「一带一路」重点国家驻沪总领事 6–10 位亲自出席</w:t>
+        <w:t>暂按东亚+东南亚驻沪总领事全部出席准备（约 11 国，见领事名单）</w:t>
       </w:r>
     </w:p>
     <w:p>
@@ -5822,7 +5955,7 @@
           <w:color w:val="1B2A44"/>
           <w:sz w:val="21"/>
         </w:rPr>
-        <w:t>领团代表或总领事俱乐部相关协调机制支持邀约</w:t>
+        <w:t>揭牌国对应总领事优先本人出席；其余国安排致辞/圆桌/酒会对接</w:t>
       </w:r>
     </w:p>
     <w:p>
@@ -5837,7 +5970,7 @@
           <w:color w:val="1B2A44"/>
           <w:sz w:val="21"/>
         </w:rPr>
-        <w:t>国别推介与国际会议厅冠名国对应总领事优先出席揭牌</w:t>
+        <w:t>经区外办规范邀约；可借助总领事俱乐部等协调机制并联推进</w:t>
       </w:r>
     </w:p>
     <w:p>
@@ -5851,7 +5984,7 @@
           <w:color w:val="666666"/>
           <w:sz w:val="21"/>
         </w:rPr>
-        <w:t>目标：全球化规格与国际合作落位的核心背书</w:t>
+        <w:t>目标：全球化规格与国际合作落位的核心背书；形成「邻域全覆盖」画面</w:t>
       </w:r>
     </w:p>
     <w:p>
@@ -5865,7 +5998,7 @@
           <w:color w:val="0B3D91"/>
           <w:sz w:val="26"/>
         </w:rPr>
-        <w:t>C 产业·学术·创客层</w:t>
+        <w:t>C 杨浦产业主力军（重点互动）</w:t>
       </w:r>
     </w:p>
     <w:p>
@@ -5880,7 +6013,7 @@
           <w:color w:val="1B2A44"/>
           <w:sz w:val="21"/>
         </w:rPr>
-        <w:t>具身智能 / 机器人 / AI 大模型 / 低空经济领军企业</w:t>
+        <w:t>优刻得、智谱 AI（算力与大模型）</w:t>
       </w:r>
     </w:p>
     <w:p>
@@ -5895,7 +6028,7 @@
           <w:color w:val="1B2A44"/>
           <w:sz w:val="21"/>
         </w:rPr>
-        <w:t>量子城市 / 空间智能实验室与高校创新联盟代表</w:t>
+        <w:t>苏度科技、卓益得、傲鲨智能、清宝引擎（具身智能）</w:t>
       </w:r>
     </w:p>
     <w:p>
@@ -5910,7 +6043,7 @@
           <w:color w:val="1B2A44"/>
           <w:sz w:val="21"/>
         </w:rPr>
-        <w:t>入岛孵化器、基金；黑客松导师与优胜团队代表</w:t>
+        <w:t>声网、道客、商米等杨浦数字经济优质企业；黑客松导师与优胜团队</w:t>
       </w:r>
     </w:p>
     <w:p>
@@ -5924,7 +6057,7 @@
           <w:color w:val="666666"/>
           <w:sz w:val="21"/>
         </w:rPr>
-        <w:t>目标：内容专业度、项目签约与创客生态可见度</w:t>
+        <w:t>目标：区内存量企业上岛互动，形成「杨浦 AI 回家乡」画面</w:t>
       </w:r>
     </w:p>
     <w:p>
@@ -6011,7 +6144,1335 @@
           <w:color w:val="0B3D91"/>
           <w:sz w:val="26"/>
         </w:rPr>
-        <w:t>邀约策略要点</w:t>
+        <w:t>东亚 + 东南亚驻沪总领事名单（暂按全部参加）</w:t>
+      </w:r>
+    </w:p>
+    <w:p>
+      <w:pPr>
+        <w:spacing w:after="160" w:line="360" w:lineRule="auto"/>
+      </w:pPr>
+      <w:r>
+        <w:rPr>
+          <w:rFonts w:ascii="微软雅黑" w:hAnsi="微软雅黑" w:eastAsia="微软雅黑"/>
+          <w:b w:val="0"/>
+          <w:color w:val="666666"/>
+          <w:sz w:val="21"/>
+        </w:rPr>
+        <w:t>以上名单据各驻沪总领事馆官网、外交部公开信息及近期外事报道整理（截至 2026-07），用于会务席位、礼宾与邀约台账准备；正式称谓、性别敬称与是否本人出席，一律以区外办/市外办报批确认及各馆书面回复为准。策划阶段暂按「全部参加」预留席位与接待资源。</w:t>
+      </w:r>
+    </w:p>
+    <w:tbl>
+      <w:tblPr>
+        <w:tblStyle w:val="TableGrid"/>
+        <w:tblW w:type="auto" w:w="0"/>
+        <w:tblLook w:firstColumn="1" w:firstRow="1" w:lastColumn="0" w:lastRow="0" w:noHBand="0" w:noVBand="1" w:val="04A0"/>
+      </w:tblPr>
+      <w:tblGrid>
+        <w:gridCol w:w="1605"/>
+        <w:gridCol w:w="1605"/>
+        <w:gridCol w:w="1605"/>
+        <w:gridCol w:w="1605"/>
+        <w:gridCol w:w="1605"/>
+        <w:gridCol w:w="1605"/>
+      </w:tblGrid>
+      <w:tr>
+        <w:tc>
+          <w:tcPr>
+            <w:tcW w:type="dxa" w:w="1605"/>
+            <w:shd w:val="clear" w:color="auto" w:fill="0B3D91"/>
+          </w:tcPr>
+          <w:p>
+            <w:r/>
+            <w:r>
+              <w:rPr>
+                <w:rFonts w:ascii="微软雅黑" w:hAnsi="微软雅黑" w:eastAsia="微软雅黑"/>
+                <w:b/>
+                <w:color w:val="FFFFFF"/>
+                <w:sz w:val="20"/>
+              </w:rPr>
+              <w:t>片区</w:t>
+            </w:r>
+          </w:p>
+        </w:tc>
+        <w:tc>
+          <w:tcPr>
+            <w:tcW w:type="dxa" w:w="1605"/>
+            <w:shd w:val="clear" w:color="auto" w:fill="0B3D91"/>
+          </w:tcPr>
+          <w:p>
+            <w:r/>
+            <w:r>
+              <w:rPr>
+                <w:rFonts w:ascii="微软雅黑" w:hAnsi="微软雅黑" w:eastAsia="微软雅黑"/>
+                <w:b/>
+                <w:color w:val="FFFFFF"/>
+                <w:sz w:val="20"/>
+              </w:rPr>
+              <w:t>国家</w:t>
+            </w:r>
+          </w:p>
+        </w:tc>
+        <w:tc>
+          <w:tcPr>
+            <w:tcW w:type="dxa" w:w="1605"/>
+            <w:shd w:val="clear" w:color="auto" w:fill="0B3D91"/>
+          </w:tcPr>
+          <w:p>
+            <w:r/>
+            <w:r>
+              <w:rPr>
+                <w:rFonts w:ascii="微软雅黑" w:hAnsi="微软雅黑" w:eastAsia="微软雅黑"/>
+                <w:b/>
+                <w:color w:val="FFFFFF"/>
+                <w:sz w:val="20"/>
+              </w:rPr>
+              <w:t>总领事</w:t>
+            </w:r>
+          </w:p>
+        </w:tc>
+        <w:tc>
+          <w:tcPr>
+            <w:tcW w:type="dxa" w:w="1605"/>
+            <w:shd w:val="clear" w:color="auto" w:fill="0B3D91"/>
+          </w:tcPr>
+          <w:p>
+            <w:r/>
+            <w:r>
+              <w:rPr>
+                <w:rFonts w:ascii="微软雅黑" w:hAnsi="微软雅黑" w:eastAsia="微软雅黑"/>
+                <w:b/>
+                <w:color w:val="FFFFFF"/>
+                <w:sz w:val="20"/>
+              </w:rPr>
+              <w:t>英文名</w:t>
+            </w:r>
+          </w:p>
+        </w:tc>
+        <w:tc>
+          <w:tcPr>
+            <w:tcW w:type="dxa" w:w="1605"/>
+            <w:shd w:val="clear" w:color="auto" w:fill="0B3D91"/>
+          </w:tcPr>
+          <w:p>
+            <w:r/>
+            <w:r>
+              <w:rPr>
+                <w:rFonts w:ascii="微软雅黑" w:hAnsi="微软雅黑" w:eastAsia="微软雅黑"/>
+                <w:b/>
+                <w:color w:val="FFFFFF"/>
+                <w:sz w:val="20"/>
+              </w:rPr>
+              <w:t>合作侧重</w:t>
+            </w:r>
+          </w:p>
+        </w:tc>
+        <w:tc>
+          <w:tcPr>
+            <w:tcW w:type="dxa" w:w="1605"/>
+            <w:shd w:val="clear" w:color="auto" w:fill="0B3D91"/>
+          </w:tcPr>
+          <w:p>
+            <w:r/>
+            <w:r>
+              <w:rPr>
+                <w:rFonts w:ascii="微软雅黑" w:hAnsi="微软雅黑" w:eastAsia="微软雅黑"/>
+                <w:b/>
+                <w:color w:val="FFFFFF"/>
+                <w:sz w:val="20"/>
+              </w:rPr>
+              <w:t>现场安排</w:t>
+            </w:r>
+          </w:p>
+        </w:tc>
+      </w:tr>
+      <w:tr>
+        <w:tc>
+          <w:tcPr>
+            <w:tcW w:type="dxa" w:w="1605"/>
+          </w:tcPr>
+          <w:p>
+            <w:r/>
+            <w:r>
+              <w:rPr>
+                <w:rFonts w:ascii="微软雅黑" w:hAnsi="微软雅黑" w:eastAsia="微软雅黑"/>
+                <w:b w:val="0"/>
+                <w:color w:val="1B2A44"/>
+                <w:sz w:val="19"/>
+              </w:rPr>
+              <w:t>东亚</w:t>
+            </w:r>
+          </w:p>
+        </w:tc>
+        <w:tc>
+          <w:tcPr>
+            <w:tcW w:type="dxa" w:w="1605"/>
+          </w:tcPr>
+          <w:p>
+            <w:r/>
+            <w:r>
+              <w:rPr>
+                <w:rFonts w:ascii="微软雅黑" w:hAnsi="微软雅黑" w:eastAsia="微软雅黑"/>
+                <w:b w:val="0"/>
+                <w:color w:val="1B2A44"/>
+                <w:sz w:val="19"/>
+              </w:rPr>
+              <w:t>日本</w:t>
+            </w:r>
+          </w:p>
+        </w:tc>
+        <w:tc>
+          <w:tcPr>
+            <w:tcW w:type="dxa" w:w="1605"/>
+          </w:tcPr>
+          <w:p>
+            <w:r/>
+            <w:r>
+              <w:rPr>
+                <w:rFonts w:ascii="微软雅黑" w:hAnsi="微软雅黑" w:eastAsia="微软雅黑"/>
+                <w:b w:val="0"/>
+                <w:color w:val="1B2A44"/>
+                <w:sz w:val="19"/>
+              </w:rPr>
+              <w:t>冈田胜</w:t>
+            </w:r>
+          </w:p>
+        </w:tc>
+        <w:tc>
+          <w:tcPr>
+            <w:tcW w:type="dxa" w:w="1605"/>
+          </w:tcPr>
+          <w:p>
+            <w:r/>
+            <w:r>
+              <w:rPr>
+                <w:rFonts w:ascii="微软雅黑" w:hAnsi="微软雅黑" w:eastAsia="微软雅黑"/>
+                <w:b w:val="0"/>
+                <w:color w:val="1B2A44"/>
+                <w:sz w:val="19"/>
+              </w:rPr>
+              <w:t>Okada Masaru</w:t>
+            </w:r>
+          </w:p>
+        </w:tc>
+        <w:tc>
+          <w:tcPr>
+            <w:tcW w:type="dxa" w:w="1605"/>
+          </w:tcPr>
+          <w:p>
+            <w:r/>
+            <w:r>
+              <w:rPr>
+                <w:rFonts w:ascii="微软雅黑" w:hAnsi="微软雅黑" w:eastAsia="微软雅黑"/>
+                <w:b w:val="0"/>
+                <w:color w:val="1B2A44"/>
+                <w:sz w:val="19"/>
+              </w:rPr>
+              <w:t>制造、机器人、低碳与产业技术合作</w:t>
+            </w:r>
+          </w:p>
+        </w:tc>
+        <w:tc>
+          <w:tcPr>
+            <w:tcW w:type="dxa" w:w="1605"/>
+          </w:tcPr>
+          <w:p>
+            <w:r/>
+            <w:r>
+              <w:rPr>
+                <w:rFonts w:ascii="微软雅黑" w:hAnsi="微软雅黑" w:eastAsia="微软雅黑"/>
+                <w:b w:val="0"/>
+                <w:color w:val="1B2A44"/>
+                <w:sz w:val="19"/>
+              </w:rPr>
+              <w:t>拟邀本人出席；揭牌/主论坛优先候选</w:t>
+            </w:r>
+          </w:p>
+        </w:tc>
+      </w:tr>
+      <w:tr>
+        <w:tc>
+          <w:tcPr>
+            <w:tcW w:type="dxa" w:w="1605"/>
+            <w:shd w:val="clear" w:color="auto" w:fill="F2F6FA"/>
+          </w:tcPr>
+          <w:p>
+            <w:r/>
+            <w:r>
+              <w:rPr>
+                <w:rFonts w:ascii="微软雅黑" w:hAnsi="微软雅黑" w:eastAsia="微软雅黑"/>
+                <w:b w:val="0"/>
+                <w:color w:val="1B2A44"/>
+                <w:sz w:val="19"/>
+              </w:rPr>
+              <w:t>东亚</w:t>
+            </w:r>
+          </w:p>
+        </w:tc>
+        <w:tc>
+          <w:tcPr>
+            <w:tcW w:type="dxa" w:w="1605"/>
+            <w:shd w:val="clear" w:color="auto" w:fill="F2F6FA"/>
+          </w:tcPr>
+          <w:p>
+            <w:r/>
+            <w:r>
+              <w:rPr>
+                <w:rFonts w:ascii="微软雅黑" w:hAnsi="微软雅黑" w:eastAsia="微软雅黑"/>
+                <w:b w:val="0"/>
+                <w:color w:val="1B2A44"/>
+                <w:sz w:val="19"/>
+              </w:rPr>
+              <w:t>韩国</w:t>
+            </w:r>
+          </w:p>
+        </w:tc>
+        <w:tc>
+          <w:tcPr>
+            <w:tcW w:type="dxa" w:w="1605"/>
+            <w:shd w:val="clear" w:color="auto" w:fill="F2F6FA"/>
+          </w:tcPr>
+          <w:p>
+            <w:r/>
+            <w:r>
+              <w:rPr>
+                <w:rFonts w:ascii="微软雅黑" w:hAnsi="微软雅黑" w:eastAsia="微软雅黑"/>
+                <w:b w:val="0"/>
+                <w:color w:val="1B2A44"/>
+                <w:sz w:val="19"/>
+              </w:rPr>
+              <w:t>金英俊</w:t>
+            </w:r>
+          </w:p>
+        </w:tc>
+        <w:tc>
+          <w:tcPr>
+            <w:tcW w:type="dxa" w:w="1605"/>
+            <w:shd w:val="clear" w:color="auto" w:fill="F2F6FA"/>
+          </w:tcPr>
+          <w:p>
+            <w:r/>
+            <w:r>
+              <w:rPr>
+                <w:rFonts w:ascii="微软雅黑" w:hAnsi="微软雅黑" w:eastAsia="微软雅黑"/>
+                <w:b w:val="0"/>
+                <w:color w:val="1B2A44"/>
+                <w:sz w:val="19"/>
+              </w:rPr>
+              <w:t>Young-jun Kim</w:t>
+            </w:r>
+          </w:p>
+        </w:tc>
+        <w:tc>
+          <w:tcPr>
+            <w:tcW w:type="dxa" w:w="1605"/>
+            <w:shd w:val="clear" w:color="auto" w:fill="F2F6FA"/>
+          </w:tcPr>
+          <w:p>
+            <w:r/>
+            <w:r>
+              <w:rPr>
+                <w:rFonts w:ascii="微软雅黑" w:hAnsi="微软雅黑" w:eastAsia="微软雅黑"/>
+                <w:b w:val="0"/>
+                <w:color w:val="1B2A44"/>
+                <w:sz w:val="19"/>
+              </w:rPr>
+              <w:t>半导体、消费电子、跨境电商与文创</w:t>
+            </w:r>
+          </w:p>
+        </w:tc>
+        <w:tc>
+          <w:tcPr>
+            <w:tcW w:type="dxa" w:w="1605"/>
+            <w:shd w:val="clear" w:color="auto" w:fill="F2F6FA"/>
+          </w:tcPr>
+          <w:p>
+            <w:r/>
+            <w:r>
+              <w:rPr>
+                <w:rFonts w:ascii="微软雅黑" w:hAnsi="微软雅黑" w:eastAsia="微软雅黑"/>
+                <w:b w:val="0"/>
+                <w:color w:val="1B2A44"/>
+                <w:sz w:val="19"/>
+              </w:rPr>
+              <w:t>拟邀本人出席；出海/产业圆桌</w:t>
+            </w:r>
+          </w:p>
+        </w:tc>
+      </w:tr>
+      <w:tr>
+        <w:tc>
+          <w:tcPr>
+            <w:tcW w:type="dxa" w:w="1605"/>
+          </w:tcPr>
+          <w:p>
+            <w:r/>
+            <w:r>
+              <w:rPr>
+                <w:rFonts w:ascii="微软雅黑" w:hAnsi="微软雅黑" w:eastAsia="微软雅黑"/>
+                <w:b w:val="0"/>
+                <w:color w:val="1B2A44"/>
+                <w:sz w:val="19"/>
+              </w:rPr>
+              <w:t>东亚</w:t>
+            </w:r>
+          </w:p>
+        </w:tc>
+        <w:tc>
+          <w:tcPr>
+            <w:tcW w:type="dxa" w:w="1605"/>
+          </w:tcPr>
+          <w:p>
+            <w:r/>
+            <w:r>
+              <w:rPr>
+                <w:rFonts w:ascii="微软雅黑" w:hAnsi="微软雅黑" w:eastAsia="微软雅黑"/>
+                <w:b w:val="0"/>
+                <w:color w:val="1B2A44"/>
+                <w:sz w:val="19"/>
+              </w:rPr>
+              <w:t>蒙古国</w:t>
+            </w:r>
+          </w:p>
+        </w:tc>
+        <w:tc>
+          <w:tcPr>
+            <w:tcW w:type="dxa" w:w="1605"/>
+          </w:tcPr>
+          <w:p>
+            <w:r/>
+            <w:r>
+              <w:rPr>
+                <w:rFonts w:ascii="微软雅黑" w:hAnsi="微软雅黑" w:eastAsia="微软雅黑"/>
+                <w:b w:val="0"/>
+                <w:color w:val="1B2A44"/>
+                <w:sz w:val="19"/>
+              </w:rPr>
+              <w:t>道尔吉德日木·宝勒德</w:t>
+            </w:r>
+          </w:p>
+        </w:tc>
+        <w:tc>
+          <w:tcPr>
+            <w:tcW w:type="dxa" w:w="1605"/>
+          </w:tcPr>
+          <w:p>
+            <w:r/>
+            <w:r>
+              <w:rPr>
+                <w:rFonts w:ascii="微软雅黑" w:hAnsi="微软雅黑" w:eastAsia="微软雅黑"/>
+                <w:b w:val="0"/>
+                <w:color w:val="1B2A44"/>
+                <w:sz w:val="19"/>
+              </w:rPr>
+              <w:t>Dorjderem Bold</w:t>
+            </w:r>
+          </w:p>
+        </w:tc>
+        <w:tc>
+          <w:tcPr>
+            <w:tcW w:type="dxa" w:w="1605"/>
+          </w:tcPr>
+          <w:p>
+            <w:r/>
+            <w:r>
+              <w:rPr>
+                <w:rFonts w:ascii="微软雅黑" w:hAnsi="微软雅黑" w:eastAsia="微软雅黑"/>
+                <w:b w:val="0"/>
+                <w:color w:val="1B2A44"/>
+                <w:sz w:val="19"/>
+              </w:rPr>
+              <w:t>资源能源、跨境通道与教育人文</w:t>
+            </w:r>
+          </w:p>
+        </w:tc>
+        <w:tc>
+          <w:tcPr>
+            <w:tcW w:type="dxa" w:w="1605"/>
+          </w:tcPr>
+          <w:p>
+            <w:r/>
+            <w:r>
+              <w:rPr>
+                <w:rFonts w:ascii="微软雅黑" w:hAnsi="微软雅黑" w:eastAsia="微软雅黑"/>
+                <w:b w:val="0"/>
+                <w:color w:val="1B2A44"/>
+                <w:sz w:val="19"/>
+              </w:rPr>
+              <w:t>拟邀本人出席；国际对接酒会</w:t>
+            </w:r>
+          </w:p>
+        </w:tc>
+      </w:tr>
+      <w:tr>
+        <w:tc>
+          <w:tcPr>
+            <w:tcW w:type="dxa" w:w="1605"/>
+            <w:shd w:val="clear" w:color="auto" w:fill="F2F6FA"/>
+          </w:tcPr>
+          <w:p>
+            <w:r/>
+            <w:r>
+              <w:rPr>
+                <w:rFonts w:ascii="微软雅黑" w:hAnsi="微软雅黑" w:eastAsia="微软雅黑"/>
+                <w:b w:val="0"/>
+                <w:color w:val="1B2A44"/>
+                <w:sz w:val="19"/>
+              </w:rPr>
+              <w:t>东南亚</w:t>
+            </w:r>
+          </w:p>
+        </w:tc>
+        <w:tc>
+          <w:tcPr>
+            <w:tcW w:type="dxa" w:w="1605"/>
+            <w:shd w:val="clear" w:color="auto" w:fill="F2F6FA"/>
+          </w:tcPr>
+          <w:p>
+            <w:r/>
+            <w:r>
+              <w:rPr>
+                <w:rFonts w:ascii="微软雅黑" w:hAnsi="微软雅黑" w:eastAsia="微软雅黑"/>
+                <w:b w:val="0"/>
+                <w:color w:val="1B2A44"/>
+                <w:sz w:val="19"/>
+              </w:rPr>
+              <w:t>新加坡</w:t>
+            </w:r>
+          </w:p>
+        </w:tc>
+        <w:tc>
+          <w:tcPr>
+            <w:tcW w:type="dxa" w:w="1605"/>
+            <w:shd w:val="clear" w:color="auto" w:fill="F2F6FA"/>
+          </w:tcPr>
+          <w:p>
+            <w:r/>
+            <w:r>
+              <w:rPr>
+                <w:rFonts w:ascii="微软雅黑" w:hAnsi="微软雅黑" w:eastAsia="微软雅黑"/>
+                <w:b w:val="0"/>
+                <w:color w:val="1B2A44"/>
+                <w:sz w:val="19"/>
+              </w:rPr>
+              <w:t>陈子勤</w:t>
+            </w:r>
+          </w:p>
+        </w:tc>
+        <w:tc>
+          <w:tcPr>
+            <w:tcW w:type="dxa" w:w="1605"/>
+            <w:shd w:val="clear" w:color="auto" w:fill="F2F6FA"/>
+          </w:tcPr>
+          <w:p>
+            <w:r/>
+            <w:r>
+              <w:rPr>
+                <w:rFonts w:ascii="微软雅黑" w:hAnsi="微软雅黑" w:eastAsia="微软雅黑"/>
+                <w:b w:val="0"/>
+                <w:color w:val="1B2A44"/>
+                <w:sz w:val="19"/>
+              </w:rPr>
+              <w:t>Tan Chee King</w:t>
+            </w:r>
+          </w:p>
+        </w:tc>
+        <w:tc>
+          <w:tcPr>
+            <w:tcW w:type="dxa" w:w="1605"/>
+            <w:shd w:val="clear" w:color="auto" w:fill="F2F6FA"/>
+          </w:tcPr>
+          <w:p>
+            <w:r/>
+            <w:r>
+              <w:rPr>
+                <w:rFonts w:ascii="微软雅黑" w:hAnsi="微软雅黑" w:eastAsia="微软雅黑"/>
+                <w:b w:val="0"/>
+                <w:color w:val="1B2A44"/>
+                <w:sz w:val="19"/>
+              </w:rPr>
+              <w:t>总部经济、金融与数字贸易枢纽</w:t>
+            </w:r>
+          </w:p>
+        </w:tc>
+        <w:tc>
+          <w:tcPr>
+            <w:tcW w:type="dxa" w:w="1605"/>
+            <w:shd w:val="clear" w:color="auto" w:fill="F2F6FA"/>
+          </w:tcPr>
+          <w:p>
+            <w:r/>
+            <w:r>
+              <w:rPr>
+                <w:rFonts w:ascii="微软雅黑" w:hAnsi="微软雅黑" w:eastAsia="微软雅黑"/>
+                <w:b w:val="0"/>
+                <w:color w:val="1B2A44"/>
+                <w:sz w:val="19"/>
+              </w:rPr>
+              <w:t>拟邀本人出席；揭牌/主论坛优先候选</w:t>
+            </w:r>
+          </w:p>
+        </w:tc>
+      </w:tr>
+      <w:tr>
+        <w:tc>
+          <w:tcPr>
+            <w:tcW w:type="dxa" w:w="1605"/>
+          </w:tcPr>
+          <w:p>
+            <w:r/>
+            <w:r>
+              <w:rPr>
+                <w:rFonts w:ascii="微软雅黑" w:hAnsi="微软雅黑" w:eastAsia="微软雅黑"/>
+                <w:b w:val="0"/>
+                <w:color w:val="1B2A44"/>
+                <w:sz w:val="19"/>
+              </w:rPr>
+              <w:t>东南亚</w:t>
+            </w:r>
+          </w:p>
+        </w:tc>
+        <w:tc>
+          <w:tcPr>
+            <w:tcW w:type="dxa" w:w="1605"/>
+          </w:tcPr>
+          <w:p>
+            <w:r/>
+            <w:r>
+              <w:rPr>
+                <w:rFonts w:ascii="微软雅黑" w:hAnsi="微软雅黑" w:eastAsia="微软雅黑"/>
+                <w:b w:val="0"/>
+                <w:color w:val="1B2A44"/>
+                <w:sz w:val="19"/>
+              </w:rPr>
+              <w:t>马来西亚</w:t>
+            </w:r>
+          </w:p>
+        </w:tc>
+        <w:tc>
+          <w:tcPr>
+            <w:tcW w:type="dxa" w:w="1605"/>
+          </w:tcPr>
+          <w:p>
+            <w:r/>
+            <w:r>
+              <w:rPr>
+                <w:rFonts w:ascii="微软雅黑" w:hAnsi="微软雅黑" w:eastAsia="微软雅黑"/>
+                <w:b w:val="0"/>
+                <w:color w:val="1B2A44"/>
+                <w:sz w:val="19"/>
+              </w:rPr>
+              <w:t>沙哈菲兹·沙哈里斯</w:t>
+            </w:r>
+          </w:p>
+        </w:tc>
+        <w:tc>
+          <w:tcPr>
+            <w:tcW w:type="dxa" w:w="1605"/>
+          </w:tcPr>
+          <w:p>
+            <w:r/>
+            <w:r>
+              <w:rPr>
+                <w:rFonts w:ascii="微软雅黑" w:hAnsi="微软雅黑" w:eastAsia="微软雅黑"/>
+                <w:b w:val="0"/>
+                <w:color w:val="1B2A44"/>
+                <w:sz w:val="19"/>
+              </w:rPr>
+              <w:t>Mohd Shahafeez Shaharis</w:t>
+            </w:r>
+          </w:p>
+        </w:tc>
+        <w:tc>
+          <w:tcPr>
+            <w:tcW w:type="dxa" w:w="1605"/>
+          </w:tcPr>
+          <w:p>
+            <w:r/>
+            <w:r>
+              <w:rPr>
+                <w:rFonts w:ascii="微软雅黑" w:hAnsi="微软雅黑" w:eastAsia="微软雅黑"/>
+                <w:b w:val="0"/>
+                <w:color w:val="1B2A44"/>
+                <w:sz w:val="19"/>
+              </w:rPr>
+              <w:t>电子制造、数据中心、清真经济</w:t>
+            </w:r>
+          </w:p>
+        </w:tc>
+        <w:tc>
+          <w:tcPr>
+            <w:tcW w:type="dxa" w:w="1605"/>
+          </w:tcPr>
+          <w:p>
+            <w:r/>
+            <w:r>
+              <w:rPr>
+                <w:rFonts w:ascii="微软雅黑" w:hAnsi="微软雅黑" w:eastAsia="微软雅黑"/>
+                <w:b w:val="0"/>
+                <w:color w:val="1B2A44"/>
+                <w:sz w:val="19"/>
+              </w:rPr>
+              <w:t>拟邀本人出席；分论坛 C 出海对接</w:t>
+            </w:r>
+          </w:p>
+        </w:tc>
+      </w:tr>
+      <w:tr>
+        <w:tc>
+          <w:tcPr>
+            <w:tcW w:type="dxa" w:w="1605"/>
+            <w:shd w:val="clear" w:color="auto" w:fill="F2F6FA"/>
+          </w:tcPr>
+          <w:p>
+            <w:r/>
+            <w:r>
+              <w:rPr>
+                <w:rFonts w:ascii="微软雅黑" w:hAnsi="微软雅黑" w:eastAsia="微软雅黑"/>
+                <w:b w:val="0"/>
+                <w:color w:val="1B2A44"/>
+                <w:sz w:val="19"/>
+              </w:rPr>
+              <w:t>东南亚</w:t>
+            </w:r>
+          </w:p>
+        </w:tc>
+        <w:tc>
+          <w:tcPr>
+            <w:tcW w:type="dxa" w:w="1605"/>
+            <w:shd w:val="clear" w:color="auto" w:fill="F2F6FA"/>
+          </w:tcPr>
+          <w:p>
+            <w:r/>
+            <w:r>
+              <w:rPr>
+                <w:rFonts w:ascii="微软雅黑" w:hAnsi="微软雅黑" w:eastAsia="微软雅黑"/>
+                <w:b w:val="0"/>
+                <w:color w:val="1B2A44"/>
+                <w:sz w:val="19"/>
+              </w:rPr>
+              <w:t>泰国</w:t>
+            </w:r>
+          </w:p>
+        </w:tc>
+        <w:tc>
+          <w:tcPr>
+            <w:tcW w:type="dxa" w:w="1605"/>
+            <w:shd w:val="clear" w:color="auto" w:fill="F2F6FA"/>
+          </w:tcPr>
+          <w:p>
+            <w:r/>
+            <w:r>
+              <w:rPr>
+                <w:rFonts w:ascii="微软雅黑" w:hAnsi="微软雅黑" w:eastAsia="微软雅黑"/>
+                <w:b w:val="0"/>
+                <w:color w:val="1B2A44"/>
+                <w:sz w:val="19"/>
+              </w:rPr>
+              <w:t>陈佩恩</w:t>
+            </w:r>
+          </w:p>
+        </w:tc>
+        <w:tc>
+          <w:tcPr>
+            <w:tcW w:type="dxa" w:w="1605"/>
+            <w:shd w:val="clear" w:color="auto" w:fill="F2F6FA"/>
+          </w:tcPr>
+          <w:p>
+            <w:r/>
+            <w:r>
+              <w:rPr>
+                <w:rFonts w:ascii="微软雅黑" w:hAnsi="微软雅黑" w:eastAsia="微软雅黑"/>
+                <w:b w:val="0"/>
+                <w:color w:val="1B2A44"/>
+                <w:sz w:val="19"/>
+              </w:rPr>
+              <w:t>Tachaphorn Suntrajarn</w:t>
+            </w:r>
+          </w:p>
+        </w:tc>
+        <w:tc>
+          <w:tcPr>
+            <w:tcW w:type="dxa" w:w="1605"/>
+            <w:shd w:val="clear" w:color="auto" w:fill="F2F6FA"/>
+          </w:tcPr>
+          <w:p>
+            <w:r/>
+            <w:r>
+              <w:rPr>
+                <w:rFonts w:ascii="微软雅黑" w:hAnsi="微软雅黑" w:eastAsia="微软雅黑"/>
+                <w:b w:val="0"/>
+                <w:color w:val="1B2A44"/>
+                <w:sz w:val="19"/>
+              </w:rPr>
+              <w:t>智能制造、新能源配套、消费市场</w:t>
+            </w:r>
+          </w:p>
+        </w:tc>
+        <w:tc>
+          <w:tcPr>
+            <w:tcW w:type="dxa" w:w="1605"/>
+            <w:shd w:val="clear" w:color="auto" w:fill="F2F6FA"/>
+          </w:tcPr>
+          <w:p>
+            <w:r/>
+            <w:r>
+              <w:rPr>
+                <w:rFonts w:ascii="微软雅黑" w:hAnsi="微软雅黑" w:eastAsia="微软雅黑"/>
+                <w:b w:val="0"/>
+                <w:color w:val="1B2A44"/>
+                <w:sz w:val="19"/>
+              </w:rPr>
+              <w:t>拟邀本人出席；揭牌候选 / 国别推介</w:t>
+            </w:r>
+          </w:p>
+        </w:tc>
+      </w:tr>
+      <w:tr>
+        <w:tc>
+          <w:tcPr>
+            <w:tcW w:type="dxa" w:w="1605"/>
+          </w:tcPr>
+          <w:p>
+            <w:r/>
+            <w:r>
+              <w:rPr>
+                <w:rFonts w:ascii="微软雅黑" w:hAnsi="微软雅黑" w:eastAsia="微软雅黑"/>
+                <w:b w:val="0"/>
+                <w:color w:val="1B2A44"/>
+                <w:sz w:val="19"/>
+              </w:rPr>
+              <w:t>东南亚</w:t>
+            </w:r>
+          </w:p>
+        </w:tc>
+        <w:tc>
+          <w:tcPr>
+            <w:tcW w:type="dxa" w:w="1605"/>
+          </w:tcPr>
+          <w:p>
+            <w:r/>
+            <w:r>
+              <w:rPr>
+                <w:rFonts w:ascii="微软雅黑" w:hAnsi="微软雅黑" w:eastAsia="微软雅黑"/>
+                <w:b w:val="0"/>
+                <w:color w:val="1B2A44"/>
+                <w:sz w:val="19"/>
+              </w:rPr>
+              <w:t>印度尼西亚</w:t>
+            </w:r>
+          </w:p>
+        </w:tc>
+        <w:tc>
+          <w:tcPr>
+            <w:tcW w:type="dxa" w:w="1605"/>
+          </w:tcPr>
+          <w:p>
+            <w:r/>
+            <w:r>
+              <w:rPr>
+                <w:rFonts w:ascii="微软雅黑" w:hAnsi="微软雅黑" w:eastAsia="微软雅黑"/>
+                <w:b w:val="0"/>
+                <w:color w:val="1B2A44"/>
+                <w:sz w:val="19"/>
+              </w:rPr>
+              <w:t>邯伯盼</w:t>
+            </w:r>
+          </w:p>
+        </w:tc>
+        <w:tc>
+          <w:tcPr>
+            <w:tcW w:type="dxa" w:w="1605"/>
+          </w:tcPr>
+          <w:p>
+            <w:r/>
+            <w:r>
+              <w:rPr>
+                <w:rFonts w:ascii="微软雅黑" w:hAnsi="微软雅黑" w:eastAsia="微软雅黑"/>
+                <w:b w:val="0"/>
+                <w:color w:val="1B2A44"/>
+                <w:sz w:val="19"/>
+              </w:rPr>
+              <w:t>Berlianto Situngkir</w:t>
+            </w:r>
+          </w:p>
+        </w:tc>
+        <w:tc>
+          <w:tcPr>
+            <w:tcW w:type="dxa" w:w="1605"/>
+          </w:tcPr>
+          <w:p>
+            <w:r/>
+            <w:r>
+              <w:rPr>
+                <w:rFonts w:ascii="微软雅黑" w:hAnsi="微软雅黑" w:eastAsia="微软雅黑"/>
+                <w:b w:val="0"/>
+                <w:color w:val="1B2A44"/>
+                <w:sz w:val="19"/>
+              </w:rPr>
+              <w:t>数字经济、资源与消费市场</w:t>
+            </w:r>
+          </w:p>
+        </w:tc>
+        <w:tc>
+          <w:tcPr>
+            <w:tcW w:type="dxa" w:w="1605"/>
+          </w:tcPr>
+          <w:p>
+            <w:r/>
+            <w:r>
+              <w:rPr>
+                <w:rFonts w:ascii="微软雅黑" w:hAnsi="微软雅黑" w:eastAsia="微软雅黑"/>
+                <w:b w:val="0"/>
+                <w:color w:val="1B2A44"/>
+                <w:sz w:val="19"/>
+              </w:rPr>
+              <w:t>拟邀本人出席；出海圆桌与酒会</w:t>
+            </w:r>
+          </w:p>
+        </w:tc>
+      </w:tr>
+      <w:tr>
+        <w:tc>
+          <w:tcPr>
+            <w:tcW w:type="dxa" w:w="1605"/>
+            <w:shd w:val="clear" w:color="auto" w:fill="F2F6FA"/>
+          </w:tcPr>
+          <w:p>
+            <w:r/>
+            <w:r>
+              <w:rPr>
+                <w:rFonts w:ascii="微软雅黑" w:hAnsi="微软雅黑" w:eastAsia="微软雅黑"/>
+                <w:b w:val="0"/>
+                <w:color w:val="1B2A44"/>
+                <w:sz w:val="19"/>
+              </w:rPr>
+              <w:t>东南亚</w:t>
+            </w:r>
+          </w:p>
+        </w:tc>
+        <w:tc>
+          <w:tcPr>
+            <w:tcW w:type="dxa" w:w="1605"/>
+            <w:shd w:val="clear" w:color="auto" w:fill="F2F6FA"/>
+          </w:tcPr>
+          <w:p>
+            <w:r/>
+            <w:r>
+              <w:rPr>
+                <w:rFonts w:ascii="微软雅黑" w:hAnsi="微软雅黑" w:eastAsia="微软雅黑"/>
+                <w:b w:val="0"/>
+                <w:color w:val="1B2A44"/>
+                <w:sz w:val="19"/>
+              </w:rPr>
+              <w:t>越南</w:t>
+            </w:r>
+          </w:p>
+        </w:tc>
+        <w:tc>
+          <w:tcPr>
+            <w:tcW w:type="dxa" w:w="1605"/>
+            <w:shd w:val="clear" w:color="auto" w:fill="F2F6FA"/>
+          </w:tcPr>
+          <w:p>
+            <w:r/>
+            <w:r>
+              <w:rPr>
+                <w:rFonts w:ascii="微软雅黑" w:hAnsi="微软雅黑" w:eastAsia="微软雅黑"/>
+                <w:b w:val="0"/>
+                <w:color w:val="1B2A44"/>
+                <w:sz w:val="19"/>
+              </w:rPr>
+              <w:t>陈辉雄</w:t>
+            </w:r>
+          </w:p>
+        </w:tc>
+        <w:tc>
+          <w:tcPr>
+            <w:tcW w:type="dxa" w:w="1605"/>
+            <w:shd w:val="clear" w:color="auto" w:fill="F2F6FA"/>
+          </w:tcPr>
+          <w:p>
+            <w:r/>
+            <w:r>
+              <w:rPr>
+                <w:rFonts w:ascii="微软雅黑" w:hAnsi="微软雅黑" w:eastAsia="微软雅黑"/>
+                <w:b w:val="0"/>
+                <w:color w:val="1B2A44"/>
+                <w:sz w:val="19"/>
+              </w:rPr>
+              <w:t>Tran Huy Hung</w:t>
+            </w:r>
+          </w:p>
+        </w:tc>
+        <w:tc>
+          <w:tcPr>
+            <w:tcW w:type="dxa" w:w="1605"/>
+            <w:shd w:val="clear" w:color="auto" w:fill="F2F6FA"/>
+          </w:tcPr>
+          <w:p>
+            <w:r/>
+            <w:r>
+              <w:rPr>
+                <w:rFonts w:ascii="微软雅黑" w:hAnsi="微软雅黑" w:eastAsia="微软雅黑"/>
+                <w:b w:val="0"/>
+                <w:color w:val="1B2A44"/>
+                <w:sz w:val="19"/>
+              </w:rPr>
+              <w:t>电子制造转移、供应链协同</w:t>
+            </w:r>
+          </w:p>
+        </w:tc>
+        <w:tc>
+          <w:tcPr>
+            <w:tcW w:type="dxa" w:w="1605"/>
+            <w:shd w:val="clear" w:color="auto" w:fill="F2F6FA"/>
+          </w:tcPr>
+          <w:p>
+            <w:r/>
+            <w:r>
+              <w:rPr>
+                <w:rFonts w:ascii="微软雅黑" w:hAnsi="微软雅黑" w:eastAsia="微软雅黑"/>
+                <w:b w:val="0"/>
+                <w:color w:val="1B2A44"/>
+                <w:sz w:val="19"/>
+              </w:rPr>
+              <w:t>拟邀本人出席；分论坛 C 对接桌</w:t>
+            </w:r>
+          </w:p>
+        </w:tc>
+      </w:tr>
+      <w:tr>
+        <w:tc>
+          <w:tcPr>
+            <w:tcW w:type="dxa" w:w="1605"/>
+          </w:tcPr>
+          <w:p>
+            <w:r/>
+            <w:r>
+              <w:rPr>
+                <w:rFonts w:ascii="微软雅黑" w:hAnsi="微软雅黑" w:eastAsia="微软雅黑"/>
+                <w:b w:val="0"/>
+                <w:color w:val="1B2A44"/>
+                <w:sz w:val="19"/>
+              </w:rPr>
+              <w:t>东南亚</w:t>
+            </w:r>
+          </w:p>
+        </w:tc>
+        <w:tc>
+          <w:tcPr>
+            <w:tcW w:type="dxa" w:w="1605"/>
+          </w:tcPr>
+          <w:p>
+            <w:r/>
+            <w:r>
+              <w:rPr>
+                <w:rFonts w:ascii="微软雅黑" w:hAnsi="微软雅黑" w:eastAsia="微软雅黑"/>
+                <w:b w:val="0"/>
+                <w:color w:val="1B2A44"/>
+                <w:sz w:val="19"/>
+              </w:rPr>
+              <w:t>菲律宾</w:t>
+            </w:r>
+          </w:p>
+        </w:tc>
+        <w:tc>
+          <w:tcPr>
+            <w:tcW w:type="dxa" w:w="1605"/>
+          </w:tcPr>
+          <w:p>
+            <w:r/>
+            <w:r>
+              <w:rPr>
+                <w:rFonts w:ascii="微软雅黑" w:hAnsi="微软雅黑" w:eastAsia="微软雅黑"/>
+                <w:b w:val="0"/>
+                <w:color w:val="1B2A44"/>
+                <w:sz w:val="19"/>
+              </w:rPr>
+              <w:t>方明易</w:t>
+            </w:r>
+          </w:p>
+        </w:tc>
+        <w:tc>
+          <w:tcPr>
+            <w:tcW w:type="dxa" w:w="1605"/>
+          </w:tcPr>
+          <w:p>
+            <w:r/>
+            <w:r>
+              <w:rPr>
+                <w:rFonts w:ascii="微软雅黑" w:hAnsi="微软雅黑" w:eastAsia="微软雅黑"/>
+                <w:b w:val="0"/>
+                <w:color w:val="1B2A44"/>
+                <w:sz w:val="19"/>
+              </w:rPr>
+              <w:t>Myca Fischer</w:t>
+            </w:r>
+          </w:p>
+        </w:tc>
+        <w:tc>
+          <w:tcPr>
+            <w:tcW w:type="dxa" w:w="1605"/>
+          </w:tcPr>
+          <w:p>
+            <w:r/>
+            <w:r>
+              <w:rPr>
+                <w:rFonts w:ascii="微软雅黑" w:hAnsi="微软雅黑" w:eastAsia="微软雅黑"/>
+                <w:b w:val="0"/>
+                <w:color w:val="1B2A44"/>
+                <w:sz w:val="19"/>
+              </w:rPr>
+              <w:t>BPO、数字服务、基建与消费</w:t>
+            </w:r>
+          </w:p>
+        </w:tc>
+        <w:tc>
+          <w:tcPr>
+            <w:tcW w:type="dxa" w:w="1605"/>
+          </w:tcPr>
+          <w:p>
+            <w:r/>
+            <w:r>
+              <w:rPr>
+                <w:rFonts w:ascii="微软雅黑" w:hAnsi="微软雅黑" w:eastAsia="微软雅黑"/>
+                <w:b w:val="0"/>
+                <w:color w:val="1B2A44"/>
+                <w:sz w:val="19"/>
+              </w:rPr>
+              <w:t>拟邀本人出席；国际对接酒会</w:t>
+            </w:r>
+          </w:p>
+        </w:tc>
+      </w:tr>
+      <w:tr>
+        <w:tc>
+          <w:tcPr>
+            <w:tcW w:type="dxa" w:w="1605"/>
+            <w:shd w:val="clear" w:color="auto" w:fill="F2F6FA"/>
+          </w:tcPr>
+          <w:p>
+            <w:r/>
+            <w:r>
+              <w:rPr>
+                <w:rFonts w:ascii="微软雅黑" w:hAnsi="微软雅黑" w:eastAsia="微软雅黑"/>
+                <w:b w:val="0"/>
+                <w:color w:val="1B2A44"/>
+                <w:sz w:val="19"/>
+              </w:rPr>
+              <w:t>东南亚</w:t>
+            </w:r>
+          </w:p>
+        </w:tc>
+        <w:tc>
+          <w:tcPr>
+            <w:tcW w:type="dxa" w:w="1605"/>
+            <w:shd w:val="clear" w:color="auto" w:fill="F2F6FA"/>
+          </w:tcPr>
+          <w:p>
+            <w:r/>
+            <w:r>
+              <w:rPr>
+                <w:rFonts w:ascii="微软雅黑" w:hAnsi="微软雅黑" w:eastAsia="微软雅黑"/>
+                <w:b w:val="0"/>
+                <w:color w:val="1B2A44"/>
+                <w:sz w:val="19"/>
+              </w:rPr>
+              <w:t>柬埔寨</w:t>
+            </w:r>
+          </w:p>
+        </w:tc>
+        <w:tc>
+          <w:tcPr>
+            <w:tcW w:type="dxa" w:w="1605"/>
+            <w:shd w:val="clear" w:color="auto" w:fill="F2F6FA"/>
+          </w:tcPr>
+          <w:p>
+            <w:r/>
+            <w:r>
+              <w:rPr>
+                <w:rFonts w:ascii="微软雅黑" w:hAnsi="微软雅黑" w:eastAsia="微软雅黑"/>
+                <w:b w:val="0"/>
+                <w:color w:val="1B2A44"/>
+                <w:sz w:val="19"/>
+              </w:rPr>
+              <w:t>宁维斯</w:t>
+            </w:r>
+          </w:p>
+        </w:tc>
+        <w:tc>
+          <w:tcPr>
+            <w:tcW w:type="dxa" w:w="1605"/>
+            <w:shd w:val="clear" w:color="auto" w:fill="F2F6FA"/>
+          </w:tcPr>
+          <w:p>
+            <w:r/>
+            <w:r>
+              <w:rPr>
+                <w:rFonts w:ascii="微软雅黑" w:hAnsi="微软雅黑" w:eastAsia="微软雅黑"/>
+                <w:b w:val="0"/>
+                <w:color w:val="1B2A44"/>
+                <w:sz w:val="19"/>
+              </w:rPr>
+              <w:t>Nguon Visoth</w:t>
+            </w:r>
+          </w:p>
+        </w:tc>
+        <w:tc>
+          <w:tcPr>
+            <w:tcW w:type="dxa" w:w="1605"/>
+            <w:shd w:val="clear" w:color="auto" w:fill="F2F6FA"/>
+          </w:tcPr>
+          <w:p>
+            <w:r/>
+            <w:r>
+              <w:rPr>
+                <w:rFonts w:ascii="微软雅黑" w:hAnsi="微软雅黑" w:eastAsia="微软雅黑"/>
+                <w:b w:val="0"/>
+                <w:color w:val="1B2A44"/>
+                <w:sz w:val="19"/>
+              </w:rPr>
+              <w:t>产能合作、基建与农业加工</w:t>
+            </w:r>
+          </w:p>
+        </w:tc>
+        <w:tc>
+          <w:tcPr>
+            <w:tcW w:type="dxa" w:w="1605"/>
+            <w:shd w:val="clear" w:color="auto" w:fill="F2F6FA"/>
+          </w:tcPr>
+          <w:p>
+            <w:r/>
+            <w:r>
+              <w:rPr>
+                <w:rFonts w:ascii="微软雅黑" w:hAnsi="微软雅黑" w:eastAsia="微软雅黑"/>
+                <w:b w:val="0"/>
+                <w:color w:val="1B2A44"/>
+                <w:sz w:val="19"/>
+              </w:rPr>
+              <w:t>拟邀本人出席；国别推介 / 酒会</w:t>
+            </w:r>
+          </w:p>
+        </w:tc>
+      </w:tr>
+      <w:tr>
+        <w:tc>
+          <w:tcPr>
+            <w:tcW w:type="dxa" w:w="1605"/>
+          </w:tcPr>
+          <w:p>
+            <w:r/>
+            <w:r>
+              <w:rPr>
+                <w:rFonts w:ascii="微软雅黑" w:hAnsi="微软雅黑" w:eastAsia="微软雅黑"/>
+                <w:b w:val="0"/>
+                <w:color w:val="1B2A44"/>
+                <w:sz w:val="19"/>
+              </w:rPr>
+              <w:t>东南亚</w:t>
+            </w:r>
+          </w:p>
+        </w:tc>
+        <w:tc>
+          <w:tcPr>
+            <w:tcW w:type="dxa" w:w="1605"/>
+          </w:tcPr>
+          <w:p>
+            <w:r/>
+            <w:r>
+              <w:rPr>
+                <w:rFonts w:ascii="微软雅黑" w:hAnsi="微软雅黑" w:eastAsia="微软雅黑"/>
+                <w:b w:val="0"/>
+                <w:color w:val="1B2A44"/>
+                <w:sz w:val="19"/>
+              </w:rPr>
+              <w:t>老挝</w:t>
+            </w:r>
+          </w:p>
+        </w:tc>
+        <w:tc>
+          <w:tcPr>
+            <w:tcW w:type="dxa" w:w="1605"/>
+          </w:tcPr>
+          <w:p>
+            <w:r/>
+            <w:r>
+              <w:rPr>
+                <w:rFonts w:ascii="微软雅黑" w:hAnsi="微软雅黑" w:eastAsia="微软雅黑"/>
+                <w:b w:val="0"/>
+                <w:color w:val="1B2A44"/>
+                <w:sz w:val="19"/>
+              </w:rPr>
+              <w:t>维达万·桥本控</w:t>
+            </w:r>
+          </w:p>
+        </w:tc>
+        <w:tc>
+          <w:tcPr>
+            <w:tcW w:type="dxa" w:w="1605"/>
+          </w:tcPr>
+          <w:p>
+            <w:r/>
+            <w:r>
+              <w:rPr>
+                <w:rFonts w:ascii="微软雅黑" w:hAnsi="微软雅黑" w:eastAsia="微软雅黑"/>
+                <w:b w:val="0"/>
+                <w:color w:val="1B2A44"/>
+                <w:sz w:val="19"/>
+              </w:rPr>
+              <w:t>Vidavone Keobounkhong</w:t>
+            </w:r>
+          </w:p>
+        </w:tc>
+        <w:tc>
+          <w:tcPr>
+            <w:tcW w:type="dxa" w:w="1605"/>
+          </w:tcPr>
+          <w:p>
+            <w:r/>
+            <w:r>
+              <w:rPr>
+                <w:rFonts w:ascii="微软雅黑" w:hAnsi="微软雅黑" w:eastAsia="微软雅黑"/>
+                <w:b w:val="0"/>
+                <w:color w:val="1B2A44"/>
+                <w:sz w:val="19"/>
+              </w:rPr>
+              <w:t>中老铁路沿线经贸与人文交流</w:t>
+            </w:r>
+          </w:p>
+        </w:tc>
+        <w:tc>
+          <w:tcPr>
+            <w:tcW w:type="dxa" w:w="1605"/>
+          </w:tcPr>
+          <w:p>
+            <w:r/>
+            <w:r>
+              <w:rPr>
+                <w:rFonts w:ascii="微软雅黑" w:hAnsi="微软雅黑" w:eastAsia="微软雅黑"/>
+                <w:b w:val="0"/>
+                <w:color w:val="1B2A44"/>
+                <w:sz w:val="19"/>
+              </w:rPr>
+              <w:t>拟邀本人出席；国际对接酒会</w:t>
+            </w:r>
+          </w:p>
+        </w:tc>
+      </w:tr>
+    </w:tbl>
+    <w:p/>
+    <w:p>
+      <w:pPr>
+        <w:pStyle w:val="Heading2"/>
+      </w:pPr>
+      <w:r>
+        <w:rPr>
+          <w:rFonts w:ascii="微软雅黑" w:hAnsi="微软雅黑" w:eastAsia="微软雅黑"/>
+          <w:b/>
+          <w:color w:val="0B3D91"/>
+          <w:sz w:val="26"/>
+        </w:rPr>
+        <w:t>暂未在沪设总领事馆的国家/地区</w:t>
       </w:r>
     </w:p>
     <w:p>
@@ -6026,7 +7487,81 @@
           <w:color w:val="1B2A44"/>
           <w:sz w:val="21"/>
         </w:rPr>
-        <w:t>外事路径：经区外办规范邀约，提前锁定揭牌国总领事本人出席。</w:t>
+        <w:t>缅甸：目前未在上海设总领事馆；领事事务多由驻华使馆或驻昆明/南宁/重庆总领馆等办理</w:t>
+      </w:r>
+    </w:p>
+    <w:p>
+      <w:pPr>
+        <w:pStyle w:val="ListBullet"/>
+        <w:spacing w:after="60"/>
+      </w:pPr>
+      <w:r>
+        <w:rPr>
+          <w:rFonts w:ascii="微软雅黑" w:hAnsi="微软雅黑" w:eastAsia="微软雅黑"/>
+          <w:b w:val="0"/>
+          <w:color w:val="1B2A44"/>
+          <w:sz w:val="21"/>
+        </w:rPr>
+        <w:t>文莱：目前未在上海设总领事馆；对华事务由驻华大使馆统筹</w:t>
+      </w:r>
+    </w:p>
+    <w:p>
+      <w:pPr>
+        <w:pStyle w:val="ListBullet"/>
+        <w:spacing w:after="60"/>
+      </w:pPr>
+      <w:r>
+        <w:rPr>
+          <w:rFonts w:ascii="微软雅黑" w:hAnsi="微软雅黑" w:eastAsia="微软雅黑"/>
+          <w:b w:val="0"/>
+          <w:color w:val="1B2A44"/>
+          <w:sz w:val="21"/>
+        </w:rPr>
+        <w:t>朝鲜：驻沪总领事馆已于历史上闭馆；现有驻华机构主要为驻华使馆及驻沈阳总领馆等</w:t>
+      </w:r>
+    </w:p>
+    <w:p>
+      <w:pPr>
+        <w:pStyle w:val="ListBullet"/>
+        <w:spacing w:after="60"/>
+      </w:pPr>
+      <w:r>
+        <w:rPr>
+          <w:rFonts w:ascii="微软雅黑" w:hAnsi="微软雅黑" w:eastAsia="微软雅黑"/>
+          <w:b w:val="0"/>
+          <w:color w:val="1B2A44"/>
+          <w:sz w:val="21"/>
+        </w:rPr>
+        <w:t>东帝汶：目前未见驻沪总领事馆公开信息；涉及合作可一事一议协调使馆层面</w:t>
+      </w:r>
+    </w:p>
+    <w:p>
+      <w:pPr>
+        <w:pStyle w:val="Heading2"/>
+      </w:pPr>
+      <w:r>
+        <w:rPr>
+          <w:rFonts w:ascii="微软雅黑" w:hAnsi="微软雅黑" w:eastAsia="微软雅黑"/>
+          <w:b/>
+          <w:color w:val="0B3D91"/>
+          <w:sz w:val="26"/>
+        </w:rPr>
+        <w:t>邀约策略要点</w:t>
+      </w:r>
+    </w:p>
+    <w:p>
+      <w:pPr>
+        <w:pStyle w:val="ListBullet"/>
+        <w:spacing w:after="60"/>
+      </w:pPr>
+      <w:r>
+        <w:rPr>
+          <w:rFonts w:ascii="微软雅黑" w:hAnsi="微软雅黑" w:eastAsia="微软雅黑"/>
+          <w:b w:val="0"/>
+          <w:color w:val="1B2A44"/>
+          <w:sz w:val="21"/>
+        </w:rPr>
+        <w:t>外事路径：经区外办规范邀约；11 国全名单并联推进，揭牌国必须本人出席。</w:t>
       </w:r>
     </w:p>
     <w:p>
@@ -6071,7 +7606,7 @@
           <w:color w:val="1B2A44"/>
           <w:sz w:val="21"/>
         </w:rPr>
-        <w:t>规模控制：宁缺毋滥，核心席质量优先于总人数冲高。</w:t>
+        <w:t>规模控制：贵宾席按全员预留；核心席质量优先，未确认到场可改书面致辞+副总领事。</w:t>
       </w:r>
     </w:p>
     <w:p>
@@ -6402,6 +7937,80 @@
           </w:p>
         </w:tc>
       </w:tr>
+      <w:tr>
+        <w:tc>
+          <w:tcPr>
+            <w:tcW w:type="dxa" w:w="2408"/>
+            <w:shd w:val="clear" w:color="auto" w:fill="F2F6FA"/>
+          </w:tcPr>
+          <w:p>
+            <w:r/>
+            <w:r>
+              <w:rPr>
+                <w:rFonts w:ascii="微软雅黑" w:hAnsi="微软雅黑" w:eastAsia="微软雅黑"/>
+                <w:b w:val="0"/>
+                <w:color w:val="1B2A44"/>
+                <w:sz w:val="19"/>
+              </w:rPr>
+              <w:t>敦煌文旅科技意向仪式（视对接进度）</w:t>
+            </w:r>
+          </w:p>
+        </w:tc>
+        <w:tc>
+          <w:tcPr>
+            <w:tcW w:type="dxa" w:w="2408"/>
+            <w:shd w:val="clear" w:color="auto" w:fill="F2F6FA"/>
+          </w:tcPr>
+          <w:p>
+            <w:r/>
+            <w:r>
+              <w:rPr>
+                <w:rFonts w:ascii="微软雅黑" w:hAnsi="微软雅黑" w:eastAsia="微软雅黑"/>
+                <w:b w:val="0"/>
+                <w:color w:val="1B2A44"/>
+                <w:sz w:val="19"/>
+              </w:rPr>
+              <w:t>0–1 项</w:t>
+            </w:r>
+          </w:p>
+        </w:tc>
+        <w:tc>
+          <w:tcPr>
+            <w:tcW w:type="dxa" w:w="2408"/>
+            <w:shd w:val="clear" w:color="auto" w:fill="F2F6FA"/>
+          </w:tcPr>
+          <w:p>
+            <w:r/>
+            <w:r>
+              <w:rPr>
+                <w:rFonts w:ascii="微软雅黑" w:hAnsi="微软雅黑" w:eastAsia="微软雅黑"/>
+                <w:b w:val="0"/>
+                <w:color w:val="1B2A44"/>
+                <w:sz w:val="19"/>
+              </w:rPr>
+              <w:t>选址意向 / 框架合作备忘录；或仅作体验层打样不强制签约</w:t>
+            </w:r>
+          </w:p>
+        </w:tc>
+        <w:tc>
+          <w:tcPr>
+            <w:tcW w:type="dxa" w:w="2408"/>
+            <w:shd w:val="clear" w:color="auto" w:fill="F2F6FA"/>
+          </w:tcPr>
+          <w:p>
+            <w:r/>
+            <w:r>
+              <w:rPr>
+                <w:rFonts w:ascii="微软雅黑" w:hAnsi="微软雅黑" w:eastAsia="微软雅黑"/>
+                <w:b w:val="0"/>
+                <w:color w:val="1B2A44"/>
+                <w:sz w:val="19"/>
+              </w:rPr>
+              <w:t>高价值文旅科技一事一议样本；服务设计艺术岛与 9/15 展示节点。</w:t>
+            </w:r>
+          </w:p>
+        </w:tc>
+      </w:tr>
     </w:tbl>
     <w:p/>
     <w:p>
@@ -6638,7 +8247,7 @@
                 <w:color w:val="1B2A44"/>
                 <w:sz w:val="19"/>
               </w:rPr>
-              <w:t>签到 · 文脉展廊开放</w:t>
+              <w:t>签到 · 体验层开放</w:t>
             </w:r>
           </w:p>
         </w:tc>
@@ -6655,7 +8264,7 @@
                 <w:color w:val="1B2A44"/>
                 <w:sz w:val="19"/>
               </w:rPr>
-              <w:t>「周家嘴—复兴—创客岛」三幕展；贵宾/领事接待</w:t>
+              <w:t>文脉三幕展 + 集章任务开启；贵宾/领事接待</w:t>
             </w:r>
           </w:p>
         </w:tc>
@@ -6672,7 +8281,7 @@
                 <w:color w:val="1B2A44"/>
                 <w:sz w:val="19"/>
               </w:rPr>
-              <w:t>会务+宣传</w:t>
+              <w:t>会务+体验层</w:t>
             </w:r>
           </w:p>
         </w:tc>
@@ -6728,7 +8337,7 @@
                 <w:color w:val="1B2A44"/>
                 <w:sz w:val="19"/>
               </w:rPr>
-              <w:t>60–90 秒文脉短片《百年复兴，智造再启航》</w:t>
+              <w:t>文脉短片《百年复兴，智造再启航》；点题敦煌沉浸</w:t>
             </w:r>
           </w:p>
         </w:tc>
@@ -6799,7 +8408,7 @@
                 <w:color w:val="1B2A44"/>
                 <w:sz w:val="19"/>
               </w:rPr>
-              <w:t>介绍出席领导、国际嘉宾与黑客松并行安排</w:t>
+              <w:t>介绍四层结构：主论坛/分论坛/体验层/黑客松</w:t>
             </w:r>
           </w:p>
         </w:tc>
@@ -6872,7 +8481,7 @@
                 <w:color w:val="1B2A44"/>
                 <w:sz w:val="19"/>
               </w:rPr>
-              <w:t>回应市领导寄托，发布阶段性答卷与下一步</w:t>
+              <w:t>回应市领导寄托与 9/15 节点答卷</w:t>
             </w:r>
           </w:p>
         </w:tc>
@@ -6998,7 +8607,7 @@
                 <w:color w:val="1B2A44"/>
                 <w:sz w:val="19"/>
               </w:rPr>
-              <w:t>「一带一路」领事代表致辞</w:t>
+              <w:t>东亚/东南亚领事代表致辞</w:t>
             </w:r>
           </w:p>
         </w:tc>
@@ -7016,7 +8625,7 @@
                 <w:color w:val="1B2A44"/>
                 <w:sz w:val="19"/>
               </w:rPr>
-              <w:t>国际合作与科技出海期待</w:t>
+              <w:t>邻域合作与科技出海期待（可轮值 1–2 位）</w:t>
             </w:r>
           </w:p>
         </w:tc>
@@ -7053,7 +8662,7 @@
                 <w:color w:val="1B2A44"/>
                 <w:sz w:val="19"/>
               </w:rPr>
-              <w:t>10:10–10:35</w:t>
+              <w:t>10:10–10:30</w:t>
             </w:r>
           </w:p>
         </w:tc>
@@ -7087,7 +8696,7 @@
                 <w:color w:val="1B2A44"/>
                 <w:sz w:val="19"/>
               </w:rPr>
-              <w:t>创客岛进展、量子城市岛上成果、具身智能平台、文脉活化样本</w:t>
+              <w:t>创客岛进展、量子城市、具身智能、文旅科技意向样本</w:t>
             </w:r>
           </w:p>
         </w:tc>
@@ -7124,7 +8733,7 @@
                 <w:color w:val="1B2A44"/>
                 <w:sz w:val="19"/>
               </w:rPr>
-              <w:t>10:35–11:05</w:t>
+              <w:t>10:30–10:55</w:t>
             </w:r>
           </w:p>
         </w:tc>
@@ -7142,7 +8751,7 @@
                 <w:color w:val="1B2A44"/>
                 <w:sz w:val="19"/>
               </w:rPr>
-              <w:t>国际会议厅/会客厅揭牌</w:t>
+              <w:t>杨浦AI力量 · 企业高端发言</w:t>
             </w:r>
           </w:p>
         </w:tc>
@@ -7160,7 +8769,7 @@
                 <w:color w:val="1B2A44"/>
                 <w:sz w:val="19"/>
               </w:rPr>
-              <w:t>国家厅+片区厅揭牌、铭牌落位、文脉场景合影</w:t>
+              <w:t>优刻得/智谱/苏度等 2–3 家各 5–8 分钟</w:t>
             </w:r>
           </w:p>
         </w:tc>
@@ -7178,7 +8787,7 @@
                 <w:color w:val="1B2A44"/>
                 <w:sz w:val="19"/>
               </w:rPr>
-              <w:t>区领导+领事</w:t>
+              <w:t>科企联+企业</w:t>
             </w:r>
           </w:p>
         </w:tc>
@@ -7197,7 +8806,7 @@
                 <w:color w:val="1B2A44"/>
                 <w:sz w:val="19"/>
               </w:rPr>
-              <w:t>11:05–11:35</w:t>
+              <w:t>10:55–11:20</w:t>
             </w:r>
           </w:p>
         </w:tc>
@@ -7214,7 +8823,7 @@
                 <w:color w:val="1B2A44"/>
                 <w:sz w:val="19"/>
               </w:rPr>
-              <w:t>重点项目签约</w:t>
+              <w:t>国际会议厅/会客厅揭牌</w:t>
             </w:r>
           </w:p>
         </w:tc>
@@ -7231,7 +8840,7 @@
                 <w:color w:val="1B2A44"/>
                 <w:sz w:val="19"/>
               </w:rPr>
-              <w:t>入岛企业、出海合作、场景应用、创客生态协议</w:t>
+              <w:t>国家厅+片区厅揭牌、铭牌落位、文脉场景合影</w:t>
             </w:r>
           </w:p>
         </w:tc>
@@ -7248,7 +8857,7 @@
                 <w:color w:val="1B2A44"/>
                 <w:sz w:val="19"/>
               </w:rPr>
-              <w:t>区商务/科委</w:t>
+              <w:t>区领导+领事</w:t>
             </w:r>
           </w:p>
         </w:tc>
@@ -7268,7 +8877,7 @@
                 <w:color w:val="1B2A44"/>
                 <w:sz w:val="19"/>
               </w:rPr>
-              <w:t>11:35–12:00</w:t>
+              <w:t>11:20–11:45</w:t>
             </w:r>
           </w:p>
         </w:tc>
@@ -7286,7 +8895,7 @@
                 <w:color w:val="1B2A44"/>
                 <w:sz w:val="19"/>
               </w:rPr>
-              <w:t>集体合影 · 媒体发布</w:t>
+              <w:t>重点项目签约/意向</w:t>
             </w:r>
           </w:p>
         </w:tc>
@@ -7304,7 +8913,7 @@
                 <w:color w:val="1B2A44"/>
                 <w:sz w:val="19"/>
               </w:rPr>
-              <w:t>领导—领事—企业—创客代表同框</w:t>
+              <w:t>杨浦企业互动签约；敦煌等一事一议（视成熟度）</w:t>
             </w:r>
           </w:p>
         </w:tc>
@@ -7322,7 +8931,7 @@
                 <w:color w:val="1B2A44"/>
                 <w:sz w:val="19"/>
               </w:rPr>
-              <w:t>宣传组</w:t>
+              <w:t>区商务/科委</w:t>
             </w:r>
           </w:p>
         </w:tc>
@@ -7341,7 +8950,7 @@
                 <w:color w:val="1B2A44"/>
                 <w:sz w:val="19"/>
               </w:rPr>
-              <w:t>12:00–13:30</w:t>
+              <w:t>11:45–12:05</w:t>
             </w:r>
           </w:p>
         </w:tc>
@@ -7358,7 +8967,7 @@
                 <w:color w:val="1B2A44"/>
                 <w:sz w:val="19"/>
               </w:rPr>
-              <w:t>工作午宴/闭门交流（可选）</w:t>
+              <w:t>集体合影 · 媒体发布</w:t>
             </w:r>
           </w:p>
         </w:tc>
@@ -7375,7 +8984,7 @@
                 <w:color w:val="1B2A44"/>
                 <w:sz w:val="19"/>
               </w:rPr>
-              <w:t>小范围深度沟通；黑客松同步初审</w:t>
+              <w:t>领导—领事—杨浦企业—创客代表同框</w:t>
             </w:r>
           </w:p>
         </w:tc>
@@ -7392,7 +9001,7 @@
                 <w:color w:val="1B2A44"/>
                 <w:sz w:val="19"/>
               </w:rPr>
-              <w:t>外事+黑客松组</w:t>
+              <w:t>宣传组</w:t>
             </w:r>
           </w:p>
         </w:tc>
@@ -7412,7 +9021,7 @@
                 <w:color w:val="1B2A44"/>
                 <w:sz w:val="19"/>
               </w:rPr>
-              <w:t>13:30–15:00</w:t>
+              <w:t>12:00–13:30</w:t>
             </w:r>
           </w:p>
         </w:tc>
@@ -7430,7 +9039,7 @@
                 <w:color w:val="1B2A44"/>
                 <w:sz w:val="19"/>
               </w:rPr>
-              <w:t>分论坛 A：文脉·空间·量子城市</w:t>
+              <w:t>工作午宴/闭门交流（可选）</w:t>
             </w:r>
           </w:p>
         </w:tc>
@@ -7448,7 +9057,7 @@
                 <w:color w:val="1B2A44"/>
                 <w:sz w:val="19"/>
               </w:rPr>
-              <w:t>治江治城、遗存活化、空间智能课题</w:t>
+              <w:t>小范围深度沟通；黑客松初审；体验层轮转</w:t>
             </w:r>
           </w:p>
         </w:tc>
@@ -7466,7 +9075,7 @@
                 <w:color w:val="1B2A44"/>
                 <w:sz w:val="19"/>
               </w:rPr>
-              <w:t>规划/科委</w:t>
+              <w:t>外事+黑客松</w:t>
             </w:r>
           </w:p>
         </w:tc>
@@ -7502,7 +9111,7 @@
                 <w:color w:val="1B2A44"/>
                 <w:sz w:val="19"/>
               </w:rPr>
-              <w:t>分论坛 B：具身智能与低空经济</w:t>
+              <w:t>分论坛 A：文脉·空间·量子城市</w:t>
             </w:r>
           </w:p>
         </w:tc>
@@ -7519,7 +9128,7 @@
                 <w:color w:val="1B2A44"/>
                 <w:sz w:val="19"/>
               </w:rPr>
-              <w:t>实训平台、场景合作、产业链对接</w:t>
+              <w:t>治江治城、遗存活化、空间智能课题</w:t>
             </w:r>
           </w:p>
         </w:tc>
@@ -7536,7 +9145,7 @@
                 <w:color w:val="1B2A44"/>
                 <w:sz w:val="19"/>
               </w:rPr>
-              <w:t>产业专班</w:t>
+              <w:t>规划/科委</w:t>
             </w:r>
           </w:p>
         </w:tc>
@@ -7574,7 +9183,7 @@
                 <w:color w:val="1B2A44"/>
                 <w:sz w:val="19"/>
               </w:rPr>
-              <w:t>分论坛 C：科创出海圆桌</w:t>
+              <w:t>分论坛 B：具身智能与低空经济</w:t>
             </w:r>
           </w:p>
         </w:tc>
@@ -7592,7 +9201,7 @@
                 <w:color w:val="1B2A44"/>
                 <w:sz w:val="19"/>
               </w:rPr>
-              <w:t>分国别对接桌：领事×出海企业</w:t>
+              <w:t>实训平台、场景合作、产业链对接</w:t>
             </w:r>
           </w:p>
         </w:tc>
@@ -7610,7 +9219,7 @@
                 <w:color w:val="1B2A44"/>
                 <w:sz w:val="19"/>
               </w:rPr>
-              <w:t>商务/外事</w:t>
+              <w:t>产业专班</w:t>
             </w:r>
           </w:p>
         </w:tc>
@@ -7646,7 +9255,7 @@
                 <w:color w:val="1B2A44"/>
                 <w:sz w:val="19"/>
               </w:rPr>
-              <w:t>黑客松工位开放观摩</w:t>
+              <w:t>分论坛 C：科创出海圆桌</w:t>
             </w:r>
           </w:p>
         </w:tc>
@@ -7663,7 +9272,7 @@
                 <w:color w:val="1B2A44"/>
                 <w:sz w:val="19"/>
               </w:rPr>
-              <w:t>媒体与嘉宾参观开发现场（限流）</w:t>
+              <w:t>分国别对接桌：领事×出海企业</w:t>
             </w:r>
           </w:p>
         </w:tc>
@@ -7680,7 +9289,7 @@
                 <w:color w:val="1B2A44"/>
                 <w:sz w:val="19"/>
               </w:rPr>
-              <w:t>黑客松组</w:t>
+              <w:t>商务/外事</w:t>
             </w:r>
           </w:p>
         </w:tc>
@@ -7700,7 +9309,7 @@
                 <w:color w:val="1B2A44"/>
                 <w:sz w:val="19"/>
               </w:rPr>
-              <w:t>15:00–15:20</w:t>
+              <w:t>13:30–15:00</w:t>
             </w:r>
           </w:p>
         </w:tc>
@@ -7718,7 +9327,7 @@
                 <w:color w:val="1B2A44"/>
                 <w:sz w:val="19"/>
               </w:rPr>
-              <w:t>茶歇 · 展示体验</w:t>
+              <w:t>分论坛 D：敦煌·文旅科技沉浸</w:t>
             </w:r>
           </w:p>
         </w:tc>
@@ -7736,7 +9345,7 @@
                 <w:color w:val="1B2A44"/>
                 <w:sz w:val="19"/>
               </w:rPr>
-              <w:t>具身演示、低空静态展、文脉打卡点</w:t>
+              <w:t>IP/空间/机器人互动/商业模型；一事一议路径</w:t>
             </w:r>
           </w:p>
         </w:tc>
@@ -7754,7 +9363,7 @@
                 <w:color w:val="1B2A44"/>
                 <w:sz w:val="19"/>
               </w:rPr>
-              <w:t>展示组</w:t>
+              <w:t>文旅+科企联</w:t>
             </w:r>
           </w:p>
         </w:tc>
@@ -7773,7 +9382,7 @@
                 <w:color w:val="1B2A44"/>
                 <w:sz w:val="19"/>
               </w:rPr>
-              <w:t>15:20–16:20</w:t>
+              <w:t>13:30–15:00</w:t>
             </w:r>
           </w:p>
         </w:tc>
@@ -7790,7 +9399,7 @@
                 <w:color w:val="1B2A44"/>
                 <w:sz w:val="19"/>
               </w:rPr>
-              <w:t>Demo Day · 高端对话</w:t>
+              <w:t>体验层/黑客松观摩</w:t>
             </w:r>
           </w:p>
         </w:tc>
@@ -7807,7 +9416,7 @@
                 <w:color w:val="1B2A44"/>
                 <w:sz w:val="19"/>
               </w:rPr>
-              <w:t>黑客松决赛路演 + 政产学研国际对话</w:t>
+              <w:t>沉浸关卡限流体验；黑客松工位开放（限流）</w:t>
             </w:r>
           </w:p>
         </w:tc>
@@ -7824,7 +9433,7 @@
                 <w:color w:val="1B2A44"/>
                 <w:sz w:val="19"/>
               </w:rPr>
-              <w:t>主持+评委</w:t>
+              <w:t>体验+黑客松</w:t>
             </w:r>
           </w:p>
         </w:tc>
@@ -7844,7 +9453,7 @@
                 <w:color w:val="1B2A44"/>
                 <w:sz w:val="19"/>
               </w:rPr>
-              <w:t>16:20–16:50</w:t>
+              <w:t>15:00–15:20</w:t>
             </w:r>
           </w:p>
         </w:tc>
@@ -7862,7 +9471,7 @@
                 <w:color w:val="1B2A44"/>
                 <w:sz w:val="19"/>
               </w:rPr>
-              <w:t>颁奖与下一阶段行动</w:t>
+              <w:t>茶歇 · 展示体验</w:t>
             </w:r>
           </w:p>
         </w:tc>
@@ -7880,7 +9489,7 @@
                 <w:color w:val="1B2A44"/>
                 <w:sz w:val="19"/>
               </w:rPr>
-              <w:t>黑客松颁奖；百日行动/会客厅运营/创客日历发布</w:t>
+              <w:t>具身演示、低空静态展、敦煌样片/短时体验</w:t>
             </w:r>
           </w:p>
         </w:tc>
@@ -7898,7 +9507,7 @@
                 <w:color w:val="1B2A44"/>
                 <w:sz w:val="19"/>
               </w:rPr>
-              <w:t>专班</w:t>
+              <w:t>展示组</w:t>
             </w:r>
           </w:p>
         </w:tc>
@@ -7917,6 +9526,150 @@
                 <w:color w:val="1B2A44"/>
                 <w:sz w:val="19"/>
               </w:rPr>
+              <w:t>15:20–16:20</w:t>
+            </w:r>
+          </w:p>
+        </w:tc>
+        <w:tc>
+          <w:tcPr>
+            <w:tcW w:type="dxa" w:w="2408"/>
+          </w:tcPr>
+          <w:p>
+            <w:r/>
+            <w:r>
+              <w:rPr>
+                <w:rFonts w:ascii="微软雅黑" w:hAnsi="微软雅黑" w:eastAsia="微软雅黑"/>
+                <w:b w:val="0"/>
+                <w:color w:val="1B2A44"/>
+                <w:sz w:val="19"/>
+              </w:rPr>
+              <w:t>Demo Day · 高端对话</w:t>
+            </w:r>
+          </w:p>
+        </w:tc>
+        <w:tc>
+          <w:tcPr>
+            <w:tcW w:type="dxa" w:w="2408"/>
+          </w:tcPr>
+          <w:p>
+            <w:r/>
+            <w:r>
+              <w:rPr>
+                <w:rFonts w:ascii="微软雅黑" w:hAnsi="微软雅黑" w:eastAsia="微软雅黑"/>
+                <w:b w:val="0"/>
+                <w:color w:val="1B2A44"/>
+                <w:sz w:val="19"/>
+              </w:rPr>
+              <w:t>黑客松决赛路演 + 「论坛×游戏化体验」复盘对话</w:t>
+            </w:r>
+          </w:p>
+        </w:tc>
+        <w:tc>
+          <w:tcPr>
+            <w:tcW w:type="dxa" w:w="2408"/>
+          </w:tcPr>
+          <w:p>
+            <w:r/>
+            <w:r>
+              <w:rPr>
+                <w:rFonts w:ascii="微软雅黑" w:hAnsi="微软雅黑" w:eastAsia="微软雅黑"/>
+                <w:b w:val="0"/>
+                <w:color w:val="1B2A44"/>
+                <w:sz w:val="19"/>
+              </w:rPr>
+              <w:t>主持+评委</w:t>
+            </w:r>
+          </w:p>
+        </w:tc>
+      </w:tr>
+      <w:tr>
+        <w:tc>
+          <w:tcPr>
+            <w:tcW w:type="dxa" w:w="2408"/>
+            <w:shd w:val="clear" w:color="auto" w:fill="F2F6FA"/>
+          </w:tcPr>
+          <w:p>
+            <w:r/>
+            <w:r>
+              <w:rPr>
+                <w:rFonts w:ascii="微软雅黑" w:hAnsi="微软雅黑" w:eastAsia="微软雅黑"/>
+                <w:b w:val="0"/>
+                <w:color w:val="1B2A44"/>
+                <w:sz w:val="19"/>
+              </w:rPr>
+              <w:t>16:20–16:50</w:t>
+            </w:r>
+          </w:p>
+        </w:tc>
+        <w:tc>
+          <w:tcPr>
+            <w:tcW w:type="dxa" w:w="2408"/>
+            <w:shd w:val="clear" w:color="auto" w:fill="F2F6FA"/>
+          </w:tcPr>
+          <w:p>
+            <w:r/>
+            <w:r>
+              <w:rPr>
+                <w:rFonts w:ascii="微软雅黑" w:hAnsi="微软雅黑" w:eastAsia="微软雅黑"/>
+                <w:b w:val="0"/>
+                <w:color w:val="1B2A44"/>
+                <w:sz w:val="19"/>
+              </w:rPr>
+              <w:t>颁奖与下一阶段行动</w:t>
+            </w:r>
+          </w:p>
+        </w:tc>
+        <w:tc>
+          <w:tcPr>
+            <w:tcW w:type="dxa" w:w="2408"/>
+            <w:shd w:val="clear" w:color="auto" w:fill="F2F6FA"/>
+          </w:tcPr>
+          <w:p>
+            <w:r/>
+            <w:r>
+              <w:rPr>
+                <w:rFonts w:ascii="微软雅黑" w:hAnsi="微软雅黑" w:eastAsia="微软雅黑"/>
+                <w:b w:val="0"/>
+                <w:color w:val="1B2A44"/>
+                <w:sz w:val="19"/>
+              </w:rPr>
+              <w:t>黑客松颁奖；百日行动/会客厅/敦煌跟进清单</w:t>
+            </w:r>
+          </w:p>
+        </w:tc>
+        <w:tc>
+          <w:tcPr>
+            <w:tcW w:type="dxa" w:w="2408"/>
+            <w:shd w:val="clear" w:color="auto" w:fill="F2F6FA"/>
+          </w:tcPr>
+          <w:p>
+            <w:r/>
+            <w:r>
+              <w:rPr>
+                <w:rFonts w:ascii="微软雅黑" w:hAnsi="微软雅黑" w:eastAsia="微软雅黑"/>
+                <w:b w:val="0"/>
+                <w:color w:val="1B2A44"/>
+                <w:sz w:val="19"/>
+              </w:rPr>
+              <w:t>专班</w:t>
+            </w:r>
+          </w:p>
+        </w:tc>
+      </w:tr>
+      <w:tr>
+        <w:tc>
+          <w:tcPr>
+            <w:tcW w:type="dxa" w:w="2408"/>
+          </w:tcPr>
+          <w:p>
+            <w:r/>
+            <w:r>
+              <w:rPr>
+                <w:rFonts w:ascii="微软雅黑" w:hAnsi="微软雅黑" w:eastAsia="微软雅黑"/>
+                <w:b w:val="0"/>
+                <w:color w:val="1B2A44"/>
+                <w:sz w:val="19"/>
+              </w:rPr>
               <w:t>16:50–17:30</w:t>
             </w:r>
           </w:p>
@@ -7951,7 +9704,7 @@
                 <w:color w:val="1B2A44"/>
                 <w:sz w:val="19"/>
               </w:rPr>
-              <w:t>领事—企业—优胜创客自由对接</w:t>
+              <w:t>领事—企业—优胜创客—文旅方自由对接</w:t>
             </w:r>
           </w:p>
         </w:tc>
@@ -8139,7 +9892,7 @@
                 <w:color w:val="1B2A44"/>
                 <w:sz w:val="19"/>
               </w:rPr>
-              <w:t>文脉展示组</w:t>
+              <w:t>智库顾问组</w:t>
             </w:r>
           </w:p>
         </w:tc>
@@ -8156,7 +9909,7 @@
                 <w:color w:val="1B2A44"/>
                 <w:sz w:val="19"/>
               </w:rPr>
-              <w:t>短片、展廊、船台动线、主视觉「船台×数字网格」</w:t>
+              <w:t>创客学院/云基地：调研摸底、一事一议建议、不直接承诺政策</w:t>
             </w:r>
           </w:p>
         </w:tc>
@@ -8176,7 +9929,7 @@
                 <w:color w:val="1B2A44"/>
                 <w:sz w:val="19"/>
               </w:rPr>
-              <w:t>外事礼宾组</w:t>
+              <w:t>生态转化组</w:t>
             </w:r>
           </w:p>
         </w:tc>
@@ -8194,7 +9947,7 @@
                 <w:color w:val="1B2A44"/>
                 <w:sz w:val="19"/>
               </w:rPr>
-              <w:t>领事邀约、报批、接待、翻译、礼品与位次</w:t>
+              <w:t>科企联：活动操盘、大厂资源、招商转化、私域激活</w:t>
             </w:r>
           </w:p>
         </w:tc>
@@ -8213,7 +9966,7 @@
                 <w:color w:val="1B2A44"/>
                 <w:sz w:val="19"/>
               </w:rPr>
-              <w:t>产业内容组</w:t>
+              <w:t>文脉展示组</w:t>
             </w:r>
           </w:p>
         </w:tc>
@@ -8230,7 +9983,7 @@
                 <w:color w:val="1B2A44"/>
                 <w:sz w:val="19"/>
               </w:rPr>
-              <w:t>嘉宾演讲、分论坛、路演筛选、签约文本</w:t>
+              <w:t>短片、展廊、船台动线、主视觉「船台×数字网格」</w:t>
             </w:r>
           </w:p>
         </w:tc>
@@ -8250,7 +10003,7 @@
                 <w:color w:val="1B2A44"/>
                 <w:sz w:val="19"/>
               </w:rPr>
-              <w:t>黑客松组</w:t>
+              <w:t>文旅沉浸组</w:t>
             </w:r>
           </w:p>
         </w:tc>
@@ -8268,7 +10021,7 @@
                 <w:color w:val="1B2A44"/>
                 <w:sz w:val="19"/>
               </w:rPr>
-              <w:t>出题、招募、导师、场地值守、评审与转化</w:t>
+              <w:t>敦煌对接、体验/游戏层关卡、高净高空间踏勘</w:t>
             </w:r>
           </w:p>
         </w:tc>
@@ -8287,7 +10040,7 @@
                 <w:color w:val="1B2A44"/>
                 <w:sz w:val="19"/>
               </w:rPr>
-              <w:t>空间落位组</w:t>
+              <w:t>外事礼宾组</w:t>
             </w:r>
           </w:p>
         </w:tc>
@@ -8304,7 +10057,7 @@
                 <w:color w:val="1B2A44"/>
                 <w:sz w:val="19"/>
               </w:rPr>
-              <w:t>会客厅选址装修、铭牌、揭牌流程、后续运营协议</w:t>
+              <w:t>领事邀约、报批、接待、翻译、礼品与位次</w:t>
             </w:r>
           </w:p>
         </w:tc>
@@ -8324,7 +10077,7 @@
                 <w:color w:val="1B2A44"/>
                 <w:sz w:val="19"/>
               </w:rPr>
-              <w:t>宣传媒体组</w:t>
+              <w:t>产业内容组</w:t>
             </w:r>
           </w:p>
         </w:tc>
@@ -8342,7 +10095,7 @@
                 <w:color w:val="1B2A44"/>
                 <w:sz w:val="19"/>
               </w:rPr>
-              <w:t>主视觉、新闻通稿、直播、短视频、外宣口径</w:t>
+              <w:t>嘉宾演讲、分论坛 A–D、路演筛选、签约文本</w:t>
             </w:r>
           </w:p>
         </w:tc>
@@ -8361,6 +10114,117 @@
                 <w:color w:val="1B2A44"/>
                 <w:sz w:val="19"/>
               </w:rPr>
+              <w:t>黑客松组</w:t>
+            </w:r>
+          </w:p>
+        </w:tc>
+        <w:tc>
+          <w:tcPr>
+            <w:tcW w:type="dxa" w:w="4816"/>
+          </w:tcPr>
+          <w:p>
+            <w:r/>
+            <w:r>
+              <w:rPr>
+                <w:rFonts w:ascii="微软雅黑" w:hAnsi="微软雅黑" w:eastAsia="微软雅黑"/>
+                <w:b w:val="0"/>
+                <w:color w:val="1B2A44"/>
+                <w:sz w:val="19"/>
+              </w:rPr>
+              <w:t>出题、招募、导师、场地值守、评审与转化</w:t>
+            </w:r>
+          </w:p>
+        </w:tc>
+      </w:tr>
+      <w:tr>
+        <w:tc>
+          <w:tcPr>
+            <w:tcW w:type="dxa" w:w="4816"/>
+            <w:shd w:val="clear" w:color="auto" w:fill="F2F6FA"/>
+          </w:tcPr>
+          <w:p>
+            <w:r/>
+            <w:r>
+              <w:rPr>
+                <w:rFonts w:ascii="微软雅黑" w:hAnsi="微软雅黑" w:eastAsia="微软雅黑"/>
+                <w:b w:val="0"/>
+                <w:color w:val="1B2A44"/>
+                <w:sz w:val="19"/>
+              </w:rPr>
+              <w:t>空间落位组</w:t>
+            </w:r>
+          </w:p>
+        </w:tc>
+        <w:tc>
+          <w:tcPr>
+            <w:tcW w:type="dxa" w:w="4816"/>
+            <w:shd w:val="clear" w:color="auto" w:fill="F2F6FA"/>
+          </w:tcPr>
+          <w:p>
+            <w:r/>
+            <w:r>
+              <w:rPr>
+                <w:rFonts w:ascii="微软雅黑" w:hAnsi="微软雅黑" w:eastAsia="微软雅黑"/>
+                <w:b w:val="0"/>
+                <w:color w:val="1B2A44"/>
+                <w:sz w:val="19"/>
+              </w:rPr>
+              <w:t>会客厅选址装修、铭牌、揭牌流程、后续运营协议</w:t>
+            </w:r>
+          </w:p>
+        </w:tc>
+      </w:tr>
+      <w:tr>
+        <w:tc>
+          <w:tcPr>
+            <w:tcW w:type="dxa" w:w="4816"/>
+          </w:tcPr>
+          <w:p>
+            <w:r/>
+            <w:r>
+              <w:rPr>
+                <w:rFonts w:ascii="微软雅黑" w:hAnsi="微软雅黑" w:eastAsia="微软雅黑"/>
+                <w:b w:val="0"/>
+                <w:color w:val="1B2A44"/>
+                <w:sz w:val="19"/>
+              </w:rPr>
+              <w:t>宣传媒体组</w:t>
+            </w:r>
+          </w:p>
+        </w:tc>
+        <w:tc>
+          <w:tcPr>
+            <w:tcW w:type="dxa" w:w="4816"/>
+          </w:tcPr>
+          <w:p>
+            <w:r/>
+            <w:r>
+              <w:rPr>
+                <w:rFonts w:ascii="微软雅黑" w:hAnsi="微软雅黑" w:eastAsia="微软雅黑"/>
+                <w:b w:val="0"/>
+                <w:color w:val="1B2A44"/>
+                <w:sz w:val="19"/>
+              </w:rPr>
+              <w:t>主视觉、新闻通稿、直播、短视频、外宣口径</w:t>
+            </w:r>
+          </w:p>
+        </w:tc>
+      </w:tr>
+      <w:tr>
+        <w:tc>
+          <w:tcPr>
+            <w:tcW w:type="dxa" w:w="4816"/>
+            <w:shd w:val="clear" w:color="auto" w:fill="F2F6FA"/>
+          </w:tcPr>
+          <w:p>
+            <w:r/>
+            <w:r>
+              <w:rPr>
+                <w:rFonts w:ascii="微软雅黑" w:hAnsi="微软雅黑" w:eastAsia="微软雅黑"/>
+                <w:b w:val="0"/>
+                <w:color w:val="1B2A44"/>
+                <w:sz w:val="19"/>
+              </w:rPr>
               <w:t>会务保障组</w:t>
             </w:r>
           </w:p>
@@ -8368,6 +10232,7 @@
         <w:tc>
           <w:tcPr>
             <w:tcW w:type="dxa" w:w="4816"/>
+            <w:shd w:val="clear" w:color="auto" w:fill="F2F6FA"/>
           </w:tcPr>
           <w:p>
             <w:r/>
@@ -8552,7 +10417,7 @@
                 <w:color w:val="1B2A44"/>
                 <w:sz w:val="19"/>
               </w:rPr>
-              <w:t>正式外事报批；首轮总领事邀约；黑客松赛题与报名通道上线</w:t>
+              <w:t>正式外事报批；东亚+东南亚 11 国总领事首轮邀约（按全部出席准备）；黑客松赛题与报名上线</w:t>
             </w:r>
           </w:p>
         </w:tc>
@@ -8626,7 +10491,7 @@
                 <w:color w:val="1B2A44"/>
                 <w:sz w:val="19"/>
               </w:rPr>
-              <w:t>总领事出席确认过半；分论坛嘉宾锁定；黑客松报名截止与初筛</w:t>
+              <w:t>总领事确认过半、揭牌国本人锁定；分论坛嘉宾锁定；黑客松报名截止与初筛</w:t>
             </w:r>
           </w:p>
         </w:tc>
@@ -9169,7 +11034,7 @@
                 <w:color w:val="1B2A44"/>
                 <w:sz w:val="19"/>
               </w:rPr>
-              <w:t>5–8</w:t>
+              <w:t>8–12</w:t>
             </w:r>
           </w:p>
         </w:tc>
@@ -9187,7 +11052,7 @@
                 <w:color w:val="1B2A44"/>
                 <w:sz w:val="19"/>
               </w:rPr>
-              <w:t>领事用车、休息室、伴手礼、翻译</w:t>
+              <w:t>按 11 国总领事全员预留：用车、休息室、伴手礼、翻译与位次</w:t>
             </w:r>
           </w:p>
         </w:tc>
@@ -9659,7 +11524,7 @@
                 <w:color w:val="1B2A44"/>
                 <w:sz w:val="19"/>
               </w:rPr>
-              <w:t>54–98</w:t>
+              <w:t>57–102</w:t>
             </w:r>
           </w:p>
         </w:tc>
@@ -9676,7 +11541,7 @@
                 <w:color w:val="1B2A44"/>
                 <w:sz w:val="19"/>
               </w:rPr>
-              <w:t>中值约 70 万；场地/券包置换后现金可压至约 50 万</w:t>
+              <w:t>中值约 74 万；场地/券包置换后现金可压至约 50–55 万</w:t>
             </w:r>
           </w:p>
         </w:tc>
@@ -9790,7 +11655,7 @@
                 <w:color w:val="1B2A44"/>
                 <w:sz w:val="19"/>
               </w:rPr>
-              <w:t>区委书记或区长出席；形成可呈报市级的成果专报</w:t>
+              <w:t>区委书记或区长出席；形成可呈报市级的 9/15 节点成果专报</w:t>
             </w:r>
           </w:p>
         </w:tc>
@@ -9810,7 +11675,7 @@
                 <w:color w:val="1B2A44"/>
                 <w:sz w:val="19"/>
               </w:rPr>
-              <w:t>文脉呈现</w:t>
+              <w:t>四层结构</w:t>
             </w:r>
           </w:p>
         </w:tc>
@@ -9828,7 +11693,7 @@
                 <w:color w:val="1B2A44"/>
                 <w:sz w:val="19"/>
               </w:rPr>
-              <w:t>文脉短片+展廊落地；领导视察动线含船台/工业肌理打卡点</w:t>
+              <w:t>主论坛+四分论坛+体验层+黑客松全部跑通，各层有可截取画面</w:t>
             </w:r>
           </w:p>
         </w:tc>
@@ -9847,7 +11712,7 @@
                 <w:color w:val="1B2A44"/>
                 <w:sz w:val="19"/>
               </w:rPr>
-              <w:t>国际出席</w:t>
+              <w:t>文脉呈现</w:t>
             </w:r>
           </w:p>
         </w:tc>
@@ -9864,7 +11729,7 @@
                 <w:color w:val="1B2A44"/>
                 <w:sz w:val="19"/>
               </w:rPr>
-              <w:t>总领事亲自出席 ≥6 国；国际嘉宾可感知占比</w:t>
+              <w:t>文脉短片+展廊+船台打卡；领导视察动线含工业肌理</w:t>
             </w:r>
           </w:p>
         </w:tc>
@@ -9884,7 +11749,7 @@
                 <w:color w:val="1B2A44"/>
                 <w:sz w:val="19"/>
               </w:rPr>
-              <w:t>揭牌落位</w:t>
+              <w:t>敦煌样本</w:t>
             </w:r>
           </w:p>
         </w:tc>
@@ -9902,7 +11767,7 @@
                 <w:color w:val="1B2A44"/>
                 <w:sz w:val="19"/>
               </w:rPr>
-              <w:t>国家/片区国际会议厅揭牌 ≥3 个；配套运营协议签署</w:t>
+              <w:t>完成事实核查；形成一事一议建议或意向仪式/体验打样其一</w:t>
             </w:r>
           </w:p>
         </w:tc>
@@ -9921,7 +11786,7 @@
                 <w:color w:val="1B2A44"/>
                 <w:sz w:val="19"/>
               </w:rPr>
-              <w:t>黑客松</w:t>
+              <w:t>国际出席</w:t>
             </w:r>
           </w:p>
         </w:tc>
@@ -9938,7 +11803,7 @@
                 <w:color w:val="1B2A44"/>
                 <w:sz w:val="19"/>
               </w:rPr>
-              <w:t>完赛 ≥20 队；可演示原型 ≥15；意向转化 ≥5 项</w:t>
+              <w:t>东亚+东南亚按全部出席准备（约 11 国）；底线保障亲自出席 ≥6 国</w:t>
             </w:r>
           </w:p>
         </w:tc>
@@ -9958,7 +11823,7 @@
                 <w:color w:val="1B2A44"/>
                 <w:sz w:val="19"/>
               </w:rPr>
-              <w:t>产业成果</w:t>
+              <w:t>揭牌落位</w:t>
             </w:r>
           </w:p>
         </w:tc>
@@ -9976,7 +11841,7 @@
                 <w:color w:val="1B2A44"/>
                 <w:sz w:val="19"/>
               </w:rPr>
-              <w:t>现场签约/发布 ≥8 项；覆盖 AI、具身、低空、出海至少三类</w:t>
+              <w:t>国家/片区国际会议厅揭牌 ≥3 个；配套运营协议签署</w:t>
             </w:r>
           </w:p>
         </w:tc>
@@ -9995,7 +11860,7 @@
                 <w:color w:val="1B2A44"/>
                 <w:sz w:val="19"/>
               </w:rPr>
-              <w:t>规模体验</w:t>
+              <w:t>黑客松</w:t>
             </w:r>
           </w:p>
         </w:tc>
@@ -10012,7 +11877,7 @@
                 <w:color w:val="1B2A44"/>
                 <w:sz w:val="19"/>
               </w:rPr>
-              <w:t>主会场 200–300 人；无重大后勤与外事事故</w:t>
+              <w:t>完赛 ≥20 队；可演示原型 ≥15；意向转化 ≥5 项</w:t>
             </w:r>
           </w:p>
         </w:tc>
@@ -10032,7 +11897,7 @@
                 <w:color w:val="1B2A44"/>
                 <w:sz w:val="19"/>
               </w:rPr>
-              <w:t>传播声量</w:t>
+              <w:t>产业成果</w:t>
             </w:r>
           </w:p>
         </w:tc>
@@ -10050,7 +11915,7 @@
                 <w:color w:val="1B2A44"/>
                 <w:sz w:val="19"/>
               </w:rPr>
-              <w:t>市级以上媒体报道 ≥5 篇；短视频与政务新媒体矩阵同步</w:t>
+              <w:t>现场签约/发布 ≥8 项；覆盖 AI、具身、低空、出海、文旅至少三类</w:t>
             </w:r>
           </w:p>
         </w:tc>
@@ -10069,6 +11934,80 @@
                 <w:color w:val="1B2A44"/>
                 <w:sz w:val="19"/>
               </w:rPr>
+              <w:t>规模体验</w:t>
+            </w:r>
+          </w:p>
+        </w:tc>
+        <w:tc>
+          <w:tcPr>
+            <w:tcW w:type="dxa" w:w="4816"/>
+          </w:tcPr>
+          <w:p>
+            <w:r/>
+            <w:r>
+              <w:rPr>
+                <w:rFonts w:ascii="微软雅黑" w:hAnsi="微软雅黑" w:eastAsia="微软雅黑"/>
+                <w:b w:val="0"/>
+                <w:color w:val="1B2A44"/>
+                <w:sz w:val="19"/>
+              </w:rPr>
+              <w:t>主会场 200–300 人；体验层有序限流；无重大事故</w:t>
+            </w:r>
+          </w:p>
+        </w:tc>
+      </w:tr>
+      <w:tr>
+        <w:tc>
+          <w:tcPr>
+            <w:tcW w:type="dxa" w:w="4816"/>
+            <w:shd w:val="clear" w:color="auto" w:fill="F2F6FA"/>
+          </w:tcPr>
+          <w:p>
+            <w:r/>
+            <w:r>
+              <w:rPr>
+                <w:rFonts w:ascii="微软雅黑" w:hAnsi="微软雅黑" w:eastAsia="微软雅黑"/>
+                <w:b w:val="0"/>
+                <w:color w:val="1B2A44"/>
+                <w:sz w:val="19"/>
+              </w:rPr>
+              <w:t>传播声量</w:t>
+            </w:r>
+          </w:p>
+        </w:tc>
+        <w:tc>
+          <w:tcPr>
+            <w:tcW w:type="dxa" w:w="4816"/>
+            <w:shd w:val="clear" w:color="auto" w:fill="F2F6FA"/>
+          </w:tcPr>
+          <w:p>
+            <w:r/>
+            <w:r>
+              <w:rPr>
+                <w:rFonts w:ascii="微软雅黑" w:hAnsi="微软雅黑" w:eastAsia="微软雅黑"/>
+                <w:b w:val="0"/>
+                <w:color w:val="1B2A44"/>
+                <w:sz w:val="19"/>
+              </w:rPr>
+              <w:t>市级以上媒体报道 ≥5 篇；短视频与政务新媒体矩阵同步</w:t>
+            </w:r>
+          </w:p>
+        </w:tc>
+      </w:tr>
+      <w:tr>
+        <w:tc>
+          <w:tcPr>
+            <w:tcW w:type="dxa" w:w="4816"/>
+          </w:tcPr>
+          <w:p>
+            <w:r/>
+            <w:r>
+              <w:rPr>
+                <w:rFonts w:ascii="微软雅黑" w:hAnsi="微软雅黑" w:eastAsia="微软雅黑"/>
+                <w:b w:val="0"/>
+                <w:color w:val="1B2A44"/>
+                <w:sz w:val="19"/>
+              </w:rPr>
               <w:t>后续转化</w:t>
             </w:r>
           </w:p>
@@ -10086,7 +12025,7 @@
                 <w:color w:val="1B2A44"/>
                 <w:sz w:val="19"/>
               </w:rPr>
-              <w:t>T+30 日内至少 1 场国别对接或优胜项目入孵跟进</w:t>
+              <w:t>T+30 日内国别对接或敦煌/优胜项目跟进至少 1 场</w:t>
             </w:r>
           </w:p>
         </w:tc>
@@ -10383,7 +12322,7 @@
                 <w:color w:val="1B2A44"/>
                 <w:sz w:val="19"/>
               </w:rPr>
-              <w:t>扩大邀约池；揭牌国必须本人到场</w:t>
+              <w:t>按 11 国全覆盖邀约；揭牌国必须本人到场；未到场可派副总领事+书面致辞</w:t>
             </w:r>
           </w:p>
         </w:tc>
@@ -10652,7 +12591,7 @@
           <w:color w:val="1B2A44"/>
           <w:sz w:val="21"/>
         </w:rPr>
-        <w:t>本周内：确认「9/12 主日期 + 9/9 备选」与正式命名（含黑客松品牌名）。</w:t>
+        <w:t>本周内：确认主题「创客复兴·智汇杨浦」与主会日 9/12（备选 9/9）。</w:t>
       </w:r>
     </w:p>
     <w:p>
@@ -10667,7 +12606,7 @@
           <w:color w:val="1B2A44"/>
           <w:sz w:val="21"/>
         </w:rPr>
-        <w:t>3 日内：成立专班（含文脉展示组、黑客松组），明确组长。</w:t>
+        <w:t>本周内：锁定优刻得、智谱、苏度、卓益得等企业互动名单（主论坛发言/分论坛/体验层/黑客松导师）。</w:t>
       </w:r>
     </w:p>
     <w:p>
@@ -10682,7 +12621,7 @@
           <w:color w:val="1B2A44"/>
           <w:sz w:val="21"/>
         </w:rPr>
-        <w:t>1 周内：锁定主会场、黑客松厂房与首批 3 个揭牌对象谈判文本。</w:t>
+        <w:t>对接会后 48 小时：输出敦煌事实核查表（950 万口径、空间、政策诉求、机器人能力）。</w:t>
       </w:r>
     </w:p>
     <w:p>
@@ -10697,7 +12636,52 @@
           <w:color w:val="1B2A44"/>
           <w:sz w:val="21"/>
         </w:rPr>
-        <w:t>10 日内：发出总领事邀约；黑客松赛题与报名页上线；启动外事报批。</w:t>
+        <w:t>3 日内：踏勘候选 2000㎡ / 净高 9–11m 厂房，评估 9 月可呈现度（体验打样 or 仅路演）。</w:t>
+      </w:r>
+    </w:p>
+    <w:p>
+      <w:pPr>
+        <w:pStyle w:val="ListBullet"/>
+        <w:spacing w:after="60"/>
+      </w:pPr>
+      <w:r>
+        <w:rPr>
+          <w:rFonts w:ascii="微软雅黑" w:hAnsi="微软雅黑" w:eastAsia="微软雅黑"/>
+          <w:b w:val="0"/>
+          <w:color w:val="1B2A44"/>
+          <w:sz w:val="21"/>
+        </w:rPr>
+        <w:t>1 周内：成立专班（智库顾问组、生态转化组、文旅沉浸组、黑客松组），明确组长。</w:t>
+      </w:r>
+    </w:p>
+    <w:p>
+      <w:pPr>
+        <w:pStyle w:val="ListBullet"/>
+        <w:spacing w:after="60"/>
+      </w:pPr>
+      <w:r>
+        <w:rPr>
+          <w:rFonts w:ascii="微软雅黑" w:hAnsi="微软雅黑" w:eastAsia="微软雅黑"/>
+          <w:b w:val="0"/>
+          <w:color w:val="1B2A44"/>
+          <w:sz w:val="21"/>
+        </w:rPr>
+        <w:t>1 周内：锁定主会场、体验层/黑客松厂房与首批 3 个揭牌对象谈判文本。</w:t>
+      </w:r>
+    </w:p>
+    <w:p>
+      <w:pPr>
+        <w:pStyle w:val="ListBullet"/>
+        <w:spacing w:after="60"/>
+      </w:pPr>
+      <w:r>
+        <w:rPr>
+          <w:rFonts w:ascii="微软雅黑" w:hAnsi="微软雅黑" w:eastAsia="微软雅黑"/>
+          <w:b w:val="0"/>
+          <w:color w:val="1B2A44"/>
+          <w:sz w:val="21"/>
+        </w:rPr>
+        <w:t>10 日内：东亚+东南亚总领事全名单邀约 + 黑客松报名上线 + 外事报批；敦煌达线则启动一事一议报区。</w:t>
       </w:r>
     </w:p>
     <w:p>
@@ -10726,7 +12710,7 @@
           <w:color w:val="0B3D91"/>
           <w:sz w:val="32"/>
         </w:rPr>
-        <w:t>附录：拟邀「一带一路」国家参考池</w:t>
+        <w:t>附录：拟邀「一带一路」延伸国家参考池</w:t>
       </w:r>
     </w:p>
     <w:p>
@@ -10740,7 +12724,7 @@
           <w:color w:val="1B2A44"/>
           <w:sz w:val="21"/>
         </w:rPr>
-        <w:t>首场建议确认 6–10 国总领事出席；揭牌优先选择已有空间意向与经贸基础的国家。下表为参考池，最终名单以外事确认与揭牌谈判为准。</w:t>
+        <w:t>东亚与东南亚驻沪总领事已按全部出席单独建档（见第十章）。下表为中东/中亚/中东欧等延伸参考池，视揭牌谈判与档期追加邀约。</w:t>
       </w:r>
     </w:p>
     <w:tbl>

--- a/deliverables/复兴岛_全球创客岛_科创出海与具身智能国际大会_策划方案.docx
+++ b/deliverables/复兴岛_全球创客岛_科创出海与具身智能国际大会_策划方案.docx
@@ -235,7 +235,7 @@
           <w:color w:val="666666"/>
           <w:sz w:val="20"/>
         </w:rPr>
-        <w:t>版本：V3.2 · 建议稿　　编制：活动策划组</w:t>
+        <w:t>版本：V3.3 · 建议稿　　编制：活动策划组</w:t>
       </w:r>
     </w:p>
     <w:p>
@@ -7611,6 +7611,723 @@
     </w:p>
     <w:p>
       <w:pPr>
+        <w:pStyle w:val="Heading2"/>
+      </w:pPr>
+      <w:r>
+        <w:rPr>
+          <w:rFonts w:ascii="微软雅黑" w:hAnsi="微软雅黑" w:eastAsia="微软雅黑"/>
+          <w:b/>
+          <w:color w:val="0B3D91"/>
+          <w:sz w:val="26"/>
+        </w:rPr>
+        <w:t>出海行业方向与当地支持（领事专报摘要）</w:t>
+      </w:r>
+    </w:p>
+    <w:p>
+      <w:pPr>
+        <w:spacing w:after="120" w:line="360" w:lineRule="auto"/>
+      </w:pPr>
+      <w:r>
+        <w:rPr>
+          <w:rFonts w:ascii="微软雅黑" w:hAnsi="微软雅黑" w:eastAsia="微软雅黑"/>
+          <w:b w:val="0"/>
+          <w:color w:val="666666"/>
+          <w:sz w:val="21"/>
+        </w:rPr>
+        <w:t>详见单独 PPT《出海行业方向与当地支持诉求_领事对接专报》。摘要如下：</w:t>
+      </w:r>
+    </w:p>
+    <w:tbl>
+      <w:tblPr>
+        <w:tblStyle w:val="TableGrid"/>
+        <w:tblW w:type="auto" w:w="0"/>
+        <w:tblLook w:firstColumn="1" w:firstRow="1" w:lastColumn="0" w:lastRow="0" w:noHBand="0" w:noVBand="1" w:val="04A0"/>
+      </w:tblPr>
+      <w:tblGrid>
+        <w:gridCol w:w="1926"/>
+        <w:gridCol w:w="1926"/>
+        <w:gridCol w:w="1926"/>
+        <w:gridCol w:w="1926"/>
+        <w:gridCol w:w="1926"/>
+      </w:tblGrid>
+      <w:tr>
+        <w:tc>
+          <w:tcPr>
+            <w:tcW w:type="dxa" w:w="1926"/>
+            <w:shd w:val="clear" w:color="auto" w:fill="0B3D91"/>
+          </w:tcPr>
+          <w:p>
+            <w:r/>
+            <w:r>
+              <w:rPr>
+                <w:rFonts w:ascii="微软雅黑" w:hAnsi="微软雅黑" w:eastAsia="微软雅黑"/>
+                <w:b/>
+                <w:color w:val="FFFFFF"/>
+                <w:sz w:val="20"/>
+              </w:rPr>
+              <w:t>代号</w:t>
+            </w:r>
+          </w:p>
+        </w:tc>
+        <w:tc>
+          <w:tcPr>
+            <w:tcW w:type="dxa" w:w="1926"/>
+            <w:shd w:val="clear" w:color="auto" w:fill="0B3D91"/>
+          </w:tcPr>
+          <w:p>
+            <w:r/>
+            <w:r>
+              <w:rPr>
+                <w:rFonts w:ascii="微软雅黑" w:hAnsi="微软雅黑" w:eastAsia="微软雅黑"/>
+                <w:b/>
+                <w:color w:val="FFFFFF"/>
+                <w:sz w:val="20"/>
+              </w:rPr>
+              <w:t>行业方向</w:t>
+            </w:r>
+          </w:p>
+        </w:tc>
+        <w:tc>
+          <w:tcPr>
+            <w:tcW w:type="dxa" w:w="1926"/>
+            <w:shd w:val="clear" w:color="auto" w:fill="0B3D91"/>
+          </w:tcPr>
+          <w:p>
+            <w:r/>
+            <w:r>
+              <w:rPr>
+                <w:rFonts w:ascii="微软雅黑" w:hAnsi="微软雅黑" w:eastAsia="微软雅黑"/>
+                <w:b/>
+                <w:color w:val="FFFFFF"/>
+                <w:sz w:val="20"/>
+              </w:rPr>
+              <w:t>代表企业</w:t>
+            </w:r>
+          </w:p>
+        </w:tc>
+        <w:tc>
+          <w:tcPr>
+            <w:tcW w:type="dxa" w:w="1926"/>
+            <w:shd w:val="clear" w:color="auto" w:fill="0B3D91"/>
+          </w:tcPr>
+          <w:p>
+            <w:r/>
+            <w:r>
+              <w:rPr>
+                <w:rFonts w:ascii="微软雅黑" w:hAnsi="微软雅黑" w:eastAsia="微软雅黑"/>
+                <w:b/>
+                <w:color w:val="FFFFFF"/>
+                <w:sz w:val="20"/>
+              </w:rPr>
+              <w:t>优先市场</w:t>
+            </w:r>
+          </w:p>
+        </w:tc>
+        <w:tc>
+          <w:tcPr>
+            <w:tcW w:type="dxa" w:w="1926"/>
+            <w:shd w:val="clear" w:color="auto" w:fill="0B3D91"/>
+          </w:tcPr>
+          <w:p>
+            <w:r/>
+            <w:r>
+              <w:rPr>
+                <w:rFonts w:ascii="微软雅黑" w:hAnsi="微软雅黑" w:eastAsia="微软雅黑"/>
+                <w:b/>
+                <w:color w:val="FFFFFF"/>
+                <w:sz w:val="20"/>
+              </w:rPr>
+              <w:t>当地支持（节选）</w:t>
+            </w:r>
+          </w:p>
+        </w:tc>
+      </w:tr>
+      <w:tr>
+        <w:tc>
+          <w:tcPr>
+            <w:tcW w:type="dxa" w:w="1926"/>
+          </w:tcPr>
+          <w:p>
+            <w:r/>
+            <w:r>
+              <w:rPr>
+                <w:rFonts w:ascii="微软雅黑" w:hAnsi="微软雅黑" w:eastAsia="微软雅黑"/>
+                <w:b w:val="0"/>
+                <w:color w:val="1B2A44"/>
+                <w:sz w:val="19"/>
+              </w:rPr>
+              <w:t>01</w:t>
+            </w:r>
+          </w:p>
+        </w:tc>
+        <w:tc>
+          <w:tcPr>
+            <w:tcW w:type="dxa" w:w="1926"/>
+          </w:tcPr>
+          <w:p>
+            <w:r/>
+            <w:r>
+              <w:rPr>
+                <w:rFonts w:ascii="微软雅黑" w:hAnsi="微软雅黑" w:eastAsia="微软雅黑"/>
+                <w:b w:val="0"/>
+                <w:color w:val="1B2A44"/>
+                <w:sz w:val="19"/>
+              </w:rPr>
+              <w:t>智算云与数据基础设施</w:t>
+            </w:r>
+          </w:p>
+        </w:tc>
+        <w:tc>
+          <w:tcPr>
+            <w:tcW w:type="dxa" w:w="1926"/>
+          </w:tcPr>
+          <w:p>
+            <w:r/>
+            <w:r>
+              <w:rPr>
+                <w:rFonts w:ascii="微软雅黑" w:hAnsi="微软雅黑" w:eastAsia="微软雅黑"/>
+                <w:b w:val="0"/>
+                <w:color w:val="1B2A44"/>
+                <w:sz w:val="19"/>
+              </w:rPr>
+              <w:t>优刻得、道客网络</w:t>
+            </w:r>
+          </w:p>
+        </w:tc>
+        <w:tc>
+          <w:tcPr>
+            <w:tcW w:type="dxa" w:w="1926"/>
+          </w:tcPr>
+          <w:p>
+            <w:r/>
+            <w:r>
+              <w:rPr>
+                <w:rFonts w:ascii="微软雅黑" w:hAnsi="微软雅黑" w:eastAsia="微软雅黑"/>
+                <w:b w:val="0"/>
+                <w:color w:val="1B2A44"/>
+                <w:sz w:val="19"/>
+              </w:rPr>
+              <w:t>新加坡、马来西亚、泰国、印尼</w:t>
+            </w:r>
+          </w:p>
+        </w:tc>
+        <w:tc>
+          <w:tcPr>
+            <w:tcW w:type="dxa" w:w="1926"/>
+          </w:tcPr>
+          <w:p>
+            <w:r/>
+            <w:r>
+              <w:rPr>
+                <w:rFonts w:ascii="微软雅黑" w:hAnsi="微软雅黑" w:eastAsia="微软雅黑"/>
+                <w:b w:val="0"/>
+                <w:color w:val="1B2A44"/>
+                <w:sz w:val="19"/>
+              </w:rPr>
+              <w:t>数据本地化与跨境传输合规路径解读（PDPA 等）；机房/电力/土地审批与绿色电力对接窗口</w:t>
+            </w:r>
+          </w:p>
+        </w:tc>
+      </w:tr>
+      <w:tr>
+        <w:tc>
+          <w:tcPr>
+            <w:tcW w:type="dxa" w:w="1926"/>
+            <w:shd w:val="clear" w:color="auto" w:fill="F2F6FA"/>
+          </w:tcPr>
+          <w:p>
+            <w:r/>
+            <w:r>
+              <w:rPr>
+                <w:rFonts w:ascii="微软雅黑" w:hAnsi="微软雅黑" w:eastAsia="微软雅黑"/>
+                <w:b w:val="0"/>
+                <w:color w:val="1B2A44"/>
+                <w:sz w:val="19"/>
+              </w:rPr>
+              <w:t>02</w:t>
+            </w:r>
+          </w:p>
+        </w:tc>
+        <w:tc>
+          <w:tcPr>
+            <w:tcW w:type="dxa" w:w="1926"/>
+            <w:shd w:val="clear" w:color="auto" w:fill="F2F6FA"/>
+          </w:tcPr>
+          <w:p>
+            <w:r/>
+            <w:r>
+              <w:rPr>
+                <w:rFonts w:ascii="微软雅黑" w:hAnsi="微软雅黑" w:eastAsia="微软雅黑"/>
+                <w:b w:val="0"/>
+                <w:color w:val="1B2A44"/>
+                <w:sz w:val="19"/>
+              </w:rPr>
+              <w:t>大模型与行业智能应用</w:t>
+            </w:r>
+          </w:p>
+        </w:tc>
+        <w:tc>
+          <w:tcPr>
+            <w:tcW w:type="dxa" w:w="1926"/>
+            <w:shd w:val="clear" w:color="auto" w:fill="F2F6FA"/>
+          </w:tcPr>
+          <w:p>
+            <w:r/>
+            <w:r>
+              <w:rPr>
+                <w:rFonts w:ascii="微软雅黑" w:hAnsi="微软雅黑" w:eastAsia="微软雅黑"/>
+                <w:b w:val="0"/>
+                <w:color w:val="1B2A44"/>
+                <w:sz w:val="19"/>
+              </w:rPr>
+              <w:t>智谱 AI、声网 Agora</w:t>
+            </w:r>
+          </w:p>
+        </w:tc>
+        <w:tc>
+          <w:tcPr>
+            <w:tcW w:type="dxa" w:w="1926"/>
+            <w:shd w:val="clear" w:color="auto" w:fill="F2F6FA"/>
+          </w:tcPr>
+          <w:p>
+            <w:r/>
+            <w:r>
+              <w:rPr>
+                <w:rFonts w:ascii="微软雅黑" w:hAnsi="微软雅黑" w:eastAsia="微软雅黑"/>
+                <w:b w:val="0"/>
+                <w:color w:val="1B2A44"/>
+                <w:sz w:val="19"/>
+              </w:rPr>
+              <w:t>新加坡、越南、印尼、泰国、马来西亚</w:t>
+            </w:r>
+          </w:p>
+        </w:tc>
+        <w:tc>
+          <w:tcPr>
+            <w:tcW w:type="dxa" w:w="1926"/>
+            <w:shd w:val="clear" w:color="auto" w:fill="F2F6FA"/>
+          </w:tcPr>
+          <w:p>
+            <w:r/>
+            <w:r>
+              <w:rPr>
+                <w:rFonts w:ascii="微软雅黑" w:hAnsi="微软雅黑" w:eastAsia="微软雅黑"/>
+                <w:b w:val="0"/>
+                <w:color w:val="1B2A44"/>
+                <w:sz w:val="19"/>
+              </w:rPr>
+              <w:t>AI 内容/伦理监管与行业准入口径说明；本地语言语料、高校/科研院所合作对接</w:t>
+            </w:r>
+          </w:p>
+        </w:tc>
+      </w:tr>
+      <w:tr>
+        <w:tc>
+          <w:tcPr>
+            <w:tcW w:type="dxa" w:w="1926"/>
+          </w:tcPr>
+          <w:p>
+            <w:r/>
+            <w:r>
+              <w:rPr>
+                <w:rFonts w:ascii="微软雅黑" w:hAnsi="微软雅黑" w:eastAsia="微软雅黑"/>
+                <w:b w:val="0"/>
+                <w:color w:val="1B2A44"/>
+                <w:sz w:val="19"/>
+              </w:rPr>
+              <w:t>03</w:t>
+            </w:r>
+          </w:p>
+        </w:tc>
+        <w:tc>
+          <w:tcPr>
+            <w:tcW w:type="dxa" w:w="1926"/>
+          </w:tcPr>
+          <w:p>
+            <w:r/>
+            <w:r>
+              <w:rPr>
+                <w:rFonts w:ascii="微软雅黑" w:hAnsi="微软雅黑" w:eastAsia="微软雅黑"/>
+                <w:b w:val="0"/>
+                <w:color w:val="1B2A44"/>
+                <w:sz w:val="19"/>
+              </w:rPr>
+              <w:t>具身智能与智能制造装备</w:t>
+            </w:r>
+          </w:p>
+        </w:tc>
+        <w:tc>
+          <w:tcPr>
+            <w:tcW w:type="dxa" w:w="1926"/>
+          </w:tcPr>
+          <w:p>
+            <w:r/>
+            <w:r>
+              <w:rPr>
+                <w:rFonts w:ascii="微软雅黑" w:hAnsi="微软雅黑" w:eastAsia="微软雅黑"/>
+                <w:b w:val="0"/>
+                <w:color w:val="1B2A44"/>
+                <w:sz w:val="19"/>
+              </w:rPr>
+              <w:t>苏度、卓益得、傲鲨、清宝引擎</w:t>
+            </w:r>
+          </w:p>
+        </w:tc>
+        <w:tc>
+          <w:tcPr>
+            <w:tcW w:type="dxa" w:w="1926"/>
+          </w:tcPr>
+          <w:p>
+            <w:r/>
+            <w:r>
+              <w:rPr>
+                <w:rFonts w:ascii="微软雅黑" w:hAnsi="微软雅黑" w:eastAsia="微软雅黑"/>
+                <w:b w:val="0"/>
+                <w:color w:val="1B2A44"/>
+                <w:sz w:val="19"/>
+              </w:rPr>
+              <w:t>日本、韩国、越南、泰国、马来西亚、印尼</w:t>
+            </w:r>
+          </w:p>
+        </w:tc>
+        <w:tc>
+          <w:tcPr>
+            <w:tcW w:type="dxa" w:w="1926"/>
+          </w:tcPr>
+          <w:p>
+            <w:r/>
+            <w:r>
+              <w:rPr>
+                <w:rFonts w:ascii="微软雅黑" w:hAnsi="微软雅黑" w:eastAsia="微软雅黑"/>
+                <w:b w:val="0"/>
+                <w:color w:val="1B2A44"/>
+                <w:sz w:val="19"/>
+              </w:rPr>
+              <w:t>进出口、安全与电磁等认证路径（含检测机构）；工业园区示范线、仓储物流与康养场景试点</w:t>
+            </w:r>
+          </w:p>
+        </w:tc>
+      </w:tr>
+      <w:tr>
+        <w:tc>
+          <w:tcPr>
+            <w:tcW w:type="dxa" w:w="1926"/>
+            <w:shd w:val="clear" w:color="auto" w:fill="F2F6FA"/>
+          </w:tcPr>
+          <w:p>
+            <w:r/>
+            <w:r>
+              <w:rPr>
+                <w:rFonts w:ascii="微软雅黑" w:hAnsi="微软雅黑" w:eastAsia="微软雅黑"/>
+                <w:b w:val="0"/>
+                <w:color w:val="1B2A44"/>
+                <w:sz w:val="19"/>
+              </w:rPr>
+              <w:t>04</w:t>
+            </w:r>
+          </w:p>
+        </w:tc>
+        <w:tc>
+          <w:tcPr>
+            <w:tcW w:type="dxa" w:w="1926"/>
+            <w:shd w:val="clear" w:color="auto" w:fill="F2F6FA"/>
+          </w:tcPr>
+          <w:p>
+            <w:r/>
+            <w:r>
+              <w:rPr>
+                <w:rFonts w:ascii="微软雅黑" w:hAnsi="微软雅黑" w:eastAsia="微软雅黑"/>
+                <w:b w:val="0"/>
+                <w:color w:val="1B2A44"/>
+                <w:sz w:val="19"/>
+              </w:rPr>
+              <w:t>智能终端与物理 AI 商业场景</w:t>
+            </w:r>
+          </w:p>
+        </w:tc>
+        <w:tc>
+          <w:tcPr>
+            <w:tcW w:type="dxa" w:w="1926"/>
+            <w:shd w:val="clear" w:color="auto" w:fill="F2F6FA"/>
+          </w:tcPr>
+          <w:p>
+            <w:r/>
+            <w:r>
+              <w:rPr>
+                <w:rFonts w:ascii="微软雅黑" w:hAnsi="微软雅黑" w:eastAsia="微软雅黑"/>
+                <w:b w:val="0"/>
+                <w:color w:val="1B2A44"/>
+                <w:sz w:val="19"/>
+              </w:rPr>
+              <w:t>商米科技</w:t>
+            </w:r>
+          </w:p>
+        </w:tc>
+        <w:tc>
+          <w:tcPr>
+            <w:tcW w:type="dxa" w:w="1926"/>
+            <w:shd w:val="clear" w:color="auto" w:fill="F2F6FA"/>
+          </w:tcPr>
+          <w:p>
+            <w:r/>
+            <w:r>
+              <w:rPr>
+                <w:rFonts w:ascii="微软雅黑" w:hAnsi="微软雅黑" w:eastAsia="微软雅黑"/>
+                <w:b w:val="0"/>
+                <w:color w:val="1B2A44"/>
+                <w:sz w:val="19"/>
+              </w:rPr>
+              <w:t>东南亚重点市场；日韩渠道协同</w:t>
+            </w:r>
+          </w:p>
+        </w:tc>
+        <w:tc>
+          <w:tcPr>
+            <w:tcW w:type="dxa" w:w="1926"/>
+            <w:shd w:val="clear" w:color="auto" w:fill="F2F6FA"/>
+          </w:tcPr>
+          <w:p>
+            <w:r/>
+            <w:r>
+              <w:rPr>
+                <w:rFonts w:ascii="微软雅黑" w:hAnsi="微软雅黑" w:eastAsia="微软雅黑"/>
+                <w:b w:val="0"/>
+                <w:color w:val="1B2A44"/>
+                <w:sz w:val="19"/>
+              </w:rPr>
+              <w:t>零售/餐饮头部连锁与经销商名录；清关、关税与本地售后仓储便利化建议</w:t>
+            </w:r>
+          </w:p>
+        </w:tc>
+      </w:tr>
+      <w:tr>
+        <w:tc>
+          <w:tcPr>
+            <w:tcW w:type="dxa" w:w="1926"/>
+          </w:tcPr>
+          <w:p>
+            <w:r/>
+            <w:r>
+              <w:rPr>
+                <w:rFonts w:ascii="微软雅黑" w:hAnsi="微软雅黑" w:eastAsia="微软雅黑"/>
+                <w:b w:val="0"/>
+                <w:color w:val="1B2A44"/>
+                <w:sz w:val="19"/>
+              </w:rPr>
+              <w:t>05</w:t>
+            </w:r>
+          </w:p>
+        </w:tc>
+        <w:tc>
+          <w:tcPr>
+            <w:tcW w:type="dxa" w:w="1926"/>
+          </w:tcPr>
+          <w:p>
+            <w:r/>
+            <w:r>
+              <w:rPr>
+                <w:rFonts w:ascii="微软雅黑" w:hAnsi="微软雅黑" w:eastAsia="微软雅黑"/>
+                <w:b w:val="0"/>
+                <w:color w:val="1B2A44"/>
+                <w:sz w:val="19"/>
+              </w:rPr>
+              <w:t>低空经济与城市无人系统</w:t>
+            </w:r>
+          </w:p>
+        </w:tc>
+        <w:tc>
+          <w:tcPr>
+            <w:tcW w:type="dxa" w:w="1926"/>
+          </w:tcPr>
+          <w:p>
+            <w:r/>
+            <w:r>
+              <w:rPr>
+                <w:rFonts w:ascii="微软雅黑" w:hAnsi="微软雅黑" w:eastAsia="微软雅黑"/>
+                <w:b w:val="0"/>
+                <w:color w:val="1B2A44"/>
+                <w:sz w:val="19"/>
+              </w:rPr>
+              <w:t>美团无人机（场景方）及生态伙伴</w:t>
+            </w:r>
+          </w:p>
+        </w:tc>
+        <w:tc>
+          <w:tcPr>
+            <w:tcW w:type="dxa" w:w="1926"/>
+          </w:tcPr>
+          <w:p>
+            <w:r/>
+            <w:r>
+              <w:rPr>
+                <w:rFonts w:ascii="微软雅黑" w:hAnsi="微软雅黑" w:eastAsia="微软雅黑"/>
+                <w:b w:val="0"/>
+                <w:color w:val="1B2A44"/>
+                <w:sz w:val="19"/>
+              </w:rPr>
+              <w:t>新加坡、日本、韩国、马来西亚、泰国</w:t>
+            </w:r>
+          </w:p>
+        </w:tc>
+        <w:tc>
+          <w:tcPr>
+            <w:tcW w:type="dxa" w:w="1926"/>
+          </w:tcPr>
+          <w:p>
+            <w:r/>
+            <w:r>
+              <w:rPr>
+                <w:rFonts w:ascii="微软雅黑" w:hAnsi="微软雅黑" w:eastAsia="微软雅黑"/>
+                <w:b w:val="0"/>
+                <w:color w:val="1B2A44"/>
+                <w:sz w:val="19"/>
+              </w:rPr>
+              <w:t>空域法规、试飞许可与保险要求解读；可开放示范航线/园区场景清单</w:t>
+            </w:r>
+          </w:p>
+        </w:tc>
+      </w:tr>
+      <w:tr>
+        <w:tc>
+          <w:tcPr>
+            <w:tcW w:type="dxa" w:w="1926"/>
+            <w:shd w:val="clear" w:color="auto" w:fill="F2F6FA"/>
+          </w:tcPr>
+          <w:p>
+            <w:r/>
+            <w:r>
+              <w:rPr>
+                <w:rFonts w:ascii="微软雅黑" w:hAnsi="微软雅黑" w:eastAsia="微软雅黑"/>
+                <w:b w:val="0"/>
+                <w:color w:val="1B2A44"/>
+                <w:sz w:val="19"/>
+              </w:rPr>
+              <w:t>06</w:t>
+            </w:r>
+          </w:p>
+        </w:tc>
+        <w:tc>
+          <w:tcPr>
+            <w:tcW w:type="dxa" w:w="1926"/>
+            <w:shd w:val="clear" w:color="auto" w:fill="F2F6FA"/>
+          </w:tcPr>
+          <w:p>
+            <w:r/>
+            <w:r>
+              <w:rPr>
+                <w:rFonts w:ascii="微软雅黑" w:hAnsi="微软雅黑" w:eastAsia="微软雅黑"/>
+                <w:b w:val="0"/>
+                <w:color w:val="1B2A44"/>
+                <w:sz w:val="19"/>
+              </w:rPr>
+              <w:t>文旅科技与沉浸体验</w:t>
+            </w:r>
+          </w:p>
+        </w:tc>
+        <w:tc>
+          <w:tcPr>
+            <w:tcW w:type="dxa" w:w="1926"/>
+            <w:shd w:val="clear" w:color="auto" w:fill="F2F6FA"/>
+          </w:tcPr>
+          <w:p>
+            <w:r/>
+            <w:r>
+              <w:rPr>
+                <w:rFonts w:ascii="微软雅黑" w:hAnsi="微软雅黑" w:eastAsia="微软雅黑"/>
+                <w:b w:val="0"/>
+                <w:color w:val="1B2A44"/>
+                <w:sz w:val="19"/>
+              </w:rPr>
+              <w:t>敦煌文旅科技意向方；声网等实时互动协同</w:t>
+            </w:r>
+          </w:p>
+        </w:tc>
+        <w:tc>
+          <w:tcPr>
+            <w:tcW w:type="dxa" w:w="1926"/>
+            <w:shd w:val="clear" w:color="auto" w:fill="F2F6FA"/>
+          </w:tcPr>
+          <w:p>
+            <w:r/>
+            <w:r>
+              <w:rPr>
+                <w:rFonts w:ascii="微软雅黑" w:hAnsi="微软雅黑" w:eastAsia="微软雅黑"/>
+                <w:b w:val="0"/>
+                <w:color w:val="1B2A44"/>
+                <w:sz w:val="19"/>
+              </w:rPr>
+              <w:t>泰国、新加坡、日本、韩国、印尼</w:t>
+            </w:r>
+          </w:p>
+        </w:tc>
+        <w:tc>
+          <w:tcPr>
+            <w:tcW w:type="dxa" w:w="1926"/>
+            <w:shd w:val="clear" w:color="auto" w:fill="F2F6FA"/>
+          </w:tcPr>
+          <w:p>
+            <w:r/>
+            <w:r>
+              <w:rPr>
+                <w:rFonts w:ascii="微软雅黑" w:hAnsi="微软雅黑" w:eastAsia="微软雅黑"/>
+                <w:b w:val="0"/>
+                <w:color w:val="1B2A44"/>
+                <w:sz w:val="19"/>
+              </w:rPr>
+              <w:t>文旅主管部门与头部景区/博物馆对接；IP 授权、内容审查与演出展陈合规指引</w:t>
+            </w:r>
+          </w:p>
+        </w:tc>
+      </w:tr>
+    </w:tbl>
+    <w:p/>
+    <w:p>
+      <w:pPr>
+        <w:pStyle w:val="ListBullet"/>
+        <w:spacing w:after="60"/>
+      </w:pPr>
+      <w:r>
+        <w:rPr>
+          <w:rFonts w:ascii="微软雅黑" w:hAnsi="微软雅黑" w:eastAsia="微软雅黑"/>
+          <w:b w:val="0"/>
+          <w:color w:val="1B2A44"/>
+          <w:sz w:val="21"/>
+        </w:rPr>
+        <w:t>会前：科企联收集企业「一国一页」诉求表，按国别装订给对应总领事。</w:t>
+      </w:r>
+    </w:p>
+    <w:p>
+      <w:pPr>
+        <w:pStyle w:val="ListBullet"/>
+        <w:spacing w:after="60"/>
+      </w:pPr>
+      <w:r>
+        <w:rPr>
+          <w:rFonts w:ascii="微软雅黑" w:hAnsi="微软雅黑" w:eastAsia="微软雅黑"/>
+          <w:b w:val="0"/>
+          <w:color w:val="1B2A44"/>
+          <w:sz w:val="21"/>
+        </w:rPr>
+        <w:t>会上：分论坛 C 按国别分桌；每桌固定 1 名领事 + 2–3 家对口企业。</w:t>
+      </w:r>
+    </w:p>
+    <w:p>
+      <w:pPr>
+        <w:pStyle w:val="ListBullet"/>
+        <w:spacing w:after="60"/>
+      </w:pPr>
+      <w:r>
+        <w:rPr>
+          <w:rFonts w:ascii="微软雅黑" w:hAnsi="微软雅黑" w:eastAsia="微软雅黑"/>
+          <w:b w:val="0"/>
+          <w:color w:val="1B2A44"/>
+          <w:sz w:val="21"/>
+        </w:rPr>
+        <w:t>会后 14 日内：形成《领事承诺/转介事项清单》，由外事组跟踪闭环。</w:t>
+      </w:r>
+    </w:p>
+    <w:p>
+      <w:pPr>
         <w:pStyle w:val="Heading1"/>
       </w:pPr>
       <w:r>
@@ -9272,7 +9989,7 @@
                 <w:color w:val="1B2A44"/>
                 <w:sz w:val="19"/>
               </w:rPr>
-              <w:t>分国别对接桌：领事×出海企业</w:t>
+              <w:t>国别分桌：行业方向×当地支持（见领事专报）</w:t>
             </w:r>
           </w:p>
         </w:tc>
